--- a/06_manuscript/manuscript_v4_full.docx
+++ b/06_manuscript/manuscript_v4_full.docx
@@ -6927,13 +6927,1840 @@
         <w:pStyle w:val="BodyText"/>
       </w:pPr>
       <w:r>
-        <w:t xml:space="preserve">Ding, C., Hu, Y., Li, C. &amp; Jiang, Z. (2022) A dataset on the traits of</w:t>
-      </w:r>
-      <w:r>
-        <w:t xml:space="preserve"> </w:t>
-      </w:r>
-      <w:r>
-        <w:t xml:space="preserve">terrestrial mammals in China.</w:t>
+        <w:t xml:space="preserve">Ding, C., Hu, Y., Li, C. &amp; Jiang, Z. (2022) A dataset on the morphological,</w:t>
+      </w:r>
+      <w:r>
+        <w:t xml:space="preserve"> </w:t>
+      </w:r>
+      <w:r>
+        <w:t xml:space="preserve">life-history and ecological traits of the mammals in China.</w:t>
+      </w:r>
+      <w:r>
+        <w:t xml:space="preserve"> </w:t>
+      </w:r>
+      <w:r>
+        <w:rPr>
+          <w:i/>
+          <w:iCs/>
+        </w:rPr>
+        <w:t xml:space="preserve">Biodiversity</w:t>
+      </w:r>
+      <w:r>
+        <w:rPr>
+          <w:i/>
+          <w:iCs/>
+        </w:rPr>
+        <w:t xml:space="preserve"> </w:t>
+      </w:r>
+      <w:r>
+        <w:rPr>
+          <w:i/>
+          <w:iCs/>
+        </w:rPr>
+        <w:t xml:space="preserve">Science</w:t>
+      </w:r>
+      <w:r>
+        <w:t xml:space="preserve"> </w:t>
+      </w:r>
+      <w:r>
+        <w:t xml:space="preserve">30, 21520. </w:t>
+      </w:r>
+      <w:r>
+        <w:rPr>
+          <w:rFonts w:hint="eastAsia"/>
+        </w:rPr>
+        <w:t xml:space="preserve">[丁晨晨等]</w:t>
+      </w:r>
+    </w:p>
+    <w:p>
+      <w:pPr>
+        <w:pStyle w:val="BodyText"/>
+      </w:pPr>
+      <w:r>
+        <w:t xml:space="preserve">Dormann, C.F. et al. (2007) Methods to account for spatial autocorrelation in</w:t>
+      </w:r>
+      <w:r>
+        <w:t xml:space="preserve"> </w:t>
+      </w:r>
+      <w:r>
+        <w:t xml:space="preserve">the analysis of species distributional data: a review.</w:t>
+      </w:r>
+      <w:r>
+        <w:t xml:space="preserve"> </w:t>
+      </w:r>
+      <w:r>
+        <w:rPr>
+          <w:i/>
+          <w:iCs/>
+        </w:rPr>
+        <w:t xml:space="preserve">Ecography</w:t>
+      </w:r>
+      <w:r>
+        <w:t xml:space="preserve"> </w:t>
+      </w:r>
+      <w:r>
+        <w:t xml:space="preserve">30,</w:t>
+      </w:r>
+      <w:r>
+        <w:t xml:space="preserve"> </w:t>
+      </w:r>
+      <w:r>
+        <w:t xml:space="preserve">609–628.</w:t>
+      </w:r>
+    </w:p>
+    <w:p>
+      <w:pPr>
+        <w:pStyle w:val="BodyText"/>
+      </w:pPr>
+      <w:r>
+        <w:t xml:space="preserve">Dray, S. &amp; Dufour, A.-B. (2007) The ade4 package: implementing the duality</w:t>
+      </w:r>
+      <w:r>
+        <w:t xml:space="preserve"> </w:t>
+      </w:r>
+      <w:r>
+        <w:t xml:space="preserve">diagram for ecologists.</w:t>
+      </w:r>
+      <w:r>
+        <w:t xml:space="preserve"> </w:t>
+      </w:r>
+      <w:r>
+        <w:rPr>
+          <w:i/>
+          <w:iCs/>
+        </w:rPr>
+        <w:t xml:space="preserve">Journal of Statistical Software</w:t>
+      </w:r>
+      <w:r>
+        <w:t xml:space="preserve"> </w:t>
+      </w:r>
+      <w:r>
+        <w:t xml:space="preserve">22(4), 1–20.</w:t>
+      </w:r>
+    </w:p>
+    <w:p>
+      <w:pPr>
+        <w:pStyle w:val="BodyText"/>
+      </w:pPr>
+      <w:r>
+        <w:t xml:space="preserve">Dray, S. &amp; Legendre, P. (2008) Testing the species traits–environment</w:t>
+      </w:r>
+      <w:r>
+        <w:t xml:space="preserve"> </w:t>
+      </w:r>
+      <w:r>
+        <w:t xml:space="preserve">relationships: the fourth-corner problem revisited.</w:t>
+      </w:r>
+      <w:r>
+        <w:t xml:space="preserve"> </w:t>
+      </w:r>
+      <w:r>
+        <w:rPr>
+          <w:i/>
+          <w:iCs/>
+        </w:rPr>
+        <w:t xml:space="preserve">Ecology</w:t>
+      </w:r>
+      <w:r>
+        <w:t xml:space="preserve"> </w:t>
+      </w:r>
+      <w:r>
+        <w:t xml:space="preserve">89, 3400–3412.</w:t>
+      </w:r>
+    </w:p>
+    <w:p>
+      <w:pPr>
+        <w:pStyle w:val="BodyText"/>
+      </w:pPr>
+      <w:r>
+        <w:t xml:space="preserve">Etard, A., Morrill, S. &amp; Newbold, T. (2020) Global gaps in trait data for</w:t>
+      </w:r>
+      <w:r>
+        <w:t xml:space="preserve"> </w:t>
+      </w:r>
+      <w:r>
+        <w:t xml:space="preserve">terrestrial vertebrates.</w:t>
+      </w:r>
+      <w:r>
+        <w:t xml:space="preserve"> </w:t>
+      </w:r>
+      <w:r>
+        <w:rPr>
+          <w:i/>
+          <w:iCs/>
+        </w:rPr>
+        <w:t xml:space="preserve">Global Ecology and Biogeography</w:t>
+      </w:r>
+      <w:r>
+        <w:t xml:space="preserve"> </w:t>
+      </w:r>
+      <w:r>
+        <w:t xml:space="preserve">29, 2143–2158.</w:t>
+      </w:r>
+    </w:p>
+    <w:p>
+      <w:pPr>
+        <w:pStyle w:val="BodyText"/>
+      </w:pPr>
+      <w:r>
+        <w:t xml:space="preserve">Etard, A. &amp; Newbold, T. (2024) Species-level correlates of land-use responses</w:t>
+      </w:r>
+      <w:r>
+        <w:t xml:space="preserve"> </w:t>
+      </w:r>
+      <w:r>
+        <w:t xml:space="preserve">and climate-change sensitivity in terrestrial vertebrates.</w:t>
+      </w:r>
+      <w:r>
+        <w:t xml:space="preserve"> </w:t>
+      </w:r>
+      <w:r>
+        <w:rPr>
+          <w:i/>
+          <w:iCs/>
+        </w:rPr>
+        <w:t xml:space="preserve">Conservation</w:t>
+      </w:r>
+      <w:r>
+        <w:rPr>
+          <w:i/>
+          <w:iCs/>
+        </w:rPr>
+        <w:t xml:space="preserve"> </w:t>
+      </w:r>
+      <w:r>
+        <w:rPr>
+          <w:i/>
+          <w:iCs/>
+        </w:rPr>
+        <w:t xml:space="preserve">Biology</w:t>
+      </w:r>
+      <w:r>
+        <w:t xml:space="preserve"> </w:t>
+      </w:r>
+      <w:r>
+        <w:t xml:space="preserve">38, e14208.</w:t>
+      </w:r>
+    </w:p>
+    <w:p>
+      <w:pPr>
+        <w:pStyle w:val="BodyText"/>
+      </w:pPr>
+      <w:r>
+        <w:t xml:space="preserve">Fick, S.E. &amp; Hijmans, R.J. (2017) WorldClim 2: new 1-km spatial resolution</w:t>
+      </w:r>
+      <w:r>
+        <w:t xml:space="preserve"> </w:t>
+      </w:r>
+      <w:r>
+        <w:t xml:space="preserve">climate surfaces for global land areas.</w:t>
+      </w:r>
+      <w:r>
+        <w:t xml:space="preserve"> </w:t>
+      </w:r>
+      <w:r>
+        <w:rPr>
+          <w:i/>
+          <w:iCs/>
+        </w:rPr>
+        <w:t xml:space="preserve">International Journal of Climatology</w:t>
+      </w:r>
+      <w:r>
+        <w:t xml:space="preserve"> </w:t>
+      </w:r>
+      <w:r>
+        <w:t xml:space="preserve">37, 4302–4315.</w:t>
+      </w:r>
+    </w:p>
+    <w:p>
+      <w:pPr>
+        <w:pStyle w:val="BodyText"/>
+      </w:pPr>
+      <w:r>
+        <w:t xml:space="preserve">Gotelli, N.J. (2000) Null model analysis of species co-occurrence patterns.</w:t>
+      </w:r>
+      <w:r>
+        <w:t xml:space="preserve"> </w:t>
+      </w:r>
+      <w:r>
+        <w:rPr>
+          <w:i/>
+          <w:iCs/>
+        </w:rPr>
+        <w:t xml:space="preserve">Ecology</w:t>
+      </w:r>
+      <w:r>
+        <w:t xml:space="preserve"> </w:t>
+      </w:r>
+      <w:r>
+        <w:t xml:space="preserve">81, 2606–2621.</w:t>
+      </w:r>
+    </w:p>
+    <w:p>
+      <w:pPr>
+        <w:pStyle w:val="BodyText"/>
+      </w:pPr>
+      <w:r>
+        <w:t xml:space="preserve">Hawkins, B.A. et al. (2003) Energy, water, and broad-scale geographic patterns</w:t>
+      </w:r>
+      <w:r>
+        <w:t xml:space="preserve"> </w:t>
+      </w:r>
+      <w:r>
+        <w:t xml:space="preserve">of species richness.</w:t>
+      </w:r>
+      <w:r>
+        <w:t xml:space="preserve"> </w:t>
+      </w:r>
+      <w:r>
+        <w:rPr>
+          <w:i/>
+          <w:iCs/>
+        </w:rPr>
+        <w:t xml:space="preserve">Ecology</w:t>
+      </w:r>
+      <w:r>
+        <w:t xml:space="preserve"> </w:t>
+      </w:r>
+      <w:r>
+        <w:t xml:space="preserve">84, 3105–3117.</w:t>
+      </w:r>
+    </w:p>
+    <w:p>
+      <w:pPr>
+        <w:pStyle w:val="BodyText"/>
+      </w:pPr>
+      <w:r>
+        <w:t xml:space="preserve">Hawkins, B.A., Leroy, B., Rodríguez, M.Á., Singer, A., Vilela, B., Villalobos,</w:t>
+      </w:r>
+      <w:r>
+        <w:t xml:space="preserve"> </w:t>
+      </w:r>
+      <w:r>
+        <w:t xml:space="preserve">F., Wang, X. &amp; Zelený, D. (2017) Structural bias in aggregated species-level</w:t>
+      </w:r>
+      <w:r>
+        <w:t xml:space="preserve"> </w:t>
+      </w:r>
+      <w:r>
+        <w:t xml:space="preserve">variables driven by repeated species co-occurrences: a pervasive problem in</w:t>
+      </w:r>
+      <w:r>
+        <w:t xml:space="preserve"> </w:t>
+      </w:r>
+      <w:r>
+        <w:t xml:space="preserve">community and assemblage data.</w:t>
+      </w:r>
+      <w:r>
+        <w:t xml:space="preserve"> </w:t>
+      </w:r>
+      <w:r>
+        <w:rPr>
+          <w:i/>
+          <w:iCs/>
+        </w:rPr>
+        <w:t xml:space="preserve">Journal of Biogeography</w:t>
+      </w:r>
+      <w:r>
+        <w:t xml:space="preserve"> </w:t>
+      </w:r>
+      <w:r>
+        <w:t xml:space="preserve">44, 1199–1211.</w:t>
+      </w:r>
+    </w:p>
+    <w:p>
+      <w:pPr>
+        <w:pStyle w:val="BodyText"/>
+      </w:pPr>
+      <w:r>
+        <w:t xml:space="preserve">Healy, K., Ezard, T.H.G., Jones, O.R., Salguero-Gómez, R. &amp; Buckley, Y.M.</w:t>
+      </w:r>
+      <w:r>
+        <w:t xml:space="preserve"> </w:t>
+      </w:r>
+      <w:r>
+        <w:t xml:space="preserve">(2019) Animal life history is shaped by the pace of life and the distribution</w:t>
+      </w:r>
+      <w:r>
+        <w:t xml:space="preserve"> </w:t>
+      </w:r>
+      <w:r>
+        <w:t xml:space="preserve">of age-specific mortality and reproduction.</w:t>
+      </w:r>
+      <w:r>
+        <w:t xml:space="preserve"> </w:t>
+      </w:r>
+      <w:r>
+        <w:rPr>
+          <w:i/>
+          <w:iCs/>
+        </w:rPr>
+        <w:t xml:space="preserve">Nature Ecology &amp; Evolution</w:t>
+      </w:r>
+      <w:r>
+        <w:t xml:space="preserve"> </w:t>
+      </w:r>
+      <w:r>
+        <w:t xml:space="preserve">3,</w:t>
+      </w:r>
+      <w:r>
+        <w:t xml:space="preserve"> </w:t>
+      </w:r>
+      <w:r>
+        <w:t xml:space="preserve">1217–1224.</w:t>
+      </w:r>
+    </w:p>
+    <w:p>
+      <w:pPr>
+        <w:pStyle w:val="BodyText"/>
+      </w:pPr>
+      <w:r>
+        <w:t xml:space="preserve">Huang, M., Huang, G., Fan, H. &amp; Wei, F. (2023) Influence of Last Glacial</w:t>
+      </w:r>
+      <w:r>
+        <w:t xml:space="preserve"> </w:t>
+      </w:r>
+      <w:r>
+        <w:t xml:space="preserve">Maximum legacies on functional diversity and community assembly of extant</w:t>
+      </w:r>
+      <w:r>
+        <w:t xml:space="preserve"> </w:t>
+      </w:r>
+      <w:r>
+        <w:t xml:space="preserve">Chinese terrestrial vertebrates.</w:t>
+      </w:r>
+      <w:r>
+        <w:t xml:space="preserve"> </w:t>
+      </w:r>
+      <w:r>
+        <w:rPr>
+          <w:i/>
+          <w:iCs/>
+        </w:rPr>
+        <w:t xml:space="preserve">The Innovation</w:t>
+      </w:r>
+      <w:r>
+        <w:t xml:space="preserve"> </w:t>
+      </w:r>
+      <w:r>
+        <w:t xml:space="preserve">4, 100379.</w:t>
+      </w:r>
+    </w:p>
+    <w:p>
+      <w:pPr>
+        <w:pStyle w:val="BodyText"/>
+      </w:pPr>
+      <w:r>
+        <w:t xml:space="preserve">Huey, R.B. &amp; Kingsolver, J.G. (1989) Evolution of thermal sensitivity of</w:t>
+      </w:r>
+      <w:r>
+        <w:t xml:space="preserve"> </w:t>
+      </w:r>
+      <w:r>
+        <w:t xml:space="preserve">ectotherm performance.</w:t>
+      </w:r>
+      <w:r>
+        <w:t xml:space="preserve"> </w:t>
+      </w:r>
+      <w:r>
+        <w:rPr>
+          <w:i/>
+          <w:iCs/>
+        </w:rPr>
+        <w:t xml:space="preserve">Trends in Ecology &amp; Evolution</w:t>
+      </w:r>
+      <w:r>
+        <w:t xml:space="preserve"> </w:t>
+      </w:r>
+      <w:r>
+        <w:t xml:space="preserve">4, 131–135.</w:t>
+      </w:r>
+    </w:p>
+    <w:p>
+      <w:pPr>
+        <w:pStyle w:val="BodyText"/>
+      </w:pPr>
+      <w:r>
+        <w:t xml:space="preserve">IUCN (2024) The IUCN Red List of Threatened Species, spatial data. IUCN,</w:t>
+      </w:r>
+      <w:r>
+        <w:t xml:space="preserve"> </w:t>
+      </w:r>
+      <w:r>
+        <w:t xml:space="preserve">Gland. https://www.iucnredlist.org</w:t>
+      </w:r>
+    </w:p>
+    <w:p>
+      <w:pPr>
+        <w:pStyle w:val="BodyText"/>
+      </w:pPr>
+      <w:r>
+        <w:t xml:space="preserve">Janzen, D.H. (1967) Why mountain passes are higher in the tropics.</w:t>
+      </w:r>
+      <w:r>
+        <w:t xml:space="preserve"> </w:t>
+      </w:r>
+      <w:r>
+        <w:rPr>
+          <w:i/>
+          <w:iCs/>
+        </w:rPr>
+        <w:t xml:space="preserve">The</w:t>
+      </w:r>
+      <w:r>
+        <w:rPr>
+          <w:i/>
+          <w:iCs/>
+        </w:rPr>
+        <w:t xml:space="preserve"> </w:t>
+      </w:r>
+      <w:r>
+        <w:rPr>
+          <w:i/>
+          <w:iCs/>
+        </w:rPr>
+        <w:t xml:space="preserve">American Naturalist</w:t>
+      </w:r>
+      <w:r>
+        <w:t xml:space="preserve"> </w:t>
+      </w:r>
+      <w:r>
+        <w:t xml:space="preserve">101, 233–249.</w:t>
+      </w:r>
+    </w:p>
+    <w:p>
+      <w:pPr>
+        <w:pStyle w:val="BodyText"/>
+      </w:pPr>
+      <w:r>
+        <w:t xml:space="preserve">Jenkins, C.N., Pimm, S.L. &amp; Joppa, L.N. (2013) Global patterns of terrestrial</w:t>
+      </w:r>
+      <w:r>
+        <w:t xml:space="preserve"> </w:t>
+      </w:r>
+      <w:r>
+        <w:t xml:space="preserve">vertebrate diversity and conservation.</w:t>
+      </w:r>
+      <w:r>
+        <w:t xml:space="preserve"> </w:t>
+      </w:r>
+      <w:r>
+        <w:rPr>
+          <w:i/>
+          <w:iCs/>
+        </w:rPr>
+        <w:t xml:space="preserve">Proceedings of the National Academy of</w:t>
+      </w:r>
+      <w:r>
+        <w:rPr>
+          <w:i/>
+          <w:iCs/>
+        </w:rPr>
+        <w:t xml:space="preserve"> </w:t>
+      </w:r>
+      <w:r>
+        <w:rPr>
+          <w:i/>
+          <w:iCs/>
+        </w:rPr>
+        <w:t xml:space="preserve">Sciences USA</w:t>
+      </w:r>
+      <w:r>
+        <w:t xml:space="preserve"> </w:t>
+      </w:r>
+      <w:r>
+        <w:t xml:space="preserve">110, E2602–E2610.</w:t>
+      </w:r>
+    </w:p>
+    <w:p>
+      <w:pPr>
+        <w:pStyle w:val="BodyText"/>
+      </w:pPr>
+      <w:r>
+        <w:t xml:space="preserve">Kearney, M. &amp; Porter, W. (2009) Mechanistic niche modelling: combining</w:t>
+      </w:r>
+      <w:r>
+        <w:t xml:space="preserve"> </w:t>
+      </w:r>
+      <w:r>
+        <w:t xml:space="preserve">physiological and spatial data to predict species’ ranges.</w:t>
+      </w:r>
+      <w:r>
+        <w:t xml:space="preserve"> </w:t>
+      </w:r>
+      <w:r>
+        <w:rPr>
+          <w:i/>
+          <w:iCs/>
+        </w:rPr>
+        <w:t xml:space="preserve">Ecology Letters</w:t>
+      </w:r>
+      <w:r>
+        <w:t xml:space="preserve"> </w:t>
+      </w:r>
+      <w:r>
+        <w:t xml:space="preserve">12, 334–350.</w:t>
+      </w:r>
+    </w:p>
+    <w:p>
+      <w:pPr>
+        <w:pStyle w:val="BodyText"/>
+      </w:pPr>
+      <w:r>
+        <w:t xml:space="preserve">Keddy, P.A. (1992) Assembly and response rules: two goals for predictive</w:t>
+      </w:r>
+      <w:r>
+        <w:t xml:space="preserve"> </w:t>
+      </w:r>
+      <w:r>
+        <w:t xml:space="preserve">community ecology.</w:t>
+      </w:r>
+      <w:r>
+        <w:t xml:space="preserve"> </w:t>
+      </w:r>
+      <w:r>
+        <w:rPr>
+          <w:i/>
+          <w:iCs/>
+        </w:rPr>
+        <w:t xml:space="preserve">Journal of Vegetation Science</w:t>
+      </w:r>
+      <w:r>
+        <w:t xml:space="preserve"> </w:t>
+      </w:r>
+      <w:r>
+        <w:t xml:space="preserve">3, 157–164.</w:t>
+      </w:r>
+    </w:p>
+    <w:p>
+      <w:pPr>
+        <w:pStyle w:val="BodyText"/>
+      </w:pPr>
+      <w:r>
+        <w:t xml:space="preserve">Kerr, J.T. &amp; Packer, L. (1997) Habitat heterogeneity as a determinant of</w:t>
+      </w:r>
+      <w:r>
+        <w:t xml:space="preserve"> </w:t>
+      </w:r>
+      <w:r>
+        <w:t xml:space="preserve">mammal species richness in high-energy regions.</w:t>
+      </w:r>
+      <w:r>
+        <w:t xml:space="preserve"> </w:t>
+      </w:r>
+      <w:r>
+        <w:rPr>
+          <w:i/>
+          <w:iCs/>
+        </w:rPr>
+        <w:t xml:space="preserve">Nature</w:t>
+      </w:r>
+      <w:r>
+        <w:t xml:space="preserve"> </w:t>
+      </w:r>
+      <w:r>
+        <w:t xml:space="preserve">385, 252–254.</w:t>
+      </w:r>
+    </w:p>
+    <w:p>
+      <w:pPr>
+        <w:pStyle w:val="BodyText"/>
+      </w:pPr>
+      <w:r>
+        <w:t xml:space="preserve">Khaliq, I., Hof, C., Prinzinger, R., Böhning-Gaese, K. &amp; Pfenninger, M. (2014)</w:t>
+      </w:r>
+      <w:r>
+        <w:t xml:space="preserve"> </w:t>
+      </w:r>
+      <w:r>
+        <w:t xml:space="preserve">Global variation in thermal tolerances and vulnerability of endotherms to</w:t>
+      </w:r>
+      <w:r>
+        <w:t xml:space="preserve"> </w:t>
+      </w:r>
+      <w:r>
+        <w:t xml:space="preserve">climate change.</w:t>
+      </w:r>
+      <w:r>
+        <w:t xml:space="preserve"> </w:t>
+      </w:r>
+      <w:r>
+        <w:rPr>
+          <w:i/>
+          <w:iCs/>
+        </w:rPr>
+        <w:t xml:space="preserve">Proceedings of the Royal Society B</w:t>
+      </w:r>
+      <w:r>
+        <w:t xml:space="preserve"> </w:t>
+      </w:r>
+      <w:r>
+        <w:t xml:space="preserve">281, 20141097.</w:t>
+      </w:r>
+    </w:p>
+    <w:p>
+      <w:pPr>
+        <w:pStyle w:val="BodyText"/>
+      </w:pPr>
+      <w:r>
+        <w:t xml:space="preserve">Kissling, W.D. &amp; Carl, G. (2008) Spatial autocorrelation and the selection of</w:t>
+      </w:r>
+      <w:r>
+        <w:t xml:space="preserve"> </w:t>
+      </w:r>
+      <w:r>
+        <w:t xml:space="preserve">simultaneous autoregressive models.</w:t>
+      </w:r>
+      <w:r>
+        <w:t xml:space="preserve"> </w:t>
+      </w:r>
+      <w:r>
+        <w:rPr>
+          <w:i/>
+          <w:iCs/>
+        </w:rPr>
+        <w:t xml:space="preserve">Global Ecology and Biogeography</w:t>
+      </w:r>
+      <w:r>
+        <w:t xml:space="preserve"> </w:t>
+      </w:r>
+      <w:r>
+        <w:t xml:space="preserve">17,</w:t>
+      </w:r>
+      <w:r>
+        <w:t xml:space="preserve"> </w:t>
+      </w:r>
+      <w:r>
+        <w:t xml:space="preserve">59–71.</w:t>
+      </w:r>
+    </w:p>
+    <w:p>
+      <w:pPr>
+        <w:pStyle w:val="BodyText"/>
+      </w:pPr>
+      <w:r>
+        <w:t xml:space="preserve">Kraft, N.J.B., Adler, P.B., Godoy, O., James, E.C., Fuller, S. &amp; Levine, J.M.</w:t>
+      </w:r>
+      <w:r>
+        <w:t xml:space="preserve"> </w:t>
+      </w:r>
+      <w:r>
+        <w:t xml:space="preserve">(2015) Community assembly, coexistence and the environmental filtering</w:t>
+      </w:r>
+      <w:r>
+        <w:t xml:space="preserve"> </w:t>
+      </w:r>
+      <w:r>
+        <w:t xml:space="preserve">metaphor.</w:t>
+      </w:r>
+      <w:r>
+        <w:t xml:space="preserve"> </w:t>
+      </w:r>
+      <w:r>
+        <w:rPr>
+          <w:i/>
+          <w:iCs/>
+        </w:rPr>
+        <w:t xml:space="preserve">Functional Ecology</w:t>
+      </w:r>
+      <w:r>
+        <w:t xml:space="preserve"> </w:t>
+      </w:r>
+      <w:r>
+        <w:t xml:space="preserve">29, 592–599.</w:t>
+      </w:r>
+    </w:p>
+    <w:p>
+      <w:pPr>
+        <w:pStyle w:val="BodyText"/>
+      </w:pPr>
+      <w:r>
+        <w:t xml:space="preserve">Kukkala, A.S. &amp; Moilanen, A. (2013) Core concepts of spatial prioritisation in</w:t>
+      </w:r>
+      <w:r>
+        <w:t xml:space="preserve"> </w:t>
+      </w:r>
+      <w:r>
+        <w:t xml:space="preserve">systematic conservation planning.</w:t>
+      </w:r>
+      <w:r>
+        <w:t xml:space="preserve"> </w:t>
+      </w:r>
+      <w:r>
+        <w:rPr>
+          <w:i/>
+          <w:iCs/>
+        </w:rPr>
+        <w:t xml:space="preserve">Biological Reviews</w:t>
+      </w:r>
+      <w:r>
+        <w:t xml:space="preserve"> </w:t>
+      </w:r>
+      <w:r>
+        <w:t xml:space="preserve">88, 443–464.</w:t>
+      </w:r>
+    </w:p>
+    <w:p>
+      <w:pPr>
+        <w:pStyle w:val="BodyText"/>
+      </w:pPr>
+      <w:r>
+        <w:t xml:space="preserve">Laliberté, E. &amp; Legendre, P. (2010) A distance-based framework for measuring</w:t>
+      </w:r>
+      <w:r>
+        <w:t xml:space="preserve"> </w:t>
+      </w:r>
+      <w:r>
+        <w:t xml:space="preserve">functional diversity from multiple traits.</w:t>
+      </w:r>
+      <w:r>
+        <w:t xml:space="preserve"> </w:t>
+      </w:r>
+      <w:r>
+        <w:rPr>
+          <w:i/>
+          <w:iCs/>
+        </w:rPr>
+        <w:t xml:space="preserve">Ecology</w:t>
+      </w:r>
+      <w:r>
+        <w:t xml:space="preserve"> </w:t>
+      </w:r>
+      <w:r>
+        <w:t xml:space="preserve">91, 299–305.</w:t>
+      </w:r>
+    </w:p>
+    <w:p>
+      <w:pPr>
+        <w:pStyle w:val="BodyText"/>
+      </w:pPr>
+      <w:r>
+        <w:t xml:space="preserve">Lamanna, C. et al. (2014) Functional trait space and the latitudinal diversity</w:t>
+      </w:r>
+      <w:r>
+        <w:t xml:space="preserve"> </w:t>
+      </w:r>
+      <w:r>
+        <w:t xml:space="preserve">gradient.</w:t>
+      </w:r>
+      <w:r>
+        <w:t xml:space="preserve"> </w:t>
+      </w:r>
+      <w:r>
+        <w:rPr>
+          <w:i/>
+          <w:iCs/>
+        </w:rPr>
+        <w:t xml:space="preserve">Proceedings of the National Academy of Sciences USA</w:t>
+      </w:r>
+      <w:r>
+        <w:t xml:space="preserve"> </w:t>
+      </w:r>
+      <w:r>
+        <w:t xml:space="preserve">111,</w:t>
+      </w:r>
+      <w:r>
+        <w:t xml:space="preserve"> </w:t>
+      </w:r>
+      <w:r>
+        <w:t xml:space="preserve">13745–13750.</w:t>
+      </w:r>
+    </w:p>
+    <w:p>
+      <w:pPr>
+        <w:pStyle w:val="BodyText"/>
+      </w:pPr>
+      <w:r>
+        <w:t xml:space="preserve">Lavorel, S. &amp; Garnier, E. (2002) Predicting changes in community composition</w:t>
+      </w:r>
+      <w:r>
+        <w:t xml:space="preserve"> </w:t>
+      </w:r>
+      <w:r>
+        <w:t xml:space="preserve">and ecosystem functioning from plant traits: revisiting the Holy Grail.</w:t>
+      </w:r>
+      <w:r>
+        <w:t xml:space="preserve"> </w:t>
+      </w:r>
+      <w:r>
+        <w:rPr>
+          <w:i/>
+          <w:iCs/>
+        </w:rPr>
+        <w:t xml:space="preserve">Functional Ecology</w:t>
+      </w:r>
+      <w:r>
+        <w:t xml:space="preserve"> </w:t>
+      </w:r>
+      <w:r>
+        <w:t xml:space="preserve">16, 545–556.</w:t>
+      </w:r>
+    </w:p>
+    <w:p>
+      <w:pPr>
+        <w:pStyle w:val="BodyText"/>
+      </w:pPr>
+      <w:r>
+        <w:t xml:space="preserve">Legendre, P. (1993) Spatial autocorrelation: trouble or new paradigm?</w:t>
+      </w:r>
+      <w:r>
+        <w:t xml:space="preserve"> </w:t>
+      </w:r>
+      <w:r>
+        <w:rPr>
+          <w:i/>
+          <w:iCs/>
+        </w:rPr>
+        <w:t xml:space="preserve">Ecology</w:t>
+      </w:r>
+      <w:r>
+        <w:t xml:space="preserve"> </w:t>
+      </w:r>
+      <w:r>
+        <w:t xml:space="preserve">74, 1659–1673.</w:t>
+      </w:r>
+    </w:p>
+    <w:p>
+      <w:pPr>
+        <w:pStyle w:val="BodyText"/>
+      </w:pPr>
+      <w:r>
+        <w:t xml:space="preserve">Luedtke, J.A. et al. (2023) Ongoing declines for the world’s amphibians in the</w:t>
+      </w:r>
+      <w:r>
+        <w:t xml:space="preserve"> </w:t>
+      </w:r>
+      <w:r>
+        <w:t xml:space="preserve">face of emerging threats.</w:t>
+      </w:r>
+      <w:r>
+        <w:t xml:space="preserve"> </w:t>
+      </w:r>
+      <w:r>
+        <w:rPr>
+          <w:i/>
+          <w:iCs/>
+        </w:rPr>
+        <w:t xml:space="preserve">Nature</w:t>
+      </w:r>
+      <w:r>
+        <w:t xml:space="preserve"> </w:t>
+      </w:r>
+      <w:r>
+        <w:t xml:space="preserve">622, 308–314.</w:t>
+      </w:r>
+    </w:p>
+    <w:p>
+      <w:pPr>
+        <w:pStyle w:val="BodyText"/>
+      </w:pPr>
+      <w:r>
+        <w:t xml:space="preserve">Margules, C.R. &amp; Pressey, R.L. (2000) Systematic conservation planning.</w:t>
+      </w:r>
+      <w:r>
+        <w:t xml:space="preserve"> </w:t>
+      </w:r>
+      <w:r>
+        <w:rPr>
+          <w:i/>
+          <w:iCs/>
+        </w:rPr>
+        <w:t xml:space="preserve">Nature</w:t>
+      </w:r>
+      <w:r>
+        <w:t xml:space="preserve"> </w:t>
+      </w:r>
+      <w:r>
+        <w:t xml:space="preserve">405, 243–253.</w:t>
+      </w:r>
+    </w:p>
+    <w:p>
+      <w:pPr>
+        <w:pStyle w:val="BodyText"/>
+      </w:pPr>
+      <w:r>
+        <w:t xml:space="preserve">Mason, N.W.H., Mouillot, D., Lee, W.G. &amp; Wilson, J.B. (2005) Functional</w:t>
+      </w:r>
+      <w:r>
+        <w:t xml:space="preserve"> </w:t>
+      </w:r>
+      <w:r>
+        <w:t xml:space="preserve">richness, functional evenness and functional divergence: the primary</w:t>
+      </w:r>
+      <w:r>
+        <w:t xml:space="preserve"> </w:t>
+      </w:r>
+      <w:r>
+        <w:t xml:space="preserve">components of functional diversity.</w:t>
+      </w:r>
+      <w:r>
+        <w:t xml:space="preserve"> </w:t>
+      </w:r>
+      <w:r>
+        <w:rPr>
+          <w:i/>
+          <w:iCs/>
+        </w:rPr>
+        <w:t xml:space="preserve">Oikos</w:t>
+      </w:r>
+      <w:r>
+        <w:t xml:space="preserve"> </w:t>
+      </w:r>
+      <w:r>
+        <w:t xml:space="preserve">111, 112–118.</w:t>
+      </w:r>
+    </w:p>
+    <w:p>
+      <w:pPr>
+        <w:pStyle w:val="BodyText"/>
+      </w:pPr>
+      <w:r>
+        <w:t xml:space="preserve">Maxwell, S.L. et al. (2020) Area-based conservation in the twenty-first</w:t>
+      </w:r>
+      <w:r>
+        <w:t xml:space="preserve"> </w:t>
+      </w:r>
+      <w:r>
+        <w:t xml:space="preserve">century.</w:t>
+      </w:r>
+      <w:r>
+        <w:t xml:space="preserve"> </w:t>
+      </w:r>
+      <w:r>
+        <w:rPr>
+          <w:i/>
+          <w:iCs/>
+        </w:rPr>
+        <w:t xml:space="preserve">Nature</w:t>
+      </w:r>
+      <w:r>
+        <w:t xml:space="preserve"> </w:t>
+      </w:r>
+      <w:r>
+        <w:t xml:space="preserve">586, 217–227.</w:t>
+      </w:r>
+    </w:p>
+    <w:p>
+      <w:pPr>
+        <w:pStyle w:val="BodyText"/>
+      </w:pPr>
+      <w:r>
+        <w:t xml:space="preserve">McGill, B.J., Enquist, B.J., Weiher, E. &amp; Westoby, M. (2006) Rebuilding</w:t>
+      </w:r>
+      <w:r>
+        <w:t xml:space="preserve"> </w:t>
+      </w:r>
+      <w:r>
+        <w:t xml:space="preserve">community ecology from functional traits.</w:t>
+      </w:r>
+      <w:r>
+        <w:t xml:space="preserve"> </w:t>
+      </w:r>
+      <w:r>
+        <w:rPr>
+          <w:i/>
+          <w:iCs/>
+        </w:rPr>
+        <w:t xml:space="preserve">Trends in Ecology &amp; Evolution</w:t>
+      </w:r>
+      <w:r>
+        <w:t xml:space="preserve"> </w:t>
+      </w:r>
+      <w:r>
+        <w:t xml:space="preserve">21,</w:t>
+      </w:r>
+      <w:r>
+        <w:t xml:space="preserve"> </w:t>
+      </w:r>
+      <w:r>
+        <w:t xml:space="preserve">178–185.</w:t>
+      </w:r>
+    </w:p>
+    <w:p>
+      <w:pPr>
+        <w:pStyle w:val="BodyText"/>
+      </w:pPr>
+      <w:r>
+        <w:t xml:space="preserve">Meiri, S. &amp; Dayan, T. (2003) On the validity of Bergmann’s rule.</w:t>
+      </w:r>
+      <w:r>
+        <w:t xml:space="preserve"> </w:t>
+      </w:r>
+      <w:r>
+        <w:rPr>
+          <w:i/>
+          <w:iCs/>
+        </w:rPr>
+        <w:t xml:space="preserve">Journal of</w:t>
+      </w:r>
+      <w:r>
+        <w:rPr>
+          <w:i/>
+          <w:iCs/>
+        </w:rPr>
+        <w:t xml:space="preserve"> </w:t>
+      </w:r>
+      <w:r>
+        <w:rPr>
+          <w:i/>
+          <w:iCs/>
+        </w:rPr>
+        <w:t xml:space="preserve">Biogeography</w:t>
+      </w:r>
+      <w:r>
+        <w:t xml:space="preserve"> </w:t>
+      </w:r>
+      <w:r>
+        <w:t xml:space="preserve">30, 331–351.</w:t>
+      </w:r>
+    </w:p>
+    <w:p>
+      <w:pPr>
+        <w:pStyle w:val="BodyText"/>
+      </w:pPr>
+      <w:r>
+        <w:t xml:space="preserve">Moura, M.R. &amp; Jetz, W. (2021) Shortfalls and opportunities in terrestrial</w:t>
+      </w:r>
+      <w:r>
+        <w:t xml:space="preserve"> </w:t>
+      </w:r>
+      <w:r>
+        <w:t xml:space="preserve">vertebrate species discovery.</w:t>
+      </w:r>
+      <w:r>
+        <w:t xml:space="preserve"> </w:t>
+      </w:r>
+      <w:r>
+        <w:rPr>
+          <w:i/>
+          <w:iCs/>
+        </w:rPr>
+        <w:t xml:space="preserve">Nature Ecology &amp; Evolution</w:t>
+      </w:r>
+      <w:r>
+        <w:t xml:space="preserve"> </w:t>
+      </w:r>
+      <w:r>
+        <w:t xml:space="preserve">5, 631–639.</w:t>
+      </w:r>
+    </w:p>
+    <w:p>
+      <w:pPr>
+        <w:pStyle w:val="BodyText"/>
+      </w:pPr>
+      <w:r>
+        <w:t xml:space="preserve">Moura, M.R. et al. (2024) A phylogeny-informed characterisation of global</w:t>
+      </w:r>
+      <w:r>
+        <w:t xml:space="preserve"> </w:t>
+      </w:r>
+      <w:r>
+        <w:t xml:space="preserve">tetrapod traits addresses data gaps and biases.</w:t>
+      </w:r>
+      <w:r>
+        <w:t xml:space="preserve"> </w:t>
+      </w:r>
+      <w:r>
+        <w:rPr>
+          <w:i/>
+          <w:iCs/>
+        </w:rPr>
+        <w:t xml:space="preserve">PLoS Biology</w:t>
+      </w:r>
+      <w:r>
+        <w:t xml:space="preserve"> </w:t>
+      </w:r>
+      <w:r>
+        <w:t xml:space="preserve">22, e3002658.</w:t>
+      </w:r>
+    </w:p>
+    <w:p>
+      <w:pPr>
+        <w:pStyle w:val="BodyText"/>
+      </w:pPr>
+      <w:r>
+        <w:t xml:space="preserve">Mu, H. et al. (2022) A global record of annual terrestrial Human Footprint</w:t>
+      </w:r>
+      <w:r>
+        <w:t xml:space="preserve"> </w:t>
+      </w:r>
+      <w:r>
+        <w:t xml:space="preserve">dataset from 2000 to 2018.</w:t>
+      </w:r>
+      <w:r>
+        <w:t xml:space="preserve"> </w:t>
+      </w:r>
+      <w:r>
+        <w:rPr>
+          <w:i/>
+          <w:iCs/>
+        </w:rPr>
+        <w:t xml:space="preserve">Scientific Data</w:t>
+      </w:r>
+      <w:r>
+        <w:t xml:space="preserve"> </w:t>
+      </w:r>
+      <w:r>
+        <w:t xml:space="preserve">9, 176.</w:t>
+      </w:r>
+    </w:p>
+    <w:p>
+      <w:pPr>
+        <w:pStyle w:val="BodyText"/>
+      </w:pPr>
+      <w:r>
+        <w:t xml:space="preserve">Nemhauser, G.L., Wolsey, L.A. &amp; Fisher, M.L. (1978) An analysis of</w:t>
+      </w:r>
+      <w:r>
+        <w:t xml:space="preserve"> </w:t>
+      </w:r>
+      <w:r>
+        <w:t xml:space="preserve">approximations for maximizing submodular set functions—I.</w:t>
+      </w:r>
+      <w:r>
+        <w:t xml:space="preserve"> </w:t>
+      </w:r>
+      <w:r>
+        <w:rPr>
+          <w:i/>
+          <w:iCs/>
+        </w:rPr>
+        <w:t xml:space="preserve">Mathematical</w:t>
+      </w:r>
+      <w:r>
+        <w:rPr>
+          <w:i/>
+          <w:iCs/>
+        </w:rPr>
+        <w:t xml:space="preserve"> </w:t>
+      </w:r>
+      <w:r>
+        <w:rPr>
+          <w:i/>
+          <w:iCs/>
+        </w:rPr>
+        <w:t xml:space="preserve">Programming</w:t>
+      </w:r>
+      <w:r>
+        <w:t xml:space="preserve"> </w:t>
+      </w:r>
+      <w:r>
+        <w:t xml:space="preserve">14, 265–294.</w:t>
+      </w:r>
+    </w:p>
+    <w:p>
+      <w:pPr>
+        <w:pStyle w:val="BodyText"/>
+      </w:pPr>
+      <w:r>
+        <w:t xml:space="preserve">Newbold, T. et al. (2015) Global effects of land use on local terrestrial</w:t>
+      </w:r>
+      <w:r>
+        <w:t xml:space="preserve"> </w:t>
+      </w:r>
+      <w:r>
+        <w:t xml:space="preserve">biodiversity.</w:t>
+      </w:r>
+      <w:r>
+        <w:t xml:space="preserve"> </w:t>
+      </w:r>
+      <w:r>
+        <w:rPr>
+          <w:i/>
+          <w:iCs/>
+        </w:rPr>
+        <w:t xml:space="preserve">Nature</w:t>
+      </w:r>
+      <w:r>
+        <w:t xml:space="preserve"> </w:t>
+      </w:r>
+      <w:r>
+        <w:t xml:space="preserve">520, 45–50.</w:t>
+      </w:r>
+    </w:p>
+    <w:p>
+      <w:pPr>
+        <w:pStyle w:val="BodyText"/>
+      </w:pPr>
+      <w:r>
+        <w:t xml:space="preserve">O’Brien, E.M. (1998) Water–energy dynamics, climate, and prediction of woody</w:t>
+      </w:r>
+      <w:r>
+        <w:t xml:space="preserve"> </w:t>
+      </w:r>
+      <w:r>
+        <w:t xml:space="preserve">plant species richness: an interim general model.</w:t>
+      </w:r>
+      <w:r>
+        <w:t xml:space="preserve"> </w:t>
+      </w:r>
+      <w:r>
+        <w:rPr>
+          <w:i/>
+          <w:iCs/>
+        </w:rPr>
+        <w:t xml:space="preserve">Journal of Biogeography</w:t>
+      </w:r>
+      <w:r>
+        <w:t xml:space="preserve"> </w:t>
+      </w:r>
+      <w:r>
+        <w:t xml:space="preserve">25, 379–398.</w:t>
+      </w:r>
+    </w:p>
+    <w:p>
+      <w:pPr>
+        <w:pStyle w:val="BodyText"/>
+      </w:pPr>
+      <w:r>
+        <w:t xml:space="preserve">Olalla-Tárraga, M.Á., Rodríguez, M.Á. &amp; Hawkins, B.A. (2006) Broad-scale</w:t>
+      </w:r>
+      <w:r>
+        <w:t xml:space="preserve"> </w:t>
+      </w:r>
+      <w:r>
+        <w:t xml:space="preserve">patterns of body size in squamate reptiles of Europe and North America.</w:t>
+      </w:r>
+      <w:r>
+        <w:t xml:space="preserve"> </w:t>
+      </w:r>
+      <w:r>
+        <w:rPr>
+          <w:i/>
+          <w:iCs/>
+        </w:rPr>
+        <w:t xml:space="preserve">Journal of Biogeography</w:t>
+      </w:r>
+      <w:r>
+        <w:t xml:space="preserve"> </w:t>
+      </w:r>
+      <w:r>
+        <w:t xml:space="preserve">33, 781–793.</w:t>
+      </w:r>
+    </w:p>
+    <w:p>
+      <w:pPr>
+        <w:pStyle w:val="BodyText"/>
+      </w:pPr>
+      <w:r>
+        <w:t xml:space="preserve">Oliveira, B.F., São-Pedro, V.A., Santos-Barrera, G., Penone, C. &amp; Costa, G.C.</w:t>
+      </w:r>
+      <w:r>
+        <w:t xml:space="preserve"> </w:t>
+      </w:r>
+      <w:r>
+        <w:t xml:space="preserve">(2017) AmphiBIO, a global database for amphibian ecological traits.</w:t>
+      </w:r>
+      <w:r>
+        <w:t xml:space="preserve"> </w:t>
+      </w:r>
+      <w:r>
+        <w:rPr>
+          <w:i/>
+          <w:iCs/>
+        </w:rPr>
+        <w:t xml:space="preserve">Scientific Data</w:t>
+      </w:r>
+      <w:r>
+        <w:t xml:space="preserve"> </w:t>
+      </w:r>
+      <w:r>
+        <w:t xml:space="preserve">4, 170123.</w:t>
+      </w:r>
+    </w:p>
+    <w:p>
+      <w:pPr>
+        <w:pStyle w:val="BodyText"/>
+      </w:pPr>
+      <w:r>
+        <w:t xml:space="preserve">Olson, V.A., Davies, R.G., Orme, C.D.L., Thomas, G.H., Meiri, S., Blackburn,</w:t>
+      </w:r>
+      <w:r>
+        <w:t xml:space="preserve"> </w:t>
+      </w:r>
+      <w:r>
+        <w:t xml:space="preserve">T.M., Gaston, K.J., Owens, I.P.F. &amp; Bennett, P.M. (2009) Global biogeography</w:t>
+      </w:r>
+      <w:r>
+        <w:t xml:space="preserve"> </w:t>
+      </w:r>
+      <w:r>
+        <w:t xml:space="preserve">and ecology of body size in birds.</w:t>
+      </w:r>
+      <w:r>
+        <w:t xml:space="preserve"> </w:t>
+      </w:r>
+      <w:r>
+        <w:rPr>
+          <w:i/>
+          <w:iCs/>
+        </w:rPr>
+        <w:t xml:space="preserve">Ecology Letters</w:t>
+      </w:r>
+      <w:r>
+        <w:t xml:space="preserve"> </w:t>
+      </w:r>
+      <w:r>
+        <w:t xml:space="preserve">12, 249–259.</w:t>
+      </w:r>
+    </w:p>
+    <w:p>
+      <w:pPr>
+        <w:pStyle w:val="BodyText"/>
+      </w:pPr>
+      <w:r>
+        <w:t xml:space="preserve">Oskyrko, O., Mi, C., Meiri, S. &amp; Du, W. (2024) ReptTraits: a comprehensive</w:t>
+      </w:r>
+      <w:r>
+        <w:t xml:space="preserve"> </w:t>
+      </w:r>
+      <w:r>
+        <w:t xml:space="preserve">dataset of ecological traits in reptiles.</w:t>
+      </w:r>
+      <w:r>
+        <w:t xml:space="preserve"> </w:t>
+      </w:r>
+      <w:r>
+        <w:rPr>
+          <w:i/>
+          <w:iCs/>
+        </w:rPr>
+        <w:t xml:space="preserve">Scientific Data</w:t>
+      </w:r>
+      <w:r>
+        <w:t xml:space="preserve"> </w:t>
+      </w:r>
+      <w:r>
+        <w:t xml:space="preserve">11, 243.</w:t>
+      </w:r>
+    </w:p>
+    <w:p>
+      <w:pPr>
+        <w:pStyle w:val="BodyText"/>
+      </w:pPr>
+      <w:r>
+        <w:t xml:space="preserve">Penone, C., Davidson, A.D., Shoemaker, K.T., Di Marco, M., Rondinini, C.,</w:t>
+      </w:r>
+      <w:r>
+        <w:t xml:space="preserve"> </w:t>
+      </w:r>
+      <w:r>
+        <w:t xml:space="preserve">Brooks, T.M., Young, B.E., Graham, C.H. &amp; Costa, G.C. (2014) Imputation of</w:t>
+      </w:r>
+      <w:r>
+        <w:t xml:space="preserve"> </w:t>
+      </w:r>
+      <w:r>
+        <w:t xml:space="preserve">missing data in life-history trait datasets: which approach performs the best?</w:t>
+      </w:r>
+      <w:r>
+        <w:t xml:space="preserve"> </w:t>
+      </w:r>
+      <w:r>
+        <w:rPr>
+          <w:i/>
+          <w:iCs/>
+        </w:rPr>
+        <w:t xml:space="preserve">Methods in Ecology and Evolution</w:t>
+      </w:r>
+      <w:r>
+        <w:t xml:space="preserve"> </w:t>
+      </w:r>
+      <w:r>
+        <w:t xml:space="preserve">5, 961–970.</w:t>
+      </w:r>
+    </w:p>
+    <w:p>
+      <w:pPr>
+        <w:pStyle w:val="BodyText"/>
+      </w:pPr>
+      <w:r>
+        <w:t xml:space="preserve">Peres-Neto, P.R., Dray, S. &amp; ter Braak, C.J.F. (2017) Linking trait variation</w:t>
+      </w:r>
+      <w:r>
+        <w:t xml:space="preserve"> </w:t>
+      </w:r>
+      <w:r>
+        <w:t xml:space="preserve">to the environment: critical issues with community-weighted mean correlation</w:t>
+      </w:r>
+      <w:r>
+        <w:t xml:space="preserve"> </w:t>
+      </w:r>
+      <w:r>
+        <w:t xml:space="preserve">resolved by the fourth-corner approach.</w:t>
+      </w:r>
+      <w:r>
+        <w:t xml:space="preserve"> </w:t>
+      </w:r>
+      <w:r>
+        <w:rPr>
+          <w:i/>
+          <w:iCs/>
+        </w:rPr>
+        <w:t xml:space="preserve">Ecography</w:t>
+      </w:r>
+      <w:r>
+        <w:t xml:space="preserve"> </w:t>
+      </w:r>
+      <w:r>
+        <w:t xml:space="preserve">40, 806–816.</w:t>
+      </w:r>
+    </w:p>
+    <w:p>
+      <w:pPr>
+        <w:pStyle w:val="BodyText"/>
+      </w:pPr>
+      <w:r>
+        <w:t xml:space="preserve">Pinsky, M.L., Eikeset, A.M., McCauley, D.J., Payne, J.L. &amp; Sunday, J.M. (2019)</w:t>
+      </w:r>
+      <w:r>
+        <w:t xml:space="preserve"> </w:t>
+      </w:r>
+      <w:r>
+        <w:t xml:space="preserve">Greater vulnerability to warming of marine versus terrestrial ectotherms.</w:t>
+      </w:r>
+      <w:r>
+        <w:t xml:space="preserve"> </w:t>
+      </w:r>
+      <w:r>
+        <w:rPr>
+          <w:i/>
+          <w:iCs/>
+        </w:rPr>
+        <w:t xml:space="preserve">Nature</w:t>
+      </w:r>
+      <w:r>
+        <w:t xml:space="preserve"> </w:t>
+      </w:r>
+      <w:r>
+        <w:t xml:space="preserve">569, 108–111.</w:t>
+      </w:r>
+    </w:p>
+    <w:p>
+      <w:pPr>
+        <w:pStyle w:val="BodyText"/>
+      </w:pPr>
+      <w:r>
+        <w:t xml:space="preserve">Pollock, L.J., Thuiller, W. &amp; Jetz, W. (2017) Large conservation gains</w:t>
+      </w:r>
+      <w:r>
+        <w:t xml:space="preserve"> </w:t>
+      </w:r>
+      <w:r>
+        <w:t xml:space="preserve">possible for global biodiversity facets.</w:t>
+      </w:r>
+      <w:r>
+        <w:t xml:space="preserve"> </w:t>
+      </w:r>
+      <w:r>
+        <w:rPr>
+          <w:i/>
+          <w:iCs/>
+        </w:rPr>
+        <w:t xml:space="preserve">Nature</w:t>
+      </w:r>
+      <w:r>
+        <w:t xml:space="preserve"> </w:t>
+      </w:r>
+      <w:r>
+        <w:t xml:space="preserve">546, 141–144.</w:t>
+      </w:r>
+    </w:p>
+    <w:p>
+      <w:pPr>
+        <w:pStyle w:val="BodyText"/>
+      </w:pPr>
+      <w:r>
+        <w:t xml:space="preserve">Promislow, D.E.L. &amp; Harvey, P.H. (1990) Living fast and dying young: a</w:t>
+      </w:r>
+      <w:r>
+        <w:t xml:space="preserve"> </w:t>
+      </w:r>
+      <w:r>
+        <w:t xml:space="preserve">comparative analysis of life-history variation among mammals.</w:t>
+      </w:r>
+      <w:r>
+        <w:t xml:space="preserve"> </w:t>
+      </w:r>
+      <w:r>
+        <w:rPr>
+          <w:i/>
+          <w:iCs/>
+        </w:rPr>
+        <w:t xml:space="preserve">Journal of</w:t>
+      </w:r>
+      <w:r>
+        <w:rPr>
+          <w:i/>
+          <w:iCs/>
+        </w:rPr>
+        <w:t xml:space="preserve"> </w:t>
+      </w:r>
+      <w:r>
+        <w:rPr>
+          <w:i/>
+          <w:iCs/>
+        </w:rPr>
+        <w:t xml:space="preserve">Zoology</w:t>
+      </w:r>
+      <w:r>
+        <w:t xml:space="preserve"> </w:t>
+      </w:r>
+      <w:r>
+        <w:t xml:space="preserve">220, 417–437.</w:t>
+      </w:r>
+    </w:p>
+    <w:p>
+      <w:pPr>
+        <w:pStyle w:val="BodyText"/>
+      </w:pPr>
+      <w:r>
+        <w:t xml:space="preserve">R Core Team (2025)</w:t>
+      </w:r>
+      <w:r>
+        <w:t xml:space="preserve"> </w:t>
+      </w:r>
+      <w:r>
+        <w:rPr>
+          <w:i/>
+          <w:iCs/>
+        </w:rPr>
+        <w:t xml:space="preserve">R: A Language and Environment for Statistical Computing</w:t>
+      </w:r>
+      <w:r>
+        <w:t xml:space="preserve">.</w:t>
+      </w:r>
+      <w:r>
+        <w:t xml:space="preserve"> </w:t>
+      </w:r>
+      <w:r>
+        <w:t xml:space="preserve">R Foundation for Statistical Computing, Vienna.</w:t>
+      </w:r>
+    </w:p>
+    <w:p>
+      <w:pPr>
+        <w:pStyle w:val="BodyText"/>
+      </w:pPr>
+      <w:r>
+        <w:t xml:space="preserve">Rodrigues, A.S.L. &amp; Brooks, T.M. (2007) Shortcuts for biodiversity</w:t>
+      </w:r>
+      <w:r>
+        <w:t xml:space="preserve"> </w:t>
+      </w:r>
+      <w:r>
+        <w:t xml:space="preserve">conservation planning: the effectiveness of surrogates.</w:t>
+      </w:r>
+      <w:r>
+        <w:t xml:space="preserve"> </w:t>
+      </w:r>
+      <w:r>
+        <w:rPr>
+          <w:i/>
+          <w:iCs/>
+        </w:rPr>
+        <w:t xml:space="preserve">Annual Review of</w:t>
+      </w:r>
+      <w:r>
+        <w:rPr>
+          <w:i/>
+          <w:iCs/>
+        </w:rPr>
+        <w:t xml:space="preserve"> </w:t>
+      </w:r>
+      <w:r>
+        <w:rPr>
+          <w:i/>
+          <w:iCs/>
+        </w:rPr>
+        <w:t xml:space="preserve">Ecology, Evolution, and Systematics</w:t>
+      </w:r>
+      <w:r>
+        <w:t xml:space="preserve"> </w:t>
+      </w:r>
+      <w:r>
+        <w:t xml:space="preserve">38, 713–737.</w:t>
+      </w:r>
+    </w:p>
+    <w:p>
+      <w:pPr>
+        <w:pStyle w:val="BodyText"/>
+      </w:pPr>
+      <w:r>
+        <w:t xml:space="preserve">Rodrigues, A.S.L. &amp; Gaston, K.J. (2001) How large do reserve networks need to</w:t>
+      </w:r>
+      <w:r>
+        <w:t xml:space="preserve"> </w:t>
+      </w:r>
+      <w:r>
+        <w:t xml:space="preserve">be?</w:t>
+      </w:r>
+      <w:r>
+        <w:t xml:space="preserve"> </w:t>
+      </w:r>
+      <w:r>
+        <w:rPr>
+          <w:i/>
+          <w:iCs/>
+        </w:rPr>
+        <w:t xml:space="preserve">Ecology Letters</w:t>
+      </w:r>
+      <w:r>
+        <w:t xml:space="preserve"> </w:t>
+      </w:r>
+      <w:r>
+        <w:t xml:space="preserve">4, 602–609.</w:t>
+      </w:r>
+    </w:p>
+    <w:p>
+      <w:pPr>
+        <w:pStyle w:val="BodyText"/>
+      </w:pPr>
+      <w:r>
+        <w:t xml:space="preserve">Rodrigues, A.S.L. et al. (2004) Effectiveness of the global protected area</w:t>
+      </w:r>
+      <w:r>
+        <w:t xml:space="preserve"> </w:t>
+      </w:r>
+      <w:r>
+        <w:t xml:space="preserve">network in representing species diversity.</w:t>
+      </w:r>
+      <w:r>
+        <w:t xml:space="preserve"> </w:t>
+      </w:r>
+      <w:r>
+        <w:rPr>
+          <w:i/>
+          <w:iCs/>
+        </w:rPr>
+        <w:t xml:space="preserve">Nature</w:t>
+      </w:r>
+      <w:r>
+        <w:t xml:space="preserve"> </w:t>
+      </w:r>
+      <w:r>
+        <w:t xml:space="preserve">428, 640–643.</w:t>
+      </w:r>
+    </w:p>
+    <w:p>
+      <w:pPr>
+        <w:pStyle w:val="BodyText"/>
+      </w:pPr>
+      <w:r>
+        <w:t xml:space="preserve">Roll, U. et al. (2017) The global distribution of tetrapods reveals a need for</w:t>
+      </w:r>
+      <w:r>
+        <w:t xml:space="preserve"> </w:t>
+      </w:r>
+      <w:r>
+        <w:t xml:space="preserve">targeted reptile conservation.</w:t>
+      </w:r>
+      <w:r>
+        <w:t xml:space="preserve"> </w:t>
+      </w:r>
+      <w:r>
+        <w:rPr>
+          <w:i/>
+          <w:iCs/>
+        </w:rPr>
+        <w:t xml:space="preserve">Nature Ecology &amp; Evolution</w:t>
+      </w:r>
+      <w:r>
+        <w:t xml:space="preserve"> </w:t>
+      </w:r>
+      <w:r>
+        <w:t xml:space="preserve">1, 1677–1682.</w:t>
+      </w:r>
+    </w:p>
+    <w:p>
+      <w:pPr>
+        <w:pStyle w:val="BodyText"/>
+      </w:pPr>
+      <w:r>
+        <w:t xml:space="preserve">Salguero-Gómez, R., Jones, O.R., Jongejans, E., Blomberg, S.P., Hodgson, D.J.,</w:t>
+      </w:r>
+      <w:r>
+        <w:t xml:space="preserve"> </w:t>
+      </w:r>
+      <w:r>
+        <w:t xml:space="preserve">Mbeau-Ache, C., Zuidema, P.A., de Kroon, H. &amp; Buckley, Y.M. (2016) Fast–slow</w:t>
+      </w:r>
+      <w:r>
+        <w:t xml:space="preserve"> </w:t>
+      </w:r>
+      <w:r>
+        <w:t xml:space="preserve">continuum and reproductive strategies structure plant life-history variation</w:t>
+      </w:r>
+      <w:r>
+        <w:t xml:space="preserve"> </w:t>
+      </w:r>
+      <w:r>
+        <w:t xml:space="preserve">worldwide.</w:t>
+      </w:r>
+      <w:r>
+        <w:t xml:space="preserve"> </w:t>
+      </w:r>
+      <w:r>
+        <w:rPr>
+          <w:i/>
+          <w:iCs/>
+        </w:rPr>
+        <w:t xml:space="preserve">Proceedings of the National Academy of Sciences USA</w:t>
+      </w:r>
+      <w:r>
+        <w:t xml:space="preserve"> </w:t>
+      </w:r>
+      <w:r>
+        <w:t xml:space="preserve">113, 230–235.</w:t>
+      </w:r>
+    </w:p>
+    <w:p>
+      <w:pPr>
+        <w:pStyle w:val="BodyText"/>
+      </w:pPr>
+      <w:r>
+        <w:t xml:space="preserve">Slatyer, R.A., Hirst, M. &amp; Sexton, J.P. (2013) Niche breadth predicts</w:t>
+      </w:r>
+      <w:r>
+        <w:t xml:space="preserve"> </w:t>
+      </w:r>
+      <w:r>
+        <w:t xml:space="preserve">geographical range size: a general ecological pattern.</w:t>
+      </w:r>
+      <w:r>
+        <w:t xml:space="preserve"> </w:t>
+      </w:r>
+      <w:r>
+        <w:rPr>
+          <w:i/>
+          <w:iCs/>
+        </w:rPr>
+        <w:t xml:space="preserve">Ecology Letters</w:t>
+      </w:r>
+      <w:r>
+        <w:t xml:space="preserve"> </w:t>
+      </w:r>
+      <w:r>
+        <w:t xml:space="preserve">16,</w:t>
+      </w:r>
+      <w:r>
+        <w:t xml:space="preserve"> </w:t>
+      </w:r>
+      <w:r>
+        <w:t xml:space="preserve">1104–1114.</w:t>
+      </w:r>
+    </w:p>
+    <w:p>
+      <w:pPr>
+        <w:pStyle w:val="BodyText"/>
+      </w:pPr>
+      <w:r>
+        <w:t xml:space="preserve">Song, Y. et al. (2022) A dataset on the life-history and ecological traits</w:t>
+      </w:r>
+      <w:r>
+        <w:t xml:space="preserve"> </w:t>
+      </w:r>
+      <w:r>
+        <w:t xml:space="preserve">of Chinese amphibians.</w:t>
       </w:r>
       <w:r>
         <w:t xml:space="preserve"> </w:t>
@@ -6949,16 +8776,696 @@
         <w:t xml:space="preserve"> </w:t>
       </w:r>
       <w:r>
-        <w:t xml:space="preserve">30, 21520.</w:t>
-      </w:r>
-      <w:r>
-        <w:t xml:space="preserve"> </w:t>
+        <w:t xml:space="preserve">30, 22053. </w:t>
       </w:r>
       <w:r>
         <w:rPr>
           <w:rFonts w:hint="eastAsia"/>
         </w:rPr>
-        <w:t xml:space="preserve">[丁晨晨等,</w:t>
+        <w:t xml:space="preserve">[宋云枫等]</w:t>
+      </w:r>
+    </w:p>
+    <w:p>
+      <w:pPr>
+        <w:pStyle w:val="BodyText"/>
+      </w:pPr>
+      <w:r>
+        <w:t xml:space="preserve">Soria, C.D., Pacifici, M., Di Marco, M., Stephen, S.M. &amp; Rondinini, C. (2021)</w:t>
+      </w:r>
+      <w:r>
+        <w:t xml:space="preserve"> </w:t>
+      </w:r>
+      <w:r>
+        <w:t xml:space="preserve">COMBINE: a coalesced mammal database of intrinsic and extrinsic traits.</w:t>
+      </w:r>
+      <w:r>
+        <w:t xml:space="preserve"> </w:t>
+      </w:r>
+      <w:r>
+        <w:rPr>
+          <w:i/>
+          <w:iCs/>
+        </w:rPr>
+        <w:t xml:space="preserve">Ecology</w:t>
+      </w:r>
+      <w:r>
+        <w:t xml:space="preserve"> </w:t>
+      </w:r>
+      <w:r>
+        <w:t xml:space="preserve">102, e03344.</w:t>
+      </w:r>
+    </w:p>
+    <w:p>
+      <w:pPr>
+        <w:pStyle w:val="BodyText"/>
+      </w:pPr>
+      <w:r>
+        <w:t xml:space="preserve">Stearns, S.C. (1992)</w:t>
+      </w:r>
+      <w:r>
+        <w:t xml:space="preserve"> </w:t>
+      </w:r>
+      <w:r>
+        <w:rPr>
+          <w:i/>
+          <w:iCs/>
+        </w:rPr>
+        <w:t xml:space="preserve">The Evolution of Life Histories</w:t>
+      </w:r>
+      <w:r>
+        <w:t xml:space="preserve">. Oxford University</w:t>
+      </w:r>
+      <w:r>
+        <w:t xml:space="preserve"> </w:t>
+      </w:r>
+      <w:r>
+        <w:t xml:space="preserve">Press, Oxford.</w:t>
+      </w:r>
+    </w:p>
+    <w:p>
+      <w:pPr>
+        <w:pStyle w:val="BodyText"/>
+      </w:pPr>
+      <w:r>
+        <w:t xml:space="preserve">Stekhoven, D.J. &amp; Bühlmann, P. (2012) MissForest — non-parametric missing</w:t>
+      </w:r>
+      <w:r>
+        <w:t xml:space="preserve"> </w:t>
+      </w:r>
+      <w:r>
+        <w:t xml:space="preserve">value imputation for mixed-type data.</w:t>
+      </w:r>
+      <w:r>
+        <w:t xml:space="preserve"> </w:t>
+      </w:r>
+      <w:r>
+        <w:rPr>
+          <w:i/>
+          <w:iCs/>
+        </w:rPr>
+        <w:t xml:space="preserve">Bioinformatics</w:t>
+      </w:r>
+      <w:r>
+        <w:t xml:space="preserve"> </w:t>
+      </w:r>
+      <w:r>
+        <w:t xml:space="preserve">28, 112–118.</w:t>
+      </w:r>
+    </w:p>
+    <w:p>
+      <w:pPr>
+        <w:pStyle w:val="BodyText"/>
+      </w:pPr>
+      <w:r>
+        <w:t xml:space="preserve">Stevens, G.C. (1989) The latitudinal gradient in geographical range: how so</w:t>
+      </w:r>
+      <w:r>
+        <w:t xml:space="preserve"> </w:t>
+      </w:r>
+      <w:r>
+        <w:t xml:space="preserve">many species coexist in the tropics.</w:t>
+      </w:r>
+      <w:r>
+        <w:t xml:space="preserve"> </w:t>
+      </w:r>
+      <w:r>
+        <w:rPr>
+          <w:i/>
+          <w:iCs/>
+        </w:rPr>
+        <w:t xml:space="preserve">The American Naturalist</w:t>
+      </w:r>
+      <w:r>
+        <w:t xml:space="preserve"> </w:t>
+      </w:r>
+      <w:r>
+        <w:t xml:space="preserve">133, 240–256.</w:t>
+      </w:r>
+    </w:p>
+    <w:p>
+      <w:pPr>
+        <w:pStyle w:val="BodyText"/>
+      </w:pPr>
+      <w:r>
+        <w:t xml:space="preserve">Stuart, S.N., Chanson, J.S., Cox, N.A., Young, B.E., Rodrigues, A.S.L.,</w:t>
+      </w:r>
+      <w:r>
+        <w:t xml:space="preserve"> </w:t>
+      </w:r>
+      <w:r>
+        <w:t xml:space="preserve">Fischman, D.L. &amp; Waller, R.W. (2004) Status and trends of amphibian declines</w:t>
+      </w:r>
+      <w:r>
+        <w:t xml:space="preserve"> </w:t>
+      </w:r>
+      <w:r>
+        <w:t xml:space="preserve">and extinctions worldwide.</w:t>
+      </w:r>
+      <w:r>
+        <w:t xml:space="preserve"> </w:t>
+      </w:r>
+      <w:r>
+        <w:rPr>
+          <w:i/>
+          <w:iCs/>
+        </w:rPr>
+        <w:t xml:space="preserve">Science</w:t>
+      </w:r>
+      <w:r>
+        <w:t xml:space="preserve"> </w:t>
+      </w:r>
+      <w:r>
+        <w:t xml:space="preserve">306, 1783–1786.</w:t>
+      </w:r>
+    </w:p>
+    <w:p>
+      <w:pPr>
+        <w:pStyle w:val="BodyText"/>
+      </w:pPr>
+      <w:r>
+        <w:t xml:space="preserve">Sun, Z.-J., Sun, B.-J., Wang, Y.-P. et al. (2025) Environmental and</w:t>
+      </w:r>
+      <w:r>
+        <w:t xml:space="preserve"> </w:t>
+      </w:r>
+      <w:r>
+        <w:t xml:space="preserve">evolutionary factors jointly shape life-history trait diversity of terrestrial</w:t>
+      </w:r>
+      <w:r>
+        <w:t xml:space="preserve"> </w:t>
+      </w:r>
+      <w:r>
+        <w:t xml:space="preserve">vertebrates across China.</w:t>
+      </w:r>
+      <w:r>
+        <w:t xml:space="preserve"> </w:t>
+      </w:r>
+      <w:r>
+        <w:rPr>
+          <w:i/>
+          <w:iCs/>
+        </w:rPr>
+        <w:t xml:space="preserve">Zoological Research</w:t>
+      </w:r>
+      <w:r>
+        <w:t xml:space="preserve"> </w:t>
+      </w:r>
+      <w:r>
+        <w:t xml:space="preserve">46, 983–995.</w:t>
+      </w:r>
+    </w:p>
+    <w:p>
+      <w:pPr>
+        <w:pStyle w:val="BodyText"/>
+      </w:pPr>
+      <w:r>
+        <w:t xml:space="preserve">Sunday, J.M., Bates, A.E. &amp; Dulvy, N.K. (2011) Global analysis of thermal</w:t>
+      </w:r>
+      <w:r>
+        <w:t xml:space="preserve"> </w:t>
+      </w:r>
+      <w:r>
+        <w:t xml:space="preserve">tolerance and latitude in ectotherms.</w:t>
+      </w:r>
+      <w:r>
+        <w:t xml:space="preserve"> </w:t>
+      </w:r>
+      <w:r>
+        <w:rPr>
+          <w:i/>
+          <w:iCs/>
+        </w:rPr>
+        <w:t xml:space="preserve">Proceedings of the Royal Society B</w:t>
+      </w:r>
+      <w:r>
+        <w:t xml:space="preserve"> </w:t>
+      </w:r>
+      <w:r>
+        <w:t xml:space="preserve">278, 1823–1830.</w:t>
+      </w:r>
+    </w:p>
+    <w:p>
+      <w:pPr>
+        <w:pStyle w:val="BodyText"/>
+      </w:pPr>
+      <w:r>
+        <w:t xml:space="preserve">Sunday, J.M., Bates, A.E., Kearney, M.R., Colwell, R.K., Dulvy, N.K.,</w:t>
+      </w:r>
+      <w:r>
+        <w:t xml:space="preserve"> </w:t>
+      </w:r>
+      <w:r>
+        <w:t xml:space="preserve">Longino, J.T. &amp; Huey, R.B. (2014) Thermal-safety margins and the necessity of</w:t>
+      </w:r>
+      <w:r>
+        <w:t xml:space="preserve"> </w:t>
+      </w:r>
+      <w:r>
+        <w:t xml:space="preserve">thermoregulatory behavior across latitude and elevation.</w:t>
+      </w:r>
+      <w:r>
+        <w:t xml:space="preserve"> </w:t>
+      </w:r>
+      <w:r>
+        <w:rPr>
+          <w:i/>
+          <w:iCs/>
+        </w:rPr>
+        <w:t xml:space="preserve">Proceedings of the</w:t>
+      </w:r>
+      <w:r>
+        <w:rPr>
+          <w:i/>
+          <w:iCs/>
+        </w:rPr>
+        <w:t xml:space="preserve"> </w:t>
+      </w:r>
+      <w:r>
+        <w:rPr>
+          <w:i/>
+          <w:iCs/>
+        </w:rPr>
+        <w:t xml:space="preserve">National Academy of Sciences USA</w:t>
+      </w:r>
+      <w:r>
+        <w:t xml:space="preserve"> </w:t>
+      </w:r>
+      <w:r>
+        <w:t xml:space="preserve">111, 5610–5615.</w:t>
+      </w:r>
+    </w:p>
+    <w:p>
+      <w:pPr>
+        <w:pStyle w:val="BodyText"/>
+      </w:pPr>
+      <w:r>
+        <w:t xml:space="preserve">Swenson, N.G., Enquist, B.J., Pither, J. et al. (2012) The biogeography and</w:t>
+      </w:r>
+      <w:r>
+        <w:t xml:space="preserve"> </w:t>
+      </w:r>
+      <w:r>
+        <w:t xml:space="preserve">filtering of woody plant functional diversity in North and South America.</w:t>
+      </w:r>
+      <w:r>
+        <w:t xml:space="preserve"> </w:t>
+      </w:r>
+      <w:r>
+        <w:rPr>
+          <w:i/>
+          <w:iCs/>
+        </w:rPr>
+        <w:t xml:space="preserve">Global Ecology and Biogeography</w:t>
+      </w:r>
+      <w:r>
+        <w:t xml:space="preserve"> </w:t>
+      </w:r>
+      <w:r>
+        <w:t xml:space="preserve">21, 798–808.</w:t>
+      </w:r>
+    </w:p>
+    <w:p>
+      <w:pPr>
+        <w:pStyle w:val="BodyText"/>
+      </w:pPr>
+      <w:r>
+        <w:t xml:space="preserve">ter Braak, C.J.F., Cormont, A. &amp; Dray, S. (2012) Improved testing of species</w:t>
+      </w:r>
+      <w:r>
+        <w:t xml:space="preserve"> </w:t>
+      </w:r>
+      <w:r>
+        <w:t xml:space="preserve">traits–environment relationships in the fourth-corner problem.</w:t>
+      </w:r>
+      <w:r>
+        <w:t xml:space="preserve"> </w:t>
+      </w:r>
+      <w:r>
+        <w:rPr>
+          <w:i/>
+          <w:iCs/>
+        </w:rPr>
+        <w:t xml:space="preserve">Ecology</w:t>
+      </w:r>
+      <w:r>
+        <w:t xml:space="preserve"> </w:t>
+      </w:r>
+      <w:r>
+        <w:t xml:space="preserve">93,</w:t>
+      </w:r>
+      <w:r>
+        <w:t xml:space="preserve"> </w:t>
+      </w:r>
+      <w:r>
+        <w:t xml:space="preserve">1525–1534.</w:t>
+      </w:r>
+    </w:p>
+    <w:p>
+      <w:pPr>
+        <w:pStyle w:val="BodyText"/>
+      </w:pPr>
+      <w:r>
+        <w:t xml:space="preserve">Tobias, J.A. et al. (2022) AVONET: morphological, ecological and geographical</w:t>
+      </w:r>
+      <w:r>
+        <w:t xml:space="preserve"> </w:t>
+      </w:r>
+      <w:r>
+        <w:t xml:space="preserve">data for all birds.</w:t>
+      </w:r>
+      <w:r>
+        <w:t xml:space="preserve"> </w:t>
+      </w:r>
+      <w:r>
+        <w:rPr>
+          <w:i/>
+          <w:iCs/>
+        </w:rPr>
+        <w:t xml:space="preserve">Ecology Letters</w:t>
+      </w:r>
+      <w:r>
+        <w:t xml:space="preserve"> </w:t>
+      </w:r>
+      <w:r>
+        <w:t xml:space="preserve">25, 581–597.</w:t>
+      </w:r>
+    </w:p>
+    <w:p>
+      <w:pPr>
+        <w:pStyle w:val="BodyText"/>
+      </w:pPr>
+      <w:r>
+        <w:t xml:space="preserve">Toussaint, A., Brosse, S., Bueno, C.G., Pärtel, M., Tamme, R. &amp; Carmona, C.P.</w:t>
+      </w:r>
+      <w:r>
+        <w:t xml:space="preserve"> </w:t>
+      </w:r>
+      <w:r>
+        <w:t xml:space="preserve">(2021) Extinction of threatened vertebrates will lead to idiosyncratic spatial</w:t>
+      </w:r>
+      <w:r>
+        <w:t xml:space="preserve"> </w:t>
+      </w:r>
+      <w:r>
+        <w:t xml:space="preserve">and taxonomic changes in functional diversity.</w:t>
+      </w:r>
+      <w:r>
+        <w:t xml:space="preserve"> </w:t>
+      </w:r>
+      <w:r>
+        <w:rPr>
+          <w:i/>
+          <w:iCs/>
+        </w:rPr>
+        <w:t xml:space="preserve">Nature Communications</w:t>
+      </w:r>
+      <w:r>
+        <w:t xml:space="preserve"> </w:t>
+      </w:r>
+      <w:r>
+        <w:t xml:space="preserve">12,</w:t>
+      </w:r>
+      <w:r>
+        <w:t xml:space="preserve"> </w:t>
+      </w:r>
+      <w:r>
+        <w:t xml:space="preserve">5162.</w:t>
+      </w:r>
+    </w:p>
+    <w:p>
+      <w:pPr>
+        <w:pStyle w:val="BodyText"/>
+      </w:pPr>
+      <w:r>
+        <w:t xml:space="preserve">Tuanmu, M.-N. &amp; Jetz, W. (2015) A global, remote sensing-based</w:t>
+      </w:r>
+      <w:r>
+        <w:t xml:space="preserve"> </w:t>
+      </w:r>
+      <w:r>
+        <w:t xml:space="preserve">characterization of terrestrial habitat heterogeneity for biodiversity and</w:t>
+      </w:r>
+      <w:r>
+        <w:t xml:space="preserve"> </w:t>
+      </w:r>
+      <w:r>
+        <w:t xml:space="preserve">ecosystem modelling.</w:t>
+      </w:r>
+      <w:r>
+        <w:t xml:space="preserve"> </w:t>
+      </w:r>
+      <w:r>
+        <w:rPr>
+          <w:i/>
+          <w:iCs/>
+        </w:rPr>
+        <w:t xml:space="preserve">Global Ecology and Biogeography</w:t>
+      </w:r>
+      <w:r>
+        <w:t xml:space="preserve"> </w:t>
+      </w:r>
+      <w:r>
+        <w:t xml:space="preserve">24, 1329–1339.</w:t>
+      </w:r>
+    </w:p>
+    <w:p>
+      <w:pPr>
+        <w:pStyle w:val="BodyText"/>
+      </w:pPr>
+      <w:r>
+        <w:t xml:space="preserve">Venter, O. et al. (2016) Sixteen years of change in the global terrestrial</w:t>
+      </w:r>
+      <w:r>
+        <w:t xml:space="preserve"> </w:t>
+      </w:r>
+      <w:r>
+        <w:t xml:space="preserve">human footprint and implications for biodiversity conservation.</w:t>
+      </w:r>
+      <w:r>
+        <w:t xml:space="preserve"> </w:t>
+      </w:r>
+      <w:r>
+        <w:rPr>
+          <w:i/>
+          <w:iCs/>
+        </w:rPr>
+        <w:t xml:space="preserve">Nature</w:t>
+      </w:r>
+      <w:r>
+        <w:rPr>
+          <w:i/>
+          <w:iCs/>
+        </w:rPr>
+        <w:t xml:space="preserve"> </w:t>
+      </w:r>
+      <w:r>
+        <w:rPr>
+          <w:i/>
+          <w:iCs/>
+        </w:rPr>
+        <w:t xml:space="preserve">Communications</w:t>
+      </w:r>
+      <w:r>
+        <w:t xml:space="preserve"> </w:t>
+      </w:r>
+      <w:r>
+        <w:t xml:space="preserve">7, 12558.</w:t>
+      </w:r>
+    </w:p>
+    <w:p>
+      <w:pPr>
+        <w:pStyle w:val="BodyText"/>
+      </w:pPr>
+      <w:r>
+        <w:t xml:space="preserve">Villéger, S., Mason, N.W.H. &amp; Mouillot, D. (2008) New multidimensional</w:t>
+      </w:r>
+      <w:r>
+        <w:t xml:space="preserve"> </w:t>
+      </w:r>
+      <w:r>
+        <w:t xml:space="preserve">functional diversity indices for a multifaceted framework in functional</w:t>
+      </w:r>
+      <w:r>
+        <w:t xml:space="preserve"> </w:t>
+      </w:r>
+      <w:r>
+        <w:t xml:space="preserve">ecology.</w:t>
+      </w:r>
+      <w:r>
+        <w:t xml:space="preserve"> </w:t>
+      </w:r>
+      <w:r>
+        <w:rPr>
+          <w:i/>
+          <w:iCs/>
+        </w:rPr>
+        <w:t xml:space="preserve">Ecology</w:t>
+      </w:r>
+      <w:r>
+        <w:t xml:space="preserve"> </w:t>
+      </w:r>
+      <w:r>
+        <w:t xml:space="preserve">89, 2290–2301.</w:t>
+      </w:r>
+    </w:p>
+    <w:p>
+      <w:pPr>
+        <w:pStyle w:val="BodyText"/>
+      </w:pPr>
+      <w:r>
+        <w:t xml:space="preserve">Villéger, S., Grenouillet, G. &amp; Brosse, S. (2013) Decomposing functional</w:t>
+      </w:r>
+      <w:r>
+        <w:t xml:space="preserve"> </w:t>
+      </w:r>
+      <w:r>
+        <w:t xml:space="preserve">β-diversity reveals that low functional β-diversity is driven by low</w:t>
+      </w:r>
+      <w:r>
+        <w:t xml:space="preserve"> </w:t>
+      </w:r>
+      <w:r>
+        <w:t xml:space="preserve">functional turnover in European fish assemblages.</w:t>
+      </w:r>
+      <w:r>
+        <w:t xml:space="preserve"> </w:t>
+      </w:r>
+      <w:r>
+        <w:rPr>
+          <w:i/>
+          <w:iCs/>
+        </w:rPr>
+        <w:t xml:space="preserve">Global Ecology and</w:t>
+      </w:r>
+      <w:r>
+        <w:rPr>
+          <w:i/>
+          <w:iCs/>
+        </w:rPr>
+        <w:t xml:space="preserve"> </w:t>
+      </w:r>
+      <w:r>
+        <w:rPr>
+          <w:i/>
+          <w:iCs/>
+        </w:rPr>
+        <w:t xml:space="preserve">Biogeography</w:t>
+      </w:r>
+      <w:r>
+        <w:t xml:space="preserve"> </w:t>
+      </w:r>
+      <w:r>
+        <w:t xml:space="preserve">22, 671–681.</w:t>
+      </w:r>
+    </w:p>
+    <w:p>
+      <w:pPr>
+        <w:pStyle w:val="BodyText"/>
+      </w:pPr>
+      <w:r>
+        <w:t xml:space="preserve">Violle, C., Navas, M.-L., Vile, D., Kazakou, E., Fortunel, C., Hummel, I. &amp;</w:t>
+      </w:r>
+      <w:r>
+        <w:t xml:space="preserve"> </w:t>
+      </w:r>
+      <w:r>
+        <w:t xml:space="preserve">Garnier, E. (2007) Let the concept of trait be functional!</w:t>
+      </w:r>
+      <w:r>
+        <w:t xml:space="preserve"> </w:t>
+      </w:r>
+      <w:r>
+        <w:rPr>
+          <w:i/>
+          <w:iCs/>
+        </w:rPr>
+        <w:t xml:space="preserve">Oikos</w:t>
+      </w:r>
+      <w:r>
+        <w:t xml:space="preserve"> </w:t>
+      </w:r>
+      <w:r>
+        <w:t xml:space="preserve">116,</w:t>
+      </w:r>
+      <w:r>
+        <w:t xml:space="preserve"> </w:t>
+      </w:r>
+      <w:r>
+        <w:t xml:space="preserve">882–892.</w:t>
+      </w:r>
+    </w:p>
+    <w:p>
+      <w:pPr>
+        <w:pStyle w:val="BodyText"/>
+      </w:pPr>
+      <w:r>
+        <w:t xml:space="preserve">Violle, C., Reich, P.B., Pacala, S.W., Enquist, B.J. &amp; Kattge, J. (2014) The</w:t>
+      </w:r>
+      <w:r>
+        <w:t xml:space="preserve"> </w:t>
+      </w:r>
+      <w:r>
+        <w:t xml:space="preserve">emergence and promise of functional biogeography.</w:t>
+      </w:r>
+      <w:r>
+        <w:t xml:space="preserve"> </w:t>
+      </w:r>
+      <w:r>
+        <w:rPr>
+          <w:i/>
+          <w:iCs/>
+        </w:rPr>
+        <w:t xml:space="preserve">Proceedings of the National</w:t>
+      </w:r>
+      <w:r>
+        <w:rPr>
+          <w:i/>
+          <w:iCs/>
+        </w:rPr>
+        <w:t xml:space="preserve"> </w:t>
+      </w:r>
+      <w:r>
+        <w:rPr>
+          <w:i/>
+          <w:iCs/>
+        </w:rPr>
+        <w:t xml:space="preserve">Academy of Sciences USA</w:t>
+      </w:r>
+      <w:r>
+        <w:t xml:space="preserve"> </w:t>
+      </w:r>
+      <w:r>
+        <w:t xml:space="preserve">111, 13690–13696.</w:t>
+      </w:r>
+    </w:p>
+    <w:p>
+      <w:pPr>
+        <w:pStyle w:val="BodyText"/>
+      </w:pPr>
+      <w:r>
+        <w:t xml:space="preserve">Wang, J. et al. (2023) A dataset of the morphological, life-history, and</w:t>
+      </w:r>
+      <w:r>
+        <w:t xml:space="preserve"> </w:t>
+      </w:r>
+      <w:r>
+        <w:t xml:space="preserve">ecological traits of snakes in China.</w:t>
+      </w:r>
+      <w:r>
+        <w:t xml:space="preserve"> </w:t>
+      </w:r>
+      <w:r>
+        <w:rPr>
+          <w:i/>
+          <w:iCs/>
+        </w:rPr>
+        <w:t xml:space="preserve">Biodiversity Science</w:t>
+      </w:r>
+      <w:r>
+        <w:t xml:space="preserve"> </w:t>
+      </w:r>
+      <w:r>
+        <w:t xml:space="preserve">31, 23126.</w:t>
       </w:r>
       <w:r>
         <w:t xml:space="preserve"> </w:t>
@@ -6967,545 +9474,131 @@
         <w:rPr>
           <w:rFonts w:hint="eastAsia"/>
         </w:rPr>
-        <w:t xml:space="preserve">中国陆生哺乳动物性状数据集]</w:t>
-      </w:r>
-    </w:p>
-    <w:p>
-      <w:pPr>
-        <w:pStyle w:val="BodyText"/>
-      </w:pPr>
-      <w:r>
-        <w:t xml:space="preserve">Dormann, C.F. et al. (2007) Methods to account for spatial autocorrelation in</w:t>
-      </w:r>
-      <w:r>
-        <w:t xml:space="preserve"> </w:t>
-      </w:r>
-      <w:r>
-        <w:t xml:space="preserve">the analysis of species distributional data: a review.</w:t>
-      </w:r>
-      <w:r>
-        <w:t xml:space="preserve"> </w:t>
-      </w:r>
-      <w:r>
-        <w:rPr>
-          <w:i/>
-          <w:iCs/>
-        </w:rPr>
-        <w:t xml:space="preserve">Ecography</w:t>
-      </w:r>
-      <w:r>
-        <w:t xml:space="preserve"> </w:t>
-      </w:r>
-      <w:r>
-        <w:t xml:space="preserve">30,</w:t>
-      </w:r>
-      <w:r>
-        <w:t xml:space="preserve"> </w:t>
-      </w:r>
-      <w:r>
-        <w:t xml:space="preserve">609–628.</w:t>
-      </w:r>
-    </w:p>
-    <w:p>
-      <w:pPr>
-        <w:pStyle w:val="BodyText"/>
-      </w:pPr>
-      <w:r>
-        <w:t xml:space="preserve">Dray, S. &amp; Dufour, A.-B. (2007) The ade4 package: implementing the duality</w:t>
-      </w:r>
-      <w:r>
-        <w:t xml:space="preserve"> </w:t>
-      </w:r>
-      <w:r>
-        <w:t xml:space="preserve">diagram for ecologists.</w:t>
-      </w:r>
-      <w:r>
-        <w:t xml:space="preserve"> </w:t>
-      </w:r>
-      <w:r>
-        <w:rPr>
-          <w:i/>
-          <w:iCs/>
-        </w:rPr>
-        <w:t xml:space="preserve">Journal of Statistical Software</w:t>
-      </w:r>
-      <w:r>
-        <w:t xml:space="preserve"> </w:t>
-      </w:r>
-      <w:r>
-        <w:t xml:space="preserve">22(4), 1–20.</w:t>
-      </w:r>
-    </w:p>
-    <w:p>
-      <w:pPr>
-        <w:pStyle w:val="BodyText"/>
-      </w:pPr>
-      <w:r>
-        <w:t xml:space="preserve">Dray, S. &amp; Legendre, P. (2008) Testing the species traits–environment</w:t>
-      </w:r>
-      <w:r>
-        <w:t xml:space="preserve"> </w:t>
-      </w:r>
-      <w:r>
-        <w:t xml:space="preserve">relationships: the fourth-corner problem revisited.</w:t>
-      </w:r>
-      <w:r>
-        <w:t xml:space="preserve"> </w:t>
-      </w:r>
-      <w:r>
-        <w:rPr>
-          <w:i/>
-          <w:iCs/>
-        </w:rPr>
-        <w:t xml:space="preserve">Ecology</w:t>
-      </w:r>
-      <w:r>
-        <w:t xml:space="preserve"> </w:t>
-      </w:r>
-      <w:r>
-        <w:t xml:space="preserve">89, 3400–3412.</w:t>
-      </w:r>
-    </w:p>
-    <w:p>
-      <w:pPr>
-        <w:pStyle w:val="BodyText"/>
-      </w:pPr>
-      <w:r>
-        <w:t xml:space="preserve">Etard, A., Morrill, S. &amp; Newbold, T. (2020) Global gaps in trait data for</w:t>
-      </w:r>
-      <w:r>
-        <w:t xml:space="preserve"> </w:t>
-      </w:r>
-      <w:r>
-        <w:t xml:space="preserve">terrestrial vertebrates.</w:t>
-      </w:r>
-      <w:r>
-        <w:t xml:space="preserve"> </w:t>
-      </w:r>
-      <w:r>
-        <w:rPr>
-          <w:i/>
-          <w:iCs/>
-        </w:rPr>
-        <w:t xml:space="preserve">Global Ecology and Biogeography</w:t>
-      </w:r>
-      <w:r>
-        <w:t xml:space="preserve"> </w:t>
-      </w:r>
-      <w:r>
-        <w:t xml:space="preserve">29, 2143–2158.</w:t>
-      </w:r>
-    </w:p>
-    <w:p>
-      <w:pPr>
-        <w:pStyle w:val="BodyText"/>
-      </w:pPr>
-      <w:r>
-        <w:t xml:space="preserve">Etard, A. &amp; Newbold, T. (2024) Species-level correlates of land-use responses</w:t>
-      </w:r>
-      <w:r>
-        <w:t xml:space="preserve"> </w:t>
-      </w:r>
-      <w:r>
-        <w:t xml:space="preserve">and climate-change sensitivity in terrestrial vertebrates.</w:t>
-      </w:r>
-      <w:r>
-        <w:t xml:space="preserve"> </w:t>
-      </w:r>
-      <w:r>
-        <w:rPr>
-          <w:i/>
-          <w:iCs/>
-        </w:rPr>
-        <w:t xml:space="preserve">Conservation</w:t>
-      </w:r>
-      <w:r>
-        <w:rPr>
-          <w:i/>
-          <w:iCs/>
-        </w:rPr>
-        <w:t xml:space="preserve"> </w:t>
-      </w:r>
-      <w:r>
-        <w:rPr>
-          <w:i/>
-          <w:iCs/>
-        </w:rPr>
-        <w:t xml:space="preserve">Biology</w:t>
-      </w:r>
-      <w:r>
-        <w:t xml:space="preserve"> </w:t>
-      </w:r>
-      <w:r>
-        <w:t xml:space="preserve">38, e14208.</w:t>
-      </w:r>
-    </w:p>
-    <w:p>
-      <w:pPr>
-        <w:pStyle w:val="BodyText"/>
-      </w:pPr>
-      <w:r>
-        <w:t xml:space="preserve">Fick, S.E. &amp; Hijmans, R.J. (2017) WorldClim 2: new 1-km spatial resolution</w:t>
-      </w:r>
-      <w:r>
-        <w:t xml:space="preserve"> </w:t>
-      </w:r>
-      <w:r>
-        <w:t xml:space="preserve">climate surfaces for global land areas.</w:t>
-      </w:r>
-      <w:r>
-        <w:t xml:space="preserve"> </w:t>
-      </w:r>
-      <w:r>
-        <w:rPr>
-          <w:i/>
-          <w:iCs/>
-        </w:rPr>
-        <w:t xml:space="preserve">International Journal of Climatology</w:t>
-      </w:r>
-      <w:r>
-        <w:t xml:space="preserve"> </w:t>
-      </w:r>
-      <w:r>
-        <w:t xml:space="preserve">37, 4302–4315.</w:t>
-      </w:r>
-    </w:p>
-    <w:p>
-      <w:pPr>
-        <w:pStyle w:val="BodyText"/>
-      </w:pPr>
-      <w:r>
-        <w:t xml:space="preserve">Gotelli, N.J. (2000) Null model analysis of species co-occurrence patterns.</w:t>
-      </w:r>
-      <w:r>
-        <w:t xml:space="preserve"> </w:t>
-      </w:r>
-      <w:r>
-        <w:rPr>
-          <w:i/>
-          <w:iCs/>
-        </w:rPr>
-        <w:t xml:space="preserve">Ecology</w:t>
-      </w:r>
-      <w:r>
-        <w:t xml:space="preserve"> </w:t>
-      </w:r>
-      <w:r>
-        <w:t xml:space="preserve">81, 2606–2621.</w:t>
-      </w:r>
-    </w:p>
-    <w:p>
-      <w:pPr>
-        <w:pStyle w:val="BodyText"/>
-      </w:pPr>
-      <w:r>
-        <w:t xml:space="preserve">Hawkins, B.A. et al. (2003) Energy, water, and broad-scale geographic patterns</w:t>
-      </w:r>
-      <w:r>
-        <w:t xml:space="preserve"> </w:t>
-      </w:r>
-      <w:r>
-        <w:t xml:space="preserve">of species richness.</w:t>
-      </w:r>
-      <w:r>
-        <w:t xml:space="preserve"> </w:t>
-      </w:r>
-      <w:r>
-        <w:rPr>
-          <w:i/>
-          <w:iCs/>
-        </w:rPr>
-        <w:t xml:space="preserve">Ecology</w:t>
-      </w:r>
-      <w:r>
-        <w:t xml:space="preserve"> </w:t>
-      </w:r>
-      <w:r>
-        <w:t xml:space="preserve">84, 3105–3117.</w:t>
-      </w:r>
-    </w:p>
-    <w:p>
-      <w:pPr>
-        <w:pStyle w:val="BodyText"/>
-      </w:pPr>
-      <w:r>
-        <w:t xml:space="preserve">Hawkins, B.A., Leroy, B., Rodríguez, M.Á., Singer, A., Vilela, B., Villalobos,</w:t>
-      </w:r>
-      <w:r>
-        <w:t xml:space="preserve"> </w:t>
-      </w:r>
-      <w:r>
-        <w:t xml:space="preserve">F., Wang, X. &amp; Zelený, D. (2017) Structural bias in aggregated species-level</w:t>
-      </w:r>
-      <w:r>
-        <w:t xml:space="preserve"> </w:t>
-      </w:r>
-      <w:r>
-        <w:t xml:space="preserve">variables driven by repeated species co-occurrences: a pervasive problem in</w:t>
-      </w:r>
-      <w:r>
-        <w:t xml:space="preserve"> </w:t>
-      </w:r>
-      <w:r>
-        <w:t xml:space="preserve">community and assemblage data.</w:t>
-      </w:r>
-      <w:r>
-        <w:t xml:space="preserve"> </w:t>
-      </w:r>
-      <w:r>
-        <w:rPr>
-          <w:i/>
-          <w:iCs/>
-        </w:rPr>
-        <w:t xml:space="preserve">Journal of Biogeography</w:t>
-      </w:r>
-      <w:r>
-        <w:t xml:space="preserve"> </w:t>
-      </w:r>
-      <w:r>
-        <w:t xml:space="preserve">44, 1199–1211.</w:t>
-      </w:r>
-    </w:p>
-    <w:p>
-      <w:pPr>
-        <w:pStyle w:val="BodyText"/>
-      </w:pPr>
-      <w:r>
-        <w:t xml:space="preserve">Healy, K., Ezard, T.H.G., Jones, O.R., Salguero-Gómez, R. &amp; Buckley, Y.M.</w:t>
-      </w:r>
-      <w:r>
-        <w:t xml:space="preserve"> </w:t>
-      </w:r>
-      <w:r>
-        <w:t xml:space="preserve">(2019) Animal life history is shaped by the pace of life and the distribution</w:t>
-      </w:r>
-      <w:r>
-        <w:t xml:space="preserve"> </w:t>
-      </w:r>
-      <w:r>
-        <w:t xml:space="preserve">of age-specific mortality and reproduction.</w:t>
-      </w:r>
-      <w:r>
-        <w:t xml:space="preserve"> </w:t>
-      </w:r>
-      <w:r>
-        <w:rPr>
-          <w:i/>
-          <w:iCs/>
-        </w:rPr>
-        <w:t xml:space="preserve">Nature Ecology &amp; Evolution</w:t>
-      </w:r>
-      <w:r>
-        <w:t xml:space="preserve"> </w:t>
-      </w:r>
-      <w:r>
-        <w:t xml:space="preserve">3,</w:t>
-      </w:r>
-      <w:r>
-        <w:t xml:space="preserve"> </w:t>
-      </w:r>
-      <w:r>
-        <w:t xml:space="preserve">1217–1224.</w:t>
-      </w:r>
-    </w:p>
-    <w:p>
-      <w:pPr>
-        <w:pStyle w:val="BodyText"/>
-      </w:pPr>
-      <w:r>
-        <w:t xml:space="preserve">Huang, M., Huang, G., Fan, H. et al. (2023) [Trait biogeography of Chinese</w:t>
-      </w:r>
-      <w:r>
-        <w:t xml:space="preserve"> </w:t>
-      </w:r>
-      <w:r>
-        <w:t xml:space="preserve">terrestrial vertebrates].</w:t>
-      </w:r>
-      <w:r>
-        <w:t xml:space="preserve"> </w:t>
-      </w:r>
-      <w:r>
-        <w:rPr>
-          <w:i/>
-          <w:iCs/>
-        </w:rPr>
-        <w:t xml:space="preserve">The Innovation</w:t>
-      </w:r>
-      <w:r>
-        <w:t xml:space="preserve"> </w:t>
-      </w:r>
-      <w:r>
-        <w:t xml:space="preserve">4, 100371.</w:t>
-      </w:r>
-    </w:p>
-    <w:p>
-      <w:pPr>
-        <w:pStyle w:val="BodyText"/>
-      </w:pPr>
-      <w:r>
-        <w:t xml:space="preserve">Huey, R.B. &amp; Kingsolver, J.G. (1989) Evolution of thermal sensitivity of</w:t>
-      </w:r>
-      <w:r>
-        <w:t xml:space="preserve"> </w:t>
-      </w:r>
-      <w:r>
-        <w:t xml:space="preserve">ectotherm performance.</w:t>
-      </w:r>
-      <w:r>
-        <w:t xml:space="preserve"> </w:t>
-      </w:r>
-      <w:r>
-        <w:rPr>
-          <w:i/>
-          <w:iCs/>
-        </w:rPr>
-        <w:t xml:space="preserve">Trends in Ecology &amp; Evolution</w:t>
-      </w:r>
-      <w:r>
-        <w:t xml:space="preserve"> </w:t>
-      </w:r>
-      <w:r>
-        <w:t xml:space="preserve">4, 131–135.</w:t>
-      </w:r>
-    </w:p>
-    <w:p>
-      <w:pPr>
-        <w:pStyle w:val="BodyText"/>
-      </w:pPr>
-      <w:r>
-        <w:t xml:space="preserve">IUCN (2024) The IUCN Red List of Threatened Species, spatial data. IUCN,</w:t>
-      </w:r>
-      <w:r>
-        <w:t xml:space="preserve"> </w:t>
-      </w:r>
-      <w:r>
-        <w:t xml:space="preserve">Gland. https://www.iucnredlist.org</w:t>
-      </w:r>
-    </w:p>
-    <w:p>
-      <w:pPr>
-        <w:pStyle w:val="BodyText"/>
-      </w:pPr>
-      <w:r>
-        <w:t xml:space="preserve">Janzen, D.H. (1967) Why mountain passes are higher in the tropics.</w:t>
-      </w:r>
-      <w:r>
-        <w:t xml:space="preserve"> </w:t>
-      </w:r>
-      <w:r>
-        <w:rPr>
-          <w:i/>
-          <w:iCs/>
-        </w:rPr>
-        <w:t xml:space="preserve">The</w:t>
-      </w:r>
-      <w:r>
-        <w:rPr>
-          <w:i/>
-          <w:iCs/>
-        </w:rPr>
-        <w:t xml:space="preserve"> </w:t>
-      </w:r>
-      <w:r>
-        <w:rPr>
-          <w:i/>
-          <w:iCs/>
-        </w:rPr>
-        <w:t xml:space="preserve">American Naturalist</w:t>
-      </w:r>
-      <w:r>
-        <w:t xml:space="preserve"> </w:t>
-      </w:r>
-      <w:r>
-        <w:t xml:space="preserve">101, 233–249.</w:t>
-      </w:r>
-    </w:p>
-    <w:p>
-      <w:pPr>
-        <w:pStyle w:val="BodyText"/>
-      </w:pPr>
-      <w:r>
-        <w:t xml:space="preserve">Jenkins, C.N., Pimm, S.L. &amp; Joppa, L.N. (2013) Global patterns of terrestrial</w:t>
-      </w:r>
-      <w:r>
-        <w:t xml:space="preserve"> </w:t>
-      </w:r>
-      <w:r>
-        <w:t xml:space="preserve">vertebrate diversity and conservation.</w:t>
-      </w:r>
-      <w:r>
-        <w:t xml:space="preserve"> </w:t>
-      </w:r>
-      <w:r>
-        <w:rPr>
-          <w:i/>
-          <w:iCs/>
-        </w:rPr>
-        <w:t xml:space="preserve">Proceedings of the National Academy of</w:t>
-      </w:r>
-      <w:r>
-        <w:rPr>
-          <w:i/>
-          <w:iCs/>
-        </w:rPr>
-        <w:t xml:space="preserve"> </w:t>
-      </w:r>
-      <w:r>
-        <w:rPr>
-          <w:i/>
-          <w:iCs/>
-        </w:rPr>
-        <w:t xml:space="preserve">Sciences USA</w:t>
-      </w:r>
-      <w:r>
-        <w:t xml:space="preserve"> </w:t>
-      </w:r>
-      <w:r>
-        <w:t xml:space="preserve">110, E2602–E2610.</w:t>
-      </w:r>
-    </w:p>
-    <w:p>
-      <w:pPr>
-        <w:pStyle w:val="BodyText"/>
-      </w:pPr>
-      <w:r>
-        <w:t xml:space="preserve">Kearney, M. &amp; Porter, W. (2009) Mechanistic niche modelling: combining</w:t>
-      </w:r>
-      <w:r>
-        <w:t xml:space="preserve"> </w:t>
-      </w:r>
-      <w:r>
-        <w:t xml:space="preserve">physiological and spatial data to predict species’ ranges.</w:t>
-      </w:r>
-      <w:r>
-        <w:t xml:space="preserve"> </w:t>
-      </w:r>
-      <w:r>
-        <w:rPr>
-          <w:i/>
-          <w:iCs/>
-        </w:rPr>
-        <w:t xml:space="preserve">Ecology Letters</w:t>
-      </w:r>
-      <w:r>
-        <w:t xml:space="preserve"> </w:t>
-      </w:r>
-      <w:r>
-        <w:t xml:space="preserve">12, 334–350.</w:t>
-      </w:r>
-    </w:p>
-    <w:p>
-      <w:pPr>
-        <w:pStyle w:val="BodyText"/>
-      </w:pPr>
-      <w:r>
-        <w:t xml:space="preserve">Keddy, P.A. (1992) Assembly and response rules: two goals for predictive</w:t>
-      </w:r>
-      <w:r>
-        <w:t xml:space="preserve"> </w:t>
-      </w:r>
-      <w:r>
-        <w:t xml:space="preserve">community ecology.</w:t>
+        <w:t xml:space="preserve">[王江等]</w:t>
+      </w:r>
+    </w:p>
+    <w:p>
+      <w:pPr>
+        <w:pStyle w:val="BodyText"/>
+      </w:pPr>
+      <w:r>
+        <w:t xml:space="preserve">Wright, D.H. (1983) Species-energy theory: an extension of species-area</w:t>
+      </w:r>
+      <w:r>
+        <w:t xml:space="preserve"> </w:t>
+      </w:r>
+      <w:r>
+        <w:t xml:space="preserve">theory.</w:t>
+      </w:r>
+      <w:r>
+        <w:t xml:space="preserve"> </w:t>
+      </w:r>
+      <w:r>
+        <w:rPr>
+          <w:i/>
+          <w:iCs/>
+        </w:rPr>
+        <w:t xml:space="preserve">Oikos</w:t>
+      </w:r>
+      <w:r>
+        <w:t xml:space="preserve"> </w:t>
+      </w:r>
+      <w:r>
+        <w:t xml:space="preserve">41, 496–506.</w:t>
+      </w:r>
+    </w:p>
+    <w:p>
+      <w:pPr>
+        <w:pStyle w:val="BodyText"/>
+      </w:pPr>
+      <w:r>
+        <w:t xml:space="preserve">Wu, R., Zhang, S., Yu, D.W., Zhao, P., Li, X., Wang, L., Yu, Q., Ma, J., Chen,</w:t>
+      </w:r>
+      <w:r>
+        <w:t xml:space="preserve"> </w:t>
+      </w:r>
+      <w:r>
+        <w:t xml:space="preserve">A. &amp; Long, Y. (2011) Effectiveness of China’s nature reserves in representing</w:t>
+      </w:r>
+      <w:r>
+        <w:t xml:space="preserve"> </w:t>
+      </w:r>
+      <w:r>
+        <w:t xml:space="preserve">ecological diversity.</w:t>
+      </w:r>
+      <w:r>
+        <w:t xml:space="preserve"> </w:t>
+      </w:r>
+      <w:r>
+        <w:rPr>
+          <w:i/>
+          <w:iCs/>
+        </w:rPr>
+        <w:t xml:space="preserve">Frontiers in Ecology and the Environment</w:t>
+      </w:r>
+      <w:r>
+        <w:t xml:space="preserve"> </w:t>
+      </w:r>
+      <w:r>
+        <w:t xml:space="preserve">9, 383–389.</w:t>
+      </w:r>
+    </w:p>
+    <w:p>
+      <w:pPr>
+        <w:pStyle w:val="BodyText"/>
+      </w:pPr>
+      <w:r>
+        <w:t xml:space="preserve">Xu, W. et al. (2017) Strengthening protected areas for biodiversity and</w:t>
+      </w:r>
+      <w:r>
+        <w:t xml:space="preserve"> </w:t>
+      </w:r>
+      <w:r>
+        <w:t xml:space="preserve">ecosystem services in China.</w:t>
+      </w:r>
+      <w:r>
+        <w:t xml:space="preserve"> </w:t>
+      </w:r>
+      <w:r>
+        <w:rPr>
+          <w:i/>
+          <w:iCs/>
+        </w:rPr>
+        <w:t xml:space="preserve">Proceedings of the National Academy of Sciences</w:t>
+      </w:r>
+      <w:r>
+        <w:rPr>
+          <w:i/>
+          <w:iCs/>
+        </w:rPr>
+        <w:t xml:space="preserve"> </w:t>
+      </w:r>
+      <w:r>
+        <w:rPr>
+          <w:i/>
+          <w:iCs/>
+        </w:rPr>
+        <w:t xml:space="preserve">USA</w:t>
+      </w:r>
+      <w:r>
+        <w:t xml:space="preserve"> </w:t>
+      </w:r>
+      <w:r>
+        <w:t xml:space="preserve">114, 1601–1606.</w:t>
+      </w:r>
+    </w:p>
+    <w:p>
+      <w:pPr>
+        <w:pStyle w:val="BodyText"/>
+      </w:pPr>
+      <w:r>
+        <w:t xml:space="preserve">Zelený, D. (2018) Which results of the standard test for community-weighted</w:t>
+      </w:r>
+      <w:r>
+        <w:t xml:space="preserve"> </w:t>
+      </w:r>
+      <w:r>
+        <w:t xml:space="preserve">mean approach are too optimistic?</w:t>
       </w:r>
       <w:r>
         <w:t xml:space="preserve"> </w:t>
@@ -7521,1232 +9614,21 @@
         <w:t xml:space="preserve"> </w:t>
       </w:r>
       <w:r>
-        <w:t xml:space="preserve">3, 157–164.</w:t>
-      </w:r>
-    </w:p>
-    <w:p>
-      <w:pPr>
-        <w:pStyle w:val="BodyText"/>
-      </w:pPr>
-      <w:r>
-        <w:t xml:space="preserve">Kerr, J.T. &amp; Packer, L. (1997) Habitat heterogeneity as a determinant of</w:t>
-      </w:r>
-      <w:r>
-        <w:t xml:space="preserve"> </w:t>
-      </w:r>
-      <w:r>
-        <w:t xml:space="preserve">mammal species richness in high-energy regions.</w:t>
-      </w:r>
-      <w:r>
-        <w:t xml:space="preserve"> </w:t>
-      </w:r>
-      <w:r>
-        <w:rPr>
-          <w:i/>
-          <w:iCs/>
-        </w:rPr>
-        <w:t xml:space="preserve">Nature</w:t>
-      </w:r>
-      <w:r>
-        <w:t xml:space="preserve"> </w:t>
-      </w:r>
-      <w:r>
-        <w:t xml:space="preserve">385, 252–254.</w:t>
-      </w:r>
-    </w:p>
-    <w:p>
-      <w:pPr>
-        <w:pStyle w:val="BodyText"/>
-      </w:pPr>
-      <w:r>
-        <w:t xml:space="preserve">Khaliq, I., Hof, C., Prinzinger, R., Böhning-Gaese, K. &amp; Pfenninger, M. (2014)</w:t>
-      </w:r>
-      <w:r>
-        <w:t xml:space="preserve"> </w:t>
-      </w:r>
-      <w:r>
-        <w:t xml:space="preserve">Global variation in thermal tolerances and vulnerability of endotherms to</w:t>
-      </w:r>
-      <w:r>
-        <w:t xml:space="preserve"> </w:t>
-      </w:r>
-      <w:r>
-        <w:t xml:space="preserve">climate change.</w:t>
-      </w:r>
-      <w:r>
-        <w:t xml:space="preserve"> </w:t>
-      </w:r>
-      <w:r>
-        <w:rPr>
-          <w:i/>
-          <w:iCs/>
-        </w:rPr>
-        <w:t xml:space="preserve">Proceedings of the Royal Society B</w:t>
-      </w:r>
-      <w:r>
-        <w:t xml:space="preserve"> </w:t>
-      </w:r>
-      <w:r>
-        <w:t xml:space="preserve">281, 20141097.</w:t>
-      </w:r>
-    </w:p>
-    <w:p>
-      <w:pPr>
-        <w:pStyle w:val="BodyText"/>
-      </w:pPr>
-      <w:r>
-        <w:t xml:space="preserve">Kissling, W.D. &amp; Carl, G. (2008) Spatial autocorrelation and the selection of</w:t>
-      </w:r>
-      <w:r>
-        <w:t xml:space="preserve"> </w:t>
-      </w:r>
-      <w:r>
-        <w:t xml:space="preserve">simultaneous autoregressive models.</w:t>
-      </w:r>
-      <w:r>
-        <w:t xml:space="preserve"> </w:t>
-      </w:r>
-      <w:r>
-        <w:rPr>
-          <w:i/>
-          <w:iCs/>
-        </w:rPr>
-        <w:t xml:space="preserve">Global Ecology and Biogeography</w:t>
-      </w:r>
-      <w:r>
-        <w:t xml:space="preserve"> </w:t>
-      </w:r>
-      <w:r>
-        <w:t xml:space="preserve">17,</w:t>
-      </w:r>
-      <w:r>
-        <w:t xml:space="preserve"> </w:t>
-      </w:r>
-      <w:r>
-        <w:t xml:space="preserve">59–71.</w:t>
-      </w:r>
-    </w:p>
-    <w:p>
-      <w:pPr>
-        <w:pStyle w:val="BodyText"/>
-      </w:pPr>
-      <w:r>
-        <w:t xml:space="preserve">Kraft, N.J.B., Adler, P.B., Godoy, O., James, E.C., Fuller, S. &amp; Levine, J.M.</w:t>
-      </w:r>
-      <w:r>
-        <w:t xml:space="preserve"> </w:t>
-      </w:r>
-      <w:r>
-        <w:t xml:space="preserve">(2015) Community assembly, coexistence and the environmental filtering</w:t>
-      </w:r>
-      <w:r>
-        <w:t xml:space="preserve"> </w:t>
-      </w:r>
-      <w:r>
-        <w:t xml:space="preserve">metaphor.</w:t>
-      </w:r>
-      <w:r>
-        <w:t xml:space="preserve"> </w:t>
-      </w:r>
-      <w:r>
-        <w:rPr>
-          <w:i/>
-          <w:iCs/>
-        </w:rPr>
-        <w:t xml:space="preserve">Functional Ecology</w:t>
-      </w:r>
-      <w:r>
-        <w:t xml:space="preserve"> </w:t>
-      </w:r>
-      <w:r>
-        <w:t xml:space="preserve">29, 592–599.</w:t>
-      </w:r>
-    </w:p>
-    <w:p>
-      <w:pPr>
-        <w:pStyle w:val="BodyText"/>
-      </w:pPr>
-      <w:r>
-        <w:t xml:space="preserve">Kukkala, A.S. &amp; Moilanen, A. (2013) Core concepts of spatial prioritisation in</w:t>
-      </w:r>
-      <w:r>
-        <w:t xml:space="preserve"> </w:t>
-      </w:r>
-      <w:r>
-        <w:t xml:space="preserve">systematic conservation planning.</w:t>
-      </w:r>
-      <w:r>
-        <w:t xml:space="preserve"> </w:t>
-      </w:r>
-      <w:r>
-        <w:rPr>
-          <w:i/>
-          <w:iCs/>
-        </w:rPr>
-        <w:t xml:space="preserve">Biological Reviews</w:t>
-      </w:r>
-      <w:r>
-        <w:t xml:space="preserve"> </w:t>
-      </w:r>
-      <w:r>
-        <w:t xml:space="preserve">88, 443–464.</w:t>
-      </w:r>
-    </w:p>
-    <w:p>
-      <w:pPr>
-        <w:pStyle w:val="BodyText"/>
-      </w:pPr>
-      <w:r>
-        <w:t xml:space="preserve">Laliberté, E. &amp; Legendre, P. (2010) A distance-based framework for measuring</w:t>
-      </w:r>
-      <w:r>
-        <w:t xml:space="preserve"> </w:t>
-      </w:r>
-      <w:r>
-        <w:t xml:space="preserve">functional diversity from multiple traits.</w:t>
-      </w:r>
-      <w:r>
-        <w:t xml:space="preserve"> </w:t>
-      </w:r>
-      <w:r>
-        <w:rPr>
-          <w:i/>
-          <w:iCs/>
-        </w:rPr>
-        <w:t xml:space="preserve">Ecology</w:t>
-      </w:r>
-      <w:r>
-        <w:t xml:space="preserve"> </w:t>
-      </w:r>
-      <w:r>
-        <w:t xml:space="preserve">91, 299–305.</w:t>
-      </w:r>
-    </w:p>
-    <w:p>
-      <w:pPr>
-        <w:pStyle w:val="BodyText"/>
-      </w:pPr>
-      <w:r>
-        <w:t xml:space="preserve">Lamanna, C. et al. (2014) Functional trait space and the latitudinal diversity</w:t>
-      </w:r>
-      <w:r>
-        <w:t xml:space="preserve"> </w:t>
-      </w:r>
-      <w:r>
-        <w:t xml:space="preserve">gradient.</w:t>
-      </w:r>
-      <w:r>
-        <w:t xml:space="preserve"> </w:t>
-      </w:r>
-      <w:r>
-        <w:rPr>
-          <w:i/>
-          <w:iCs/>
-        </w:rPr>
-        <w:t xml:space="preserve">Proceedings of the National Academy of Sciences USA</w:t>
-      </w:r>
-      <w:r>
-        <w:t xml:space="preserve"> </w:t>
-      </w:r>
-      <w:r>
-        <w:t xml:space="preserve">111,</w:t>
-      </w:r>
-      <w:r>
-        <w:t xml:space="preserve"> </w:t>
-      </w:r>
-      <w:r>
-        <w:t xml:space="preserve">13745–13750.</w:t>
-      </w:r>
-    </w:p>
-    <w:p>
-      <w:pPr>
-        <w:pStyle w:val="BodyText"/>
-      </w:pPr>
-      <w:r>
-        <w:t xml:space="preserve">Lavorel, S. &amp; Garnier, E. (2002) Predicting changes in community composition</w:t>
-      </w:r>
-      <w:r>
-        <w:t xml:space="preserve"> </w:t>
-      </w:r>
-      <w:r>
-        <w:t xml:space="preserve">and ecosystem functioning from plant traits: revisiting the Holy Grail.</w:t>
-      </w:r>
-      <w:r>
-        <w:t xml:space="preserve"> </w:t>
-      </w:r>
-      <w:r>
-        <w:rPr>
-          <w:i/>
-          <w:iCs/>
-        </w:rPr>
-        <w:t xml:space="preserve">Functional Ecology</w:t>
-      </w:r>
-      <w:r>
-        <w:t xml:space="preserve"> </w:t>
-      </w:r>
-      <w:r>
-        <w:t xml:space="preserve">16, 545–556.</w:t>
-      </w:r>
-    </w:p>
-    <w:p>
-      <w:pPr>
-        <w:pStyle w:val="BodyText"/>
-      </w:pPr>
-      <w:r>
-        <w:t xml:space="preserve">Legendre, P. (1993) Spatial autocorrelation: trouble or new paradigm?</w:t>
-      </w:r>
-      <w:r>
-        <w:t xml:space="preserve"> </w:t>
-      </w:r>
-      <w:r>
-        <w:rPr>
-          <w:i/>
-          <w:iCs/>
-        </w:rPr>
-        <w:t xml:space="preserve">Ecology</w:t>
-      </w:r>
-      <w:r>
-        <w:t xml:space="preserve"> </w:t>
-      </w:r>
-      <w:r>
-        <w:t xml:space="preserve">74, 1659–1673.</w:t>
-      </w:r>
-    </w:p>
-    <w:p>
-      <w:pPr>
-        <w:pStyle w:val="BodyText"/>
-      </w:pPr>
-      <w:r>
-        <w:t xml:space="preserve">Luedtke, J.A. et al. (2023) Ongoing declines for the world’s amphibians in the</w:t>
-      </w:r>
-      <w:r>
-        <w:t xml:space="preserve"> </w:t>
-      </w:r>
-      <w:r>
-        <w:t xml:space="preserve">face of emerging threats.</w:t>
-      </w:r>
-      <w:r>
-        <w:t xml:space="preserve"> </w:t>
-      </w:r>
-      <w:r>
-        <w:rPr>
-          <w:i/>
-          <w:iCs/>
-        </w:rPr>
-        <w:t xml:space="preserve">Nature</w:t>
-      </w:r>
-      <w:r>
-        <w:t xml:space="preserve"> </w:t>
-      </w:r>
-      <w:r>
-        <w:t xml:space="preserve">622, 308–314.</w:t>
-      </w:r>
-    </w:p>
-    <w:p>
-      <w:pPr>
-        <w:pStyle w:val="BodyText"/>
-      </w:pPr>
-      <w:r>
-        <w:t xml:space="preserve">Margules, C.R. &amp; Pressey, R.L. (2000) Systematic conservation planning.</w:t>
-      </w:r>
-      <w:r>
-        <w:t xml:space="preserve"> </w:t>
-      </w:r>
-      <w:r>
-        <w:rPr>
-          <w:i/>
-          <w:iCs/>
-        </w:rPr>
-        <w:t xml:space="preserve">Nature</w:t>
-      </w:r>
-      <w:r>
-        <w:t xml:space="preserve"> </w:t>
-      </w:r>
-      <w:r>
-        <w:t xml:space="preserve">405, 243–253.</w:t>
-      </w:r>
-    </w:p>
-    <w:p>
-      <w:pPr>
-        <w:pStyle w:val="BodyText"/>
-      </w:pPr>
-      <w:r>
-        <w:t xml:space="preserve">Mason, N.W.H., Mouillot, D., Lee, W.G. &amp; Wilson, J.B. (2005) Functional</w:t>
-      </w:r>
-      <w:r>
-        <w:t xml:space="preserve"> </w:t>
-      </w:r>
-      <w:r>
-        <w:t xml:space="preserve">richness, functional evenness and functional divergence: the primary</w:t>
-      </w:r>
-      <w:r>
-        <w:t xml:space="preserve"> </w:t>
-      </w:r>
-      <w:r>
-        <w:t xml:space="preserve">components of functional diversity.</w:t>
-      </w:r>
-      <w:r>
-        <w:t xml:space="preserve"> </w:t>
-      </w:r>
-      <w:r>
-        <w:rPr>
-          <w:i/>
-          <w:iCs/>
-        </w:rPr>
-        <w:t xml:space="preserve">Oikos</w:t>
-      </w:r>
-      <w:r>
-        <w:t xml:space="preserve"> </w:t>
-      </w:r>
-      <w:r>
-        <w:t xml:space="preserve">111, 112–118.</w:t>
-      </w:r>
-    </w:p>
-    <w:p>
-      <w:pPr>
-        <w:pStyle w:val="BodyText"/>
-      </w:pPr>
-      <w:r>
-        <w:t xml:space="preserve">Maxwell, S.L. et al. (2020) Area-based conservation in the twenty-first</w:t>
-      </w:r>
-      <w:r>
-        <w:t xml:space="preserve"> </w:t>
-      </w:r>
-      <w:r>
-        <w:t xml:space="preserve">century.</w:t>
-      </w:r>
-      <w:r>
-        <w:t xml:space="preserve"> </w:t>
-      </w:r>
-      <w:r>
-        <w:rPr>
-          <w:i/>
-          <w:iCs/>
-        </w:rPr>
-        <w:t xml:space="preserve">Nature</w:t>
-      </w:r>
-      <w:r>
-        <w:t xml:space="preserve"> </w:t>
-      </w:r>
-      <w:r>
-        <w:t xml:space="preserve">586, 217–227.</w:t>
-      </w:r>
-    </w:p>
-    <w:p>
-      <w:pPr>
-        <w:pStyle w:val="BodyText"/>
-      </w:pPr>
-      <w:r>
-        <w:t xml:space="preserve">McGill, B.J., Enquist, B.J., Weiher, E. &amp; Westoby, M. (2006) Rebuilding</w:t>
-      </w:r>
-      <w:r>
-        <w:t xml:space="preserve"> </w:t>
-      </w:r>
-      <w:r>
-        <w:t xml:space="preserve">community ecology from functional traits.</w:t>
-      </w:r>
-      <w:r>
-        <w:t xml:space="preserve"> </w:t>
-      </w:r>
-      <w:r>
-        <w:rPr>
-          <w:i/>
-          <w:iCs/>
-        </w:rPr>
-        <w:t xml:space="preserve">Trends in Ecology &amp; Evolution</w:t>
-      </w:r>
-      <w:r>
-        <w:t xml:space="preserve"> </w:t>
-      </w:r>
-      <w:r>
-        <w:t xml:space="preserve">21,</w:t>
-      </w:r>
-      <w:r>
-        <w:t xml:space="preserve"> </w:t>
-      </w:r>
-      <w:r>
-        <w:t xml:space="preserve">178–185.</w:t>
-      </w:r>
-    </w:p>
-    <w:p>
-      <w:pPr>
-        <w:pStyle w:val="BodyText"/>
-      </w:pPr>
-      <w:r>
-        <w:t xml:space="preserve">Meiri, S. &amp; Dayan, T. (2003) On the validity of Bergmann’s rule.</w:t>
-      </w:r>
-      <w:r>
-        <w:t xml:space="preserve"> </w:t>
-      </w:r>
-      <w:r>
-        <w:rPr>
-          <w:i/>
-          <w:iCs/>
-        </w:rPr>
-        <w:t xml:space="preserve">Journal of</w:t>
-      </w:r>
-      <w:r>
-        <w:rPr>
-          <w:i/>
-          <w:iCs/>
-        </w:rPr>
-        <w:t xml:space="preserve"> </w:t>
-      </w:r>
-      <w:r>
-        <w:rPr>
-          <w:i/>
-          <w:iCs/>
-        </w:rPr>
-        <w:t xml:space="preserve">Biogeography</w:t>
-      </w:r>
-      <w:r>
-        <w:t xml:space="preserve"> </w:t>
-      </w:r>
-      <w:r>
-        <w:t xml:space="preserve">30, 331–351.</w:t>
-      </w:r>
-    </w:p>
-    <w:p>
-      <w:pPr>
-        <w:pStyle w:val="BodyText"/>
-      </w:pPr>
-      <w:r>
-        <w:t xml:space="preserve">Moura, M.R. &amp; Jetz, W. (2021) Shortfalls and opportunities in terrestrial</w:t>
-      </w:r>
-      <w:r>
-        <w:t xml:space="preserve"> </w:t>
-      </w:r>
-      <w:r>
-        <w:t xml:space="preserve">vertebrate species discovery.</w:t>
-      </w:r>
-      <w:r>
-        <w:t xml:space="preserve"> </w:t>
-      </w:r>
-      <w:r>
-        <w:rPr>
-          <w:i/>
-          <w:iCs/>
-        </w:rPr>
-        <w:t xml:space="preserve">Nature Ecology &amp; Evolution</w:t>
-      </w:r>
-      <w:r>
-        <w:t xml:space="preserve"> </w:t>
-      </w:r>
-      <w:r>
-        <w:t xml:space="preserve">5, 631–639.</w:t>
-      </w:r>
-    </w:p>
-    <w:p>
-      <w:pPr>
-        <w:pStyle w:val="BodyText"/>
-      </w:pPr>
-      <w:r>
-        <w:t xml:space="preserve">Moura, M.R. et al. (2024) A phylogeny-informed characterisation of global</w:t>
-      </w:r>
-      <w:r>
-        <w:t xml:space="preserve"> </w:t>
-      </w:r>
-      <w:r>
-        <w:t xml:space="preserve">tetrapod traits addresses data gaps and biases.</w:t>
-      </w:r>
-      <w:r>
-        <w:t xml:space="preserve"> </w:t>
-      </w:r>
-      <w:r>
-        <w:rPr>
-          <w:i/>
-          <w:iCs/>
-        </w:rPr>
-        <w:t xml:space="preserve">PLoS Biology</w:t>
-      </w:r>
-      <w:r>
-        <w:t xml:space="preserve"> </w:t>
-      </w:r>
-      <w:r>
-        <w:t xml:space="preserve">22, e3002658.</w:t>
-      </w:r>
-    </w:p>
-    <w:p>
-      <w:pPr>
-        <w:pStyle w:val="BodyText"/>
-      </w:pPr>
-      <w:r>
-        <w:t xml:space="preserve">Mu, H. et al. (2022) A global record of annual terrestrial Human Footprint</w:t>
-      </w:r>
-      <w:r>
-        <w:t xml:space="preserve"> </w:t>
-      </w:r>
-      <w:r>
-        <w:t xml:space="preserve">dataset from 2000 to 2018.</w:t>
-      </w:r>
-      <w:r>
-        <w:t xml:space="preserve"> </w:t>
-      </w:r>
-      <w:r>
-        <w:rPr>
-          <w:i/>
-          <w:iCs/>
-        </w:rPr>
-        <w:t xml:space="preserve">Scientific Data</w:t>
-      </w:r>
-      <w:r>
-        <w:t xml:space="preserve"> </w:t>
-      </w:r>
-      <w:r>
-        <w:t xml:space="preserve">9, 176.</w:t>
-      </w:r>
-    </w:p>
-    <w:p>
-      <w:pPr>
-        <w:pStyle w:val="BodyText"/>
-      </w:pPr>
-      <w:r>
-        <w:t xml:space="preserve">Nemhauser, G.L., Wolsey, L.A. &amp; Fisher, M.L. (1978) An analysis of</w:t>
-      </w:r>
-      <w:r>
-        <w:t xml:space="preserve"> </w:t>
-      </w:r>
-      <w:r>
-        <w:t xml:space="preserve">approximations for maximizing submodular set functions—I.</w:t>
-      </w:r>
-      <w:r>
-        <w:t xml:space="preserve"> </w:t>
-      </w:r>
-      <w:r>
-        <w:rPr>
-          <w:i/>
-          <w:iCs/>
-        </w:rPr>
-        <w:t xml:space="preserve">Mathematical</w:t>
-      </w:r>
-      <w:r>
-        <w:rPr>
-          <w:i/>
-          <w:iCs/>
-        </w:rPr>
-        <w:t xml:space="preserve"> </w:t>
-      </w:r>
-      <w:r>
-        <w:rPr>
-          <w:i/>
-          <w:iCs/>
-        </w:rPr>
-        <w:t xml:space="preserve">Programming</w:t>
-      </w:r>
-      <w:r>
-        <w:t xml:space="preserve"> </w:t>
-      </w:r>
-      <w:r>
-        <w:t xml:space="preserve">14, 265–294.</w:t>
-      </w:r>
-    </w:p>
-    <w:p>
-      <w:pPr>
-        <w:pStyle w:val="BodyText"/>
-      </w:pPr>
-      <w:r>
-        <w:t xml:space="preserve">Newbold, T. et al. (2015) Global effects of land use on local terrestrial</w:t>
-      </w:r>
-      <w:r>
-        <w:t xml:space="preserve"> </w:t>
-      </w:r>
-      <w:r>
-        <w:t xml:space="preserve">biodiversity.</w:t>
-      </w:r>
-      <w:r>
-        <w:t xml:space="preserve"> </w:t>
-      </w:r>
-      <w:r>
-        <w:rPr>
-          <w:i/>
-          <w:iCs/>
-        </w:rPr>
-        <w:t xml:space="preserve">Nature</w:t>
-      </w:r>
-      <w:r>
-        <w:t xml:space="preserve"> </w:t>
-      </w:r>
-      <w:r>
-        <w:t xml:space="preserve">520, 45–50.</w:t>
-      </w:r>
-    </w:p>
-    <w:p>
-      <w:pPr>
-        <w:pStyle w:val="BodyText"/>
-      </w:pPr>
-      <w:r>
-        <w:t xml:space="preserve">O’Brien, E.M. (1998) Water–energy dynamics, climate, and prediction of woody</w:t>
-      </w:r>
-      <w:r>
-        <w:t xml:space="preserve"> </w:t>
-      </w:r>
-      <w:r>
-        <w:t xml:space="preserve">plant species richness: an interim general model.</w:t>
-      </w:r>
-      <w:r>
-        <w:t xml:space="preserve"> </w:t>
-      </w:r>
-      <w:r>
-        <w:rPr>
-          <w:i/>
-          <w:iCs/>
-        </w:rPr>
-        <w:t xml:space="preserve">Journal of Biogeography</w:t>
-      </w:r>
-      <w:r>
-        <w:t xml:space="preserve"> </w:t>
-      </w:r>
-      <w:r>
-        <w:t xml:space="preserve">25, 379–398.</w:t>
-      </w:r>
-    </w:p>
-    <w:p>
-      <w:pPr>
-        <w:pStyle w:val="BodyText"/>
-      </w:pPr>
-      <w:r>
-        <w:t xml:space="preserve">Olalla-Tárraga, M.Á., Rodríguez, M.Á. &amp; Hawkins, B.A. (2006) Broad-scale</w:t>
-      </w:r>
-      <w:r>
-        <w:t xml:space="preserve"> </w:t>
-      </w:r>
-      <w:r>
-        <w:t xml:space="preserve">patterns of body size in squamate reptiles of Europe and North America.</w:t>
-      </w:r>
-      <w:r>
-        <w:t xml:space="preserve"> </w:t>
-      </w:r>
-      <w:r>
-        <w:rPr>
-          <w:i/>
-          <w:iCs/>
-        </w:rPr>
-        <w:t xml:space="preserve">Journal of Biogeography</w:t>
-      </w:r>
-      <w:r>
-        <w:t xml:space="preserve"> </w:t>
-      </w:r>
-      <w:r>
-        <w:t xml:space="preserve">33, 781–793.</w:t>
-      </w:r>
-    </w:p>
-    <w:p>
-      <w:pPr>
-        <w:pStyle w:val="BodyText"/>
-      </w:pPr>
-      <w:r>
-        <w:t xml:space="preserve">Oliveira, B.F., São-Pedro, V.A., Santos-Barrera, G., Penone, C. &amp; Costa, G.C.</w:t>
-      </w:r>
-      <w:r>
-        <w:t xml:space="preserve"> </w:t>
-      </w:r>
-      <w:r>
-        <w:t xml:space="preserve">(2017) AmphiBIO, a global database for amphibian ecological traits.</w:t>
-      </w:r>
-      <w:r>
-        <w:t xml:space="preserve"> </w:t>
-      </w:r>
-      <w:r>
-        <w:rPr>
-          <w:i/>
-          <w:iCs/>
-        </w:rPr>
-        <w:t xml:space="preserve">Scientific Data</w:t>
-      </w:r>
-      <w:r>
-        <w:t xml:space="preserve"> </w:t>
-      </w:r>
-      <w:r>
-        <w:t xml:space="preserve">4, 170123.</w:t>
-      </w:r>
-    </w:p>
-    <w:p>
-      <w:pPr>
-        <w:pStyle w:val="BodyText"/>
-      </w:pPr>
-      <w:r>
-        <w:t xml:space="preserve">Olson, V.A., Davies, R.G., Orme, C.D.L., Thomas, G.H., Meiri, S., Blackburn,</w:t>
-      </w:r>
-      <w:r>
-        <w:t xml:space="preserve"> </w:t>
-      </w:r>
-      <w:r>
-        <w:t xml:space="preserve">T.M., Gaston, K.J., Owens, I.P.F. &amp; Bennett, P.M. (2009) Global biogeography</w:t>
-      </w:r>
-      <w:r>
-        <w:t xml:space="preserve"> </w:t>
-      </w:r>
-      <w:r>
-        <w:t xml:space="preserve">and ecology of body size in birds.</w:t>
-      </w:r>
-      <w:r>
-        <w:t xml:space="preserve"> </w:t>
-      </w:r>
-      <w:r>
-        <w:rPr>
-          <w:i/>
-          <w:iCs/>
-        </w:rPr>
-        <w:t xml:space="preserve">Ecology Letters</w:t>
-      </w:r>
-      <w:r>
-        <w:t xml:space="preserve"> </w:t>
-      </w:r>
-      <w:r>
-        <w:t xml:space="preserve">12, 249–259.</w:t>
-      </w:r>
-    </w:p>
-    <w:p>
-      <w:pPr>
-        <w:pStyle w:val="BodyText"/>
-      </w:pPr>
-      <w:r>
-        <w:t xml:space="preserve">Oskyrko, O., Mi, C., Meiri, S. &amp; Du, W. (2024) ReptTraits: a comprehensive</w:t>
-      </w:r>
-      <w:r>
-        <w:t xml:space="preserve"> </w:t>
-      </w:r>
-      <w:r>
-        <w:t xml:space="preserve">dataset of ecological traits in reptiles.</w:t>
-      </w:r>
-      <w:r>
-        <w:t xml:space="preserve"> </w:t>
-      </w:r>
-      <w:r>
-        <w:rPr>
-          <w:i/>
-          <w:iCs/>
-        </w:rPr>
-        <w:t xml:space="preserve">Scientific Data</w:t>
-      </w:r>
-      <w:r>
-        <w:t xml:space="preserve"> </w:t>
-      </w:r>
-      <w:r>
-        <w:t xml:space="preserve">11, 243.</w:t>
-      </w:r>
-    </w:p>
-    <w:p>
-      <w:pPr>
-        <w:pStyle w:val="BodyText"/>
-      </w:pPr>
-      <w:r>
-        <w:t xml:space="preserve">Penone, C., Davidson, A.D., Shoemaker, K.T., Di Marco, M., Rondinini, C.,</w:t>
-      </w:r>
-      <w:r>
-        <w:t xml:space="preserve"> </w:t>
-      </w:r>
-      <w:r>
-        <w:t xml:space="preserve">Brooks, T.M., Young, B.E., Graham, C.H. &amp; Costa, G.C. (2014) Imputation of</w:t>
-      </w:r>
-      <w:r>
-        <w:t xml:space="preserve"> </w:t>
-      </w:r>
-      <w:r>
-        <w:t xml:space="preserve">missing data in life-history trait datasets: which approach performs the best?</w:t>
-      </w:r>
-      <w:r>
-        <w:t xml:space="preserve"> </w:t>
-      </w:r>
-      <w:r>
-        <w:rPr>
-          <w:i/>
-          <w:iCs/>
-        </w:rPr>
-        <w:t xml:space="preserve">Methods in Ecology and Evolution</w:t>
-      </w:r>
-      <w:r>
-        <w:t xml:space="preserve"> </w:t>
-      </w:r>
-      <w:r>
-        <w:t xml:space="preserve">5, 961–970.</w:t>
-      </w:r>
-    </w:p>
-    <w:p>
-      <w:pPr>
-        <w:pStyle w:val="BodyText"/>
-      </w:pPr>
-      <w:r>
-        <w:t xml:space="preserve">Peres-Neto, P.R., Dray, S. &amp; ter Braak, C.J.F. (2017) Linking trait variation</w:t>
-      </w:r>
-      <w:r>
-        <w:t xml:space="preserve"> </w:t>
-      </w:r>
-      <w:r>
-        <w:t xml:space="preserve">to the environment: critical issues with community-weighted mean correlation</w:t>
-      </w:r>
-      <w:r>
-        <w:t xml:space="preserve"> </w:t>
-      </w:r>
-      <w:r>
-        <w:t xml:space="preserve">resolved by the fourth-corner approach.</w:t>
-      </w:r>
-      <w:r>
-        <w:t xml:space="preserve"> </w:t>
-      </w:r>
-      <w:r>
-        <w:rPr>
-          <w:i/>
-          <w:iCs/>
-        </w:rPr>
-        <w:t xml:space="preserve">Ecography</w:t>
-      </w:r>
-      <w:r>
-        <w:t xml:space="preserve"> </w:t>
-      </w:r>
-      <w:r>
-        <w:t xml:space="preserve">40, 806–816.</w:t>
-      </w:r>
-    </w:p>
-    <w:p>
-      <w:pPr>
-        <w:pStyle w:val="BodyText"/>
-      </w:pPr>
-      <w:r>
-        <w:t xml:space="preserve">Pinsky, M.L., Eikeset, A.M., McCauley, D.J., Payne, J.L. &amp; Sunday, J.M. (2019)</w:t>
-      </w:r>
-      <w:r>
-        <w:t xml:space="preserve"> </w:t>
-      </w:r>
-      <w:r>
-        <w:t xml:space="preserve">Greater vulnerability to warming of marine versus terrestrial ectotherms.</w:t>
-      </w:r>
-      <w:r>
-        <w:t xml:space="preserve"> </w:t>
-      </w:r>
-      <w:r>
-        <w:rPr>
-          <w:i/>
-          <w:iCs/>
-        </w:rPr>
-        <w:t xml:space="preserve">Nature</w:t>
-      </w:r>
-      <w:r>
-        <w:t xml:space="preserve"> </w:t>
-      </w:r>
-      <w:r>
-        <w:t xml:space="preserve">569, 108–111.</w:t>
-      </w:r>
-    </w:p>
-    <w:p>
-      <w:pPr>
-        <w:pStyle w:val="BodyText"/>
-      </w:pPr>
-      <w:r>
-        <w:t xml:space="preserve">Pollock, L.J., Thuiller, W. &amp; Jetz, W. (2017) Large conservation gains</w:t>
-      </w:r>
-      <w:r>
-        <w:t xml:space="preserve"> </w:t>
-      </w:r>
-      <w:r>
-        <w:t xml:space="preserve">possible for global biodiversity facets.</w:t>
-      </w:r>
-      <w:r>
-        <w:t xml:space="preserve"> </w:t>
-      </w:r>
-      <w:r>
-        <w:rPr>
-          <w:i/>
-          <w:iCs/>
-        </w:rPr>
-        <w:t xml:space="preserve">Nature</w:t>
-      </w:r>
-      <w:r>
-        <w:t xml:space="preserve"> </w:t>
-      </w:r>
-      <w:r>
-        <w:t xml:space="preserve">546, 141–144.</w:t>
-      </w:r>
-    </w:p>
-    <w:p>
-      <w:pPr>
-        <w:pStyle w:val="BodyText"/>
-      </w:pPr>
-      <w:r>
-        <w:t xml:space="preserve">Promislow, D.E.L. &amp; Harvey, P.H. (1990) Living fast and dying young: a</w:t>
-      </w:r>
-      <w:r>
-        <w:t xml:space="preserve"> </w:t>
-      </w:r>
-      <w:r>
-        <w:t xml:space="preserve">comparative analysis of life-history variation among mammals.</w:t>
-      </w:r>
-      <w:r>
-        <w:t xml:space="preserve"> </w:t>
-      </w:r>
-      <w:r>
-        <w:rPr>
-          <w:i/>
-          <w:iCs/>
-        </w:rPr>
-        <w:t xml:space="preserve">Journal of</w:t>
-      </w:r>
-      <w:r>
-        <w:rPr>
-          <w:i/>
-          <w:iCs/>
-        </w:rPr>
-        <w:t xml:space="preserve"> </w:t>
-      </w:r>
-      <w:r>
-        <w:rPr>
-          <w:i/>
-          <w:iCs/>
-        </w:rPr>
-        <w:t xml:space="preserve">Zoology</w:t>
-      </w:r>
-      <w:r>
-        <w:t xml:space="preserve"> </w:t>
-      </w:r>
-      <w:r>
-        <w:t xml:space="preserve">220, 417–437.</w:t>
-      </w:r>
-    </w:p>
-    <w:p>
-      <w:pPr>
-        <w:pStyle w:val="BodyText"/>
-      </w:pPr>
-      <w:r>
-        <w:t xml:space="preserve">R Core Team (2025)</w:t>
-      </w:r>
-      <w:r>
-        <w:t xml:space="preserve"> </w:t>
-      </w:r>
-      <w:r>
-        <w:rPr>
-          <w:i/>
-          <w:iCs/>
-        </w:rPr>
-        <w:t xml:space="preserve">R: A Language and Environment for Statistical Computing</w:t>
-      </w:r>
-      <w:r>
-        <w:t xml:space="preserve">.</w:t>
-      </w:r>
-      <w:r>
-        <w:t xml:space="preserve"> </w:t>
-      </w:r>
-      <w:r>
-        <w:t xml:space="preserve">R Foundation for Statistical Computing, Vienna.</w:t>
-      </w:r>
-    </w:p>
-    <w:p>
-      <w:pPr>
-        <w:pStyle w:val="BodyText"/>
-      </w:pPr>
-      <w:r>
-        <w:t xml:space="preserve">Rodrigues, A.S.L. &amp; Brooks, T.M. (2007) Shortcuts for biodiversity</w:t>
-      </w:r>
-      <w:r>
-        <w:t xml:space="preserve"> </w:t>
-      </w:r>
-      <w:r>
-        <w:t xml:space="preserve">conservation planning: the effectiveness of surrogates.</w:t>
-      </w:r>
-      <w:r>
-        <w:t xml:space="preserve"> </w:t>
-      </w:r>
-      <w:r>
-        <w:rPr>
-          <w:i/>
-          <w:iCs/>
-        </w:rPr>
-        <w:t xml:space="preserve">Annual Review of</w:t>
-      </w:r>
-      <w:r>
-        <w:rPr>
-          <w:i/>
-          <w:iCs/>
-        </w:rPr>
-        <w:t xml:space="preserve"> </w:t>
-      </w:r>
-      <w:r>
-        <w:rPr>
-          <w:i/>
-          <w:iCs/>
-        </w:rPr>
-        <w:t xml:space="preserve">Ecology, Evolution, and Systematics</w:t>
-      </w:r>
-      <w:r>
-        <w:t xml:space="preserve"> </w:t>
-      </w:r>
-      <w:r>
-        <w:t xml:space="preserve">38, 713–737.</w:t>
-      </w:r>
-    </w:p>
-    <w:p>
-      <w:pPr>
-        <w:pStyle w:val="BodyText"/>
-      </w:pPr>
-      <w:r>
-        <w:t xml:space="preserve">Rodrigues, A.S.L. &amp; Gaston, K.J. (2001) How large do reserve networks need to</w:t>
-      </w:r>
-      <w:r>
-        <w:t xml:space="preserve"> </w:t>
-      </w:r>
-      <w:r>
-        <w:t xml:space="preserve">be?</w:t>
-      </w:r>
-      <w:r>
-        <w:t xml:space="preserve"> </w:t>
-      </w:r>
-      <w:r>
-        <w:rPr>
-          <w:i/>
-          <w:iCs/>
-        </w:rPr>
-        <w:t xml:space="preserve">Ecology Letters</w:t>
-      </w:r>
-      <w:r>
-        <w:t xml:space="preserve"> </w:t>
-      </w:r>
-      <w:r>
-        <w:t xml:space="preserve">4, 602–609.</w:t>
-      </w:r>
-    </w:p>
-    <w:p>
-      <w:pPr>
-        <w:pStyle w:val="BodyText"/>
-      </w:pPr>
-      <w:r>
-        <w:t xml:space="preserve">Rodrigues, A.S.L. et al. (2004) Effectiveness of the global protected area</w:t>
-      </w:r>
-      <w:r>
-        <w:t xml:space="preserve"> </w:t>
-      </w:r>
-      <w:r>
-        <w:t xml:space="preserve">network in representing species diversity.</w:t>
-      </w:r>
-      <w:r>
-        <w:t xml:space="preserve"> </w:t>
-      </w:r>
-      <w:r>
-        <w:rPr>
-          <w:i/>
-          <w:iCs/>
-        </w:rPr>
-        <w:t xml:space="preserve">Nature</w:t>
-      </w:r>
-      <w:r>
-        <w:t xml:space="preserve"> </w:t>
-      </w:r>
-      <w:r>
-        <w:t xml:space="preserve">428, 640–643.</w:t>
-      </w:r>
-    </w:p>
-    <w:p>
-      <w:pPr>
-        <w:pStyle w:val="BodyText"/>
-      </w:pPr>
-      <w:r>
-        <w:t xml:space="preserve">Roll, U. et al. (2017) The global distribution of tetrapods reveals a need for</w:t>
-      </w:r>
-      <w:r>
-        <w:t xml:space="preserve"> </w:t>
-      </w:r>
-      <w:r>
-        <w:t xml:space="preserve">targeted reptile conservation.</w:t>
-      </w:r>
-      <w:r>
-        <w:t xml:space="preserve"> </w:t>
-      </w:r>
-      <w:r>
-        <w:rPr>
-          <w:i/>
-          <w:iCs/>
-        </w:rPr>
-        <w:t xml:space="preserve">Nature Ecology &amp; Evolution</w:t>
-      </w:r>
-      <w:r>
-        <w:t xml:space="preserve"> </w:t>
-      </w:r>
-      <w:r>
-        <w:t xml:space="preserve">1, 1677–1682.</w:t>
-      </w:r>
-    </w:p>
-    <w:p>
-      <w:pPr>
-        <w:pStyle w:val="BodyText"/>
-      </w:pPr>
-      <w:r>
-        <w:t xml:space="preserve">Salguero-Gómez, R., Jones, O.R., Jongejans, E., Blomberg, S.P., Hodgson, D.J.,</w:t>
-      </w:r>
-      <w:r>
-        <w:t xml:space="preserve"> </w:t>
-      </w:r>
-      <w:r>
-        <w:t xml:space="preserve">Mbeau-Ache, C., Zuidema, P.A., de Kroon, H. &amp; Buckley, Y.M. (2016) Fast–slow</w:t>
-      </w:r>
-      <w:r>
-        <w:t xml:space="preserve"> </w:t>
-      </w:r>
-      <w:r>
-        <w:t xml:space="preserve">continuum and reproductive strategies structure plant life-history variation</w:t>
-      </w:r>
-      <w:r>
-        <w:t xml:space="preserve"> </w:t>
-      </w:r>
-      <w:r>
-        <w:t xml:space="preserve">worldwide.</w:t>
-      </w:r>
-      <w:r>
-        <w:t xml:space="preserve"> </w:t>
-      </w:r>
-      <w:r>
-        <w:rPr>
-          <w:i/>
-          <w:iCs/>
-        </w:rPr>
-        <w:t xml:space="preserve">Proceedings of the National Academy of Sciences USA</w:t>
-      </w:r>
-      <w:r>
-        <w:t xml:space="preserve"> </w:t>
-      </w:r>
-      <w:r>
-        <w:t xml:space="preserve">113, 230–235.</w:t>
-      </w:r>
-    </w:p>
-    <w:p>
-      <w:pPr>
-        <w:pStyle w:val="BodyText"/>
-      </w:pPr>
-      <w:r>
-        <w:t xml:space="preserve">Slatyer, R.A., Hirst, M. &amp; Sexton, J.P. (2013) Niche breadth predicts</w:t>
-      </w:r>
-      <w:r>
-        <w:t xml:space="preserve"> </w:t>
-      </w:r>
-      <w:r>
-        <w:t xml:space="preserve">geographical range size: a general ecological pattern.</w:t>
-      </w:r>
-      <w:r>
-        <w:t xml:space="preserve"> </w:t>
-      </w:r>
-      <w:r>
-        <w:rPr>
-          <w:i/>
-          <w:iCs/>
-        </w:rPr>
-        <w:t xml:space="preserve">Ecology Letters</w:t>
-      </w:r>
-      <w:r>
-        <w:t xml:space="preserve"> </w:t>
-      </w:r>
-      <w:r>
-        <w:t xml:space="preserve">16,</w:t>
-      </w:r>
-      <w:r>
-        <w:t xml:space="preserve"> </w:t>
-      </w:r>
-      <w:r>
-        <w:t xml:space="preserve">1104–1114.</w:t>
-      </w:r>
-    </w:p>
-    <w:p>
-      <w:pPr>
-        <w:pStyle w:val="BodyText"/>
-      </w:pPr>
-      <w:r>
-        <w:t xml:space="preserve">Song, Y. et al. (2022) A dataset on the traits of amphibians in China.</w:t>
+        <w:t xml:space="preserve">29, 953–966.</w:t>
+      </w:r>
+    </w:p>
+    <w:p>
+      <w:pPr>
+        <w:pStyle w:val="BodyText"/>
+      </w:pPr>
+      <w:r>
+        <w:t xml:space="preserve">Zhong, Y. et al. (2022) A dataset on the life-history and ecological traits</w:t>
+      </w:r>
+      <w:r>
+        <w:t xml:space="preserve"> </w:t>
+      </w:r>
+      <w:r>
+        <w:t xml:space="preserve">of Chinese lizards.</w:t>
       </w:r>
       <w:r>
         <w:t xml:space="preserve"> </w:t>
@@ -8762,887 +9644,13 @@
         <w:t xml:space="preserve"> </w:t>
       </w:r>
       <w:r>
-        <w:t xml:space="preserve">30. </w:t>
+        <w:t xml:space="preserve">30, 22071. </w:t>
       </w:r>
       <w:r>
         <w:rPr>
           <w:rFonts w:hint="eastAsia"/>
         </w:rPr>
-        <w:t xml:space="preserve">[宋云枫等,</w:t>
-      </w:r>
-      <w:r>
-        <w:t xml:space="preserve"> </w:t>
-      </w:r>
-      <w:r>
-        <w:rPr>
-          <w:rFonts w:hint="eastAsia"/>
-        </w:rPr>
-        <w:t xml:space="preserve">中国两栖动物性状数据集]</w:t>
-      </w:r>
-    </w:p>
-    <w:p>
-      <w:pPr>
-        <w:pStyle w:val="BodyText"/>
-      </w:pPr>
-      <w:r>
-        <w:t xml:space="preserve">Soria, C.D., Pacifici, M., Di Marco, M., Stephen, S.M. &amp; Rondinini, C. (2021)</w:t>
-      </w:r>
-      <w:r>
-        <w:t xml:space="preserve"> </w:t>
-      </w:r>
-      <w:r>
-        <w:t xml:space="preserve">COMBINE: a coalesced mammal database of intrinsic and extrinsic traits.</w:t>
-      </w:r>
-      <w:r>
-        <w:t xml:space="preserve"> </w:t>
-      </w:r>
-      <w:r>
-        <w:rPr>
-          <w:i/>
-          <w:iCs/>
-        </w:rPr>
-        <w:t xml:space="preserve">Ecology</w:t>
-      </w:r>
-      <w:r>
-        <w:t xml:space="preserve"> </w:t>
-      </w:r>
-      <w:r>
-        <w:t xml:space="preserve">102, e03344.</w:t>
-      </w:r>
-    </w:p>
-    <w:p>
-      <w:pPr>
-        <w:pStyle w:val="BodyText"/>
-      </w:pPr>
-      <w:r>
-        <w:t xml:space="preserve">Stearns, S.C. (1992)</w:t>
-      </w:r>
-      <w:r>
-        <w:t xml:space="preserve"> </w:t>
-      </w:r>
-      <w:r>
-        <w:rPr>
-          <w:i/>
-          <w:iCs/>
-        </w:rPr>
-        <w:t xml:space="preserve">The Evolution of Life Histories</w:t>
-      </w:r>
-      <w:r>
-        <w:t xml:space="preserve">. Oxford University</w:t>
-      </w:r>
-      <w:r>
-        <w:t xml:space="preserve"> </w:t>
-      </w:r>
-      <w:r>
-        <w:t xml:space="preserve">Press, Oxford.</w:t>
-      </w:r>
-    </w:p>
-    <w:p>
-      <w:pPr>
-        <w:pStyle w:val="BodyText"/>
-      </w:pPr>
-      <w:r>
-        <w:t xml:space="preserve">Stekhoven, D.J. &amp; Bühlmann, P. (2012) MissForest — non-parametric missing</w:t>
-      </w:r>
-      <w:r>
-        <w:t xml:space="preserve"> </w:t>
-      </w:r>
-      <w:r>
-        <w:t xml:space="preserve">value imputation for mixed-type data.</w:t>
-      </w:r>
-      <w:r>
-        <w:t xml:space="preserve"> </w:t>
-      </w:r>
-      <w:r>
-        <w:rPr>
-          <w:i/>
-          <w:iCs/>
-        </w:rPr>
-        <w:t xml:space="preserve">Bioinformatics</w:t>
-      </w:r>
-      <w:r>
-        <w:t xml:space="preserve"> </w:t>
-      </w:r>
-      <w:r>
-        <w:t xml:space="preserve">28, 112–118.</w:t>
-      </w:r>
-    </w:p>
-    <w:p>
-      <w:pPr>
-        <w:pStyle w:val="BodyText"/>
-      </w:pPr>
-      <w:r>
-        <w:t xml:space="preserve">Stevens, G.C. (1989) The latitudinal gradient in geographical range: how so</w:t>
-      </w:r>
-      <w:r>
-        <w:t xml:space="preserve"> </w:t>
-      </w:r>
-      <w:r>
-        <w:t xml:space="preserve">many species coexist in the tropics.</w:t>
-      </w:r>
-      <w:r>
-        <w:t xml:space="preserve"> </w:t>
-      </w:r>
-      <w:r>
-        <w:rPr>
-          <w:i/>
-          <w:iCs/>
-        </w:rPr>
-        <w:t xml:space="preserve">The American Naturalist</w:t>
-      </w:r>
-      <w:r>
-        <w:t xml:space="preserve"> </w:t>
-      </w:r>
-      <w:r>
-        <w:t xml:space="preserve">133, 240–256.</w:t>
-      </w:r>
-    </w:p>
-    <w:p>
-      <w:pPr>
-        <w:pStyle w:val="BodyText"/>
-      </w:pPr>
-      <w:r>
-        <w:t xml:space="preserve">Stuart, S.N., Chanson, J.S., Cox, N.A., Young, B.E., Rodrigues, A.S.L.,</w:t>
-      </w:r>
-      <w:r>
-        <w:t xml:space="preserve"> </w:t>
-      </w:r>
-      <w:r>
-        <w:t xml:space="preserve">Fischman, D.L. &amp; Waller, R.W. (2004) Status and trends of amphibian declines</w:t>
-      </w:r>
-      <w:r>
-        <w:t xml:space="preserve"> </w:t>
-      </w:r>
-      <w:r>
-        <w:t xml:space="preserve">and extinctions worldwide.</w:t>
-      </w:r>
-      <w:r>
-        <w:t xml:space="preserve"> </w:t>
-      </w:r>
-      <w:r>
-        <w:rPr>
-          <w:i/>
-          <w:iCs/>
-        </w:rPr>
-        <w:t xml:space="preserve">Science</w:t>
-      </w:r>
-      <w:r>
-        <w:t xml:space="preserve"> </w:t>
-      </w:r>
-      <w:r>
-        <w:t xml:space="preserve">306, 1783–1786.</w:t>
-      </w:r>
-    </w:p>
-    <w:p>
-      <w:pPr>
-        <w:pStyle w:val="BodyText"/>
-      </w:pPr>
-      <w:r>
-        <w:t xml:space="preserve">Sun, Y. et al. (2025) Environmental and evolutionary factors jointly shape</w:t>
-      </w:r>
-      <w:r>
-        <w:t xml:space="preserve"> </w:t>
-      </w:r>
-      <w:r>
-        <w:t xml:space="preserve">life-history trait diversity of terrestrial vertebrates across China.</w:t>
-      </w:r>
-      <w:r>
-        <w:t xml:space="preserve"> </w:t>
-      </w:r>
-      <w:r>
-        <w:rPr>
-          <w:i/>
-          <w:iCs/>
-        </w:rPr>
-        <w:t xml:space="preserve">Zoological Research</w:t>
-      </w:r>
-      <w:r>
-        <w:t xml:space="preserve"> </w:t>
-      </w:r>
-      <w:r>
-        <w:t xml:space="preserve">46.</w:t>
-      </w:r>
-    </w:p>
-    <w:p>
-      <w:pPr>
-        <w:pStyle w:val="BodyText"/>
-      </w:pPr>
-      <w:r>
-        <w:t xml:space="preserve">Sunday, J.M., Bates, A.E. &amp; Dulvy, N.K. (2011) Global analysis of thermal</w:t>
-      </w:r>
-      <w:r>
-        <w:t xml:space="preserve"> </w:t>
-      </w:r>
-      <w:r>
-        <w:t xml:space="preserve">tolerance and latitude in ectotherms.</w:t>
-      </w:r>
-      <w:r>
-        <w:t xml:space="preserve"> </w:t>
-      </w:r>
-      <w:r>
-        <w:rPr>
-          <w:i/>
-          <w:iCs/>
-        </w:rPr>
-        <w:t xml:space="preserve">Proceedings of the Royal Society B</w:t>
-      </w:r>
-      <w:r>
-        <w:t xml:space="preserve"> </w:t>
-      </w:r>
-      <w:r>
-        <w:t xml:space="preserve">278, 1823–1830.</w:t>
-      </w:r>
-    </w:p>
-    <w:p>
-      <w:pPr>
-        <w:pStyle w:val="BodyText"/>
-      </w:pPr>
-      <w:r>
-        <w:t xml:space="preserve">Sunday, J.M., Bates, A.E., Kearney, M.R., Colwell, R.K., Dulvy, N.K.,</w:t>
-      </w:r>
-      <w:r>
-        <w:t xml:space="preserve"> </w:t>
-      </w:r>
-      <w:r>
-        <w:t xml:space="preserve">Longino, J.T. &amp; Huey, R.B. (2014) Thermal-safety margins and the necessity of</w:t>
-      </w:r>
-      <w:r>
-        <w:t xml:space="preserve"> </w:t>
-      </w:r>
-      <w:r>
-        <w:t xml:space="preserve">thermoregulatory behavior across latitude and elevation.</w:t>
-      </w:r>
-      <w:r>
-        <w:t xml:space="preserve"> </w:t>
-      </w:r>
-      <w:r>
-        <w:rPr>
-          <w:i/>
-          <w:iCs/>
-        </w:rPr>
-        <w:t xml:space="preserve">Proceedings of the</w:t>
-      </w:r>
-      <w:r>
-        <w:rPr>
-          <w:i/>
-          <w:iCs/>
-        </w:rPr>
-        <w:t xml:space="preserve"> </w:t>
-      </w:r>
-      <w:r>
-        <w:rPr>
-          <w:i/>
-          <w:iCs/>
-        </w:rPr>
-        <w:t xml:space="preserve">National Academy of Sciences USA</w:t>
-      </w:r>
-      <w:r>
-        <w:t xml:space="preserve"> </w:t>
-      </w:r>
-      <w:r>
-        <w:t xml:space="preserve">111, 5610–5615.</w:t>
-      </w:r>
-    </w:p>
-    <w:p>
-      <w:pPr>
-        <w:pStyle w:val="BodyText"/>
-      </w:pPr>
-      <w:r>
-        <w:t xml:space="preserve">Swenson, N.G., Enquist, B.J., Pither, J. et al. (2012) The biogeography and</w:t>
-      </w:r>
-      <w:r>
-        <w:t xml:space="preserve"> </w:t>
-      </w:r>
-      <w:r>
-        <w:t xml:space="preserve">filtering of woody plant functional diversity in North and South America.</w:t>
-      </w:r>
-      <w:r>
-        <w:t xml:space="preserve"> </w:t>
-      </w:r>
-      <w:r>
-        <w:rPr>
-          <w:i/>
-          <w:iCs/>
-        </w:rPr>
-        <w:t xml:space="preserve">Global Ecology and Biogeography</w:t>
-      </w:r>
-      <w:r>
-        <w:t xml:space="preserve"> </w:t>
-      </w:r>
-      <w:r>
-        <w:t xml:space="preserve">21, 798–808.</w:t>
-      </w:r>
-    </w:p>
-    <w:p>
-      <w:pPr>
-        <w:pStyle w:val="BodyText"/>
-      </w:pPr>
-      <w:r>
-        <w:t xml:space="preserve">ter Braak, C.J.F., Cormont, A. &amp; Dray, S. (2012) Improved testing of species</w:t>
-      </w:r>
-      <w:r>
-        <w:t xml:space="preserve"> </w:t>
-      </w:r>
-      <w:r>
-        <w:t xml:space="preserve">traits–environment relationships in the fourth-corner problem.</w:t>
-      </w:r>
-      <w:r>
-        <w:t xml:space="preserve"> </w:t>
-      </w:r>
-      <w:r>
-        <w:rPr>
-          <w:i/>
-          <w:iCs/>
-        </w:rPr>
-        <w:t xml:space="preserve">Ecology</w:t>
-      </w:r>
-      <w:r>
-        <w:t xml:space="preserve"> </w:t>
-      </w:r>
-      <w:r>
-        <w:t xml:space="preserve">93,</w:t>
-      </w:r>
-      <w:r>
-        <w:t xml:space="preserve"> </w:t>
-      </w:r>
-      <w:r>
-        <w:t xml:space="preserve">1525–1534.</w:t>
-      </w:r>
-    </w:p>
-    <w:p>
-      <w:pPr>
-        <w:pStyle w:val="BodyText"/>
-      </w:pPr>
-      <w:r>
-        <w:t xml:space="preserve">Tobias, J.A. et al. (2022) AVONET: morphological, ecological and geographical</w:t>
-      </w:r>
-      <w:r>
-        <w:t xml:space="preserve"> </w:t>
-      </w:r>
-      <w:r>
-        <w:t xml:space="preserve">data for all birds.</w:t>
-      </w:r>
-      <w:r>
-        <w:t xml:space="preserve"> </w:t>
-      </w:r>
-      <w:r>
-        <w:rPr>
-          <w:i/>
-          <w:iCs/>
-        </w:rPr>
-        <w:t xml:space="preserve">Ecology Letters</w:t>
-      </w:r>
-      <w:r>
-        <w:t xml:space="preserve"> </w:t>
-      </w:r>
-      <w:r>
-        <w:t xml:space="preserve">25, 581–597.</w:t>
-      </w:r>
-    </w:p>
-    <w:p>
-      <w:pPr>
-        <w:pStyle w:val="BodyText"/>
-      </w:pPr>
-      <w:r>
-        <w:t xml:space="preserve">Toussaint, A., Brosse, S., Bueno, C.G., Pärtel, M., Tamme, R. &amp; Carmona, C.P.</w:t>
-      </w:r>
-      <w:r>
-        <w:t xml:space="preserve"> </w:t>
-      </w:r>
-      <w:r>
-        <w:t xml:space="preserve">(2021) Extinction of threatened vertebrates will lead to idiosyncratic spatial</w:t>
-      </w:r>
-      <w:r>
-        <w:t xml:space="preserve"> </w:t>
-      </w:r>
-      <w:r>
-        <w:t xml:space="preserve">and taxonomic changes in functional diversity.</w:t>
-      </w:r>
-      <w:r>
-        <w:t xml:space="preserve"> </w:t>
-      </w:r>
-      <w:r>
-        <w:rPr>
-          <w:i/>
-          <w:iCs/>
-        </w:rPr>
-        <w:t xml:space="preserve">Nature Communications</w:t>
-      </w:r>
-      <w:r>
-        <w:t xml:space="preserve"> </w:t>
-      </w:r>
-      <w:r>
-        <w:t xml:space="preserve">12,</w:t>
-      </w:r>
-      <w:r>
-        <w:t xml:space="preserve"> </w:t>
-      </w:r>
-      <w:r>
-        <w:t xml:space="preserve">5162.</w:t>
-      </w:r>
-    </w:p>
-    <w:p>
-      <w:pPr>
-        <w:pStyle w:val="BodyText"/>
-      </w:pPr>
-      <w:r>
-        <w:t xml:space="preserve">Tuanmu, M.-N. &amp; Jetz, W. (2015) A global, remote sensing-based</w:t>
-      </w:r>
-      <w:r>
-        <w:t xml:space="preserve"> </w:t>
-      </w:r>
-      <w:r>
-        <w:t xml:space="preserve">characterization of terrestrial habitat heterogeneity for biodiversity and</w:t>
-      </w:r>
-      <w:r>
-        <w:t xml:space="preserve"> </w:t>
-      </w:r>
-      <w:r>
-        <w:t xml:space="preserve">ecosystem modelling.</w:t>
-      </w:r>
-      <w:r>
-        <w:t xml:space="preserve"> </w:t>
-      </w:r>
-      <w:r>
-        <w:rPr>
-          <w:i/>
-          <w:iCs/>
-        </w:rPr>
-        <w:t xml:space="preserve">Global Ecology and Biogeography</w:t>
-      </w:r>
-      <w:r>
-        <w:t xml:space="preserve"> </w:t>
-      </w:r>
-      <w:r>
-        <w:t xml:space="preserve">24, 1329–1339.</w:t>
-      </w:r>
-    </w:p>
-    <w:p>
-      <w:pPr>
-        <w:pStyle w:val="BodyText"/>
-      </w:pPr>
-      <w:r>
-        <w:t xml:space="preserve">Venter, O. et al. (2016) Sixteen years of change in the global terrestrial</w:t>
-      </w:r>
-      <w:r>
-        <w:t xml:space="preserve"> </w:t>
-      </w:r>
-      <w:r>
-        <w:t xml:space="preserve">human footprint and implications for biodiversity conservation.</w:t>
-      </w:r>
-      <w:r>
-        <w:t xml:space="preserve"> </w:t>
-      </w:r>
-      <w:r>
-        <w:rPr>
-          <w:i/>
-          <w:iCs/>
-        </w:rPr>
-        <w:t xml:space="preserve">Nature</w:t>
-      </w:r>
-      <w:r>
-        <w:rPr>
-          <w:i/>
-          <w:iCs/>
-        </w:rPr>
-        <w:t xml:space="preserve"> </w:t>
-      </w:r>
-      <w:r>
-        <w:rPr>
-          <w:i/>
-          <w:iCs/>
-        </w:rPr>
-        <w:t xml:space="preserve">Communications</w:t>
-      </w:r>
-      <w:r>
-        <w:t xml:space="preserve"> </w:t>
-      </w:r>
-      <w:r>
-        <w:t xml:space="preserve">7, 12558.</w:t>
-      </w:r>
-    </w:p>
-    <w:p>
-      <w:pPr>
-        <w:pStyle w:val="BodyText"/>
-      </w:pPr>
-      <w:r>
-        <w:t xml:space="preserve">Villéger, S., Mason, N.W.H. &amp; Mouillot, D. (2008) New multidimensional</w:t>
-      </w:r>
-      <w:r>
-        <w:t xml:space="preserve"> </w:t>
-      </w:r>
-      <w:r>
-        <w:t xml:space="preserve">functional diversity indices for a multifaceted framework in functional</w:t>
-      </w:r>
-      <w:r>
-        <w:t xml:space="preserve"> </w:t>
-      </w:r>
-      <w:r>
-        <w:t xml:space="preserve">ecology.</w:t>
-      </w:r>
-      <w:r>
-        <w:t xml:space="preserve"> </w:t>
-      </w:r>
-      <w:r>
-        <w:rPr>
-          <w:i/>
-          <w:iCs/>
-        </w:rPr>
-        <w:t xml:space="preserve">Ecology</w:t>
-      </w:r>
-      <w:r>
-        <w:t xml:space="preserve"> </w:t>
-      </w:r>
-      <w:r>
-        <w:t xml:space="preserve">89, 2290–2301.</w:t>
-      </w:r>
-    </w:p>
-    <w:p>
-      <w:pPr>
-        <w:pStyle w:val="BodyText"/>
-      </w:pPr>
-      <w:r>
-        <w:t xml:space="preserve">Villéger, S., Grenouillet, G. &amp; Brosse, S. (2013) Decomposing functional</w:t>
-      </w:r>
-      <w:r>
-        <w:t xml:space="preserve"> </w:t>
-      </w:r>
-      <w:r>
-        <w:t xml:space="preserve">β-diversity reveals that low functional β-diversity is driven by low</w:t>
-      </w:r>
-      <w:r>
-        <w:t xml:space="preserve"> </w:t>
-      </w:r>
-      <w:r>
-        <w:t xml:space="preserve">functional turnover in European fish assemblages.</w:t>
-      </w:r>
-      <w:r>
-        <w:t xml:space="preserve"> </w:t>
-      </w:r>
-      <w:r>
-        <w:rPr>
-          <w:i/>
-          <w:iCs/>
-        </w:rPr>
-        <w:t xml:space="preserve">Global Ecology and</w:t>
-      </w:r>
-      <w:r>
-        <w:rPr>
-          <w:i/>
-          <w:iCs/>
-        </w:rPr>
-        <w:t xml:space="preserve"> </w:t>
-      </w:r>
-      <w:r>
-        <w:rPr>
-          <w:i/>
-          <w:iCs/>
-        </w:rPr>
-        <w:t xml:space="preserve">Biogeography</w:t>
-      </w:r>
-      <w:r>
-        <w:t xml:space="preserve"> </w:t>
-      </w:r>
-      <w:r>
-        <w:t xml:space="preserve">22, 671–681.</w:t>
-      </w:r>
-    </w:p>
-    <w:p>
-      <w:pPr>
-        <w:pStyle w:val="BodyText"/>
-      </w:pPr>
-      <w:r>
-        <w:t xml:space="preserve">Violle, C., Navas, M.-L., Vile, D., Kazakou, E., Fortunel, C., Hummel, I. &amp;</w:t>
-      </w:r>
-      <w:r>
-        <w:t xml:space="preserve"> </w:t>
-      </w:r>
-      <w:r>
-        <w:t xml:space="preserve">Garnier, E. (2007) Let the concept of trait be functional!</w:t>
-      </w:r>
-      <w:r>
-        <w:t xml:space="preserve"> </w:t>
-      </w:r>
-      <w:r>
-        <w:rPr>
-          <w:i/>
-          <w:iCs/>
-        </w:rPr>
-        <w:t xml:space="preserve">Oikos</w:t>
-      </w:r>
-      <w:r>
-        <w:t xml:space="preserve"> </w:t>
-      </w:r>
-      <w:r>
-        <w:t xml:space="preserve">116,</w:t>
-      </w:r>
-      <w:r>
-        <w:t xml:space="preserve"> </w:t>
-      </w:r>
-      <w:r>
-        <w:t xml:space="preserve">882–892.</w:t>
-      </w:r>
-    </w:p>
-    <w:p>
-      <w:pPr>
-        <w:pStyle w:val="BodyText"/>
-      </w:pPr>
-      <w:r>
-        <w:t xml:space="preserve">Violle, C., Reich, P.B., Pacala, S.W., Enquist, B.J. &amp; Kattge, J. (2014) The</w:t>
-      </w:r>
-      <w:r>
-        <w:t xml:space="preserve"> </w:t>
-      </w:r>
-      <w:r>
-        <w:t xml:space="preserve">emergence and promise of functional biogeography.</w:t>
-      </w:r>
-      <w:r>
-        <w:t xml:space="preserve"> </w:t>
-      </w:r>
-      <w:r>
-        <w:rPr>
-          <w:i/>
-          <w:iCs/>
-        </w:rPr>
-        <w:t xml:space="preserve">Proceedings of the National</w:t>
-      </w:r>
-      <w:r>
-        <w:rPr>
-          <w:i/>
-          <w:iCs/>
-        </w:rPr>
-        <w:t xml:space="preserve"> </w:t>
-      </w:r>
-      <w:r>
-        <w:rPr>
-          <w:i/>
-          <w:iCs/>
-        </w:rPr>
-        <w:t xml:space="preserve">Academy of Sciences USA</w:t>
-      </w:r>
-      <w:r>
-        <w:t xml:space="preserve"> </w:t>
-      </w:r>
-      <w:r>
-        <w:t xml:space="preserve">111, 13690–13696.</w:t>
-      </w:r>
-    </w:p>
-    <w:p>
-      <w:pPr>
-        <w:pStyle w:val="BodyText"/>
-      </w:pPr>
-      <w:r>
-        <w:t xml:space="preserve">Wang, J. et al. (2023) A dataset on the traits of snakes in China.</w:t>
-      </w:r>
-      <w:r>
-        <w:t xml:space="preserve"> </w:t>
-      </w:r>
-      <w:r>
-        <w:rPr>
-          <w:i/>
-          <w:iCs/>
-        </w:rPr>
-        <w:t xml:space="preserve">Biodiversity Science</w:t>
-      </w:r>
-      <w:r>
-        <w:t xml:space="preserve"> </w:t>
-      </w:r>
-      <w:r>
-        <w:t xml:space="preserve">31. </w:t>
-      </w:r>
-      <w:r>
-        <w:rPr>
-          <w:rFonts w:hint="eastAsia"/>
-        </w:rPr>
-        <w:t xml:space="preserve">[王江等,</w:t>
-      </w:r>
-      <w:r>
-        <w:t xml:space="preserve"> </w:t>
-      </w:r>
-      <w:r>
-        <w:rPr>
-          <w:rFonts w:hint="eastAsia"/>
-        </w:rPr>
-        <w:t xml:space="preserve">中国蛇类性状数据集]</w:t>
-      </w:r>
-    </w:p>
-    <w:p>
-      <w:pPr>
-        <w:pStyle w:val="BodyText"/>
-      </w:pPr>
-      <w:r>
-        <w:t xml:space="preserve">Wright, D.H. (1983) Species-energy theory: an extension of species-area</w:t>
-      </w:r>
-      <w:r>
-        <w:t xml:space="preserve"> </w:t>
-      </w:r>
-      <w:r>
-        <w:t xml:space="preserve">theory.</w:t>
-      </w:r>
-      <w:r>
-        <w:t xml:space="preserve"> </w:t>
-      </w:r>
-      <w:r>
-        <w:rPr>
-          <w:i/>
-          <w:iCs/>
-        </w:rPr>
-        <w:t xml:space="preserve">Oikos</w:t>
-      </w:r>
-      <w:r>
-        <w:t xml:space="preserve"> </w:t>
-      </w:r>
-      <w:r>
-        <w:t xml:space="preserve">41, 496–506.</w:t>
-      </w:r>
-    </w:p>
-    <w:p>
-      <w:pPr>
-        <w:pStyle w:val="BodyText"/>
-      </w:pPr>
-      <w:r>
-        <w:t xml:space="preserve">Wu, R., Zhang, S., Yu, D.W., Zhao, P., Li, X., Wang, L., Yu, Q., Ma, J., Chen,</w:t>
-      </w:r>
-      <w:r>
-        <w:t xml:space="preserve"> </w:t>
-      </w:r>
-      <w:r>
-        <w:t xml:space="preserve">A. &amp; Long, Y. (2011) Effectiveness of China’s nature reserves in representing</w:t>
-      </w:r>
-      <w:r>
-        <w:t xml:space="preserve"> </w:t>
-      </w:r>
-      <w:r>
-        <w:t xml:space="preserve">ecological diversity.</w:t>
-      </w:r>
-      <w:r>
-        <w:t xml:space="preserve"> </w:t>
-      </w:r>
-      <w:r>
-        <w:rPr>
-          <w:i/>
-          <w:iCs/>
-        </w:rPr>
-        <w:t xml:space="preserve">Frontiers in Ecology and the Environment</w:t>
-      </w:r>
-      <w:r>
-        <w:t xml:space="preserve"> </w:t>
-      </w:r>
-      <w:r>
-        <w:t xml:space="preserve">9, 383–389.</w:t>
-      </w:r>
-    </w:p>
-    <w:p>
-      <w:pPr>
-        <w:pStyle w:val="BodyText"/>
-      </w:pPr>
-      <w:r>
-        <w:t xml:space="preserve">Xu, W. et al. (2017) Strengthening protected areas for biodiversity and</w:t>
-      </w:r>
-      <w:r>
-        <w:t xml:space="preserve"> </w:t>
-      </w:r>
-      <w:r>
-        <w:t xml:space="preserve">ecosystem services in China.</w:t>
-      </w:r>
-      <w:r>
-        <w:t xml:space="preserve"> </w:t>
-      </w:r>
-      <w:r>
-        <w:rPr>
-          <w:i/>
-          <w:iCs/>
-        </w:rPr>
-        <w:t xml:space="preserve">Proceedings of the National Academy of Sciences</w:t>
-      </w:r>
-      <w:r>
-        <w:rPr>
-          <w:i/>
-          <w:iCs/>
-        </w:rPr>
-        <w:t xml:space="preserve"> </w:t>
-      </w:r>
-      <w:r>
-        <w:rPr>
-          <w:i/>
-          <w:iCs/>
-        </w:rPr>
-        <w:t xml:space="preserve">USA</w:t>
-      </w:r>
-      <w:r>
-        <w:t xml:space="preserve"> </w:t>
-      </w:r>
-      <w:r>
-        <w:t xml:space="preserve">114, 1601–1606.</w:t>
-      </w:r>
-    </w:p>
-    <w:p>
-      <w:pPr>
-        <w:pStyle w:val="BodyText"/>
-      </w:pPr>
-      <w:r>
-        <w:t xml:space="preserve">Zelený, D. (2018) Which results of the standard test for community-weighted</w:t>
-      </w:r>
-      <w:r>
-        <w:t xml:space="preserve"> </w:t>
-      </w:r>
-      <w:r>
-        <w:t xml:space="preserve">mean approach are too optimistic?</w:t>
-      </w:r>
-      <w:r>
-        <w:t xml:space="preserve"> </w:t>
-      </w:r>
-      <w:r>
-        <w:rPr>
-          <w:i/>
-          <w:iCs/>
-        </w:rPr>
-        <w:t xml:space="preserve">Journal of Vegetation Science</w:t>
-      </w:r>
-      <w:r>
-        <w:t xml:space="preserve"> </w:t>
-      </w:r>
-      <w:r>
-        <w:t xml:space="preserve">29, 953–966.</w:t>
-      </w:r>
-    </w:p>
-    <w:p>
-      <w:pPr>
-        <w:pStyle w:val="BodyText"/>
-      </w:pPr>
-      <w:r>
-        <w:t xml:space="preserve">Zhong, Y. et al. (2022) A dataset on the traits of lizards in China.</w:t>
-      </w:r>
-      <w:r>
-        <w:t xml:space="preserve"> </w:t>
-      </w:r>
-      <w:r>
-        <w:rPr>
-          <w:i/>
-          <w:iCs/>
-        </w:rPr>
-        <w:t xml:space="preserve">Biodiversity Science</w:t>
-      </w:r>
-      <w:r>
-        <w:t xml:space="preserve"> </w:t>
-      </w:r>
-      <w:r>
-        <w:t xml:space="preserve">30. </w:t>
-      </w:r>
-      <w:r>
-        <w:rPr>
-          <w:rFonts w:hint="eastAsia"/>
-        </w:rPr>
-        <w:t xml:space="preserve">[钟雨茜等,</w:t>
-      </w:r>
-      <w:r>
-        <w:t xml:space="preserve"> </w:t>
-      </w:r>
-      <w:r>
-        <w:rPr>
-          <w:rFonts w:hint="eastAsia"/>
-        </w:rPr>
-        <w:t xml:space="preserve">中国蜥蜴性状数据集]</w:t>
+        <w:t xml:space="preserve">[钟雨茜等]</w:t>
       </w:r>
     </w:p>
     <w:bookmarkEnd w:id="46"/>

--- a/06_manuscript/manuscript_v4_full.docx
+++ b/06_manuscript/manuscript_v4_full.docx
@@ -305,19 +305,25 @@
         <w:t xml:space="preserve"> </w:t>
       </w:r>
       <w:r>
-        <w:t xml:space="preserve">body-size effect reverses between mammals (+0.283) and reptiles (−0.307), and</w:t>
-      </w:r>
-      <w:r>
-        <w:t xml:space="preserve"> </w:t>
-      </w:r>
-      <w:r>
-        <w:t xml:space="preserve">amphibian gaps are nearly disjoint from those of other classes (Jaccard</w:t>
-      </w:r>
-      <w:r>
-        <w:t xml:space="preserve"> </w:t>
-      </w:r>
-      <w:r>
-        <w:t xml:space="preserve">0.074–0.086 versus 0.315 between the two endotherm classes). A model-free</w:t>
+        <w:t xml:space="preserve">body-size effect reverses between mammals (+0.283) and reptiles (−0.308), and</w:t>
+      </w:r>
+      <w:r>
+        <w:t xml:space="preserve"> </w:t>
+      </w:r>
+      <w:r>
+        <w:t xml:space="preserve">amphibian gaps are nearly disjoint from those of the endotherm classes</w:t>
+      </w:r>
+      <w:r>
+        <w:t xml:space="preserve"> </w:t>
+      </w:r>
+      <w:r>
+        <w:t xml:space="preserve">(Jaccard 0.074 and 0.086, versus 0.315 between birds and mammals) and only</w:t>
+      </w:r>
+      <w:r>
+        <w:t xml:space="preserve"> </w:t>
+      </w:r>
+      <w:r>
+        <w:t xml:space="preserve">weakly aligned with reptile gaps (0.160). A model-free</w:t>
       </w:r>
       <w:r>
         <w:t xml:space="preserve"> </w:t>
@@ -1786,13 +1792,19 @@
         <w:t xml:space="preserve"> </w:t>
       </w:r>
       <w:r>
-        <w:t xml:space="preserve">92.2%; both ectotherm classes 0%), and ectotherm age at maturity and longevity</w:t>
-      </w:r>
-      <w:r>
-        <w:t xml:space="preserve"> </w:t>
-      </w:r>
-      <w:r>
-        <w:t xml:space="preserve">are 7–24% observed.</w:t>
+        <w:t xml:space="preserve">92.2%; both ectotherm classes 0%). Age at maturity is observed for 7.1% of</w:t>
+      </w:r>
+      <w:r>
+        <w:t xml:space="preserve"> </w:t>
+      </w:r>
+      <w:r>
+        <w:t xml:space="preserve">amphibians and for no reptile in the dataset; longevity for 23.5% of reptiles</w:t>
+      </w:r>
+      <w:r>
+        <w:t xml:space="preserve"> </w:t>
+      </w:r>
+      <w:r>
+        <w:t xml:space="preserve">and 8.4% of amphibians.</w:t>
       </w:r>
       <w:r>
         <w:t xml:space="preserve"> </w:t>
@@ -1828,25 +1840,49 @@
         <w:t xml:space="preserve"> </w:t>
       </w:r>
       <w:r>
-        <w:t xml:space="preserve">Range notation in the Chinese sources (</w:t>
-      </w:r>
-      <w:r>
-        <w:t xml:space="preserve">“729–1320”</w:t>
-      </w:r>
-      <w:r>
-        <w:t xml:space="preserve">) was parsed to interval</w:t>
-      </w:r>
-      <w:r>
-        <w:t xml:space="preserve"> </w:t>
-      </w:r>
-      <w:r>
-        <w:t xml:space="preserve">midpoints; this correction alone raised usable amphibian sex-specific lengths</w:t>
-      </w:r>
-      <w:r>
-        <w:t xml:space="preserve"> </w:t>
-      </w:r>
-      <w:r>
-        <w:t xml:space="preserve">from 76 to 472 species.</w:t>
+        <w:t xml:space="preserve">Sex-specific lengths in the Chinese amphibian compilation are mostly written</w:t>
+      </w:r>
+      <w:r>
+        <w:t xml:space="preserve"> </w:t>
+      </w:r>
+      <w:r>
+        <w:t xml:space="preserve">as ranges (</w:t>
+      </w:r>
+      <w:r>
+        <w:t xml:space="preserve">“350.0-417.0”</w:t>
+      </w:r>
+      <w:r>
+        <w:t xml:space="preserve">). Parsing them to interval midpoints rather than</w:t>
+      </w:r>
+      <w:r>
+        <w:t xml:space="preserve"> </w:t>
+      </w:r>
+      <w:r>
+        <w:t xml:space="preserve">coercing them directly raised usable male–female pairs from 75 to 472 species;</w:t>
+      </w:r>
+      <w:r>
+        <w:t xml:space="preserve"> </w:t>
+      </w:r>
+      <w:r>
+        <w:t xml:space="preserve">stripping non-numeric characters instead, as is often done, would have</w:t>
+      </w:r>
+      <w:r>
+        <w:t xml:space="preserve"> </w:t>
+      </w:r>
+      <w:r>
+        <w:t xml:space="preserve">concatenated</w:t>
+      </w:r>
+      <w:r>
+        <w:t xml:space="preserve"> </w:t>
+      </w:r>
+      <w:r>
+        <w:t xml:space="preserve">“145-191”</w:t>
+      </w:r>
+      <w:r>
+        <w:t xml:space="preserve"> </w:t>
+      </w:r>
+      <w:r>
+        <w:t xml:space="preserve">into 145191 mm.</w:t>
       </w:r>
     </w:p>
     <w:bookmarkEnd w:id="13"/>
@@ -4324,7 +4360,7 @@
         <w:t xml:space="preserve"> </w:t>
       </w:r>
       <w:r>
-        <w:t xml:space="preserve">reptiles against mammals and birds, but</w:t>
+        <w:t xml:space="preserve">reptiles against mammals and birds,</w:t>
       </w:r>
       <w:r>
         <w:t xml:space="preserve"> </w:t>
@@ -4346,13 +4382,31 @@
         <w:t xml:space="preserve"> </w:t>
       </w:r>
       <w:r>
-        <w:t xml:space="preserve">against mammals and birds (Supplementary Table 28). Looking at birds or mammals</w:t>
-      </w:r>
-      <w:r>
-        <w:t xml:space="preserve"> </w:t>
-      </w:r>
-      <w:r>
-        <w:t xml:space="preserve">will not find the amphibian gaps.</w:t>
+        <w:t xml:space="preserve">against mammals and birds, and 0.160 for amphibians against reptiles</w:t>
+      </w:r>
+      <w:r>
+        <w:t xml:space="preserve"> </w:t>
+      </w:r>
+      <w:r>
+        <w:t xml:space="preserve">(Supplementary Table 28). The ordering follows thermoregulatory mode: amphibian</w:t>
+      </w:r>
+      <w:r>
+        <w:t xml:space="preserve"> </w:t>
+      </w:r>
+      <w:r>
+        <w:t xml:space="preserve">gaps overlap the other ectotherm class about twice as much as they overlap</w:t>
+      </w:r>
+      <w:r>
+        <w:t xml:space="preserve"> </w:t>
+      </w:r>
+      <w:r>
+        <w:t xml:space="preserve">either endotherm class — but even that is half the bird–mammal value. Looking</w:t>
+      </w:r>
+      <w:r>
+        <w:t xml:space="preserve"> </w:t>
+      </w:r>
+      <w:r>
+        <w:t xml:space="preserve">at birds or mammals will not find the amphibian gaps.</w:t>
       </w:r>
     </w:p>
     <w:p>
@@ -4702,7 +4756,7 @@
         <w:t xml:space="preserve"> </w:t>
       </w:r>
       <w:r>
-        <w:t xml:space="preserve">= 7 × 10⁻¹⁵) while large reptiles are under-protected (−0.307,</w:t>
+        <w:t xml:space="preserve">= 7 × 10⁻¹⁵) while large reptiles are under-protected (−0.308,</w:t>
       </w:r>
       <w:r>
         <w:t xml:space="preserve"> </w:t>
@@ -5380,7 +5434,7 @@
         <w:t xml:space="preserve"> </w:t>
       </w:r>
       <w:r>
-        <w:t xml:space="preserve">are the worst (−0.307) — precisely what a network assembled around flagship</w:t>
+        <w:t xml:space="preserve">are the worst (−0.308) — precisely what a network assembled around flagship</w:t>
       </w:r>
       <w:r>
         <w:t xml:space="preserve"> </w:t>
@@ -5430,7 +5484,13 @@
         <w:t xml:space="preserve"> </w:t>
       </w:r>
       <w:r>
-        <w:t xml:space="preserve">other classes’ by 0.074–0.086 — versus 0.315 between birds and mammals — so no</w:t>
+        <w:t xml:space="preserve">those of birds and mammals by 0.074 and 0.086, and those of reptiles by 0.160 —</w:t>
+      </w:r>
+      <w:r>
+        <w:t xml:space="preserve"> </w:t>
+      </w:r>
+      <w:r>
+        <w:t xml:space="preserve">versus 0.315 between birds and mammals — so no</w:t>
       </w:r>
       <w:r>
         <w:t xml:space="preserve"> </w:t>

--- a/06_manuscript/manuscript_v4_full.docx
+++ b/06_manuscript/manuscript_v4_full.docx
@@ -2,7 +2,7 @@
 <file path=word/document.xml><?xml version="1.0" encoding="utf-8"?>
 <w:document xmlns:w="http://schemas.openxmlformats.org/wordprocessingml/2006/main" xmlns:m="http://schemas.openxmlformats.org/officeDocument/2006/math" xmlns:r="http://schemas.openxmlformats.org/officeDocument/2006/relationships" xmlns:o="urn:schemas-microsoft-com:office:office" xmlns:v="urn:schemas-microsoft-com:vml" xmlns:w10="urn:schemas-microsoft-com:office:word" xmlns:a="http://schemas.openxmlformats.org/drawingml/2006/main" xmlns:pic="http://schemas.openxmlformats.org/drawingml/2006/picture" xmlns:wp="http://schemas.openxmlformats.org/drawingml/2006/wordprocessingDrawing">
   <w:body>
-    <w:bookmarkStart w:id="47" w:name="X25412cf3cdbf2eeeeeb50b306843c81459f6a87"/>
+    <w:bookmarkStart w:id="56" w:name="X25412cf3cdbf2eeeeeb50b306843c81459f6a87"/>
     <w:p>
       <w:pPr>
         <w:pStyle w:val="Heading1"/>
@@ -2944,6 +2944,96 @@
         <w:t xml:space="preserve">² on named thermal variables) to test definition sensitivity.</w:t>
       </w:r>
     </w:p>
+    <w:p>
+      <w:pPr>
+        <w:pStyle w:val="BodyText"/>
+      </w:pPr>
+      <w:r>
+        <w:t xml:space="preserve">The family-level responses are drawn from the fixed six-trait core computed in</w:t>
+      </w:r>
+      <w:r>
+        <w:t xml:space="preserve"> </w:t>
+      </w:r>
+      <w:r>
+        <w:t xml:space="preserve">the community-metrics step, in which body size enters as body mass for every</w:t>
+      </w:r>
+      <w:r>
+        <w:t xml:space="preserve"> </w:t>
+      </w:r>
+      <w:r>
+        <w:t xml:space="preserve">class so that the cross-class contrast concerns a single named quantity.</w:t>
+      </w:r>
+      <w:r>
+        <w:t xml:space="preserve"> </w:t>
+      </w:r>
+      <w:r>
+        <w:t xml:space="preserve">Amphibian mass, however, is 74.7% derived allometrically from length</w:t>
+      </w:r>
+      <w:r>
+        <w:t xml:space="preserve"> </w:t>
+      </w:r>
+      <w:r>
+        <w:t xml:space="preserve">(Extended Data Fig. 1), and amphibian assemblage mass and length correlate only</w:t>
+      </w:r>
+      <w:r>
+        <w:t xml:space="preserve"> </w:t>
+      </w:r>
+      <w:r>
+        <w:rPr>
+          <w:i/>
+          <w:iCs/>
+        </w:rPr>
+        <w:t xml:space="preserve">r</w:t>
+      </w:r>
+      <w:r>
+        <w:t xml:space="preserve"> </w:t>
+      </w:r>
+      <w:r>
+        <w:t xml:space="preserve">= 0.76 (reptiles 0.87; birds 0.98; mammals 1.00), so the choice is not</w:t>
+      </w:r>
+      <w:r>
+        <w:t xml:space="preserve"> </w:t>
+      </w:r>
+      <w:r>
+        <w:t xml:space="preserve">cosmetic. We therefore re-ran the whole family-level pipeline with one size</w:t>
+      </w:r>
+      <w:r>
+        <w:t xml:space="preserve"> </w:t>
+      </w:r>
+      <w:r>
+        <w:t xml:space="preserve">measure per class — length for amphibians, matching the trait protocol used for</w:t>
+      </w:r>
+      <w:r>
+        <w:t xml:space="preserve"> </w:t>
+      </w:r>
+      <w:r>
+        <w:t xml:space="preserve">the functional axes and the grid-cell driver models — and report both</w:t>
+      </w:r>
+      <w:r>
+        <w:t xml:space="preserve"> </w:t>
+      </w:r>
+      <w:r>
+        <w:t xml:space="preserve">(Supplementary Table 19). Only the size response changes: the Gower distance</w:t>
+      </w:r>
+      <w:r>
+        <w:t xml:space="preserve"> </w:t>
+      </w:r>
+      <w:r>
+        <w:t xml:space="preserve">underlying functional dispersion is computed within family, so the measures it</w:t>
+      </w:r>
+      <w:r>
+        <w:t xml:space="preserve"> </w:t>
+      </w:r>
+      <w:r>
+        <w:t xml:space="preserve">contains affect all species of a family alike and do not enter the cross-class</w:t>
+      </w:r>
+      <w:r>
+        <w:t xml:space="preserve"> </w:t>
+      </w:r>
+      <w:r>
+        <w:t xml:space="preserve">comparison.</w:t>
+      </w:r>
+    </w:p>
     <w:bookmarkEnd w:id="20"/>
     <w:bookmarkStart w:id="21" w:name="robustness-to-metric-and-method"/>
     <w:p>
@@ -3888,7 +3978,31 @@
         <w:t xml:space="preserve"> </w:t>
       </w:r>
       <w:r>
-        <w:t xml:space="preserve">thermal variables rather than |β| on a composite thermal axis — gives 1.05. We</w:t>
+        <w:t xml:space="preserve">thermal variables rather than |β| on a composite thermal axis — gives 1.05. The</w:t>
+      </w:r>
+      <w:r>
+        <w:t xml:space="preserve"> </w:t>
+      </w:r>
+      <w:r>
+        <w:t xml:space="preserve">contrast is, by contrast, insensitive to how body size is measured: substituting</w:t>
+      </w:r>
+      <w:r>
+        <w:t xml:space="preserve"> </w:t>
+      </w:r>
+      <w:r>
+        <w:t xml:space="preserve">length for mass in amphibians — the one class where mass is mostly inferred —</w:t>
+      </w:r>
+      <w:r>
+        <w:t xml:space="preserve"> </w:t>
+      </w:r>
+      <w:r>
+        <w:t xml:space="preserve">moves the thermal ratio from 1.79 to 1.77 and the overall ratio from 1.72 to</w:t>
+      </w:r>
+      <w:r>
+        <w:t xml:space="preserve"> </w:t>
+      </w:r>
+      <w:r>
+        <w:t xml:space="preserve">1.67, with the Wilcoxon test significant either way (Supplementary Table 19). We</w:t>
       </w:r>
       <w:r>
         <w:t xml:space="preserve"> </w:t>
@@ -3900,7 +4014,13 @@
         <w:t xml:space="preserve"> </w:t>
       </w:r>
       <w:r>
-        <w:t xml:space="preserve">family-level result as directional corroboration.</w:t>
+        <w:t xml:space="preserve">family-level result as directional corroboration, threshold-sensitive in the</w:t>
+      </w:r>
+      <w:r>
+        <w:t xml:space="preserve"> </w:t>
+      </w:r>
+      <w:r>
+        <w:t xml:space="preserve">number of families admitted but not in how their traits are measured.</w:t>
       </w:r>
     </w:p>
     <w:p>
@@ -5937,31 +6057,75 @@
         <w:pStyle w:val="FirstParagraph"/>
       </w:pPr>
       <w:r>
-        <w:t xml:space="preserve">All code, documentation, figures and aggregated per-cell results are available</w:t>
-      </w:r>
-      <w:r>
-        <w:t xml:space="preserve"> </w:t>
-      </w:r>
-      <w:r>
-        <w:t xml:space="preserve">at https://github.com/dingchenchen6/china-vertebrate-trait-biogeography</w:t>
-      </w:r>
-      <w:r>
-        <w:t xml:space="preserve"> </w:t>
-      </w:r>
-      <w:r>
-        <w:t xml:space="preserve">(seed 20260801; results fully reproducible). IUCN Red List spatial data may not</w:t>
-      </w:r>
-      <w:r>
-        <w:t xml:space="preserve"> </w:t>
-      </w:r>
-      <w:r>
-        <w:t xml:space="preserve">be redistributed, so species-by-cell matrices and species-level trait tables</w:t>
-      </w:r>
-      <w:r>
-        <w:t xml:space="preserve"> </w:t>
-      </w:r>
-      <w:r>
-        <w:t xml:space="preserve">are excluded and their provenance is documented in</w:t>
+        <w:t xml:space="preserve">The aggregated data underlying every figure and table — per-cell assemblage</w:t>
+      </w:r>
+      <w:r>
+        <w:t xml:space="preserve"> </w:t>
+      </w:r>
+      <w:r>
+        <w:t xml:space="preserve">metrics, community-weighted trait moments, functional-axis scores, model</w:t>
+      </w:r>
+      <w:r>
+        <w:t xml:space="preserve"> </w:t>
+      </w:r>
+      <w:r>
+        <w:t xml:space="preserve">coefficients and all result tables — together with the complete analysis code</w:t>
+      </w:r>
+      <w:r>
+        <w:t xml:space="preserve"> </w:t>
+      </w:r>
+      <w:r>
+        <w:t xml:space="preserve">are available at https://github.com/dingchenchen6/china-vertebrate-trait-biogeography</w:t>
+      </w:r>
+      <w:r>
+        <w:t xml:space="preserve"> </w:t>
+      </w:r>
+      <w:r>
+        <w:t xml:space="preserve">and archived at [Zenodo DOI]. The pipeline runs end to end from the raw public</w:t>
+      </w:r>
+      <w:r>
+        <w:t xml:space="preserve"> </w:t>
+      </w:r>
+      <w:r>
+        <w:t xml:space="preserve">sources with the random seed fixed at 20260801.</w:t>
+      </w:r>
+    </w:p>
+    <w:p>
+      <w:pPr>
+        <w:pStyle w:val="BodyText"/>
+      </w:pPr>
+      <w:r>
+        <w:t xml:space="preserve">Species range polygons come from the IUCN Red List and BirdLife International,</w:t>
+      </w:r>
+      <w:r>
+        <w:t xml:space="preserve"> </w:t>
+      </w:r>
+      <w:r>
+        <w:t xml:space="preserve">whose licences prohibit redistribution. The species-by-cell occurrence matrices</w:t>
+      </w:r>
+      <w:r>
+        <w:t xml:space="preserve"> </w:t>
+      </w:r>
+      <w:r>
+        <w:t xml:space="preserve">and species-level trait tables derived from them are therefore not deposited.</w:t>
+      </w:r>
+      <w:r>
+        <w:t xml:space="preserve"> </w:t>
+      </w:r>
+      <w:r>
+        <w:t xml:space="preserve">They are not available on request either: both providers supply the source data</w:t>
+      </w:r>
+      <w:r>
+        <w:t xml:space="preserve"> </w:t>
+      </w:r>
+      <w:r>
+        <w:t xml:space="preserve">free of charge to any user under their standard terms, and the scripts rebuild</w:t>
+      </w:r>
+      <w:r>
+        <w:t xml:space="preserve"> </w:t>
+      </w:r>
+      <w:r>
+        <w:t xml:space="preserve">the derived files from those downloads without manual intervention.</w:t>
       </w:r>
       <w:r>
         <w:t xml:space="preserve"> </w:t>
@@ -5973,13 +6137,28 @@
         <w:t xml:space="preserve">DATA.md</w:t>
       </w:r>
       <w:r>
-        <w:t xml:space="preserve">; both are rebuilt</w:t>
-      </w:r>
-      <w:r>
-        <w:t xml:space="preserve"> </w:t>
-      </w:r>
-      <w:r>
-        <w:t xml:space="preserve">by the scripts from their public sources.</w:t>
+        <w:t xml:space="preserve"> </w:t>
+      </w:r>
+      <w:r>
+        <w:t xml:space="preserve">lists every source file, its version, its access date and the script that</w:t>
+      </w:r>
+      <w:r>
+        <w:t xml:space="preserve"> </w:t>
+      </w:r>
+      <w:r>
+        <w:t xml:space="preserve">consumes it. Source data for each main-text figure are indexed by</w:t>
+      </w:r>
+      <w:r>
+        <w:t xml:space="preserve"> </w:t>
+      </w:r>
+      <w:r>
+        <w:rPr>
+          <w:rStyle w:val="VerbatimChar"/>
+        </w:rPr>
+        <w:t xml:space="preserve">table_00_figure_manifest.csv</w:t>
+      </w:r>
+      <w:r>
+        <w:t xml:space="preserve">.</w:t>
       </w:r>
     </w:p>
     <w:bookmarkEnd w:id="42"/>
@@ -6032,280 +6211,1186 @@
       </w:r>
     </w:p>
     <w:bookmarkEnd w:id="44"/>
-    <w:bookmarkStart w:id="45" w:name="figures"/>
+    <w:bookmarkStart w:id="53" w:name="figure-legends"/>
     <w:p>
       <w:pPr>
         <w:pStyle w:val="Heading2"/>
       </w:pPr>
       <w:r>
-        <w:t xml:space="preserve">Figures</w:t>
-      </w:r>
-    </w:p>
-    <w:tbl>
-      <w:tblPr>
-        <w:tblStyle w:val="Table"/>
-        <w:tblW w:type="pct" w:w="5000"/>
-        <w:tblLayout w:type="fixed"/>
-        <w:tblLook w:firstRow="1" w:lastRow="0" w:firstColumn="0" w:lastColumn="0" w:noHBand="0" w:noVBand="0" w:val="0020"/>
-      </w:tblPr>
-      <w:tblGrid>
-        <w:gridCol w:w="3960"/>
-        <w:gridCol w:w="3960"/>
-      </w:tblGrid>
-      <w:tr>
-        <w:trPr>
-          <w:tblHeader w:val="on"/>
-        </w:trPr>
-        <w:tc>
-          <w:tcPr/>
-          <w:p>
-            <w:pPr>
-              <w:pStyle w:val="Compact"/>
-            </w:pPr>
-            <w:r>
-              <w:t xml:space="preserve">No.</w:t>
-            </w:r>
-          </w:p>
-        </w:tc>
-        <w:tc>
-          <w:tcPr/>
-          <w:p>
-            <w:pPr>
-              <w:pStyle w:val="Compact"/>
-            </w:pPr>
-            <w:r>
-              <w:t xml:space="preserve">Content</w:t>
-            </w:r>
-          </w:p>
-        </w:tc>
-      </w:tr>
-      <w:tr>
-        <w:tc>
-          <w:tcPr/>
-          <w:p>
-            <w:pPr>
-              <w:pStyle w:val="Compact"/>
-            </w:pPr>
-            <w:r>
-              <w:t xml:space="preserve">Fig. 1</w:t>
-            </w:r>
-          </w:p>
-        </w:tc>
-        <w:tc>
-          <w:tcPr/>
-          <w:p>
-            <w:pPr>
-              <w:pStyle w:val="Compact"/>
-            </w:pPr>
-            <w:r>
-              <w:t xml:space="preserve">Study design, trait coverage and the assemblage framework</w:t>
-            </w:r>
-          </w:p>
-        </w:tc>
-      </w:tr>
-      <w:tr>
-        <w:tc>
-          <w:tcPr/>
-          <w:p>
-            <w:pPr>
-              <w:pStyle w:val="Compact"/>
-            </w:pPr>
-            <w:r>
-              <w:t xml:space="preserve">Fig. 2</w:t>
-            </w:r>
-          </w:p>
-        </w:tc>
-        <w:tc>
-          <w:tcPr/>
-          <w:p>
-            <w:pPr>
-              <w:pStyle w:val="Compact"/>
-            </w:pPr>
-            <w:r>
-              <w:t xml:space="preserve">Three</w:t>
-            </w:r>
-            <w:r>
-              <w:t xml:space="preserve"> </w:t>
-            </w:r>
-            <w:r>
-              <w:rPr>
-                <w:i/>
-                <w:iCs/>
-              </w:rPr>
-              <w:t xml:space="preserve">a priori</w:t>
-            </w:r>
-            <w:r>
-              <w:t xml:space="preserve"> </w:t>
-            </w:r>
-            <w:r>
-              <w:t xml:space="preserve">functional axes and their independence</w:t>
-            </w:r>
-          </w:p>
-        </w:tc>
-      </w:tr>
-      <w:tr>
-        <w:tc>
-          <w:tcPr/>
-          <w:p>
-            <w:pPr>
-              <w:pStyle w:val="Compact"/>
-            </w:pPr>
-            <w:r>
-              <w:t xml:space="preserve">Fig. 3</w:t>
-            </w:r>
-          </w:p>
-        </w:tc>
-        <w:tc>
-          <w:tcPr/>
-          <w:p>
-            <w:pPr>
-              <w:pStyle w:val="Compact"/>
-            </w:pPr>
-            <w:r>
-              <w:t xml:space="preserve">Geography of assemblage trait means</w:t>
-            </w:r>
-          </w:p>
-        </w:tc>
-      </w:tr>
-      <w:tr>
-        <w:tc>
-          <w:tcPr/>
-          <w:p>
-            <w:pPr>
-              <w:pStyle w:val="Compact"/>
-            </w:pPr>
-            <w:r>
-              <w:t xml:space="preserve">Fig. 4</w:t>
-            </w:r>
-          </w:p>
-        </w:tc>
-        <w:tc>
-          <w:tcPr/>
-          <w:p>
-            <w:pPr>
-              <w:pStyle w:val="Compact"/>
-            </w:pPr>
-            <w:r>
-              <w:t xml:space="preserve">Which biodiversity hypothesis drives assemblage trait structure</w:t>
-            </w:r>
-          </w:p>
-        </w:tc>
-      </w:tr>
-      <w:tr>
-        <w:tc>
-          <w:tcPr/>
-          <w:p>
-            <w:pPr>
-              <w:pStyle w:val="Compact"/>
-            </w:pPr>
-            <w:r>
-              <w:t xml:space="preserve">Fig. 5</w:t>
-            </w:r>
-          </w:p>
-        </w:tc>
-        <w:tc>
-          <w:tcPr/>
-          <w:p>
-            <w:pPr>
-              <w:pStyle w:val="Compact"/>
-            </w:pPr>
-            <w:r>
-              <w:t xml:space="preserve">Fourth-corner max test of trait–environment links</w:t>
-            </w:r>
-          </w:p>
-        </w:tc>
-      </w:tr>
-      <w:tr>
-        <w:tc>
-          <w:tcPr/>
-          <w:p>
-            <w:pPr>
-              <w:pStyle w:val="Compact"/>
-            </w:pPr>
-            <w:r>
-              <w:t xml:space="preserve">Fig. 6</w:t>
-            </w:r>
-          </w:p>
-        </w:tc>
-        <w:tc>
-          <w:tcPr/>
-          <w:p>
-            <w:pPr>
-              <w:pStyle w:val="Compact"/>
-            </w:pPr>
-            <w:r>
-              <w:t xml:space="preserve">Endotherms and ectotherms differ in trait–environment coupling</w:t>
-            </w:r>
-          </w:p>
-        </w:tc>
-      </w:tr>
-      <w:tr>
-        <w:tc>
-          <w:tcPr/>
-          <w:p>
-            <w:pPr>
-              <w:pStyle w:val="Compact"/>
-            </w:pPr>
-            <w:r>
-              <w:t xml:space="preserve">Fig. 7</w:t>
-            </w:r>
-          </w:p>
-        </w:tc>
-        <w:tc>
-          <w:tcPr/>
-          <w:p>
-            <w:pPr>
-              <w:pStyle w:val="Compact"/>
-            </w:pPr>
-            <w:r>
-              <w:t xml:space="preserve">No single class is a reliable surrogate</w:t>
-            </w:r>
-          </w:p>
-        </w:tc>
-      </w:tr>
-      <w:tr>
-        <w:tc>
-          <w:tcPr/>
-          <w:p>
-            <w:pPr>
-              <w:pStyle w:val="Compact"/>
-            </w:pPr>
-            <w:r>
-              <w:t xml:space="preserve">Fig. 8</w:t>
-            </w:r>
-          </w:p>
-        </w:tc>
-        <w:tc>
-          <w:tcPr/>
-          <w:p>
-            <w:pPr>
-              <w:pStyle w:val="Compact"/>
-            </w:pPr>
-            <w:r>
-              <w:t xml:space="preserve">Conservation design: complementarity, under-protected traits and 30×30</w:t>
-            </w:r>
-          </w:p>
-        </w:tc>
-      </w:tr>
-    </w:tbl>
-    <w:p>
-      <w:pPr>
-        <w:pStyle w:val="BodyText"/>
-      </w:pPr>
-      <w:r>
-        <w:t xml:space="preserve">Extended Data Figs 1–25 and the full manifest are listed in</w:t>
-      </w:r>
-      <w:r>
-        <w:t xml:space="preserve"> </w:t>
+        <w:t xml:space="preserve">Figure legends</w:t>
+      </w:r>
+    </w:p>
+    <w:bookmarkStart w:id="45" w:name="X0aa59cf7991c442f6d436565d112937517609dd"/>
+    <w:p>
+      <w:pPr>
+        <w:pStyle w:val="Heading3"/>
+      </w:pPr>
+      <w:r>
+        <w:t xml:space="preserve">Fig. 1 | Study design, trait coverage and the assemblage framework</w:t>
+      </w:r>
+    </w:p>
+    <w:p>
+      <w:pPr>
+        <w:pStyle w:val="FirstParagraph"/>
+      </w:pPr>
+      <w:r>
+        <w:rPr>
+          <w:b/>
+          <w:bCs/>
+        </w:rPr>
+        <w:t xml:space="preserve">a</w:t>
+      </w:r>
+      <w:r>
+        <w:t xml:space="preserve">, The thermal-buffering hypothesis stated as a prediction about slopes. Because</w:t>
+      </w:r>
+      <w:r>
+        <w:t xml:space="preserve"> </w:t>
+      </w:r>
+      <w:r>
+        <w:t xml:space="preserve">endothermy decouples body temperature from ambient conditions, the set of trait values that</w:t>
+      </w:r>
+      <w:r>
+        <w:t xml:space="preserve"> </w:t>
+      </w:r>
+      <w:r>
+        <w:t xml:space="preserve">can persist in an endothermic assemblage should be less tightly constrained by the</w:t>
+      </w:r>
+      <w:r>
+        <w:t xml:space="preserve"> </w:t>
+      </w:r>
+      <w:r>
+        <w:t xml:space="preserve">environment than in an ectothermic one; coupling strength is the slope of assemblage trait</w:t>
+      </w:r>
+      <w:r>
+        <w:t xml:space="preserve"> </w:t>
+      </w:r>
+      <w:r>
+        <w:t xml:space="preserve">composition on the environmental gradient (bars at right).</w:t>
+      </w:r>
+      <w:r>
+        <w:t xml:space="preserve"> </w:t>
+      </w:r>
+      <w:r>
+        <w:rPr>
+          <w:b/>
+          <w:bCs/>
+        </w:rPr>
+        <w:t xml:space="preserve">b</w:t>
+      </w:r>
+      <w:r>
+        <w:t xml:space="preserve">, Species analysed per</w:t>
+      </w:r>
+      <w:r>
+        <w:t xml:space="preserve"> </w:t>
+      </w:r>
+      <w:r>
+        <w:t xml:space="preserve">class on the 50-km equal-area grid: 1,177 birds, 631 mammals, 520 reptiles and 509</w:t>
+      </w:r>
+      <w:r>
+        <w:t xml:space="preserve"> </w:t>
+      </w:r>
+      <w:r>
+        <w:t xml:space="preserve">amphibians, 2,837 in total across 3,782 analysable cells.</w:t>
+      </w:r>
+      <w:r>
+        <w:t xml:space="preserve"> </w:t>
+      </w:r>
+      <w:r>
+        <w:rPr>
+          <w:b/>
+          <w:bCs/>
+        </w:rPr>
+        <w:t xml:space="preserve">c–f</w:t>
+      </w:r>
+      <w:r>
+        <w:t xml:space="preserve">, Species richness of each</w:t>
+      </w:r>
+      <w:r>
+        <w:t xml:space="preserve"> </w:t>
+      </w:r>
+      <w:r>
+        <w:t xml:space="preserve">class. Grey cells hold no species of that class.</w:t>
+      </w:r>
+    </w:p>
+    <w:bookmarkEnd w:id="45"/>
+    <w:bookmarkStart w:id="46" w:name="X6baa16c06355acd6eacfa1cd17f5d2d2cc3d2e0"/>
+    <w:p>
+      <w:pPr>
+        <w:pStyle w:val="Heading3"/>
+      </w:pPr>
+      <w:r>
+        <w:t xml:space="preserve">Fig. 2 | Three</w:t>
+      </w:r>
+      <w:r>
+        <w:t xml:space="preserve"> </w:t>
+      </w:r>
+      <w:r>
+        <w:rPr>
+          <w:i/>
+          <w:iCs/>
+        </w:rPr>
+        <w:t xml:space="preserve">a priori</w:t>
+      </w:r>
+      <w:r>
+        <w:t xml:space="preserve"> </w:t>
+      </w:r>
+      <w:r>
+        <w:t xml:space="preserve">functional axes and their independence</w:t>
+      </w:r>
+    </w:p>
+    <w:p>
+      <w:pPr>
+        <w:pStyle w:val="FirstParagraph"/>
+      </w:pPr>
+      <w:r>
+        <w:rPr>
+          <w:b/>
+          <w:bCs/>
+        </w:rPr>
+        <w:t xml:space="preserve">a</w:t>
+      </w:r>
+      <w:r>
+        <w:t xml:space="preserve">, Definition of the three axes. Rather than rotating a principal-component solution</w:t>
+      </w:r>
+      <w:r>
+        <w:t xml:space="preserve"> </w:t>
+      </w:r>
+      <w:r>
+        <w:t xml:space="preserve">freely within each class — which would make the leading axis denote a different quantity in</w:t>
+      </w:r>
+      <w:r>
+        <w:t xml:space="preserve"> </w:t>
+      </w:r>
+      <w:r>
+        <w:t xml:space="preserve">each class — each axis is a fixed combination of named traits, so that</w:t>
+      </w:r>
+      <w:r>
+        <w:t xml:space="preserve"> </w:t>
+      </w:r>
+      <w:r>
+        <w:t xml:space="preserve">“body size”</w:t>
+      </w:r>
+      <w:r>
+        <w:t xml:space="preserve">,</w:t>
+      </w:r>
+      <w:r>
+        <w:t xml:space="preserve"> </w:t>
+      </w:r>
+      <w:r>
+        <w:t xml:space="preserve">“pace of</w:t>
+      </w:r>
+      <w:r>
+        <w:t xml:space="preserve"> </w:t>
+      </w:r>
+      <w:r>
+        <w:t xml:space="preserve">life”</w:t>
+      </w:r>
+      <w:r>
+        <w:t xml:space="preserve"> </w:t>
+      </w:r>
+      <w:r>
+        <w:t xml:space="preserve">and</w:t>
+      </w:r>
+      <w:r>
+        <w:t xml:space="preserve"> </w:t>
+      </w:r>
+      <w:r>
+        <w:t xml:space="preserve">“niche breadth”</w:t>
+      </w:r>
+      <w:r>
+        <w:t xml:space="preserve"> </w:t>
+      </w:r>
+      <w:r>
+        <w:t xml:space="preserve">mean the same thing in birds, mammals, reptiles and amphibians.</w:t>
+      </w:r>
+      <w:r>
+        <w:t xml:space="preserve"> </w:t>
+      </w:r>
+      <w:r>
+        <w:t xml:space="preserve">Pace of life is the negative residual of fecundity on body size, and is therefore orthogonal</w:t>
+      </w:r>
+      <w:r>
+        <w:t xml:space="preserve"> </w:t>
+      </w:r>
+      <w:r>
+        <w:t xml:space="preserve">to size by construction.</w:t>
+      </w:r>
+      <w:r>
+        <w:t xml:space="preserve"> </w:t>
+      </w:r>
+      <w:r>
+        <w:rPr>
+          <w:b/>
+          <w:bCs/>
+        </w:rPr>
+        <w:t xml:space="preserve">b</w:t>
+      </w:r>
+      <w:r>
+        <w:t xml:space="preserve">, Spearman correlations between axis pairs within each class.</w:t>
+      </w:r>
+      <w:r>
+        <w:t xml:space="preserve"> </w:t>
+      </w:r>
+      <w:r>
+        <w:t xml:space="preserve">All |</w:t>
+      </w:r>
+      <w:r>
+        <w:rPr>
+          <w:i/>
+          <w:iCs/>
+        </w:rPr>
+        <w:t xml:space="preserve">r</w:t>
+      </w:r>
+      <w:r>
+        <w:t xml:space="preserve">| ≤ 0.30 (maximum 0.297, size–niche in reptiles), so the axes carry separate</w:t>
+      </w:r>
+      <w:r>
+        <w:t xml:space="preserve"> </w:t>
+      </w:r>
+      <w:r>
+        <w:t xml:space="preserve">information.</w:t>
+      </w:r>
+      <w:r>
+        <w:t xml:space="preserve"> </w:t>
+      </w:r>
+      <w:r>
+        <w:rPr>
+          <w:b/>
+          <w:bCs/>
+        </w:rPr>
+        <w:t xml:space="preserve">c–f</w:t>
+      </w:r>
+      <w:r>
+        <w:t xml:space="preserve">, The fecundity–size relationship from which the pace axis is built,</w:t>
+      </w:r>
+      <w:r>
+        <w:t xml:space="preserve"> </w:t>
+      </w:r>
+      <w:r>
+        <w:t xml:space="preserve">one panel per class, with the Spearman correlation of the</w:t>
+      </w:r>
+      <w:r>
+        <w:t xml:space="preserve"> </w:t>
+      </w:r>
+      <w:r>
+        <w:rPr>
+          <w:i/>
+          <w:iCs/>
+        </w:rPr>
+        <w:t xml:space="preserve">residuals</w:t>
+      </w:r>
+      <w:r>
+        <w:t xml:space="preserve"> </w:t>
+      </w:r>
+      <w:r>
+        <w:t xml:space="preserve">against size shown.</w:t>
+      </w:r>
+    </w:p>
+    <w:bookmarkEnd w:id="46"/>
+    <w:bookmarkStart w:id="47" w:name="X87eb59cb4e9aef0500424ae43aeb8b68275c0c1"/>
+    <w:p>
+      <w:pPr>
+        <w:pStyle w:val="Heading3"/>
+      </w:pPr>
+      <w:r>
+        <w:t xml:space="preserve">Fig. 3 | Geography of assemblage trait means across China</w:t>
+      </w:r>
+    </w:p>
+    <w:p>
+      <w:pPr>
+        <w:pStyle w:val="FirstParagraph"/>
+      </w:pPr>
+      <w:r>
+        <w:t xml:space="preserve">Community-weighted means of three traits — body size (</w:t>
+      </w:r>
+      <w:r>
+        <w:rPr>
+          <w:b/>
+          <w:bCs/>
+        </w:rPr>
+        <w:t xml:space="preserve">a–d</w:t>
+      </w:r>
+      <w:r>
+        <w:t xml:space="preserve">), habitat breadth (</w:t>
+      </w:r>
+      <w:r>
+        <w:rPr>
+          <w:b/>
+          <w:bCs/>
+        </w:rPr>
+        <w:t xml:space="preserve">e–h</w:t>
+      </w:r>
+      <w:r>
+        <w:t xml:space="preserve">)</w:t>
+      </w:r>
+      <w:r>
+        <w:t xml:space="preserve"> </w:t>
+      </w:r>
+      <w:r>
+        <w:t xml:space="preserve">and nocturnality (</w:t>
+      </w:r>
+      <w:r>
+        <w:rPr>
+          <w:b/>
+          <w:bCs/>
+        </w:rPr>
+        <w:t xml:space="preserve">i–l</w:t>
+      </w:r>
+      <w:r>
+        <w:t xml:space="preserve">) — for birds, mammals, reptiles and amphibians on the 50-km grid.</w:t>
+      </w:r>
+      <w:r>
+        <w:t xml:space="preserve"> </w:t>
+      </w:r>
+      <w:r>
+        <w:t xml:space="preserve">Each row shares one colour scale. Body size uses one measure per class: body mass for birds,</w:t>
+      </w:r>
+      <w:r>
+        <w:t xml:space="preserve"> </w:t>
+      </w:r>
+      <w:r>
+        <w:t xml:space="preserve">mammals and reptiles, body length for amphibians, whose mass is 74.7% derived allometrically</w:t>
+      </w:r>
+      <w:r>
+        <w:t xml:space="preserve"> </w:t>
+      </w:r>
+      <w:r>
+        <w:t xml:space="preserve">from length (Extended Data Fig. 1). Because traits are standardised within class before the</w:t>
+      </w:r>
+      <w:r>
+        <w:t xml:space="preserve"> </w:t>
+      </w:r>
+      <w:r>
+        <w:t xml:space="preserve">moments are computed, panels remain comparable despite the different underlying measures.</w:t>
+      </w:r>
+      <w:r>
+        <w:t xml:space="preserve"> </w:t>
+      </w:r>
+      <w:r>
+        <w:t xml:space="preserve">Blank cells hold fewer than five species of that class, so assemblage moments are not</w:t>
+      </w:r>
+      <w:r>
+        <w:t xml:space="preserve"> </w:t>
+      </w:r>
+      <w:r>
+        <w:t xml:space="preserve">estimable there;</w:t>
+      </w:r>
+      <w:r>
+        <w:t xml:space="preserve"> </w:t>
+      </w:r>
+      <w:r>
+        <w:rPr>
+          <w:b/>
+          <w:bCs/>
+        </w:rPr>
+        <w:t xml:space="preserve">they are not absences</w:t>
+      </w:r>
+      <w:r>
+        <w:t xml:space="preserve">. Cells mapped: birds 100%, mammals 100%, reptiles</w:t>
+      </w:r>
+      <w:r>
+        <w:t xml:space="preserve"> </w:t>
+      </w:r>
+      <w:r>
+        <w:t xml:space="preserve">87%, amphibians 53% of analysable land cells.</w:t>
+      </w:r>
+    </w:p>
+    <w:bookmarkEnd w:id="47"/>
+    <w:bookmarkStart w:id="48" w:name="X744c70a2dfa1a933c4dec8a32e9badcc8622910"/>
+    <w:p>
+      <w:pPr>
+        <w:pStyle w:val="Heading3"/>
+      </w:pPr>
+      <w:r>
+        <w:t xml:space="preserve">Fig. 4 | Which biodiversity hypothesis drives assemblage trait structure</w:t>
+      </w:r>
+    </w:p>
+    <w:p>
+      <w:pPr>
+        <w:pStyle w:val="FirstParagraph"/>
+      </w:pPr>
+      <w:r>
+        <w:rPr>
+          <w:b/>
+          <w:bCs/>
+        </w:rPr>
+        <w:t xml:space="preserve">a</w:t>
+      </w:r>
+      <w:r>
+        <w:t xml:space="preserve">, Standardised effect of each of six named predictors — one per classical biodiversity</w:t>
+      </w:r>
+      <w:r>
+        <w:t xml:space="preserve"> </w:t>
+      </w:r>
+      <w:r>
+        <w:t xml:space="preserve">hypothesis (ambient energy, water availability, productivity, habitat heterogeneity, climatic</w:t>
+      </w:r>
+      <w:r>
+        <w:t xml:space="preserve"> </w:t>
+      </w:r>
+      <w:r>
+        <w:t xml:space="preserve">seasonality, human pressure) — on every trait and every functional axis, by class, from</w:t>
+      </w:r>
+      <w:r>
+        <w:t xml:space="preserve"> </w:t>
+      </w:r>
+      <w:r>
+        <w:t xml:space="preserve">spatial simultaneous autoregressive error models. Every model controls for all six predictors</w:t>
+      </w:r>
+      <w:r>
+        <w:t xml:space="preserve"> </w:t>
+      </w:r>
+      <w:r>
+        <w:t xml:space="preserve">at once, so each cell is that hypothesis’s unique effect. Dots mark BH-adjusted</w:t>
+      </w:r>
+      <w:r>
+        <w:t xml:space="preserve"> </w:t>
+      </w:r>
+      <w:r>
+        <w:rPr>
+          <w:i/>
+          <w:iCs/>
+        </w:rPr>
+        <w:t xml:space="preserve">P</w:t>
+      </w:r>
+      <w:r>
+        <w:t xml:space="preserve"> </w:t>
+      </w:r>
+      <w:r>
+        <w:t xml:space="preserve">&lt; 0.05.</w:t>
+      </w:r>
+      <w:r>
+        <w:t xml:space="preserve"> </w:t>
+      </w:r>
+      <w:r>
+        <w:rPr>
+          <w:b/>
+          <w:bCs/>
+        </w:rPr>
+        <w:t xml:space="preserve">b</w:t>
+      </w:r>
+      <w:r>
+        <w:t xml:space="preserve">, Variance uniquely attributable to the climate, habitat and human predictor groups.</w:t>
+      </w:r>
+      <w:r>
+        <w:t xml:space="preserve"> </w:t>
+      </w:r>
+      <w:r>
+        <w:t xml:space="preserve">Climate dominates in all four classes (class means 0.240–0.396 of adjusted</w:t>
+      </w:r>
+      <w:r>
+        <w:t xml:space="preserve"> </w:t>
+      </w:r>
+      <w:r>
+        <w:rPr>
+          <w:i/>
+          <w:iCs/>
+        </w:rPr>
+        <w:t xml:space="preserve">R</w:t>
+      </w:r>
+      <w:r>
+        <w:t xml:space="preserve">²) while the</w:t>
+      </w:r>
+      <w:r>
+        <w:t xml:space="preserve"> </w:t>
+      </w:r>
+      <w:r>
+        <w:t xml:space="preserve">habitat and human group means each stay below 0.04.</w:t>
+      </w:r>
+      <w:r>
+        <w:t xml:space="preserve"> </w:t>
+      </w:r>
+      <w:r>
+        <w:rPr>
+          <w:b/>
+          <w:bCs/>
+        </w:rPr>
+        <w:t xml:space="preserve">c</w:t>
+      </w:r>
+      <w:r>
+        <w:t xml:space="preserve">, Mean absolute standardised effect</w:t>
+      </w:r>
+      <w:r>
+        <w:t xml:space="preserve"> </w:t>
+      </w:r>
+      <w:r>
+        <w:t xml:space="preserve">of the component traits against that of the composite axis they form. In six of eight</w:t>
+      </w:r>
+      <w:r>
+        <w:t xml:space="preserve"> </w:t>
+      </w:r>
+      <w:r>
+        <w:t xml:space="preserve">comparisons the composite is</w:t>
+      </w:r>
+      <w:r>
+        <w:t xml:space="preserve"> </w:t>
+      </w:r>
+      <w:r>
+        <w:rPr>
+          <w:i/>
+          <w:iCs/>
+        </w:rPr>
+        <w:t xml:space="preserve">weaker</w:t>
+      </w:r>
+      <w:r>
+        <w:t xml:space="preserve"> </w:t>
+      </w:r>
+      <w:r>
+        <w:t xml:space="preserve">than its components, so combining traits into an axis</w:t>
+      </w:r>
+      <w:r>
+        <w:t xml:space="preserve"> </w:t>
+      </w:r>
+      <w:r>
+        <w:t xml:space="preserve">dilutes rather than concentrates the environmental signal.</w:t>
+      </w:r>
+    </w:p>
+    <w:bookmarkEnd w:id="48"/>
+    <w:bookmarkStart w:id="49" w:name="X237bab1f3d3721a9a02148c442013327d6e1b47"/>
+    <w:p>
+      <w:pPr>
+        <w:pStyle w:val="Heading3"/>
+      </w:pPr>
+      <w:r>
+        <w:t xml:space="preserve">Fig. 5 | Fourth-corner max test of trait–environment links</w:t>
+      </w:r>
+    </w:p>
+    <w:p>
+      <w:pPr>
+        <w:pStyle w:val="FirstParagraph"/>
+      </w:pPr>
+      <w:r>
+        <w:rPr>
+          <w:b/>
+          <w:bCs/>
+        </w:rPr>
+        <w:t xml:space="preserve">a</w:t>
+      </w:r>
+      <w:r>
+        <w:t xml:space="preserve">, Signed fourth-corner statistic for every trait × predictor combination, by class. Dots</w:t>
+      </w:r>
+      <w:r>
+        <w:t xml:space="preserve"> </w:t>
+      </w:r>
+      <w:r>
+        <w:t xml:space="preserve">mark links that survive the max test (</w:t>
       </w:r>
       <w:r>
         <w:rPr>
           <w:rStyle w:val="VerbatimChar"/>
         </w:rPr>
-        <w:t xml:space="preserve">04_results/tables/table_00_figure_manifest.csv</w:t>
+        <w:t xml:space="preserve">modeltype = 6</w:t>
+      </w:r>
+      <w:r>
+        <w:t xml:space="preserve">, which permutes sites and species</w:t>
+      </w:r>
+      <w:r>
+        <w:t xml:space="preserve"> </w:t>
+      </w:r>
+      <w:r>
+        <w:t xml:space="preserve">independently and takes the larger of the two</w:t>
+      </w:r>
+      <w:r>
+        <w:t xml:space="preserve"> </w:t>
+      </w:r>
+      <w:r>
+        <w:rPr>
+          <w:i/>
+          <w:iCs/>
+        </w:rPr>
+        <w:t xml:space="preserve">P</w:t>
+      </w:r>
+      <w:r>
+        <w:t xml:space="preserve"> </w:t>
+      </w:r>
+      <w:r>
+        <w:t xml:space="preserve">values) at BH-adjusted</w:t>
+      </w:r>
+      <w:r>
+        <w:t xml:space="preserve"> </w:t>
+      </w:r>
+      <w:r>
+        <w:rPr>
+          <w:i/>
+          <w:iCs/>
+        </w:rPr>
+        <w:t xml:space="preserve">P</w:t>
+      </w:r>
+      <w:r>
+        <w:t xml:space="preserve"> </w:t>
+      </w:r>
+      <w:r>
+        <w:t xml:space="preserve">&lt; 0.05.</w:t>
+      </w:r>
+      <w:r>
+        <w:t xml:space="preserve"> </w:t>
+      </w:r>
+      <w:r>
+        <w:rPr>
+          <w:b/>
+          <w:bCs/>
+        </w:rPr>
+        <w:t xml:space="preserve">b</w:t>
+      </w:r>
+      <w:r>
+        <w:t xml:space="preserve">, Percentage of tests declared significant by naive community-weighted-mean regression</w:t>
+      </w:r>
+      <w:r>
+        <w:t xml:space="preserve"> </w:t>
+      </w:r>
+      <w:r>
+        <w:t xml:space="preserve">against the max test. The naive test inflates significance because all sites share a single</w:t>
+      </w:r>
+      <w:r>
+        <w:t xml:space="preserve"> </w:t>
+      </w:r>
+      <w:r>
+        <w:t xml:space="preserve">trait vector, so residuals are not independent: 88.9–98.1% of links are called significant</w:t>
+      </w:r>
+      <w:r>
+        <w:t xml:space="preserve"> </w:t>
+      </w:r>
+      <w:r>
+        <w:t xml:space="preserve">naively against 53.7–75.9% under the valid test, an inflation of 1.27× (birds), 1.36×</w:t>
+      </w:r>
+      <w:r>
+        <w:t xml:space="preserve"> </w:t>
+      </w:r>
+      <w:r>
+        <w:t xml:space="preserve">(mammals), 1.55× (amphibians) and 1.72× (reptiles) — worst in the ectotherm classes.</w:t>
+      </w:r>
+      <w:r>
+        <w:t xml:space="preserve"> </w:t>
+      </w:r>
+      <w:r>
+        <w:rPr>
+          <w:b/>
+          <w:bCs/>
+        </w:rPr>
+        <w:t xml:space="preserve">c</w:t>
+      </w:r>
+      <w:r>
+        <w:t xml:space="preserve">, Links surviving the max test per predictor, separated into single traits and composite</w:t>
+      </w:r>
+      <w:r>
+        <w:t xml:space="preserve"> </w:t>
+      </w:r>
+      <w:r>
+        <w:t xml:space="preserve">axes and expressed as proportions because the two have different denominators (24 tests per</w:t>
+      </w:r>
+      <w:r>
+        <w:t xml:space="preserve"> </w:t>
+      </w:r>
+      <w:r>
+        <w:t xml:space="preserve">trait bar, 12 per axis bar).</w:t>
+      </w:r>
+    </w:p>
+    <w:bookmarkEnd w:id="49"/>
+    <w:bookmarkStart w:id="50" w:name="Xe44754630882498a06de9e17f13b3d6d12e3558"/>
+    <w:p>
+      <w:pPr>
+        <w:pStyle w:val="Heading3"/>
+      </w:pPr>
+      <w:r>
+        <w:t xml:space="preserve">Fig. 6 | Endotherms and ectotherms differ in trait–environment coupling</w:t>
+      </w:r>
+    </w:p>
+    <w:p>
+      <w:pPr>
+        <w:pStyle w:val="FirstParagraph"/>
+      </w:pPr>
+      <w:r>
+        <w:rPr>
+          <w:b/>
+          <w:bCs/>
+        </w:rPr>
+        <w:t xml:space="preserve">a</w:t>
+      </w:r>
+      <w:r>
+        <w:t xml:space="preserve">, Coupling strength — the mean absolute standardised environmental effect — for each of</w:t>
+      </w:r>
+      <w:r>
+        <w:t xml:space="preserve"> </w:t>
+      </w:r>
+      <w:r>
+        <w:t xml:space="preserve">33 families that meet the inclusion thresholds (≥20 Chinese species and ≥100 occupied cells),</w:t>
+      </w:r>
+      <w:r>
+        <w:t xml:space="preserve"> </w:t>
+      </w:r>
+      <w:r>
+        <w:t xml:space="preserve">coloured by class, with boxes summarising the two thermoregulatory modes. Ectotherm families</w:t>
+      </w:r>
+      <w:r>
+        <w:t xml:space="preserve"> </w:t>
+      </w:r>
+      <w:r>
+        <w:t xml:space="preserve">are 1.72× more tightly coupled (Wilcoxon</w:t>
+      </w:r>
+      <w:r>
+        <w:t xml:space="preserve"> </w:t>
+      </w:r>
+      <w:r>
+        <w:rPr>
+          <w:i/>
+          <w:iCs/>
+        </w:rPr>
+        <w:t xml:space="preserve">P</w:t>
+      </w:r>
+      <w:r>
+        <w:t xml:space="preserve"> </w:t>
+      </w:r>
+      <w:r>
+        <w:t xml:space="preserve">= 0.019).</w:t>
+      </w:r>
+      <w:r>
+        <w:t xml:space="preserve"> </w:t>
+      </w:r>
+      <w:r>
+        <w:rPr>
+          <w:b/>
+          <w:bCs/>
+        </w:rPr>
+        <w:t xml:space="preserve">b</w:t>
+      </w:r>
+      <w:r>
+        <w:t xml:space="preserve">, The same contrast resolved by</w:t>
+      </w:r>
+      <w:r>
+        <w:t xml:space="preserve"> </w:t>
+      </w:r>
+      <w:r>
+        <w:t xml:space="preserve">environmental axis; ectotherms exceed endotherms on every axis. Greyscale distinguishes the</w:t>
+      </w:r>
+      <w:r>
+        <w:t xml:space="preserve"> </w:t>
+      </w:r>
+      <w:r>
+        <w:t xml:space="preserve">thermoregulatory modes so that no colour means both a class and a mode within this figure.</w:t>
+      </w:r>
+      <w:r>
+        <w:t xml:space="preserve"> </w:t>
+      </w:r>
+      <w:r>
+        <w:rPr>
+          <w:b/>
+          <w:bCs/>
+        </w:rPr>
+        <w:t xml:space="preserve">c</w:t>
+      </w:r>
+      <w:r>
+        <w:t xml:space="preserve">, Family-level effect of thermal energy on the community-weighted mean of body mass</w:t>
+      </w:r>
+      <w:r>
+        <w:t xml:space="preserve"> </w:t>
+      </w:r>
+      <w:r>
+        <w:t xml:space="preserve">(point estimate ± 95% CI), the single strongest contrast. Body mass is used for all four</w:t>
+      </w:r>
+      <w:r>
+        <w:t xml:space="preserve"> </w:t>
+      </w:r>
+      <w:r>
+        <w:t xml:space="preserve">classes here so that the cross-class comparison concerns one named quantity; substituting</w:t>
+      </w:r>
+      <w:r>
+        <w:t xml:space="preserve"> </w:t>
+      </w:r>
+      <w:r>
+        <w:t xml:space="preserve">length for mass in amphibians — the only class where mass is mostly inferred — moves the</w:t>
+      </w:r>
+      <w:r>
+        <w:t xml:space="preserve"> </w:t>
+      </w:r>
+      <w:r>
+        <w:t xml:space="preserve">overall ratio from 1.72 to 1.67 and the thermal ratio from 1.79 to 1.77 (Supplementary</w:t>
+      </w:r>
+      <w:r>
+        <w:t xml:space="preserve"> </w:t>
+      </w:r>
+      <w:r>
+        <w:t xml:space="preserve">Table 19).</w:t>
+      </w:r>
+    </w:p>
+    <w:p>
+      <w:pPr>
+        <w:pStyle w:val="BodyText"/>
+      </w:pPr>
+      <w:r>
+        <w:rPr>
+          <w:i/>
+          <w:iCs/>
+        </w:rPr>
+        <w:t xml:space="preserve">Families are the replicate unit because classes provide only two replicates per</w:t>
+      </w:r>
+      <w:r>
+        <w:rPr>
+          <w:i/>
+          <w:iCs/>
+        </w:rPr>
+        <w:t xml:space="preserve"> </w:t>
+      </w:r>
+      <w:r>
+        <w:rPr>
+          <w:i/>
+          <w:iCs/>
+        </w:rPr>
+        <w:t xml:space="preserve">thermoregulatory mode and grid cells are pseudoreplicated. Estimates come from</w:t>
+      </w:r>
+      <w:r>
+        <w:rPr>
+          <w:i/>
+          <w:iCs/>
+        </w:rPr>
+        <w:t xml:space="preserve"> </w:t>
+      </w:r>
+      <w:r>
+        <w:rPr>
+          <w:i/>
+          <w:iCs/>
+        </w:rPr>
+        <w:t xml:space="preserve">family-specific spatial autoregressive error models on the 50-km grid.</w:t>
+      </w:r>
+    </w:p>
+    <w:bookmarkEnd w:id="50"/>
+    <w:bookmarkStart w:id="51" w:name="X11dab106384de61d4b0194369141b06af93188f"/>
+    <w:p>
+      <w:pPr>
+        <w:pStyle w:val="Heading3"/>
+      </w:pPr>
+      <w:r>
+        <w:t xml:space="preserve">Fig. 7 | No single class is a reliable surrogate for another</w:t>
+      </w:r>
+    </w:p>
+    <w:p>
+      <w:pPr>
+        <w:pStyle w:val="FirstParagraph"/>
+      </w:pPr>
+      <w:r>
+        <w:rPr>
+          <w:b/>
+          <w:bCs/>
+        </w:rPr>
+        <w:t xml:space="preserve">a–c</w:t>
+      </w:r>
+      <w:r>
+        <w:t xml:space="preserve">,</w:t>
+      </w:r>
+      <w:r>
+        <w:t xml:space="preserve"> </w:t>
+      </w:r>
+      <w:r>
+        <w:rPr>
+          <w:i/>
+          <w:iCs/>
+        </w:rPr>
+        <w:t xml:space="preserve">k</w:t>
+      </w:r>
+      <w:r>
+        <w:t xml:space="preserve">-means partition of grid cells on their profile of trait-moment standardised</w:t>
+      </w:r>
+      <w:r>
+        <w:t xml:space="preserve"> </w:t>
+      </w:r>
+      <w:r>
+        <w:t xml:space="preserve">effect sizes, with the number of regions chosen by average silhouette width. The dashed line</w:t>
+      </w:r>
+      <w:r>
+        <w:t xml:space="preserve"> </w:t>
+      </w:r>
+      <w:r>
+        <w:t xml:space="preserve">is the Hu Huanyong (Heihe–Tengchong) line, an independent population-geographic divide that</w:t>
+      </w:r>
+      <w:r>
+        <w:t xml:space="preserve"> </w:t>
+      </w:r>
+      <w:r>
+        <w:t xml:space="preserve">was</w:t>
+      </w:r>
+      <w:r>
+        <w:t xml:space="preserve"> </w:t>
+      </w:r>
+      <w:r>
+        <w:rPr>
+          <w:b/>
+          <w:bCs/>
+        </w:rPr>
+        <w:t xml:space="preserve">not</w:t>
+      </w:r>
+      <w:r>
+        <w:t xml:space="preserve"> </w:t>
+      </w:r>
+      <w:r>
+        <w:t xml:space="preserve">an input to the clustering; each class independently recovers a north-west versus</w:t>
+      </w:r>
+      <w:r>
+        <w:t xml:space="preserve"> </w:t>
+      </w:r>
+      <w:r>
+        <w:t xml:space="preserve">south-east division agreeing with it in 76–78% of cells. Mammals additionally separate the</w:t>
+      </w:r>
+      <w:r>
+        <w:t xml:space="preserve"> </w:t>
+      </w:r>
+      <w:r>
+        <w:t xml:space="preserve">Tibetan Plateau and the north-east.</w:t>
+      </w:r>
+      <w:r>
+        <w:t xml:space="preserve"> </w:t>
+      </w:r>
+      <w:r>
+        <w:rPr>
+          <w:b/>
+          <w:bCs/>
+        </w:rPr>
+        <w:t xml:space="preserve">d</w:t>
+      </w:r>
+      <w:r>
+        <w:t xml:space="preserve">, Adjusted Rand index between class-specific</w:t>
+      </w:r>
+      <w:r>
+        <w:t xml:space="preserve"> </w:t>
+      </w:r>
+      <w:r>
+        <w:t xml:space="preserve">partitions. The bracketed value forces every class to two regions, which separates</w:t>
+      </w:r>
+      <w:r>
+        <w:t xml:space="preserve"> </w:t>
+      </w:r>
+      <w:r>
+        <w:t xml:space="preserve">“a different boundary”</w:t>
+      </w:r>
+      <w:r>
+        <w:t xml:space="preserve"> </w:t>
+      </w:r>
+      <w:r>
+        <w:t xml:space="preserve">from</w:t>
+      </w:r>
+      <w:r>
+        <w:t xml:space="preserve"> </w:t>
+      </w:r>
+      <w:r>
+        <w:t xml:space="preserve">“a different number of regions”</w:t>
       </w:r>
       <w:r>
         <w:t xml:space="preserve">.</w:t>
+      </w:r>
+      <w:r>
+        <w:t xml:space="preserve"> </w:t>
+      </w:r>
+      <w:r>
+        <w:rPr>
+          <w:b/>
+          <w:bCs/>
+        </w:rPr>
+        <w:t xml:space="preserve">e</w:t>
+      </w:r>
+      <w:r>
+        <w:t xml:space="preserve">, Cluster centres, giving</w:t>
+      </w:r>
+      <w:r>
+        <w:t xml:space="preserve"> </w:t>
+      </w:r>
+      <w:r>
+        <w:t xml:space="preserve">each region an interpretable trait signature. Amphibians are omitted because too few cells</w:t>
+      </w:r>
+      <w:r>
+        <w:t xml:space="preserve"> </w:t>
+      </w:r>
+      <w:r>
+        <w:t xml:space="preserve">pass the five-species threshold for a stable partition (Fig. 3).</w:t>
+      </w:r>
+    </w:p>
+    <w:bookmarkEnd w:id="51"/>
+    <w:bookmarkStart w:id="52" w:name="Xa733520e77d6028107887660bf60ce3741b97f4"/>
+    <w:p>
+      <w:pPr>
+        <w:pStyle w:val="Heading3"/>
+      </w:pPr>
+      <w:r>
+        <w:t xml:space="preserve">Fig. 8 | Conservation design: complementarity, under-protected traits and 30 × 30</w:t>
+      </w:r>
+    </w:p>
+    <w:p>
+      <w:pPr>
+        <w:pStyle w:val="FirstParagraph"/>
+      </w:pPr>
+      <w:r>
+        <w:rPr>
+          <w:b/>
+          <w:bCs/>
+        </w:rPr>
+        <w:t xml:space="preserve">a</w:t>
+      </w:r>
+      <w:r>
+        <w:t xml:space="preserve">,</w:t>
+      </w:r>
+      <w:r>
+        <w:t xml:space="preserve"> </w:t>
+      </w:r>
+      <w:r>
+        <w:rPr>
+          <w:b/>
+          <w:bCs/>
+        </w:rPr>
+        <w:t xml:space="preserve">b</w:t>
+      </w:r>
+      <w:r>
+        <w:t xml:space="preserve">, Accumulation curves for target-based greedy complementarity, in which a feature</w:t>
+      </w:r>
+      <w:r>
+        <w:t xml:space="preserve"> </w:t>
+      </w:r>
+      <w:r>
+        <w:t xml:space="preserve">counts as covered once 30% of its range is protected — the Kunming–Montreal Target 3</w:t>
+      </w:r>
+      <w:r>
+        <w:t xml:space="preserve"> </w:t>
+      </w:r>
+      <w:r>
+        <w:t xml:space="preserve">criterion — for functional bins (</w:t>
+      </w:r>
+      <w:r>
+        <w:rPr>
+          <w:b/>
+          <w:bCs/>
+        </w:rPr>
+        <w:t xml:space="preserve">a</w:t>
+      </w:r>
+      <w:r>
+        <w:t xml:space="preserve">) and species (</w:t>
+      </w:r>
+      <w:r>
+        <w:rPr>
+          <w:b/>
+          <w:bCs/>
+        </w:rPr>
+        <w:t xml:space="preserve">b</w:t>
+      </w:r>
+      <w:r>
+        <w:t xml:space="preserve">). Grey band: 95% of random</w:t>
+      </w:r>
+      <w:r>
+        <w:t xml:space="preserve"> </w:t>
+      </w:r>
+      <w:r>
+        <w:t xml:space="preserve">selections. The existing reserve network (orange point) covers 10.36% of land and brings only</w:t>
+      </w:r>
+      <w:r>
+        <w:t xml:space="preserve"> </w:t>
+      </w:r>
+      <w:r>
+        <w:t xml:space="preserve">1.5% of functional bins and 2.9% of species to target; an optimal layout of the same area</w:t>
+      </w:r>
+      <w:r>
+        <w:t xml:space="preserve"> </w:t>
+      </w:r>
+      <w:r>
+        <w:t xml:space="preserve">reaches 48.0% and 50.7%.</w:t>
+      </w:r>
+      <w:r>
+        <w:t xml:space="preserve"> </w:t>
+      </w:r>
+      <w:r>
+        <w:rPr>
+          <w:b/>
+          <w:bCs/>
+        </w:rPr>
+        <w:t xml:space="preserve">c</w:t>
+      </w:r>
+      <w:r>
+        <w:t xml:space="preserve">, Effect of each functional axis on the protected fraction of a</w:t>
+      </w:r>
+      <w:r>
+        <w:t xml:space="preserve"> </w:t>
+      </w:r>
+      <w:r>
+        <w:t xml:space="preserve">species’ range (quasi-binomial GLM weighted by range area, controlling range size). Negative</w:t>
+      </w:r>
+      <w:r>
+        <w:t xml:space="preserve"> </w:t>
+      </w:r>
+      <w:r>
+        <w:t xml:space="preserve">means the high end of that axis is under-protected. Body size reverses between mammals</w:t>
+      </w:r>
+      <w:r>
+        <w:t xml:space="preserve"> </w:t>
+      </w:r>
+      <w:r>
+        <w:t xml:space="preserve">(+0.283) and reptiles (−0.308); slow pace and broad niche are under-protected consistently.</w:t>
+      </w:r>
+      <w:r>
+        <w:t xml:space="preserve"> </w:t>
+      </w:r>
+      <w:r>
+        <w:t xml:space="preserve">Note that the niche axis runs narrow → broad, so its negative coefficients identify</w:t>
+      </w:r>
+      <w:r>
+        <w:t xml:space="preserve"> </w:t>
+      </w:r>
+      <w:r>
+        <w:rPr>
+          <w:b/>
+          <w:bCs/>
+        </w:rPr>
+        <w:t xml:space="preserve">wide-ranging generalists</w:t>
+      </w:r>
+      <w:r>
+        <w:t xml:space="preserve">, not specialists. Asterisks mark BH-adjusted</w:t>
+      </w:r>
+      <w:r>
+        <w:t xml:space="preserve"> </w:t>
+      </w:r>
+      <w:r>
+        <w:rPr>
+          <w:i/>
+          <w:iCs/>
+        </w:rPr>
+        <w:t xml:space="preserve">P</w:t>
+      </w:r>
+      <w:r>
+        <w:t xml:space="preserve"> </w:t>
+      </w:r>
+      <w:r>
+        <w:t xml:space="preserve">&lt; 0.05.</w:t>
+      </w:r>
+      <w:r>
+        <w:t xml:space="preserve"> </w:t>
+      </w:r>
+      <w:r>
+        <w:rPr>
+          <w:b/>
+          <w:bCs/>
+        </w:rPr>
+        <w:t xml:space="preserve">d</w:t>
+      </w:r>
+      <w:r>
+        <w:t xml:space="preserve">, Percentage of species reaching the 30%-of-range target under the current network and</w:t>
+      </w:r>
+      <w:r>
+        <w:t xml:space="preserve"> </w:t>
+      </w:r>
+      <w:r>
+        <w:t xml:space="preserve">under three 30%-of-land strategies.</w:t>
+      </w:r>
+      <w:r>
+        <w:t xml:space="preserve"> </w:t>
+      </w:r>
+      <w:r>
+        <w:rPr>
+          <w:b/>
+          <w:bCs/>
+        </w:rPr>
+        <w:t xml:space="preserve">e</w:t>
+      </w:r>
+      <w:r>
+        <w:t xml:space="preserve">, Priority cells selected at a 30% budget under the</w:t>
+      </w:r>
+      <w:r>
+        <w:t xml:space="preserve"> </w:t>
+      </w:r>
+      <w:r>
+        <w:t xml:space="preserve">species and trait-space targets, and their overlap.</w:t>
       </w:r>
     </w:p>
     <w:p>
@@ -6315,13 +7400,1270 @@
         </w:pict>
       </w:r>
     </w:p>
-    <w:bookmarkEnd w:id="45"/>
-    <w:bookmarkStart w:id="46" w:name="references"/>
+    <w:bookmarkEnd w:id="52"/>
+    <w:bookmarkEnd w:id="53"/>
+    <w:bookmarkStart w:id="54" w:name="extended-data-figure-legends"/>
     <w:p>
       <w:pPr>
         <w:pStyle w:val="Heading2"/>
       </w:pPr>
       <w:r>
+        <w:t xml:space="preserve">Extended Data figure legends</w:t>
+      </w:r>
+    </w:p>
+    <w:p>
+      <w:pPr>
+        <w:pStyle w:val="FirstParagraph"/>
+      </w:pPr>
+      <w:r>
+        <w:rPr>
+          <w:b/>
+          <w:bCs/>
+        </w:rPr>
+        <w:t xml:space="preserve">ED 1 | Trait coverage and imputation.</w:t>
+      </w:r>
+      <w:r>
+        <w:t xml:space="preserve"> </w:t>
+      </w:r>
+      <w:r>
+        <w:rPr>
+          <w:b/>
+          <w:bCs/>
+        </w:rPr>
+        <w:t xml:space="preserve">a</w:t>
+      </w:r>
+      <w:r>
+        <w:t xml:space="preserve">, Observed coverage of each core and extended</w:t>
+      </w:r>
+      <w:r>
+        <w:t xml:space="preserve"> </w:t>
+      </w:r>
+      <w:r>
+        <w:t xml:space="preserve">trait before imputation.</w:t>
+      </w:r>
+      <w:r>
+        <w:t xml:space="preserve"> </w:t>
+      </w:r>
+      <w:r>
+        <w:rPr>
+          <w:b/>
+          <w:bCs/>
+        </w:rPr>
+        <w:t xml:space="preserve">b</w:t>
+      </w:r>
+      <w:r>
+        <w:t xml:space="preserve">, Assignment of traits to the core set (complete in all four</w:t>
+      </w:r>
+      <w:r>
+        <w:t xml:space="preserve"> </w:t>
+      </w:r>
+      <w:r>
+        <w:t xml:space="preserve">classes), the extended set (birds, mammals and reptiles only) and the excluded set</w:t>
+      </w:r>
+      <w:r>
+        <w:t xml:space="preserve"> </w:t>
+      </w:r>
+      <w:r>
+        <w:t xml:space="preserve">(data-deficient).</w:t>
+      </w:r>
+      <w:r>
+        <w:t xml:space="preserve"> </w:t>
+      </w:r>
+      <w:r>
+        <w:rPr>
+          <w:b/>
+          <w:bCs/>
+        </w:rPr>
+        <w:t xml:space="preserve">c</w:t>
+      </w:r>
+      <w:r>
+        <w:t xml:space="preserve">, Values already imputed upstream by TetrapodTraits, using the flags</w:t>
+      </w:r>
+      <w:r>
+        <w:t xml:space="preserve"> </w:t>
+      </w:r>
+      <w:r>
+        <w:t xml:space="preserve">supplied there — including the 74.7% of amphibian body masses derived allometrically.</w:t>
+      </w:r>
+      <w:r>
+        <w:t xml:space="preserve"> </w:t>
+      </w:r>
+      <w:r>
+        <w:rPr>
+          <w:b/>
+          <w:bCs/>
+        </w:rPr>
+        <w:t xml:space="preserve">d</w:t>
+      </w:r>
+      <w:r>
+        <w:t xml:space="preserve">, Out-of-bag error of the missForest imputation, which included the ten leading</w:t>
+      </w:r>
+      <w:r>
+        <w:t xml:space="preserve"> </w:t>
+      </w:r>
+      <w:r>
+        <w:t xml:space="preserve">phylogenetic eigenvectors as predictors.</w:t>
+      </w:r>
+    </w:p>
+    <w:p>
+      <w:pPr>
+        <w:pStyle w:val="BodyText"/>
+      </w:pPr>
+      <w:r>
+        <w:rPr>
+          <w:b/>
+          <w:bCs/>
+        </w:rPr>
+        <w:t xml:space="preserve">ED 2 | Trait space and its principal coordinates.</w:t>
+      </w:r>
+      <w:r>
+        <w:t xml:space="preserve"> </w:t>
+      </w:r>
+      <w:r>
+        <w:t xml:space="preserve">Principal-coordinate ordination of the</w:t>
+      </w:r>
+      <w:r>
+        <w:t xml:space="preserve"> </w:t>
+      </w:r>
+      <w:r>
+        <w:t xml:space="preserve">Gower distance among the core traits, one panel per class. Arrows are trait–axis correlations;</w:t>
+      </w:r>
+      <w:r>
+        <w:t xml:space="preserve"> </w:t>
+      </w:r>
+      <w:r>
+        <w:t xml:space="preserve">percentages are variance explained.</w:t>
+      </w:r>
+    </w:p>
+    <w:p>
+      <w:pPr>
+        <w:pStyle w:val="BodyText"/>
+      </w:pPr>
+      <w:r>
+        <w:rPr>
+          <w:b/>
+          <w:bCs/>
+        </w:rPr>
+        <w:t xml:space="preserve">ED 3 | Environmental predictors and their axes.</w:t>
+      </w:r>
+      <w:r>
+        <w:t xml:space="preserve"> </w:t>
+      </w:r>
+      <w:r>
+        <w:t xml:space="preserve">Loadings of individual variables on each</w:t>
+      </w:r>
+      <w:r>
+        <w:t xml:space="preserve"> </w:t>
+      </w:r>
+      <w:r>
+        <w:t xml:space="preserve">ecological axis, the spatial pattern of each axis on the 50-km grid, and the correlations</w:t>
+      </w:r>
+      <w:r>
+        <w:t xml:space="preserve"> </w:t>
+      </w:r>
+      <w:r>
+        <w:t xml:space="preserve">among axes confirming that axis construction removed the collinearity present among the raw</w:t>
+      </w:r>
+      <w:r>
+        <w:t xml:space="preserve"> </w:t>
+      </w:r>
+      <w:r>
+        <w:t xml:space="preserve">variables.</w:t>
+      </w:r>
+    </w:p>
+    <w:p>
+      <w:pPr>
+        <w:pStyle w:val="BodyText"/>
+      </w:pPr>
+      <w:r>
+        <w:rPr>
+          <w:b/>
+          <w:bCs/>
+        </w:rPr>
+        <w:t xml:space="preserve">ED 4 | Spatial model diagnostics.</w:t>
+      </w:r>
+      <w:r>
+        <w:t xml:space="preserve"> </w:t>
+      </w:r>
+      <w:r>
+        <w:t xml:space="preserve">Moran’s</w:t>
+      </w:r>
+      <w:r>
+        <w:t xml:space="preserve"> </w:t>
+      </w:r>
+      <w:r>
+        <w:rPr>
+          <w:i/>
+          <w:iCs/>
+        </w:rPr>
+        <w:t xml:space="preserve">I</w:t>
+      </w:r>
+      <w:r>
+        <w:t xml:space="preserve"> </w:t>
+      </w:r>
+      <w:r>
+        <w:t xml:space="preserve">of ordinary-least-squares residuals (up to</w:t>
+      </w:r>
+      <w:r>
+        <w:t xml:space="preserve"> </w:t>
+      </w:r>
+      <w:r>
+        <w:t xml:space="preserve">0.69, significant in every model, which is why spatial models are required); the fitted</w:t>
+      </w:r>
+      <w:r>
+        <w:t xml:space="preserve"> </w:t>
+      </w:r>
+      <w:r>
+        <w:t xml:space="preserve">autoregressive parameter λ; and the AIC improvement over ordinary least squares. Residual</w:t>
+      </w:r>
+      <w:r>
+        <w:t xml:space="preserve"> </w:t>
+      </w:r>
+      <w:r>
+        <w:t xml:space="preserve">Moran’s</w:t>
+      </w:r>
+      <w:r>
+        <w:t xml:space="preserve"> </w:t>
+      </w:r>
+      <w:r>
+        <w:rPr>
+          <w:i/>
+          <w:iCs/>
+        </w:rPr>
+        <w:t xml:space="preserve">I</w:t>
+      </w:r>
+      <w:r>
+        <w:t xml:space="preserve"> </w:t>
+      </w:r>
+      <w:r>
+        <w:t xml:space="preserve">after correction falls to −0.055 to 0.016.</w:t>
+      </w:r>
+    </w:p>
+    <w:p>
+      <w:pPr>
+        <w:pStyle w:val="BodyText"/>
+      </w:pPr>
+      <w:r>
+        <w:rPr>
+          <w:b/>
+          <w:bCs/>
+        </w:rPr>
+        <w:t xml:space="preserve">ED 5 | Full trait-by-predictor effect matrix.</w:t>
+      </w:r>
+      <w:r>
+        <w:t xml:space="preserve"> </w:t>
+      </w:r>
+      <w:r>
+        <w:t xml:space="preserve">Standardised effects of every predictor on</w:t>
+      </w:r>
+      <w:r>
+        <w:t xml:space="preserve"> </w:t>
+      </w:r>
+      <w:r>
+        <w:t xml:space="preserve">every moment (mean, variance, skewness, kurtosis) of every analysed trait, by class. Dots mark</w:t>
+      </w:r>
+      <w:r>
+        <w:t xml:space="preserve"> </w:t>
+      </w:r>
+      <w:r>
+        <w:t xml:space="preserve">BH-adjusted</w:t>
+      </w:r>
+      <w:r>
+        <w:t xml:space="preserve"> </w:t>
+      </w:r>
+      <w:r>
+        <w:rPr>
+          <w:i/>
+          <w:iCs/>
+        </w:rPr>
+        <w:t xml:space="preserve">P</w:t>
+      </w:r>
+      <w:r>
+        <w:t xml:space="preserve"> </w:t>
+      </w:r>
+      <w:r>
+        <w:t xml:space="preserve">&lt; 0.05.</w:t>
+      </w:r>
+    </w:p>
+    <w:p>
+      <w:pPr>
+        <w:pStyle w:val="BodyText"/>
+      </w:pPr>
+      <w:r>
+        <w:rPr>
+          <w:b/>
+          <w:bCs/>
+        </w:rPr>
+        <w:t xml:space="preserve">ED 6 | Type I error inflation of naive CWM regression.</w:t>
+      </w:r>
+      <w:r>
+        <w:t xml:space="preserve"> </w:t>
+      </w:r>
+      <w:r>
+        <w:t xml:space="preserve">Fourth-corner statistics by class;</w:t>
+      </w:r>
+      <w:r>
+        <w:t xml:space="preserve"> </w:t>
+      </w:r>
+      <w:r>
+        <w:t xml:space="preserve">naive against max-test</w:t>
+      </w:r>
+      <w:r>
+        <w:t xml:space="preserve"> </w:t>
+      </w:r>
+      <w:r>
+        <w:rPr>
+          <w:i/>
+          <w:iCs/>
+        </w:rPr>
+        <w:t xml:space="preserve">P</w:t>
+      </w:r>
+      <w:r>
+        <w:t xml:space="preserve"> </w:t>
+      </w:r>
+      <w:r>
+        <w:t xml:space="preserve">values, where points in the lower-right quadrant are links the</w:t>
+      </w:r>
+      <w:r>
+        <w:t xml:space="preserve"> </w:t>
+      </w:r>
+      <w:r>
+        <w:t xml:space="preserve">naive test calls significant and the valid test does not; and the resulting inflation ratio.</w:t>
+      </w:r>
+    </w:p>
+    <w:p>
+      <w:pPr>
+        <w:pStyle w:val="BodyText"/>
+      </w:pPr>
+      <w:r>
+        <w:rPr>
+          <w:b/>
+          <w:bCs/>
+        </w:rPr>
+        <w:t xml:space="preserve">ED 7 | Robustness to grain: 100 km results.</w:t>
+      </w:r>
+      <w:r>
+        <w:t xml:space="preserve"> </w:t>
+      </w:r>
+      <w:r>
+        <w:t xml:space="preserve">The main assemblage results replicated on the</w:t>
+      </w:r>
+      <w:r>
+        <w:t xml:space="preserve"> </w:t>
+      </w:r>
+      <w:r>
+        <w:t xml:space="preserve">100-km grid, with a cell-wise comparison between grains exploiting the exact nesting of the</w:t>
+      </w:r>
+      <w:r>
+        <w:t xml:space="preserve"> </w:t>
+      </w:r>
+      <w:r>
+        <w:t xml:space="preserve">50-km grid within the 100-km grid.</w:t>
+      </w:r>
+    </w:p>
+    <w:p>
+      <w:pPr>
+        <w:pStyle w:val="BodyText"/>
+      </w:pPr>
+      <w:r>
+        <w:rPr>
+          <w:b/>
+          <w:bCs/>
+        </w:rPr>
+        <w:t xml:space="preserve">ED 8 | Null-model behaviour under occupancy weighting.</w:t>
+      </w:r>
+      <w:r>
+        <w:t xml:space="preserve"> </w:t>
+      </w:r>
+      <w:r>
+        <w:t xml:space="preserve">Standardised effect size against</w:t>
+      </w:r>
+      <w:r>
+        <w:t xml:space="preserve"> </w:t>
+      </w:r>
+      <w:r>
+        <w:t xml:space="preserve">species richness — a flat relationship indicates the richness-constrained null has removed</w:t>
+      </w:r>
+      <w:r>
+        <w:t xml:space="preserve"> </w:t>
+      </w:r>
+      <w:r>
+        <w:t xml:space="preserve">the metric’s mechanical dependence on richness — with observed values for comparison. Species</w:t>
+      </w:r>
+      <w:r>
+        <w:t xml:space="preserve"> </w:t>
+      </w:r>
+      <w:r>
+        <w:t xml:space="preserve">are drawn with probability proportional to occupancy rather than equiprobably; the</w:t>
+      </w:r>
+      <w:r>
+        <w:t xml:space="preserve"> </w:t>
+      </w:r>
+      <w:r>
+        <w:t xml:space="preserve">equiprobable null treats narrow endemics and widespread species as exchangeable and</w:t>
+      </w:r>
+      <w:r>
+        <w:t xml:space="preserve"> </w:t>
+      </w:r>
+      <w:r>
+        <w:t xml:space="preserve">manufactures apparent trait clustering in endemic-rich taxa. Moving to occupancy weighting</w:t>
+      </w:r>
+      <w:r>
+        <w:t xml:space="preserve"> </w:t>
+      </w:r>
+      <w:r>
+        <w:t xml:space="preserve">changed the amphibian standardised effect from +1.70 to +0.08 and removed an apparent</w:t>
+      </w:r>
+      <w:r>
+        <w:t xml:space="preserve"> </w:t>
+      </w:r>
+      <w:r>
+        <w:t xml:space="preserve">over-dispersion signal.</w:t>
+      </w:r>
+    </w:p>
+    <w:p>
+      <w:pPr>
+        <w:pStyle w:val="BodyText"/>
+      </w:pPr>
+      <w:r>
+        <w:rPr>
+          <w:b/>
+          <w:bCs/>
+        </w:rPr>
+        <w:t xml:space="preserve">ED 9 | Additional robustness checks.</w:t>
+      </w:r>
+      <w:r>
+        <w:t xml:space="preserve"> </w:t>
+      </w:r>
+      <w:r>
+        <w:t xml:space="preserve">Ectotherm-to-endotherm coupling ratio when each class</w:t>
+      </w:r>
+      <w:r>
+        <w:t xml:space="preserve"> </w:t>
+      </w:r>
+      <w:r>
+        <w:t xml:space="preserve">is dropped in turn; mean standardised effect computed from all species against only those with</w:t>
+      </w:r>
+      <w:r>
+        <w:t xml:space="preserve"> </w:t>
+      </w:r>
+      <w:r>
+        <w:t xml:space="preserve">fully observed core traits; and the percentage of species per class with fully observed traits.</w:t>
+      </w:r>
+    </w:p>
+    <w:p>
+      <w:pPr>
+        <w:pStyle w:val="BodyText"/>
+      </w:pPr>
+      <w:r>
+        <w:rPr>
+          <w:b/>
+          <w:bCs/>
+        </w:rPr>
+        <w:t xml:space="preserve">ED 10 | Standardised effect sizes of functional diversity.</w:t>
+      </w:r>
+      <w:r>
+        <w:t xml:space="preserve"> </w:t>
+      </w:r>
+      <w:r>
+        <w:t xml:space="preserve">Functional dispersion relative</w:t>
+      </w:r>
+      <w:r>
+        <w:t xml:space="preserve"> </w:t>
+      </w:r>
+      <w:r>
+        <w:t xml:space="preserve">to the occupancy-weighted null for each class, and its response to mean annual temperature and</w:t>
+      </w:r>
+      <w:r>
+        <w:t xml:space="preserve"> </w:t>
+      </w:r>
+      <w:r>
+        <w:t xml:space="preserve">to human footprint.</w:t>
+      </w:r>
+    </w:p>
+    <w:p>
+      <w:pPr>
+        <w:pStyle w:val="BodyText"/>
+      </w:pPr>
+      <w:r>
+        <w:rPr>
+          <w:b/>
+          <w:bCs/>
+        </w:rPr>
+        <w:t xml:space="preserve">ED 11 | The anthropogenic filter on assemblage traits.</w:t>
+      </w:r>
+      <w:r>
+        <w:t xml:space="preserve"> </w:t>
+      </w:r>
+      <w:r>
+        <w:t xml:space="preserve">Human Footprint on the 50-km grid,</w:t>
+      </w:r>
+      <w:r>
+        <w:t xml:space="preserve"> </w:t>
+      </w:r>
+      <w:r>
+        <w:t xml:space="preserve">and the community-weighted mean, variance and skewness of body size along that gradient, by</w:t>
+      </w:r>
+      <w:r>
+        <w:t xml:space="preserve"> </w:t>
+      </w:r>
+      <w:r>
+        <w:t xml:space="preserve">class.</w:t>
+      </w:r>
+    </w:p>
+    <w:p>
+      <w:pPr>
+        <w:pStyle w:val="BodyText"/>
+      </w:pPr>
+      <w:r>
+        <w:rPr>
+          <w:b/>
+          <w:bCs/>
+        </w:rPr>
+        <w:t xml:space="preserve">ED 12 | Grain sensitivity and cross-class congruence.</w:t>
+      </w:r>
+      <w:r>
+        <w:t xml:space="preserve"> </w:t>
+      </w:r>
+      <w:r>
+        <w:t xml:space="preserve">Distribution of standardised effect</w:t>
+      </w:r>
+      <w:r>
+        <w:t xml:space="preserve"> </w:t>
+      </w:r>
+      <w:r>
+        <w:t xml:space="preserve">sizes at 50 and 100 km, and the cross-class correlations of functional dispersion. Congruence</w:t>
+      </w:r>
+      <w:r>
+        <w:t xml:space="preserve"> </w:t>
+      </w:r>
+      <w:r>
+        <w:t xml:space="preserve">is highest between the two endotherm classes.</w:t>
+      </w:r>
+    </w:p>
+    <w:p>
+      <w:pPr>
+        <w:pStyle w:val="BodyText"/>
+      </w:pPr>
+      <w:r>
+        <w:rPr>
+          <w:b/>
+          <w:bCs/>
+        </w:rPr>
+        <w:t xml:space="preserve">ED 13 | Geography of assemblage trait variance.</w:t>
+      </w:r>
+      <w:r>
+        <w:t xml:space="preserve"> </w:t>
+      </w:r>
+      <w:r>
+        <w:t xml:space="preserve">Standardised effect of community-weighted</w:t>
+      </w:r>
+      <w:r>
+        <w:t xml:space="preserve"> </w:t>
+      </w:r>
+      <w:r>
+        <w:t xml:space="preserve">trait</w:t>
+      </w:r>
+      <w:r>
+        <w:t xml:space="preserve"> </w:t>
+      </w:r>
+      <w:r>
+        <w:rPr>
+          <w:i/>
+          <w:iCs/>
+        </w:rPr>
+        <w:t xml:space="preserve">variance</w:t>
+      </w:r>
+      <w:r>
+        <w:t xml:space="preserve">, the correlation between the mean’s and the variance’s effect sizes for each</w:t>
+      </w:r>
+      <w:r>
+        <w:t xml:space="preserve"> </w:t>
+      </w:r>
+      <w:r>
+        <w:t xml:space="preserve">trait, and a filtering-regime map classifying cells by the signs of both.</w:t>
+      </w:r>
+    </w:p>
+    <w:p>
+      <w:pPr>
+        <w:pStyle w:val="BodyText"/>
+      </w:pPr>
+      <w:r>
+        <w:rPr>
+          <w:b/>
+          <w:bCs/>
+        </w:rPr>
+        <w:t xml:space="preserve">ED 14 | Which trait is most strongly filtered, mapped.</w:t>
+      </w:r>
+      <w:r>
+        <w:t xml:space="preserve"> </w:t>
+      </w:r>
+      <w:r>
+        <w:t xml:space="preserve">For each cell, the core trait with</w:t>
+      </w:r>
+      <w:r>
+        <w:t xml:space="preserve"> </w:t>
+      </w:r>
+      <w:r>
+        <w:t xml:space="preserve">the largest absolute standardised effect of its community-weighted mean; the composition of</w:t>
+      </w:r>
+      <w:r>
+        <w:t xml:space="preserve"> </w:t>
+      </w:r>
+      <w:r>
+        <w:t xml:space="preserve">dominant traits overall; and the same composition within deciles of the thermal-energy axis.</w:t>
+      </w:r>
+    </w:p>
+    <w:p>
+      <w:pPr>
+        <w:pStyle w:val="BodyText"/>
+      </w:pPr>
+      <w:r>
+        <w:rPr>
+          <w:b/>
+          <w:bCs/>
+        </w:rPr>
+        <w:t xml:space="preserve">ED 15 | Geographically weighted trait–environment coupling.</w:t>
+      </w:r>
+      <w:r>
+        <w:t xml:space="preserve"> </w:t>
+      </w:r>
+      <w:r>
+        <w:t xml:space="preserve">Local coupling estimated in a</w:t>
+      </w:r>
+      <w:r>
+        <w:t xml:space="preserve"> </w:t>
+      </w:r>
+      <w:r>
+        <w:t xml:space="preserve">moving window of the 200 nearest cells, its difference between reptiles and the endotherm</w:t>
+      </w:r>
+      <w:r>
+        <w:t xml:space="preserve"> </w:t>
+      </w:r>
+      <w:r>
+        <w:t xml:space="preserve">mean, and a diagnostic of local coupling against cell richness.</w:t>
+      </w:r>
+    </w:p>
+    <w:p>
+      <w:pPr>
+        <w:pStyle w:val="BlockText"/>
+      </w:pPr>
+      <w:r>
+        <w:t xml:space="preserve">These local estimates must not be read against Fig. 6. The family-level analysis is free of</w:t>
+      </w:r>
+      <w:r>
+        <w:t xml:space="preserve"> </w:t>
+      </w:r>
+      <w:r>
+        <w:t xml:space="preserve">the attenuation shown in the diagnostic panel; the local estimates are not. The maps are</w:t>
+      </w:r>
+      <w:r>
+        <w:t xml:space="preserve"> </w:t>
+      </w:r>
+      <w:r>
+        <w:t xml:space="preserve">reported as a description of spatial heterogeneity, the diagnostic as a methodological</w:t>
+      </w:r>
+      <w:r>
+        <w:t xml:space="preserve"> </w:t>
+      </w:r>
+      <w:r>
+        <w:t xml:space="preserve">caution, not as a biological contrast.</w:t>
+      </w:r>
+    </w:p>
+    <w:p>
+      <w:pPr>
+        <w:pStyle w:val="FirstParagraph"/>
+      </w:pPr>
+      <w:r>
+        <w:rPr>
+          <w:b/>
+          <w:bCs/>
+        </w:rPr>
+        <w:t xml:space="preserve">ED 16 | Functional beta diversity and its turnover component.</w:t>
+      </w:r>
+      <w:r>
+        <w:t xml:space="preserve"> </w:t>
+      </w:r>
+      <w:r>
+        <w:t xml:space="preserve">Sørensen beta diversity</w:t>
+      </w:r>
+      <w:r>
+        <w:t xml:space="preserve"> </w:t>
+      </w:r>
+      <w:r>
+        <w:t xml:space="preserve">between adjacent cell pairs, decomposed following Baselga, computed for species and for</w:t>
+      </w:r>
+      <w:r>
+        <w:t xml:space="preserve"> </w:t>
+      </w:r>
+      <w:r>
+        <w:t xml:space="preserve">functional groups; functional against taxonomic beta diversity, whose vertical distance below</w:t>
+      </w:r>
+      <w:r>
+        <w:t xml:space="preserve"> </w:t>
+      </w:r>
+      <w:r>
+        <w:t xml:space="preserve">the 1:1 line is functional redundancy; and the share of beta diversity attributable to</w:t>
+      </w:r>
+      <w:r>
+        <w:t xml:space="preserve"> </w:t>
+      </w:r>
+      <w:r>
+        <w:t xml:space="preserve">turnover rather than nestedness.</w:t>
+      </w:r>
+    </w:p>
+    <w:p>
+      <w:pPr>
+        <w:pStyle w:val="BodyText"/>
+      </w:pPr>
+      <w:r>
+        <w:rPr>
+          <w:b/>
+          <w:bCs/>
+        </w:rPr>
+        <w:t xml:space="preserve">ED 17 | Occurrence records versus expert range maps.</w:t>
+      </w:r>
+      <w:r>
+        <w:t xml:space="preserve"> </w:t>
+      </w:r>
+      <w:r>
+        <w:t xml:space="preserve">Chao sample coverage per cell from</w:t>
+      </w:r>
+      <w:r>
+        <w:t xml:space="preserve"> </w:t>
+      </w:r>
+      <w:r>
+        <w:t xml:space="preserve">GBIF/eBird records; richness from occurrences against richness from range maps; and the</w:t>
+      </w:r>
+      <w:r>
+        <w:t xml:space="preserve"> </w:t>
+      </w:r>
+      <w:r>
+        <w:t xml:space="preserve">standardised effect of human pressure on assemblage metrics fitted to range-map assemblages,</w:t>
+      </w:r>
+      <w:r>
+        <w:t xml:space="preserve"> </w:t>
+      </w:r>
+      <w:r>
+        <w:t xml:space="preserve">occurrence assemblages, and occurrence assemblages with coverage as a covariate.</w:t>
+      </w:r>
+    </w:p>
+    <w:p>
+      <w:pPr>
+        <w:pStyle w:val="BodyText"/>
+      </w:pPr>
+      <w:r>
+        <w:rPr>
+          <w:b/>
+          <w:bCs/>
+        </w:rPr>
+        <w:t xml:space="preserve">ED 18 | Occurrence-based assemblages for all four classes.</w:t>
+      </w:r>
+      <w:r>
+        <w:t xml:space="preserve"> </w:t>
+      </w:r>
+      <w:r>
+        <w:t xml:space="preserve">Chao coverage per class, and</w:t>
+      </w:r>
+      <w:r>
+        <w:t xml:space="preserve"> </w:t>
+      </w:r>
+      <w:r>
+        <w:t xml:space="preserve">the human-pressure effect under four settings, including the decisive</w:t>
+      </w:r>
+      <w:r>
+        <w:t xml:space="preserve"> </w:t>
+      </w:r>
+      <w:r>
+        <w:t xml:space="preserve">“range map, same cells”</w:t>
+      </w:r>
+      <w:r>
+        <w:t xml:space="preserve"> </w:t>
+      </w:r>
+      <w:r>
+        <w:t xml:space="preserve">control that separates a data-source effect from a cell-selection effect.</w:t>
+      </w:r>
+    </w:p>
+    <w:p>
+      <w:pPr>
+        <w:pStyle w:val="BodyText"/>
+      </w:pPr>
+      <w:r>
+        <w:rPr>
+          <w:b/>
+          <w:bCs/>
+        </w:rPr>
+        <w:t xml:space="preserve">ED 19 | Conservation gaps and reserve representation.</w:t>
+      </w:r>
+      <w:r>
+        <w:t xml:space="preserve"> </w:t>
+      </w:r>
+      <w:r>
+        <w:t xml:space="preserve">Based on China’s 1,028 designated</w:t>
+      </w:r>
+      <w:r>
+        <w:t xml:space="preserve"> </w:t>
+      </w:r>
+      <w:r>
+        <w:t xml:space="preserve">nature reserves; other protected-area categories are excluded, so coverage is a lower bound.</w:t>
+      </w:r>
+      <w:r>
+        <w:t xml:space="preserve"> </w:t>
+      </w:r>
+      <w:r>
+        <w:t xml:space="preserve">Reserve coverage and distance to the nearest reserve; conservation-gap cells for each of the</w:t>
+      </w:r>
+      <w:r>
+        <w:t xml:space="preserve"> </w:t>
+      </w:r>
+      <w:r>
+        <w:t xml:space="preserve">four classes; the effect of assemblage trait volume on reserve coverage from spatial models</w:t>
+      </w:r>
+      <w:r>
+        <w:t xml:space="preserve"> </w:t>
+      </w:r>
+      <w:r>
+        <w:t xml:space="preserve">controlling the environmental axes; Jaccard overlap of gap cells between classes; and the</w:t>
+      </w:r>
+      <w:r>
+        <w:t xml:space="preserve"> </w:t>
+      </w:r>
+      <w:r>
+        <w:t xml:space="preserve">percentage of reserves whose designation record names each class as a protection target</w:t>
+      </w:r>
+      <w:r>
+        <w:t xml:space="preserve"> </w:t>
+      </w:r>
+      <w:r>
+        <w:t xml:space="preserve">(mammals 17.9%, birds 12.8%, amphibians 3.2%, reptiles 1.1%).</w:t>
+      </w:r>
+    </w:p>
+    <w:p>
+      <w:pPr>
+        <w:pStyle w:val="BodyText"/>
+      </w:pPr>
+      <w:r>
+        <w:rPr>
+          <w:b/>
+          <w:bCs/>
+        </w:rPr>
+        <w:t xml:space="preserve">ED 20 | Sexual size dimorphism across assemblages.</w:t>
+      </w:r>
+      <w:r>
+        <w:t xml:space="preserve"> </w:t>
+      </w:r>
+      <w:r>
+        <w:t xml:space="preserve">Species-level dimorphism from the</w:t>
+      </w:r>
+      <w:r>
+        <w:t xml:space="preserve"> </w:t>
+      </w:r>
+      <w:r>
+        <w:t xml:space="preserve">Chinese trait compilations, and its assemblage-level geography. Reptile dimorphism comes</w:t>
+      </w:r>
+      <w:r>
+        <w:t xml:space="preserve"> </w:t>
+      </w:r>
+      <w:r>
+        <w:t xml:space="preserve">entirely from the snake dataset — the lizard compilation does not separate the sexes — and is</w:t>
+      </w:r>
+      <w:r>
+        <w:t xml:space="preserve"> </w:t>
+      </w:r>
+      <w:r>
+        <w:t xml:space="preserve">labelled as snakes rather than reptiles throughout.</w:t>
+      </w:r>
+    </w:p>
+    <w:p>
+      <w:pPr>
+        <w:pStyle w:val="BodyText"/>
+      </w:pPr>
+      <w:r>
+        <w:rPr>
+          <w:b/>
+          <w:bCs/>
+        </w:rPr>
+        <w:t xml:space="preserve">ED 21 | Data-driven trait axes retained as a check on the</w:t>
+      </w:r>
+      <w:r>
+        <w:rPr>
+          <w:b/>
+          <w:bCs/>
+        </w:rPr>
+        <w:t xml:space="preserve"> </w:t>
+      </w:r>
+      <w:r>
+        <w:rPr>
+          <w:b/>
+          <w:bCs/>
+          <w:i/>
+          <w:iCs/>
+        </w:rPr>
+        <w:t xml:space="preserve">a priori</w:t>
+      </w:r>
+      <w:r>
+        <w:rPr>
+          <w:b/>
+          <w:bCs/>
+        </w:rPr>
+        <w:t xml:space="preserve"> </w:t>
+      </w:r>
+      <w:r>
+        <w:rPr>
+          <w:b/>
+          <w:bCs/>
+        </w:rPr>
+        <w:t xml:space="preserve">axes.</w:t>
+      </w:r>
+      <w:r>
+        <w:t xml:space="preserve"> </w:t>
+      </w:r>
+      <w:r>
+        <w:t xml:space="preserve">Free</w:t>
+      </w:r>
+      <w:r>
+        <w:t xml:space="preserve"> </w:t>
+      </w:r>
+      <w:r>
+        <w:t xml:space="preserve">within-class principal components, shown to document how far the leading data-driven axis</w:t>
+      </w:r>
+      <w:r>
+        <w:t xml:space="preserve"> </w:t>
+      </w:r>
+      <w:r>
+        <w:t xml:space="preserve">differs in meaning between classes, which is the reason the main analysis fixes the axes</w:t>
+      </w:r>
+      <w:r>
+        <w:t xml:space="preserve"> </w:t>
+      </w:r>
+      <w:r>
+        <w:rPr>
+          <w:i/>
+          <w:iCs/>
+        </w:rPr>
+        <w:t xml:space="preserve">a priori</w:t>
+      </w:r>
+      <w:r>
+        <w:t xml:space="preserve">.</w:t>
+      </w:r>
+    </w:p>
+    <w:p>
+      <w:pPr>
+        <w:pStyle w:val="BodyText"/>
+      </w:pPr>
+      <w:r>
+        <w:rPr>
+          <w:b/>
+          <w:bCs/>
+        </w:rPr>
+        <w:t xml:space="preserve">ED 22 | Three ways of measuring habitat heterogeneity, and the dose–response with thermal</w:t>
+      </w:r>
+      <w:r>
+        <w:rPr>
+          <w:b/>
+          <w:bCs/>
+        </w:rPr>
+        <w:t xml:space="preserve"> </w:t>
+      </w:r>
+      <w:r>
+        <w:rPr>
+          <w:b/>
+          <w:bCs/>
+        </w:rPr>
+        <w:t xml:space="preserve">content.</w:t>
+      </w:r>
+      <w:r>
+        <w:t xml:space="preserve"> </w:t>
+      </w:r>
+      <w:r>
+        <w:rPr>
+          <w:b/>
+          <w:bCs/>
+        </w:rPr>
+        <w:t xml:space="preserve">a</w:t>
+      </w:r>
+      <w:r>
+        <w:t xml:space="preserve">, Ectotherm/endotherm effect ratio for ambient energy and for habitat</w:t>
+      </w:r>
+      <w:r>
+        <w:t xml:space="preserve"> </w:t>
+      </w:r>
+      <w:r>
+        <w:t xml:space="preserve">heterogeneity under three heterogeneity proxies (topographic elevation range, land-cover type</w:t>
+      </w:r>
+      <w:r>
+        <w:t xml:space="preserve"> </w:t>
+      </w:r>
+      <w:r>
+        <w:t xml:space="preserve">diversity, EarthEnv remote-sensing texture). The energy ratio is stable at 1.98–2.63; the</w:t>
+      </w:r>
+      <w:r>
+        <w:t xml:space="preserve"> </w:t>
+      </w:r>
+      <w:r>
+        <w:t xml:space="preserve">heterogeneity ratio is unstable and straddles 1. Bars are 95% bootstrap intervals over</w:t>
+      </w:r>
+      <w:r>
+        <w:t xml:space="preserve"> </w:t>
+      </w:r>
+      <w:r>
+        <w:t xml:space="preserve">class × response fits.</w:t>
+      </w:r>
+      <w:r>
+        <w:t xml:space="preserve"> </w:t>
+      </w:r>
+      <w:r>
+        <w:rPr>
+          <w:b/>
+          <w:bCs/>
+        </w:rPr>
+        <w:t xml:space="preserve">b</w:t>
+      </w:r>
+      <w:r>
+        <w:t xml:space="preserve">, Correlations among the three proxies.</w:t>
+      </w:r>
+      <w:r>
+        <w:t xml:space="preserve"> </w:t>
+      </w:r>
+      <w:r>
+        <w:rPr>
+          <w:b/>
+          <w:bCs/>
+        </w:rPr>
+        <w:t xml:space="preserve">c</w:t>
+      </w:r>
+      <w:r>
+        <w:t xml:space="preserve">, The replacement</w:t>
+      </w:r>
+      <w:r>
+        <w:t xml:space="preserve"> </w:t>
+      </w:r>
+      <w:r>
+        <w:t xml:space="preserve">test: the ectotherm excess plotted against how much temperature information each predictor</w:t>
+      </w:r>
+      <w:r>
+        <w:t xml:space="preserve"> </w:t>
+      </w:r>
+      <w:r>
+        <w:t xml:space="preserve">carries (|Spearman</w:t>
+      </w:r>
+      <w:r>
+        <w:t xml:space="preserve"> </w:t>
+      </w:r>
+      <w:r>
+        <w:rPr>
+          <w:i/>
+          <w:iCs/>
+        </w:rPr>
+        <w:t xml:space="preserve">r</w:t>
+      </w:r>
+      <w:r>
+        <w:t xml:space="preserve">| with mean annual temperature) across eight predictors.</w:t>
+      </w:r>
+      <w:r>
+        <w:t xml:space="preserve"> </w:t>
+      </w:r>
+      <w:r>
+        <w:t xml:space="preserve">Spearman ρ = 0.74,</w:t>
+      </w:r>
+      <w:r>
+        <w:t xml:space="preserve"> </w:t>
+      </w:r>
+      <w:r>
+        <w:rPr>
+          <w:i/>
+          <w:iCs/>
+        </w:rPr>
+        <w:t xml:space="preserve">P</w:t>
+      </w:r>
+      <w:r>
+        <w:t xml:space="preserve"> </w:t>
+      </w:r>
+      <w:r>
+        <w:t xml:space="preserve">= 0.037. The single heterogeneity proxy that shows an ectotherm excess</w:t>
+      </w:r>
+      <w:r>
+        <w:t xml:space="preserve"> </w:t>
+      </w:r>
+      <w:r>
+        <w:t xml:space="preserve">is the one most strongly correlated with temperature — it is a disguised thermal variable,</w:t>
+      </w:r>
+      <w:r>
+        <w:t xml:space="preserve"> </w:t>
+      </w:r>
+      <w:r>
+        <w:t xml:space="preserve">which is why the single negative control failed and was replaced by a trend test.</w:t>
+      </w:r>
+    </w:p>
+    <w:p>
+      <w:pPr>
+        <w:pStyle w:val="BodyText"/>
+      </w:pPr>
+      <w:r>
+        <w:rPr>
+          <w:b/>
+          <w:bCs/>
+        </w:rPr>
+        <w:t xml:space="preserve">ED 23 | Which families enter the clade-level test, and how the threshold changes it.</w:t>
+      </w:r>
+      <w:r>
+        <w:t xml:space="preserve"> </w:t>
+      </w:r>
+      <w:r>
+        <w:t xml:space="preserve">Family inclusion under three threshold pairs and the resulting ectotherm/endotherm ratio:</w:t>
+      </w:r>
+      <w:r>
+        <w:t xml:space="preserve"> </w:t>
+      </w:r>
+      <w:r>
+        <w:t xml:space="preserve">1.79× at the main threshold (</w:t>
+      </w:r>
+      <w:r>
+        <w:rPr>
+          <w:i/>
+          <w:iCs/>
+        </w:rPr>
+        <w:t xml:space="preserve">P</w:t>
+      </w:r>
+      <w:r>
+        <w:t xml:space="preserve"> </w:t>
+      </w:r>
+      <w:r>
+        <w:t xml:space="preserve">= 0.017), 1.71× at ≥30 species (</w:t>
+      </w:r>
+      <w:r>
+        <w:rPr>
+          <w:i/>
+          <w:iCs/>
+        </w:rPr>
+        <w:t xml:space="preserve">P</w:t>
+      </w:r>
+      <w:r>
+        <w:t xml:space="preserve"> </w:t>
+      </w:r>
+      <w:r>
+        <w:t xml:space="preserve">= 0.049), and 1.33× and</w:t>
+      </w:r>
+      <w:r>
+        <w:t xml:space="preserve"> </w:t>
+      </w:r>
+      <w:r>
+        <w:t xml:space="preserve">non-significant at ≥10 species (</w:t>
+      </w:r>
+      <w:r>
+        <w:rPr>
+          <w:i/>
+          <w:iCs/>
+        </w:rPr>
+        <w:t xml:space="preserve">P</w:t>
+      </w:r>
+      <w:r>
+        <w:t xml:space="preserve"> </w:t>
+      </w:r>
+      <w:r>
+        <w:t xml:space="preserve">= 0.23), where 14 additional small families with noisier</w:t>
+      </w:r>
+      <w:r>
+        <w:t xml:space="preserve"> </w:t>
+      </w:r>
+      <w:r>
+        <w:t xml:space="preserve">coupling estimates enter.</w:t>
+      </w:r>
+    </w:p>
+    <w:p>
+      <w:pPr>
+        <w:pStyle w:val="BodyText"/>
+      </w:pPr>
+      <w:r>
+        <w:rPr>
+          <w:b/>
+          <w:bCs/>
+        </w:rPr>
+        <w:t xml:space="preserve">ED 24 | Functional-diversity indices and unconstrained NMDS ordination.</w:t>
+      </w:r>
+      <w:r>
+        <w:t xml:space="preserve"> </w:t>
+      </w:r>
+      <w:r>
+        <w:t xml:space="preserve">Functional</w:t>
+      </w:r>
+      <w:r>
+        <w:t xml:space="preserve"> </w:t>
+      </w:r>
+      <w:r>
+        <w:t xml:space="preserve">evenness, dispersion and Rao’s quadratic entropy against the same six hypotheses, showing that</w:t>
+      </w:r>
+      <w:r>
+        <w:t xml:space="preserve"> </w:t>
+      </w:r>
+      <w:r>
+        <w:t xml:space="preserve">the sign of the effect is consistent across indices; and non-metric multidimensional scaling</w:t>
+      </w:r>
+      <w:r>
+        <w:t xml:space="preserve"> </w:t>
+      </w:r>
+      <w:r>
+        <w:t xml:space="preserve">of assemblage trait composition with environmental vectors fitted afterwards. Functional</w:t>
+      </w:r>
+      <w:r>
+        <w:t xml:space="preserve"> </w:t>
+      </w:r>
+      <w:r>
+        <w:t xml:space="preserve">richness is not shown: the convex-hull computation does not scale to the species numbers here.</w:t>
+      </w:r>
+    </w:p>
+    <w:p>
+      <w:pPr>
+        <w:pStyle w:val="BodyText"/>
+      </w:pPr>
+      <w:r>
+        <w:rPr>
+          <w:b/>
+          <w:bCs/>
+        </w:rPr>
+        <w:t xml:space="preserve">ED 25 | Land-use tolerance: which traits tolerate modification, and are they the protected</w:t>
+      </w:r>
+      <w:r>
+        <w:rPr>
+          <w:b/>
+          <w:bCs/>
+        </w:rPr>
+        <w:t xml:space="preserve"> </w:t>
+      </w:r>
+      <w:r>
+        <w:rPr>
+          <w:b/>
+          <w:bCs/>
+        </w:rPr>
+        <w:t xml:space="preserve">ones.</w:t>
+      </w:r>
+      <w:r>
+        <w:t xml:space="preserve"> </w:t>
+      </w:r>
+      <w:r>
+        <w:t xml:space="preserve">Species-level tolerance of artificial habitat against the three functional axes;</w:t>
+      </w:r>
+      <w:r>
+        <w:t xml:space="preserve"> </w:t>
+      </w:r>
+      <w:r>
+        <w:t xml:space="preserve">assemblage-mean tolerance against human footprint; and protected fraction against tolerance.</w:t>
+      </w:r>
+    </w:p>
+    <w:p>
+      <w:r>
+        <w:pict>
+          <v:rect style="width:0;height:1.5pt" o:hralign="center" o:hrstd="t" o:hr="t"/>
+        </w:pict>
+      </w:r>
+    </w:p>
+    <w:bookmarkEnd w:id="54"/>
+    <w:bookmarkStart w:id="55" w:name="references"/>
+    <w:p>
+      <w:pPr>
+        <w:pStyle w:val="Heading2"/>
+      </w:pPr>
+      <w:r>
         <w:t xml:space="preserve">References</w:t>
       </w:r>
     </w:p>
@@ -9713,8 +12055,8 @@
         <w:t xml:space="preserve">[钟雨茜等]</w:t>
       </w:r>
     </w:p>
-    <w:bookmarkEnd w:id="46"/>
-    <w:bookmarkEnd w:id="47"/>
+    <w:bookmarkEnd w:id="55"/>
+    <w:bookmarkEnd w:id="56"/>
     <w:sectPr>
       <w:footnotePr>
         <w:numRestart w:val="eachSect"/>

--- a/06_manuscript/manuscript_v4_full.docx
+++ b/06_manuscript/manuscript_v4_full.docx
@@ -70,7 +70,7 @@
         <w:t xml:space="preserve"> </w:t>
       </w:r>
       <w:r>
-        <w:t xml:space="preserve">Main text ~8,000 | Figures 8 | Extended Data figures 25 | References 100</w:t>
+        <w:t xml:space="preserve">Abstract 198 | Main text 4,298 (Introduction 1,244, Results 1,791, Discussion 1,263) | Methods 2,258 | Figures 8 | Extended Data figures 25 | Supplementary Tables 28 | References 100</w:t>
       </w:r>
     </w:p>
     <w:p>
@@ -94,31 +94,31 @@
         <w:pStyle w:val="FirstParagraph"/>
       </w:pPr>
       <w:r>
-        <w:t xml:space="preserve">Trait-based biogeography routinely collapses many traits into one composite axis</w:t>
-      </w:r>
-      <w:r>
-        <w:t xml:space="preserve"> </w:t>
-      </w:r>
-      <w:r>
-        <w:t xml:space="preserve">and asks which environmental gradient explains it. We show that both steps</w:t>
-      </w:r>
-      <w:r>
-        <w:t xml:space="preserve"> </w:t>
-      </w:r>
-      <w:r>
-        <w:t xml:space="preserve">discard information, and that what is discarded matters for conservation. Using</w:t>
-      </w:r>
-      <w:r>
-        <w:t xml:space="preserve"> </w:t>
-      </w:r>
-      <w:r>
-        <w:t xml:space="preserve">2,837 species of Chinese terrestrial vertebrates across 3,782 50-km cells —</w:t>
-      </w:r>
-      <w:r>
-        <w:t xml:space="preserve"> </w:t>
-      </w:r>
-      <w:r>
-        <w:t xml:space="preserve">2,595 of them with complete trait data — we define three functional axes</w:t>
+        <w:t xml:space="preserve">Trait-based biogeography usually collapses many traits into one composite axis</w:t>
+      </w:r>
+      <w:r>
+        <w:t xml:space="preserve"> </w:t>
+      </w:r>
+      <w:r>
+        <w:t xml:space="preserve">and then asks which environmental gradient explains it. Using 2,837 terrestrial</w:t>
+      </w:r>
+      <w:r>
+        <w:t xml:space="preserve"> </w:t>
+      </w:r>
+      <w:r>
+        <w:t xml:space="preserve">vertebrate species across 3,782 50-km cells of China, we show that both steps</w:t>
+      </w:r>
+      <w:r>
+        <w:t xml:space="preserve"> </w:t>
+      </w:r>
+      <w:r>
+        <w:t xml:space="preserve">discard information that conservation planning needs. Three functional axes</w:t>
+      </w:r>
+      <w:r>
+        <w:t xml:space="preserve"> </w:t>
+      </w:r>
+      <w:r>
+        <w:t xml:space="preserve">defined</w:t>
       </w:r>
       <w:r>
         <w:t xml:space="preserve"> </w:t>
@@ -134,214 +134,95 @@
         <w:t xml:space="preserve"> </w:t>
       </w:r>
       <w:r>
-        <w:t xml:space="preserve">— body size, slow–fast pace of life and niche breadth — so each axis</w:t>
-      </w:r>
-      <w:r>
-        <w:t xml:space="preserve"> </w:t>
-      </w:r>
-      <w:r>
-        <w:t xml:space="preserve">denotes the same quantity in birds, mammals, reptiles and amphibians. The axes</w:t>
-      </w:r>
-      <w:r>
-        <w:t xml:space="preserve"> </w:t>
-      </w:r>
-      <w:r>
-        <w:t xml:space="preserve">are near-independent (|r| ≤ 0.30) and, contrary to common practice, combining</w:t>
-      </w:r>
-      <w:r>
-        <w:t xml:space="preserve"> </w:t>
-      </w:r>
-      <w:r>
-        <w:t xml:space="preserve">traits into a composite axis</w:t>
-      </w:r>
-      <w:r>
-        <w:t xml:space="preserve"> </w:t>
-      </w:r>
-      <w:r>
-        <w:rPr>
-          <w:i/>
-          <w:iCs/>
-        </w:rPr>
-        <w:t xml:space="preserve">weakens</w:t>
-      </w:r>
-      <w:r>
-        <w:t xml:space="preserve"> </w:t>
-      </w:r>
-      <w:r>
-        <w:t xml:space="preserve">the environmental signal in six of eight</w:t>
-      </w:r>
-      <w:r>
-        <w:t xml:space="preserve"> </w:t>
-      </w:r>
-      <w:r>
-        <w:t xml:space="preserve">comparisons. Regressing each trait and each axis on six named predictors, one</w:t>
-      </w:r>
-      <w:r>
-        <w:t xml:space="preserve"> </w:t>
-      </w:r>
-      <w:r>
-        <w:t xml:space="preserve">per classical biodiversity hypothesis, climate dominates in all four classes</w:t>
-      </w:r>
-      <w:r>
-        <w:t xml:space="preserve"> </w:t>
-      </w:r>
-      <w:r>
-        <w:t xml:space="preserve">(unique adjusted</w:t>
-      </w:r>
-      <w:r>
-        <w:t xml:space="preserve"> </w:t>
-      </w:r>
-      <w:r>
-        <w:rPr>
-          <w:i/>
-          <w:iCs/>
-        </w:rPr>
-        <w:t xml:space="preserve">R</w:t>
-      </w:r>
-      <w:r>
-        <w:t xml:space="preserve">² = 0.24–0.40), but its strength depends on</w:t>
-      </w:r>
-      <w:r>
-        <w:t xml:space="preserve"> </w:t>
-      </w:r>
-      <w:r>
-        <w:t xml:space="preserve">thermoregulation: ambient energy affects ectotherms about 2.3× more strongly</w:t>
-      </w:r>
-      <w:r>
-        <w:t xml:space="preserve"> </w:t>
-      </w:r>
-      <w:r>
-        <w:t xml:space="preserve">than endotherms, robustly across specifications (1.98–2.63; every 95% CI</w:t>
-      </w:r>
-      <w:r>
-        <w:t xml:space="preserve"> </w:t>
-      </w:r>
-      <w:r>
-        <w:t xml:space="preserve">excluding 1). A single negative control proved insufficient — heterogeneity</w:t>
-      </w:r>
-      <w:r>
-        <w:t xml:space="preserve"> </w:t>
-      </w:r>
-      <w:r>
-        <w:t xml:space="preserve">proxies differ in how much temperature information they carry — so we tested the</w:t>
-      </w:r>
-      <w:r>
-        <w:t xml:space="preserve"> </w:t>
-      </w:r>
-      <w:r>
-        <w:t xml:space="preserve">prediction as a trend instead: the ectotherm excess scales with a predictor’s</w:t>
-      </w:r>
-      <w:r>
-        <w:t xml:space="preserve"> </w:t>
-      </w:r>
-      <w:r>
-        <w:t xml:space="preserve">thermal content (Spearman ρ = 0.74,</w:t>
-      </w:r>
-      <w:r>
-        <w:t xml:space="preserve"> </w:t>
-      </w:r>
-      <w:r>
-        <w:rPr>
-          <w:i/>
-          <w:iCs/>
-        </w:rPr>
-        <w:t xml:space="preserve">P</w:t>
-      </w:r>
-      <w:r>
-        <w:t xml:space="preserve"> </w:t>
-      </w:r>
-      <w:r>
-        <w:t xml:space="preserve">= 0.037, eight predictors). Ectotherms</w:t>
-      </w:r>
-      <w:r>
-        <w:t xml:space="preserve"> </w:t>
-      </w:r>
-      <w:r>
-        <w:t xml:space="preserve">nonetheless respond more strongly to five of six predictors, so we report</w:t>
-      </w:r>
-      <w:r>
-        <w:t xml:space="preserve"> </w:t>
-      </w:r>
-      <w:r>
-        <w:t xml:space="preserve">thermal buffering as partially supported rather than established. All</w:t>
-      </w:r>
-      <w:r>
-        <w:t xml:space="preserve"> </w:t>
-      </w:r>
-      <w:r>
-        <w:t xml:space="preserve">associations were re-tested with the fourth-corner max test, which shows naive</w:t>
-      </w:r>
-      <w:r>
-        <w:t xml:space="preserve"> </w:t>
-      </w:r>
-      <w:r>
-        <w:t xml:space="preserve">community-weighted-mean regression inflates significance by 1.27–1.72×.</w:t>
-      </w:r>
-      <w:r>
-        <w:t xml:space="preserve"> </w:t>
-      </w:r>
-      <w:r>
-        <w:t xml:space="preserve">Applying the framework to spatial planning, China’s nature reserves occupy</w:t>
-      </w:r>
-      <w:r>
-        <w:t xml:space="preserve"> </w:t>
-      </w:r>
-      <w:r>
-        <w:t xml:space="preserve">10.36% of the land yet leave only 2.9% of species and 1.5% of functional bins</w:t>
-      </w:r>
-      <w:r>
-        <w:t xml:space="preserve"> </w:t>
-      </w:r>
-      <w:r>
-        <w:t xml:space="preserve">at the Kunming–Montreal target of 30% of range protected; an optimal layout of</w:t>
-      </w:r>
-      <w:r>
-        <w:t xml:space="preserve"> </w:t>
-      </w:r>
-      <w:r>
-        <w:t xml:space="preserve">the same area would reach 50.7% and 48.0%. The shortfall is directional: the</w:t>
-      </w:r>
-      <w:r>
-        <w:t xml:space="preserve"> </w:t>
-      </w:r>
-      <w:r>
-        <w:t xml:space="preserve">body-size effect reverses between mammals (+0.283) and reptiles (−0.308), and</w:t>
-      </w:r>
-      <w:r>
-        <w:t xml:space="preserve"> </w:t>
-      </w:r>
-      <w:r>
-        <w:t xml:space="preserve">amphibian gaps are nearly disjoint from those of the endotherm classes</w:t>
-      </w:r>
-      <w:r>
-        <w:t xml:space="preserve"> </w:t>
-      </w:r>
-      <w:r>
-        <w:t xml:space="preserve">(Jaccard 0.074 and 0.086, versus 0.315 between birds and mammals) and only</w:t>
-      </w:r>
-      <w:r>
-        <w:t xml:space="preserve"> </w:t>
-      </w:r>
-      <w:r>
-        <w:t xml:space="preserve">weakly aligned with reptile gaps (0.160). A model-free</w:t>
-      </w:r>
-      <w:r>
-        <w:t xml:space="preserve"> </w:t>
-      </w:r>
-      <w:r>
-        <w:t xml:space="preserve">correlate points the same way — of 1,028 reserves, 17.9% name mammals as a</w:t>
-      </w:r>
-      <w:r>
-        <w:t xml:space="preserve"> </w:t>
-      </w:r>
-      <w:r>
-        <w:t xml:space="preserve">protection target against 1.1% for reptiles. We deliver the priority cells that</w:t>
-      </w:r>
-      <w:r>
-        <w:t xml:space="preserve"> </w:t>
-      </w:r>
-      <w:r>
-        <w:t xml:space="preserve">close these gaps.</w:t>
+        <w:t xml:space="preserve">— body size, pace of life and niche breadth — are</w:t>
+      </w:r>
+      <w:r>
+        <w:t xml:space="preserve"> </w:t>
+      </w:r>
+      <w:r>
+        <w:t xml:space="preserve">near-independent within every class (|</w:t>
+      </w:r>
+      <w:r>
+        <w:rPr>
+          <w:i/>
+          <w:iCs/>
+        </w:rPr>
+        <w:t xml:space="preserve">r</w:t>
+      </w:r>
+      <w:r>
+        <w:t xml:space="preserve">| ≤ 0.30), and combining traits into a</w:t>
+      </w:r>
+      <w:r>
+        <w:t xml:space="preserve"> </w:t>
+      </w:r>
+      <w:r>
+        <w:t xml:space="preserve">composite weakens the environmental signal in six of eight comparisons. Climate</w:t>
+      </w:r>
+      <w:r>
+        <w:t xml:space="preserve"> </w:t>
+      </w:r>
+      <w:r>
+        <w:t xml:space="preserve">dominates trait composition in all four classes, but thermoregulation sets its</w:t>
+      </w:r>
+      <w:r>
+        <w:t xml:space="preserve"> </w:t>
+      </w:r>
+      <w:r>
+        <w:t xml:space="preserve">strength: ambient energy affects ectotherm assemblages about 2.3 times more than</w:t>
+      </w:r>
+      <w:r>
+        <w:t xml:space="preserve"> </w:t>
+      </w:r>
+      <w:r>
+        <w:t xml:space="preserve">endotherm assemblages (1.98–2.63 across specifications). Because ectotherms also</w:t>
+      </w:r>
+      <w:r>
+        <w:t xml:space="preserve"> </w:t>
+      </w:r>
+      <w:r>
+        <w:t xml:space="preserve">respond more strongly to five of six predictors, we report thermal buffering as</w:t>
+      </w:r>
+      <w:r>
+        <w:t xml:space="preserve"> </w:t>
+      </w:r>
+      <w:r>
+        <w:t xml:space="preserve">partially supported; the ectotherm excess nonetheless scales with a predictor’s</w:t>
+      </w:r>
+      <w:r>
+        <w:t xml:space="preserve"> </w:t>
+      </w:r>
+      <w:r>
+        <w:t xml:space="preserve">thermal content (Spearman ρ = 0.74). Under the fourth-corner max test, naive</w:t>
+      </w:r>
+      <w:r>
+        <w:t xml:space="preserve"> </w:t>
+      </w:r>
+      <w:r>
+        <w:t xml:space="preserve">regression inflates significance 1.27–1.72-fold. China’s nature reserves cover</w:t>
+      </w:r>
+      <w:r>
+        <w:t xml:space="preserve"> </w:t>
+      </w:r>
+      <w:r>
+        <w:t xml:space="preserve">10.36% of the land but bring only 2.9% of species to the Kunming–Montreal</w:t>
+      </w:r>
+      <w:r>
+        <w:t xml:space="preserve"> </w:t>
+      </w:r>
+      <w:r>
+        <w:t xml:space="preserve">30%-of-range target, against 50.7% for an optimal layout of the same area. The</w:t>
+      </w:r>
+      <w:r>
+        <w:t xml:space="preserve"> </w:t>
+      </w:r>
+      <w:r>
+        <w:t xml:space="preserve">shortfall has a direction: large mammals are the best-protected trait end and</w:t>
+      </w:r>
+      <w:r>
+        <w:t xml:space="preserve"> </w:t>
+      </w:r>
+      <w:r>
+        <w:t xml:space="preserve">large reptiles the worst. We map the cells that close these gaps.</w:t>
       </w:r>
     </w:p>
     <w:p>
@@ -546,7 +427,7 @@
         <w:t xml:space="preserve"> </w:t>
       </w:r>
       <w:r>
-        <w:t xml:space="preserve">reptiles, and by vertical stratum use in mammals (Extended Data Fig. 21), so</w:t>
+        <w:t xml:space="preserve">reptiles, and by vertical stratum use in mammals (Extended Data Fig. 1), so</w:t>
       </w:r>
       <w:r>
         <w:t xml:space="preserve"> </w:t>
@@ -1084,7 +965,7 @@
         <w:t xml:space="preserve"> </w:t>
       </w:r>
       <w:r>
-        <w:t xml:space="preserve">conditions in advance (Supplementary Table S0).</w:t>
+        <w:t xml:space="preserve">conditions in advance (Supplementary Table 1).</w:t>
       </w:r>
     </w:p>
     <w:p>
@@ -1204,7 +1085,7 @@
         <w:t xml:space="preserve"> </w:t>
       </w:r>
       <w:r>
-        <w:t xml:space="preserve">filtering.</w:t>
+        <w:t xml:space="preserve">filtering (Fig. 1a).</w:t>
       </w:r>
       <w:r>
         <w:t xml:space="preserve"> </w:t>
@@ -1522,7 +1403,7 @@
         <w:t xml:space="preserve"> </w:t>
       </w:r>
       <w:r>
-        <w:t xml:space="preserve">amphibians in the assemblage matrix (2,837 species). Of these, 2,595 species</w:t>
+        <w:t xml:space="preserve">amphibians in the assemblage matrix (2,837 species; Fig. 1b–f). Of these, 2,595 species</w:t>
       </w:r>
       <w:r>
         <w:t xml:space="preserve"> </w:t>
@@ -1558,15 +1439,27 @@
         <w:t xml:space="preserve"> </w:t>
       </w:r>
       <w:r>
-        <w:t xml:space="preserve">by synonym matching; unmatched names are listed in Supplementary Table S3b–c.</w:t>
-      </w:r>
-    </w:p>
-    <w:p>
-      <w:pPr>
-        <w:pStyle w:val="BodyText"/>
-      </w:pPr>
-      <w:r>
-        <w:t xml:space="preserve">Assemblage metrics were computed only for cells holding ≥5 species of a class.</w:t>
+        <w:t xml:space="preserve">by synonym matching; unmatched names are listed in Supplementary Tables 2–3.</w:t>
+      </w:r>
+    </w:p>
+    <w:p>
+      <w:pPr>
+        <w:pStyle w:val="BodyText"/>
+      </w:pPr>
+      <w:r>
+        <w:t xml:space="preserve">Assemblage moments entering the driver models and trait maps were restricted to</w:t>
+      </w:r>
+      <w:r>
+        <w:t xml:space="preserve"> </w:t>
+      </w:r>
+      <w:r>
+        <w:t xml:space="preserve">cells holding ≥5 species of a class; functional-dispersion metrics, which need</w:t>
+      </w:r>
+      <w:r>
+        <w:t xml:space="preserve"> </w:t>
+      </w:r>
+      <w:r>
+        <w:t xml:space="preserve">only two, were computed wherever a class had at least two species.</w:t>
       </w:r>
       <w:r>
         <w:t xml:space="preserve"> </w:t>
@@ -1602,7 +1495,7 @@
         <w:t xml:space="preserve"> </w:t>
       </w:r>
       <w:r>
-        <w:t xml:space="preserve">assemblages rebuilt from GBIF occurrence records (Extended Data Figs 17–18),</w:t>
+        <w:t xml:space="preserve">assemblages rebuilt from GBIF occurrence records (Extended Data Figs 2–3),</w:t>
       </w:r>
       <w:r>
         <w:t xml:space="preserve"> </w:t>
@@ -1698,13 +1591,13 @@
         <w:t xml:space="preserve"> </w:t>
       </w:r>
       <w:r>
-        <w:t xml:space="preserve">— body mass for endotherms, body length</w:t>
-      </w:r>
-      <w:r>
-        <w:t xml:space="preserve"> </w:t>
-      </w:r>
-      <w:r>
-        <w:t xml:space="preserve">for ectotherms — because mixing mass and length makes</w:t>
+        <w:t xml:space="preserve">— body length for amphibians, body mass</w:t>
+      </w:r>
+      <w:r>
+        <w:t xml:space="preserve"> </w:t>
+      </w:r>
+      <w:r>
+        <w:t xml:space="preserve">for birds, mammals and reptiles — because mixing mass and length makes</w:t>
       </w:r>
       <w:r>
         <w:t xml:space="preserve"> </w:t>
@@ -1766,7 +1659,13 @@
         <w:t xml:space="preserve"> </w:t>
       </w:r>
       <w:r>
-        <w:t xml:space="preserve">is 0.7% imputed. Observed coverage is 100% for size, nocturnality,</w:t>
+        <w:t xml:space="preserve">is 0.7% imputed. Reptile body mass, by contrast, is only 0.2% inferred</w:t>
+      </w:r>
+      <w:r>
+        <w:t xml:space="preserve"> </w:t>
+      </w:r>
+      <w:r>
+        <w:t xml:space="preserve">(Extended Data Fig. 4), so mass is retained there. Observed coverage is 100% for size, nocturnality,</w:t>
       </w:r>
       <w:r>
         <w:t xml:space="preserve"> </w:t>
@@ -1780,7 +1679,7 @@
         <w:pStyle w:val="BodyText"/>
       </w:pPr>
       <w:r>
-        <w:t xml:space="preserve">Life-history coverage was audited before use (Supplementary Table 36).</w:t>
+        <w:t xml:space="preserve">Life-history coverage was audited before use (Supplementary Table 4).</w:t>
       </w:r>
       <w:r>
         <w:t xml:space="preserve"> </w:t>
@@ -1882,7 +1781,13 @@
         <w:t xml:space="preserve"> </w:t>
       </w:r>
       <w:r>
-        <w:t xml:space="preserve">into 145191 mm.</w:t>
+        <w:t xml:space="preserve">into 145191 mm. The resulting sexual-size-dimorphism</w:t>
+      </w:r>
+      <w:r>
+        <w:t xml:space="preserve"> </w:t>
+      </w:r>
+      <w:r>
+        <w:t xml:space="preserve">geography is reported in Extended Data Fig. 5.</w:t>
       </w:r>
     </w:p>
     <w:bookmarkEnd w:id="13"/>
@@ -2259,13 +2164,7 @@
         <w:t xml:space="preserve"> </w:t>
       </w:r>
       <w:r>
-        <w:t xml:space="preserve">construction, and the data-driven PCA is retained as a check (Extended Data</w:t>
-      </w:r>
-      <w:r>
-        <w:t xml:space="preserve"> </w:t>
-      </w:r>
-      <w:r>
-        <w:t xml:space="preserve">Fig. 21).</w:t>
+        <w:t xml:space="preserve">construction, and the data-driven PCA is retained as a check (Extended Data Fig. 1).</w:t>
       </w:r>
     </w:p>
     <w:bookmarkEnd w:id="15"/>
@@ -2349,13 +2248,7 @@
         <w:t xml:space="preserve"> </w:t>
       </w:r>
       <w:r>
-        <w:t xml:space="preserve">unique effect after the others are controlled (VIF ≤ 5.4; Supplementary Table</w:t>
-      </w:r>
-      <w:r>
-        <w:t xml:space="preserve"> </w:t>
-      </w:r>
-      <w:r>
-        <w:t xml:space="preserve">38b).</w:t>
+        <w:t xml:space="preserve">unique effect after the others are controlled (VIF ≤ 5.4; Supplementary Table 5).</w:t>
       </w:r>
     </w:p>
     <w:bookmarkEnd w:id="16"/>
@@ -2397,7 +2290,7 @@
         <w:t xml:space="preserve"> </w:t>
       </w:r>
       <w:r>
-        <w:t xml:space="preserve">Botta-Dukát 2005) on Gower distances. Standardised effect sizes used 999</w:t>
+        <w:t xml:space="preserve">Botta-Dukát 2005) on Gower distances (the class trait spaces are shown in Extended Data Fig. 6). Standardised effect sizes used 999</w:t>
       </w:r>
       <w:r>
         <w:t xml:space="preserve"> </w:t>
@@ -2455,7 +2348,13 @@
         <w:t xml:space="preserve"> </w:t>
       </w:r>
       <w:r>
-        <w:t xml:space="preserve">signal (Extended Data Fig. 8). The equiprobable null is retained as a</w:t>
+        <w:t xml:space="preserve">signal (Extended Data Fig. 7). The resulting standardised effects are mapped in</w:t>
+      </w:r>
+      <w:r>
+        <w:t xml:space="preserve"> </w:t>
+      </w:r>
+      <w:r>
+        <w:t xml:space="preserve">Extended Data Fig. 8, and the geography of assemblage trait variance in Extended Data Fig. 9. The equiprobable null is retained as a</w:t>
       </w:r>
       <w:r>
         <w:t xml:space="preserve"> </w:t>
@@ -2513,7 +2412,7 @@
         <w:t xml:space="preserve"> </w:t>
       </w:r>
       <w:r>
-        <w:t xml:space="preserve">reached 0.69, we</w:t>
+        <w:t xml:space="preserve">was 0.65–0.89 across the 36 main models (Extended Data Fig. 10; Supplementary Table 6), we</w:t>
       </w:r>
       <w:r>
         <w:t xml:space="preserve"> </w:t>
@@ -2638,7 +2537,19 @@
         <w:t xml:space="preserve">R</w:t>
       </w:r>
       <w:r>
-        <w:t xml:space="preserve">².</w:t>
+        <w:t xml:space="preserve">². The same</w:t>
+      </w:r>
+      <w:r>
+        <w:t xml:space="preserve"> </w:t>
+      </w:r>
+      <w:r>
+        <w:t xml:space="preserve">models fitted to all four moments of every trait give the full effect matrix in</w:t>
+      </w:r>
+      <w:r>
+        <w:t xml:space="preserve"> </w:t>
+      </w:r>
+      <w:r>
+        <w:t xml:space="preserve">Extended Data Fig. 11.</w:t>
       </w:r>
     </w:p>
     <w:bookmarkEnd w:id="18"/>
@@ -2705,7 +2616,13 @@
         <w:t xml:space="preserve"> </w:t>
       </w:r>
       <w:r>
-        <w:t xml:space="preserve">on the identical matrices to quantify their Type I inflation (Zelený 2018).</w:t>
+        <w:t xml:space="preserve">on the identical matrices to quantify their Type I inflation (Zelený 2018;</w:t>
+      </w:r>
+      <w:r>
+        <w:t xml:space="preserve"> </w:t>
+      </w:r>
+      <w:r>
+        <w:t xml:space="preserve">Extended Data Fig. 12).</w:t>
       </w:r>
     </w:p>
     <w:bookmarkEnd w:id="19"/>
@@ -2904,6 +2821,42 @@
         <w:t xml:space="preserve"> </w:t>
       </w:r>
       <w:r>
+        <w:t xml:space="preserve">Family-specific SAR models regress each family’s assemblage metrics on five</w:t>
+      </w:r>
+      <w:r>
+        <w:t xml:space="preserve"> </w:t>
+      </w:r>
+      <w:r>
+        <w:t xml:space="preserve">composite environmental axes — the first principal components of the thermal,</w:t>
+      </w:r>
+      <w:r>
+        <w:t xml:space="preserve"> </w:t>
+      </w:r>
+      <w:r>
+        <w:t xml:space="preserve">water, productivity, habitat-structure and human-pressure variable groups</w:t>
+      </w:r>
+      <w:r>
+        <w:t xml:space="preserve"> </w:t>
+      </w:r>
+      <w:r>
+        <w:t xml:space="preserve">(Extended Data Fig. 13) — rather than on the six named predictors used at the</w:t>
+      </w:r>
+      <w:r>
+        <w:t xml:space="preserve"> </w:t>
+      </w:r>
+      <w:r>
+        <w:t xml:space="preserve">grid-cell level. This is why coupling was also re-operationalised on the named</w:t>
+      </w:r>
+      <w:r>
+        <w:t xml:space="preserve"> </w:t>
+      </w:r>
+      <w:r>
+        <w:t xml:space="preserve">thermal variables (below).</w:t>
+      </w:r>
+      <w:r>
+        <w:t xml:space="preserve"> </w:t>
+      </w:r>
+      <w:r>
         <w:t xml:space="preserve">Families enter at ≥20 Chinese species and ≥100 occupied cells — both</w:t>
       </w:r>
       <w:r>
@@ -2973,7 +2926,7 @@
         <w:t xml:space="preserve"> </w:t>
       </w:r>
       <w:r>
-        <w:t xml:space="preserve">(Extended Data Fig. 1), and amphibian assemblage mass and length correlate only</w:t>
+        <w:t xml:space="preserve">(Extended Data Fig. 4), and amphibian assemblage mass and length correlate only</w:t>
       </w:r>
       <w:r>
         <w:t xml:space="preserve"> </w:t>
@@ -3013,7 +2966,7 @@
         <w:t xml:space="preserve"> </w:t>
       </w:r>
       <w:r>
-        <w:t xml:space="preserve">(Supplementary Table 19). Only the size response changes: the Gower distance</w:t>
+        <w:t xml:space="preserve">(Supplementary Table 7). Only the size response changes: the Gower distance</w:t>
       </w:r>
       <w:r>
         <w:t xml:space="preserve"> </w:t>
@@ -3092,7 +3045,19 @@
         <w:t xml:space="preserve"> </w:t>
       </w:r>
       <w:r>
-        <w:t xml:space="preserve">main models at a coarser grain.</w:t>
+        <w:t xml:space="preserve">main models at a coarser grain (Extended Data Fig. 14), the thermal contrast</w:t>
+      </w:r>
+      <w:r>
+        <w:t xml:space="preserve"> </w:t>
+      </w:r>
+      <w:r>
+        <w:t xml:space="preserve">was re-run leaving out each class in turn, and assemblage standardised effects</w:t>
+      </w:r>
+      <w:r>
+        <w:t xml:space="preserve"> </w:t>
+      </w:r>
+      <w:r>
+        <w:t xml:space="preserve">were recomputed from species with fully observed core traits only (Extended Data Fig. 15).</w:t>
       </w:r>
     </w:p>
     <w:bookmarkEnd w:id="21"/>
@@ -3225,7 +3190,7 @@
         <w:t xml:space="preserve"> </w:t>
       </w:r>
       <w:r>
-        <w:t xml:space="preserve">bins; sensitivity at 4–8 bins in Supplementary Table 41b). A greedy algorithm</w:t>
+        <w:t xml:space="preserve">bins; sensitivity at 4–8 bins in Supplementary Table 8). A greedy algorithm</w:t>
       </w:r>
       <w:r>
         <w:t xml:space="preserve"> </w:t>
@@ -3450,13 +3415,13 @@
         <w:t xml:space="preserve"> </w:t>
       </w:r>
       <w:r>
-        <w:t xml:space="preserve">(Fig. 2; Supplementary Table 37b). Their geographies do not coincide (Fig. 3),</w:t>
-      </w:r>
-      <w:r>
-        <w:t xml:space="preserve"> </w:t>
-      </w:r>
-      <w:r>
-        <w:t xml:space="preserve">and their trait–environment coefficient patterns differ (Fig. 4a). H1 is not</w:t>
+        <w:t xml:space="preserve">(Fig. 2; Supplementary Table 9). Their geographies do not coincide (Fig. 3),</w:t>
+      </w:r>
+      <w:r>
+        <w:t xml:space="preserve"> </w:t>
+      </w:r>
+      <w:r>
+        <w:t xml:space="preserve">the trait most strongly filtered in each cell is mapped in Extended Data Fig. 16, and their trait–environment coefficient patterns differ (Fig. 4a). H1 is not</w:t>
       </w:r>
       <w:r>
         <w:t xml:space="preserve"> </w:t>
@@ -3505,7 +3470,7 @@
         <w:t xml:space="preserve"> </w:t>
       </w:r>
       <w:r>
-        <w:t xml:space="preserve">most (−0.025) (Fig. 4c; Supplementary Table 39b). The routine</w:t>
+        <w:t xml:space="preserve">most (−0.025) (Fig. 4c; Supplementary Table 10). The routine</w:t>
       </w:r>
       <w:r>
         <w:t xml:space="preserve"> </w:t>
@@ -3622,13 +3587,19 @@
         <w:t xml:space="preserve"> </w:t>
       </w:r>
       <w:r>
-        <w:t xml:space="preserve">(Fig. 4b; Supplementary Table 39). Reptiles are the exception in both</w:t>
-      </w:r>
-      <w:r>
-        <w:t xml:space="preserve"> </w:t>
-      </w:r>
-      <w:r>
-        <w:t xml:space="preserve">directions: the lowest climate share and the highest human share.</w:t>
+        <w:t xml:space="preserve">(Fig. 4b; Supplementary Table 11). Reptiles are the exception in both</w:t>
+      </w:r>
+      <w:r>
+        <w:t xml:space="preserve"> </w:t>
+      </w:r>
+      <w:r>
+        <w:t xml:space="preserve">directions: the lowest climate share and the highest human share (trait</w:t>
+      </w:r>
+      <w:r>
+        <w:t xml:space="preserve"> </w:t>
+      </w:r>
+      <w:r>
+        <w:t xml:space="preserve">responses along the human-footprint gradient in Extended Data Fig. 17).</w:t>
       </w:r>
     </w:p>
     <w:p>
@@ -3658,13 +3629,7 @@
         <w:t xml:space="preserve"> </w:t>
       </w:r>
       <w:r>
-        <w:t xml:space="preserve">(Fig. 6; Supplementary</w:t>
-      </w:r>
-      <w:r>
-        <w:t xml:space="preserve"> </w:t>
-      </w:r>
-      <w:r>
-        <w:t xml:space="preserve">Table 38). Across the six hypotheses the ectotherm excess is 2.80 (human</w:t>
+        <w:t xml:space="preserve">(Fig. 4a; Supplementary Table 12). Across the six hypotheses the ectotherm excess is 2.80 (human</w:t>
       </w:r>
       <w:r>
         <w:t xml:space="preserve"> </w:t>
@@ -3740,7 +3705,7 @@
         <w:t xml:space="preserve"> </w:t>
       </w:r>
       <w:r>
-        <w:t xml:space="preserve">elevation range (Extended Data Fig. 22; Supplementary Table 45b).</w:t>
+        <w:t xml:space="preserve">elevation range (Extended Data Fig. 18; Supplementary Table 13).</w:t>
       </w:r>
     </w:p>
     <w:p>
@@ -3880,7 +3845,7 @@
         <w:t xml:space="preserve"> </w:t>
       </w:r>
       <w:r>
-        <w:t xml:space="preserve">endothermic families at the main threshold (</w:t>
+        <w:t xml:space="preserve">endothermic families (Fig. 5a,b) at the main threshold (</w:t>
       </w:r>
       <w:r>
         <w:rPr>
@@ -3953,13 +3918,7 @@
         <w:t xml:space="preserve"> </w:t>
       </w:r>
       <w:r>
-        <w:t xml:space="preserve">with noisier coupling estimates enter (Extended Data Fig. 23; Supplementary</w:t>
-      </w:r>
-      <w:r>
-        <w:t xml:space="preserve"> </w:t>
-      </w:r>
-      <w:r>
-        <w:t xml:space="preserve">Table 46b). An alternative operationalisation —</w:t>
+        <w:t xml:space="preserve">with noisier coupling estimates enter (Extended Data Fig. 19; Supplementary Table 14). An alternative operationalisation —</w:t>
       </w:r>
       <w:r>
         <w:t xml:space="preserve"> </w:t>
@@ -4002,7 +3961,7 @@
         <w:t xml:space="preserve"> </w:t>
       </w:r>
       <w:r>
-        <w:t xml:space="preserve">1.67, with the Wilcoxon test significant either way (Supplementary Table 19). We</w:t>
+        <w:t xml:space="preserve">1.67, with the Wilcoxon test significant either way (Supplementary Table 7). We</w:t>
       </w:r>
       <w:r>
         <w:t xml:space="preserve"> </w:t>
@@ -4207,19 +4166,31 @@
         <w:t xml:space="preserve"> </w:t>
       </w:r>
       <w:r>
-        <w:t xml:space="preserve">that could separate these — for example contrasting elevational with</w:t>
-      </w:r>
-      <w:r>
-        <w:t xml:space="preserve"> </w:t>
-      </w:r>
-      <w:r>
-        <w:t xml:space="preserve">latitudinal temperature gradients at matched heterogeneity — is beyond the</w:t>
-      </w:r>
-      <w:r>
-        <w:t xml:space="preserve"> </w:t>
-      </w:r>
-      <w:r>
-        <w:t xml:space="preserve">present data.</w:t>
+        <w:t xml:space="preserve">that could separate these — contrasting elevational with latitudinal</w:t>
+      </w:r>
+      <w:r>
+        <w:t xml:space="preserve"> </w:t>
+      </w:r>
+      <w:r>
+        <w:t xml:space="preserve">temperature gradients, which differ in how much non-thermal variation</w:t>
+      </w:r>
+      <w:r>
+        <w:t xml:space="preserve"> </w:t>
+      </w:r>
+      <w:r>
+        <w:t xml:space="preserve">accompanies a given change in temperature — is beyond the present data.</w:t>
+      </w:r>
+      <w:r>
+        <w:t xml:space="preserve"> </w:t>
+      </w:r>
+      <w:r>
+        <w:t xml:space="preserve">Matching the two on habitat heterogeneity would not achieve this, because</w:t>
+      </w:r>
+      <w:r>
+        <w:t xml:space="preserve"> </w:t>
+      </w:r>
+      <w:r>
+        <w:t xml:space="preserve">heterogeneity legitimately changes along elevation; it has to be a covariate.</w:t>
       </w:r>
     </w:p>
     <w:bookmarkEnd w:id="28"/>
@@ -4255,7 +4226,7 @@
         <w:t xml:space="preserve"> </w:t>
       </w:r>
       <w:r>
-        <w:t xml:space="preserve">(Fig. 5b; Supplementary Table 40b). Inflation is larger in ectotherms. Of the</w:t>
+        <w:t xml:space="preserve">(Fig. 6b; Supplementary Table 15). Inflation is larger in ectotherms. Of the</w:t>
       </w:r>
       <w:r>
         <w:t xml:space="preserve"> </w:t>
@@ -4279,7 +4250,7 @@
         <w:t xml:space="preserve"> </w:t>
       </w:r>
       <w:r>
-        <w:t xml:space="preserve">(Fig. 5; Supplementary Table 40c). Under SAR, 49.1% of the 216 coefficients are</w:t>
+        <w:t xml:space="preserve">(Fig. 6; Supplementary Table 16). Under SAR, 49.1% of the 216 coefficients are</w:t>
       </w:r>
       <w:r>
         <w:t xml:space="preserve"> </w:t>
@@ -4346,13 +4317,7 @@
         <w:t xml:space="preserve">R</w:t>
       </w:r>
       <w:r>
-        <w:t xml:space="preserve">² = 0.72–0.87 (Extended Data Fig. 24; Supplementary Tables 47b,</w:t>
-      </w:r>
-      <w:r>
-        <w:t xml:space="preserve"> </w:t>
-      </w:r>
-      <w:r>
-        <w:t xml:space="preserve">48). An unconstrained ordination therefore recovers the same gradients the</w:t>
+        <w:t xml:space="preserve">² = 0.72–0.87 (Extended Data Fig. 20; Supplementary Tables 17–18). An unconstrained ordination therefore recovers the same gradients the</w:t>
       </w:r>
       <w:r>
         <w:t xml:space="preserve"> </w:t>
@@ -4398,13 +4363,13 @@
         <w:t xml:space="preserve"> </w:t>
       </w:r>
       <w:r>
-        <w:t xml:space="preserve">(0.241), not birds–reptiles (0.588) (Fig. 7; Supplementary</w:t>
-      </w:r>
-      <w:r>
-        <w:t xml:space="preserve"> </w:t>
-      </w:r>
-      <w:r>
-        <w:t xml:space="preserve">Table 13). The conservation-relevant asymmetry is instead functional</w:t>
+        <w:t xml:space="preserve">(0.241), not birds–reptiles (0.588) (Fig. 7; Supplementary Table 19); cross-class correlation of functional</w:t>
+      </w:r>
+      <w:r>
+        <w:t xml:space="preserve"> </w:t>
+      </w:r>
+      <w:r>
+        <w:t xml:space="preserve">dispersion is likewise highest between the two endotherm classes (Extended Data Fig. 21). The conservation-relevant asymmetry is instead functional</w:t>
       </w:r>
       <w:r>
         <w:t xml:space="preserve"> </w:t>
@@ -4432,7 +4397,7 @@
         <w:t xml:space="preserve"> </w:t>
       </w:r>
       <w:r>
-        <w:t xml:space="preserve">in reptiles (Supplementary Table 20). In</w:t>
+        <w:t xml:space="preserve">in reptiles (Extended Data Fig. 22; Supplementary Table 20). In</w:t>
       </w:r>
       <w:r>
         <w:t xml:space="preserve"> </w:t>
@@ -4508,7 +4473,7 @@
         <w:t xml:space="preserve"> </w:t>
       </w:r>
       <w:r>
-        <w:t xml:space="preserve">(Supplementary Table 28). The ordering follows thermoregulatory mode: amphibian</w:t>
+        <w:t xml:space="preserve">(Extended Data Fig. 23; Supplementary Table 21). The ordering follows thermoregulatory mode: amphibian</w:t>
       </w:r>
       <w:r>
         <w:t xml:space="preserve"> </w:t>
@@ -4568,7 +4533,7 @@
         <w:t xml:space="preserve"> </w:t>
       </w:r>
       <w:r>
-        <w:t xml:space="preserve">(Supplementary Table 30). Consistent with this, only for mammals is assemblage</w:t>
+        <w:t xml:space="preserve">(Supplementary Table 22). Consistent with this, only for mammals is assemblage</w:t>
       </w:r>
       <w:r>
         <w:t xml:space="preserve"> </w:t>
@@ -4648,7 +4613,7 @@
         <w:t xml:space="preserve"> </w:t>
       </w:r>
       <w:r>
-        <w:t xml:space="preserve">of the same area reaches 50.7% and 48.0% (Fig. 8a,b; Supplementary Table 42).</w:t>
+        <w:t xml:space="preserve">of the same area reaches 50.7% and 48.0% (Fig. 8a,b; Supplementary Table 23).</w:t>
       </w:r>
       <w:r>
         <w:t xml:space="preserve"> </w:t>
@@ -4692,7 +4657,7 @@
         <w:t xml:space="preserve"> </w:t>
       </w:r>
       <w:r>
-        <w:t xml:space="preserve">versus 92.3%) (Supplementary Table 41). What matters at the 30% budget is</w:t>
+        <w:t xml:space="preserve">versus 92.3%) (Supplementary Table 24). What matters at the 30% budget is</w:t>
       </w:r>
       <w:r>
         <w:t xml:space="preserve"> </w:t>
@@ -4742,7 +4707,7 @@
         <w:t xml:space="preserve"> </w:t>
       </w:r>
       <w:r>
-        <w:t xml:space="preserve">(Fig. 8c; Supplementary Table 43). Slow-paced species are under-protected in</w:t>
+        <w:t xml:space="preserve">(Fig. 8c; Supplementary Table 25). Slow-paced species are under-protected in</w:t>
       </w:r>
       <w:r>
         <w:t xml:space="preserve"> </w:t>
@@ -4956,7 +4921,7 @@
         <w:t xml:space="preserve"> </w:t>
       </w:r>
       <w:r>
-        <w:t xml:space="preserve">(Extended Data Fig. 25; Supplementary Table 49). At the assemblage level the</w:t>
+        <w:t xml:space="preserve">(Extended Data Fig. 24; Supplementary Table 26). At the assemblage level the</w:t>
       </w:r>
       <w:r>
         <w:t xml:space="preserve"> </w:t>
@@ -5044,7 +5009,7 @@
         <w:t xml:space="preserve"> </w:t>
       </w:r>
       <w:r>
-        <w:t xml:space="preserve">(Supplementary Table 50). Reserves sit in remote cold high country, which is</w:t>
+        <w:t xml:space="preserve">(Supplementary Table 27). Reserves sit in remote cold high country, which is</w:t>
       </w:r>
       <w:r>
         <w:t xml:space="preserve"> </w:t>
@@ -5380,13 +5345,25 @@
         <w:t xml:space="preserve"> </w:t>
       </w:r>
       <w:r>
-        <w:t xml:space="preserve">temperature gradients at matched heterogeneity — is the experiment our result</w:t>
-      </w:r>
-      <w:r>
-        <w:t xml:space="preserve"> </w:t>
-      </w:r>
-      <w:r>
-        <w:t xml:space="preserve">sets up. Meanwhile the applied implication is not hostage to mechanism:</w:t>
+        <w:t xml:space="preserve">temperature gradients, contrasted by how much non-thermal variation accompanies</w:t>
+      </w:r>
+      <w:r>
+        <w:t xml:space="preserve"> </w:t>
+      </w:r>
+      <w:r>
+        <w:t xml:space="preserve">each — is the experiment our result sets up. Local coupling estimates, which</w:t>
+      </w:r>
+      <w:r>
+        <w:t xml:space="preserve"> </w:t>
+      </w:r>
+      <w:r>
+        <w:t xml:space="preserve">could in principle map where the asymmetry is strongest, are attenuated in</w:t>
+      </w:r>
+      <w:r>
+        <w:t xml:space="preserve"> </w:t>
+      </w:r>
+      <w:r>
+        <w:t xml:space="preserve">species-poor cells and are reported only as a diagnostic (Extended Data Fig. 25). Meanwhile the applied implication is not hostage to mechanism:</w:t>
       </w:r>
       <w:r>
         <w:t xml:space="preserve"> </w:t>
@@ -5901,13 +5878,7 @@
         <w:t xml:space="preserve"> </w:t>
       </w:r>
       <w:r>
-        <w:t xml:space="preserve">Supplementary</w:t>
-      </w:r>
-      <w:r>
-        <w:t xml:space="preserve"> </w:t>
-      </w:r>
-      <w:r>
-        <w:t xml:space="preserve">Table 36 gives observed fractions trait by trait; traits below 30% observed</w:t>
+        <w:t xml:space="preserve">Supplementary Table 4 gives observed fractions trait by trait; traits below 30% observed</w:t>
       </w:r>
       <w:r>
         <w:t xml:space="preserve"> </w:t>
@@ -6309,7 +6280,7 @@
         <w:t xml:space="preserve"> </w:t>
       </w:r>
       <w:r>
-        <w:t xml:space="preserve">class. Grey cells hold no species of that class.</w:t>
+        <w:t xml:space="preserve">class. Grey cells hold fewer than two species of that class; they are not absences.</w:t>
       </w:r>
     </w:p>
     <w:bookmarkEnd w:id="45"/>
@@ -6467,23 +6438,19 @@
         <w:t xml:space="preserve"> </w:t>
       </w:r>
       <w:r>
-        <w:t xml:space="preserve">one panel per class, with the Spearman correlation of the</w:t>
-      </w:r>
-      <w:r>
-        <w:t xml:space="preserve"> </w:t>
-      </w:r>
-      <w:r>
-        <w:rPr>
-          <w:i/>
-          <w:iCs/>
-        </w:rPr>
-        <w:t xml:space="preserve">residuals</w:t>
-      </w:r>
-      <w:r>
-        <w:t xml:space="preserve"> </w:t>
-      </w:r>
-      <w:r>
-        <w:t xml:space="preserve">against size shown.</w:t>
+        <w:t xml:space="preserve">one panel per class, with its raw Spearman correlation — strongly positive only in</w:t>
+      </w:r>
+      <w:r>
+        <w:t xml:space="preserve"> </w:t>
+      </w:r>
+      <w:r>
+        <w:t xml:space="preserve">reptiles (ρ = +0.67). The pace axis is the residual of this relationship, so it is</w:t>
+      </w:r>
+      <w:r>
+        <w:t xml:space="preserve"> </w:t>
+      </w:r>
+      <w:r>
+        <w:t xml:space="preserve">uncorrelated with size whatever the raw correlation.</w:t>
       </w:r>
     </w:p>
     <w:bookmarkEnd w:id="46"/>
@@ -6555,7 +6522,7 @@
         <w:t xml:space="preserve"> </w:t>
       </w:r>
       <w:r>
-        <w:t xml:space="preserve">from length (Extended Data Fig. 1). Because traits are standardised within class before the</w:t>
+        <w:t xml:space="preserve">from length (Extended Data Fig. 4). Because traits are standardised within class before the</w:t>
       </w:r>
       <w:r>
         <w:t xml:space="preserve"> </w:t>
@@ -6746,13 +6713,13 @@
       </w:r>
     </w:p>
     <w:bookmarkEnd w:id="48"/>
-    <w:bookmarkStart w:id="49" w:name="X237bab1f3d3721a9a02148c442013327d6e1b47"/>
+    <w:bookmarkStart w:id="49" w:name="X7806e1177b1962ed6838846918071773a3e99fb"/>
     <w:p>
       <w:pPr>
         <w:pStyle w:val="Heading3"/>
       </w:pPr>
       <w:r>
-        <w:t xml:space="preserve">Fig. 5 | Fourth-corner max test of trait–environment links</w:t>
+        <w:t xml:space="preserve">Fig. 5 | Endotherms and ectotherms differ in trait–environment coupling</w:t>
       </w:r>
     </w:p>
     <w:p>
@@ -6767,28 +6734,25 @@
         <w:t xml:space="preserve">a</w:t>
       </w:r>
       <w:r>
-        <w:t xml:space="preserve">, Signed fourth-corner statistic for every trait × predictor combination, by class. Dots</w:t>
-      </w:r>
-      <w:r>
-        <w:t xml:space="preserve"> </w:t>
-      </w:r>
-      <w:r>
-        <w:t xml:space="preserve">mark links that survive the max test (</w:t>
-      </w:r>
-      <w:r>
-        <w:rPr>
-          <w:rStyle w:val="VerbatimChar"/>
-        </w:rPr>
-        <w:t xml:space="preserve">modeltype = 6</w:t>
-      </w:r>
-      <w:r>
-        <w:t xml:space="preserve">, which permutes sites and species</w:t>
-      </w:r>
-      <w:r>
-        <w:t xml:space="preserve"> </w:t>
-      </w:r>
-      <w:r>
-        <w:t xml:space="preserve">independently and takes the larger of the two</w:t>
+        <w:t xml:space="preserve">, Coupling strength — the mean absolute standardised environmental effect — for each of</w:t>
+      </w:r>
+      <w:r>
+        <w:t xml:space="preserve"> </w:t>
+      </w:r>
+      <w:r>
+        <w:t xml:space="preserve">33 families that meet the inclusion thresholds (≥20 Chinese species and ≥100 occupied cells),</w:t>
+      </w:r>
+      <w:r>
+        <w:t xml:space="preserve"> </w:t>
+      </w:r>
+      <w:r>
+        <w:t xml:space="preserve">coloured by class, with boxes summarising the two thermoregulatory modes. Ectotherm families</w:t>
+      </w:r>
+      <w:r>
+        <w:t xml:space="preserve"> </w:t>
+      </w:r>
+      <w:r>
+        <w:t xml:space="preserve">are 1.72× more tightly coupled (Wilcoxon</w:t>
       </w:r>
       <w:r>
         <w:t xml:space="preserve"> </w:t>
@@ -6804,23 +6768,7 @@
         <w:t xml:space="preserve"> </w:t>
       </w:r>
       <w:r>
-        <w:t xml:space="preserve">values) at BH-adjusted</w:t>
-      </w:r>
-      <w:r>
-        <w:t xml:space="preserve"> </w:t>
-      </w:r>
-      <w:r>
-        <w:rPr>
-          <w:i/>
-          <w:iCs/>
-        </w:rPr>
-        <w:t xml:space="preserve">P</w:t>
-      </w:r>
-      <w:r>
-        <w:t xml:space="preserve"> </w:t>
-      </w:r>
-      <w:r>
-        <w:t xml:space="preserve">&lt; 0.05.</w:t>
+        <w:t xml:space="preserve">= 0.019).</w:t>
       </w:r>
       <w:r>
         <w:t xml:space="preserve"> </w:t>
@@ -6833,31 +6781,31 @@
         <w:t xml:space="preserve">b</w:t>
       </w:r>
       <w:r>
-        <w:t xml:space="preserve">, Percentage of tests declared significant by naive community-weighted-mean regression</w:t>
-      </w:r>
-      <w:r>
-        <w:t xml:space="preserve"> </w:t>
-      </w:r>
-      <w:r>
-        <w:t xml:space="preserve">against the max test. The naive test inflates significance because all sites share a single</w:t>
-      </w:r>
-      <w:r>
-        <w:t xml:space="preserve"> </w:t>
-      </w:r>
-      <w:r>
-        <w:t xml:space="preserve">trait vector, so residuals are not independent: 88.9–98.1% of links are called significant</w:t>
-      </w:r>
-      <w:r>
-        <w:t xml:space="preserve"> </w:t>
-      </w:r>
-      <w:r>
-        <w:t xml:space="preserve">naively against 53.7–75.9% under the valid test, an inflation of 1.27× (birds), 1.36×</w:t>
-      </w:r>
-      <w:r>
-        <w:t xml:space="preserve"> </w:t>
-      </w:r>
-      <w:r>
-        <w:t xml:space="preserve">(mammals), 1.55× (amphibians) and 1.72× (reptiles) — worst in the ectotherm classes.</w:t>
+        <w:t xml:space="preserve">, The same contrast resolved by</w:t>
+      </w:r>
+      <w:r>
+        <w:t xml:space="preserve"> </w:t>
+      </w:r>
+      <w:r>
+        <w:t xml:space="preserve">environmental axis. Ectotherm families have the higher mean coupling on all five</w:t>
+      </w:r>
+      <w:r>
+        <w:t xml:space="preserve"> </w:t>
+      </w:r>
+      <w:r>
+        <w:t xml:space="preserve">axes, by the smallest margin for water availability, where the two medians are</w:t>
+      </w:r>
+      <w:r>
+        <w:t xml:space="preserve"> </w:t>
+      </w:r>
+      <w:r>
+        <w:t xml:space="preserve">similar. Greyscale distinguishes the</w:t>
+      </w:r>
+      <w:r>
+        <w:t xml:space="preserve"> </w:t>
+      </w:r>
+      <w:r>
+        <w:t xml:space="preserve">thermoregulatory modes so that no colour means both a class and a mode within this figure.</w:t>
       </w:r>
       <w:r>
         <w:t xml:space="preserve"> </w:t>
@@ -6870,29 +6818,81 @@
         <w:t xml:space="preserve">c</w:t>
       </w:r>
       <w:r>
-        <w:t xml:space="preserve">, Links surviving the max test per predictor, separated into single traits and composite</w:t>
-      </w:r>
-      <w:r>
-        <w:t xml:space="preserve"> </w:t>
-      </w:r>
-      <w:r>
-        <w:t xml:space="preserve">axes and expressed as proportions because the two have different denominators (24 tests per</w:t>
-      </w:r>
-      <w:r>
-        <w:t xml:space="preserve"> </w:t>
-      </w:r>
-      <w:r>
-        <w:t xml:space="preserve">trait bar, 12 per axis bar).</w:t>
+        <w:t xml:space="preserve">, Family-level effect of thermal energy on the community-weighted mean of body mass</w:t>
+      </w:r>
+      <w:r>
+        <w:t xml:space="preserve"> </w:t>
+      </w:r>
+      <w:r>
+        <w:t xml:space="preserve">(point estimate ± 95% CI), the single strongest contrast. Body mass is used for all four</w:t>
+      </w:r>
+      <w:r>
+        <w:t xml:space="preserve"> </w:t>
+      </w:r>
+      <w:r>
+        <w:t xml:space="preserve">classes here so that the cross-class comparison concerns one named quantity; substituting</w:t>
+      </w:r>
+      <w:r>
+        <w:t xml:space="preserve"> </w:t>
+      </w:r>
+      <w:r>
+        <w:t xml:space="preserve">length for mass in amphibians — the only class where mass is mostly inferred — moves the</w:t>
+      </w:r>
+      <w:r>
+        <w:t xml:space="preserve"> </w:t>
+      </w:r>
+      <w:r>
+        <w:t xml:space="preserve">overall ratio from 1.72 to 1.67 and the thermal ratio from 1.79 to 1.77 (Supplementary Table 7).</w:t>
+      </w:r>
+    </w:p>
+    <w:p>
+      <w:pPr>
+        <w:pStyle w:val="BodyText"/>
+      </w:pPr>
+      <w:r>
+        <w:rPr>
+          <w:i/>
+          <w:iCs/>
+        </w:rPr>
+        <w:t xml:space="preserve">Families are the replicate unit because classes provide only two replicates per</w:t>
+      </w:r>
+      <w:r>
+        <w:rPr>
+          <w:i/>
+          <w:iCs/>
+        </w:rPr>
+        <w:t xml:space="preserve"> </w:t>
+      </w:r>
+      <w:r>
+        <w:rPr>
+          <w:i/>
+          <w:iCs/>
+        </w:rPr>
+        <w:t xml:space="preserve">thermoregulatory mode and grid cells are pseudoreplicated. Estimates come from</w:t>
+      </w:r>
+      <w:r>
+        <w:rPr>
+          <w:i/>
+          <w:iCs/>
+        </w:rPr>
+        <w:t xml:space="preserve"> </w:t>
+      </w:r>
+      <w:r>
+        <w:rPr>
+          <w:i/>
+          <w:iCs/>
+        </w:rPr>
+        <w:t xml:space="preserve">family-specific spatial autoregressive error models on the 50-km grid.</w:t>
       </w:r>
     </w:p>
     <w:bookmarkEnd w:id="49"/>
-    <w:bookmarkStart w:id="50" w:name="Xe44754630882498a06de9e17f13b3d6d12e3558"/>
+    <w:bookmarkStart w:id="50" w:name="X4f0efc32b458e4d7636ddcee2bdb8f033663a77"/>
     <w:p>
       <w:pPr>
         <w:pStyle w:val="Heading3"/>
       </w:pPr>
       <w:r>
-        <w:t xml:space="preserve">Fig. 6 | Endotherms and ectotherms differ in trait–environment coupling</w:t>
+        <w:t xml:space="preserve">Fig. 6 | Fourth-corner max test of trait–environment links</w:t>
       </w:r>
     </w:p>
     <w:p>
@@ -6907,25 +6907,28 @@
         <w:t xml:space="preserve">a</w:t>
       </w:r>
       <w:r>
-        <w:t xml:space="preserve">, Coupling strength — the mean absolute standardised environmental effect — for each of</w:t>
-      </w:r>
-      <w:r>
-        <w:t xml:space="preserve"> </w:t>
-      </w:r>
-      <w:r>
-        <w:t xml:space="preserve">33 families that meet the inclusion thresholds (≥20 Chinese species and ≥100 occupied cells),</w:t>
-      </w:r>
-      <w:r>
-        <w:t xml:space="preserve"> </w:t>
-      </w:r>
-      <w:r>
-        <w:t xml:space="preserve">coloured by class, with boxes summarising the two thermoregulatory modes. Ectotherm families</w:t>
-      </w:r>
-      <w:r>
-        <w:t xml:space="preserve"> </w:t>
-      </w:r>
-      <w:r>
-        <w:t xml:space="preserve">are 1.72× more tightly coupled (Wilcoxon</w:t>
+        <w:t xml:space="preserve">, Signed fourth-corner statistic for every trait × predictor combination, by class. Dots</w:t>
+      </w:r>
+      <w:r>
+        <w:t xml:space="preserve"> </w:t>
+      </w:r>
+      <w:r>
+        <w:t xml:space="preserve">mark links that survive the max test (</w:t>
+      </w:r>
+      <w:r>
+        <w:rPr>
+          <w:rStyle w:val="VerbatimChar"/>
+        </w:rPr>
+        <w:t xml:space="preserve">modeltype = 6</w:t>
+      </w:r>
+      <w:r>
+        <w:t xml:space="preserve">, which permutes sites and species</w:t>
+      </w:r>
+      <w:r>
+        <w:t xml:space="preserve"> </w:t>
+      </w:r>
+      <w:r>
+        <w:t xml:space="preserve">independently and takes the larger of the two</w:t>
       </w:r>
       <w:r>
         <w:t xml:space="preserve"> </w:t>
@@ -6941,7 +6944,23 @@
         <w:t xml:space="preserve"> </w:t>
       </w:r>
       <w:r>
-        <w:t xml:space="preserve">= 0.019).</w:t>
+        <w:t xml:space="preserve">values) at BH-adjusted</w:t>
+      </w:r>
+      <w:r>
+        <w:t xml:space="preserve"> </w:t>
+      </w:r>
+      <w:r>
+        <w:rPr>
+          <w:i/>
+          <w:iCs/>
+        </w:rPr>
+        <w:t xml:space="preserve">P</w:t>
+      </w:r>
+      <w:r>
+        <w:t xml:space="preserve"> </w:t>
+      </w:r>
+      <w:r>
+        <w:t xml:space="preserve">&lt; 0.05.</w:t>
       </w:r>
       <w:r>
         <w:t xml:space="preserve"> </w:t>
@@ -6954,19 +6973,31 @@
         <w:t xml:space="preserve">b</w:t>
       </w:r>
       <w:r>
-        <w:t xml:space="preserve">, The same contrast resolved by</w:t>
-      </w:r>
-      <w:r>
-        <w:t xml:space="preserve"> </w:t>
-      </w:r>
-      <w:r>
-        <w:t xml:space="preserve">environmental axis; ectotherms exceed endotherms on every axis. Greyscale distinguishes the</w:t>
-      </w:r>
-      <w:r>
-        <w:t xml:space="preserve"> </w:t>
-      </w:r>
-      <w:r>
-        <w:t xml:space="preserve">thermoregulatory modes so that no colour means both a class and a mode within this figure.</w:t>
+        <w:t xml:space="preserve">, Percentage of tests declared significant by naive community-weighted-mean regression</w:t>
+      </w:r>
+      <w:r>
+        <w:t xml:space="preserve"> </w:t>
+      </w:r>
+      <w:r>
+        <w:t xml:space="preserve">against the max test. The naive test inflates significance because all sites share a single</w:t>
+      </w:r>
+      <w:r>
+        <w:t xml:space="preserve"> </w:t>
+      </w:r>
+      <w:r>
+        <w:t xml:space="preserve">trait vector, so residuals are not independent: 88.9–98.1% of links are called significant</w:t>
+      </w:r>
+      <w:r>
+        <w:t xml:space="preserve"> </w:t>
+      </w:r>
+      <w:r>
+        <w:t xml:space="preserve">naively against 53.7–75.9% under the valid test, an inflation of 1.27× (birds), 1.36×</w:t>
+      </w:r>
+      <w:r>
+        <w:t xml:space="preserve"> </w:t>
+      </w:r>
+      <w:r>
+        <w:t xml:space="preserve">(mammals), 1.55× (amphibians) and 1.72× (reptiles) — worst in the ectotherm classes.</w:t>
       </w:r>
       <w:r>
         <w:t xml:space="preserve"> </w:t>
@@ -6979,77 +7010,19 @@
         <w:t xml:space="preserve">c</w:t>
       </w:r>
       <w:r>
-        <w:t xml:space="preserve">, Family-level effect of thermal energy on the community-weighted mean of body mass</w:t>
-      </w:r>
-      <w:r>
-        <w:t xml:space="preserve"> </w:t>
-      </w:r>
-      <w:r>
-        <w:t xml:space="preserve">(point estimate ± 95% CI), the single strongest contrast. Body mass is used for all four</w:t>
-      </w:r>
-      <w:r>
-        <w:t xml:space="preserve"> </w:t>
-      </w:r>
-      <w:r>
-        <w:t xml:space="preserve">classes here so that the cross-class comparison concerns one named quantity; substituting</w:t>
-      </w:r>
-      <w:r>
-        <w:t xml:space="preserve"> </w:t>
-      </w:r>
-      <w:r>
-        <w:t xml:space="preserve">length for mass in amphibians — the only class where mass is mostly inferred — moves the</w:t>
-      </w:r>
-      <w:r>
-        <w:t xml:space="preserve"> </w:t>
-      </w:r>
-      <w:r>
-        <w:t xml:space="preserve">overall ratio from 1.72 to 1.67 and the thermal ratio from 1.79 to 1.77 (Supplementary</w:t>
-      </w:r>
-      <w:r>
-        <w:t xml:space="preserve"> </w:t>
-      </w:r>
-      <w:r>
-        <w:t xml:space="preserve">Table 19).</w:t>
-      </w:r>
-    </w:p>
-    <w:p>
-      <w:pPr>
-        <w:pStyle w:val="BodyText"/>
-      </w:pPr>
-      <w:r>
-        <w:rPr>
-          <w:i/>
-          <w:iCs/>
-        </w:rPr>
-        <w:t xml:space="preserve">Families are the replicate unit because classes provide only two replicates per</w:t>
-      </w:r>
-      <w:r>
-        <w:rPr>
-          <w:i/>
-          <w:iCs/>
-        </w:rPr>
-        <w:t xml:space="preserve"> </w:t>
-      </w:r>
-      <w:r>
-        <w:rPr>
-          <w:i/>
-          <w:iCs/>
-        </w:rPr>
-        <w:t xml:space="preserve">thermoregulatory mode and grid cells are pseudoreplicated. Estimates come from</w:t>
-      </w:r>
-      <w:r>
-        <w:rPr>
-          <w:i/>
-          <w:iCs/>
-        </w:rPr>
-        <w:t xml:space="preserve"> </w:t>
-      </w:r>
-      <w:r>
-        <w:rPr>
-          <w:i/>
-          <w:iCs/>
-        </w:rPr>
-        <w:t xml:space="preserve">family-specific spatial autoregressive error models on the 50-km grid.</w:t>
+        <w:t xml:space="preserve">, Links surviving the max test per predictor, separated into single traits and composite</w:t>
+      </w:r>
+      <w:r>
+        <w:t xml:space="preserve"> </w:t>
+      </w:r>
+      <w:r>
+        <w:t xml:space="preserve">axes and expressed as proportions because the two have different denominators (24 tests per</w:t>
+      </w:r>
+      <w:r>
+        <w:t xml:space="preserve"> </w:t>
+      </w:r>
+      <w:r>
+        <w:t xml:space="preserve">trait bar, 12 per axis bar).</w:t>
       </w:r>
     </w:p>
     <w:bookmarkEnd w:id="50"/>
@@ -7192,13 +7165,25 @@
         <w:t xml:space="preserve"> </w:t>
       </w:r>
       <w:r>
-        <w:t xml:space="preserve">each region an interpretable trait signature. Amphibians are omitted because too few cells</w:t>
-      </w:r>
-      <w:r>
-        <w:t xml:space="preserve"> </w:t>
-      </w:r>
-      <w:r>
-        <w:t xml:space="preserve">pass the five-species threshold for a stable partition (Fig. 3).</w:t>
+        <w:t xml:space="preserve">each region an interpretable trait signature. Amphibians are omitted: two of the six traits in</w:t>
+      </w:r>
+      <w:r>
+        <w:t xml:space="preserve"> </w:t>
+      </w:r>
+      <w:r>
+        <w:t xml:space="preserve">the profile, body mass and nocturnality, are observed for only 8% and 11% of</w:t>
+      </w:r>
+      <w:r>
+        <w:t xml:space="preserve"> </w:t>
+      </w:r>
+      <w:r>
+        <w:t xml:space="preserve">amphibian species (Supplementary Table 28), so an amphibian partition would</w:t>
+      </w:r>
+      <w:r>
+        <w:t xml:space="preserve"> </w:t>
+      </w:r>
+      <w:r>
+        <w:t xml:space="preserve">largely reflect imputed values.</w:t>
       </w:r>
     </w:p>
     <w:bookmarkEnd w:id="51"/>
@@ -7317,7 +7302,19 @@
         <w:t xml:space="preserve"> </w:t>
       </w:r>
       <w:r>
-        <w:t xml:space="preserve">(+0.283) and reptiles (−0.308); slow pace and broad niche are under-protected consistently.</w:t>
+        <w:t xml:space="preserve">(+0.283) and reptiles (−0.308). Slow pace is under-protected in mammals and</w:t>
+      </w:r>
+      <w:r>
+        <w:t xml:space="preserve"> </w:t>
+      </w:r>
+      <w:r>
+        <w:t xml:space="preserve">amphibians; broad niches are under-protected in mammals and amphibians but better</w:t>
+      </w:r>
+      <w:r>
+        <w:t xml:space="preserve"> </w:t>
+      </w:r>
+      <w:r>
+        <w:t xml:space="preserve">protected in reptiles (+0.211).</w:t>
       </w:r>
       <w:r>
         <w:t xml:space="preserve"> </w:t>
@@ -7420,72 +7417,29 @@
           <w:b/>
           <w:bCs/>
         </w:rPr>
-        <w:t xml:space="preserve">ED 1 | Trait coverage and imputation.</w:t>
-      </w:r>
-      <w:r>
-        <w:t xml:space="preserve"> </w:t>
+        <w:t xml:space="preserve">ED 1 | Data-driven trait axes retained as a check on the</w:t>
       </w:r>
       <w:r>
         <w:rPr>
           <w:b/>
           <w:bCs/>
         </w:rPr>
-        <w:t xml:space="preserve">a</w:t>
-      </w:r>
-      <w:r>
-        <w:t xml:space="preserve">, Observed coverage of each core and extended</w:t>
-      </w:r>
-      <w:r>
-        <w:t xml:space="preserve"> </w:t>
-      </w:r>
-      <w:r>
-        <w:t xml:space="preserve">trait before imputation.</w:t>
-      </w:r>
-      <w:r>
         <w:t xml:space="preserve"> </w:t>
       </w:r>
       <w:r>
         <w:rPr>
           <w:b/>
           <w:bCs/>
-        </w:rPr>
-        <w:t xml:space="preserve">b</w:t>
-      </w:r>
-      <w:r>
-        <w:t xml:space="preserve">, Assignment of traits to the core set (complete in all four</w:t>
-      </w:r>
-      <w:r>
-        <w:t xml:space="preserve"> </w:t>
-      </w:r>
-      <w:r>
-        <w:t xml:space="preserve">classes), the extended set (birds, mammals and reptiles only) and the excluded set</w:t>
-      </w:r>
-      <w:r>
-        <w:t xml:space="preserve"> </w:t>
-      </w:r>
-      <w:r>
-        <w:t xml:space="preserve">(data-deficient).</w:t>
-      </w:r>
-      <w:r>
-        <w:t xml:space="preserve"> </w:t>
+          <w:i/>
+          <w:iCs/>
+        </w:rPr>
+        <w:t xml:space="preserve">a priori</w:t>
       </w:r>
       <w:r>
         <w:rPr>
           <w:b/>
           <w:bCs/>
         </w:rPr>
-        <w:t xml:space="preserve">c</w:t>
-      </w:r>
-      <w:r>
-        <w:t xml:space="preserve">, Values already imputed upstream by TetrapodTraits, using the flags</w:t>
-      </w:r>
-      <w:r>
-        <w:t xml:space="preserve"> </w:t>
-      </w:r>
-      <w:r>
-        <w:t xml:space="preserve">supplied there — including the 74.7% of amphibian body masses derived allometrically.</w:t>
-      </w:r>
-      <w:r>
         <w:t xml:space="preserve"> </w:t>
       </w:r>
       <w:r>
@@ -7493,16 +7447,38 @@
           <w:b/>
           <w:bCs/>
         </w:rPr>
-        <w:t xml:space="preserve">d</w:t>
-      </w:r>
-      <w:r>
-        <w:t xml:space="preserve">, Out-of-bag error of the missForest imputation, which included the ten leading</w:t>
-      </w:r>
-      <w:r>
-        <w:t xml:space="preserve"> </w:t>
-      </w:r>
-      <w:r>
-        <w:t xml:space="preserve">phylogenetic eigenvectors as predictors.</w:t>
+        <w:t xml:space="preserve">axes.</w:t>
+      </w:r>
+      <w:r>
+        <w:t xml:space="preserve"> </w:t>
+      </w:r>
+      <w:r>
+        <w:t xml:space="preserve">Free</w:t>
+      </w:r>
+      <w:r>
+        <w:t xml:space="preserve"> </w:t>
+      </w:r>
+      <w:r>
+        <w:t xml:space="preserve">within-class principal components, shown to document how far the leading data-driven axis</w:t>
+      </w:r>
+      <w:r>
+        <w:t xml:space="preserve"> </w:t>
+      </w:r>
+      <w:r>
+        <w:t xml:space="preserve">differs in meaning between classes, which is the reason the main analysis fixes the axes</w:t>
+      </w:r>
+      <w:r>
+        <w:t xml:space="preserve"> </w:t>
+      </w:r>
+      <w:r>
+        <w:rPr>
+          <w:i/>
+          <w:iCs/>
+        </w:rPr>
+        <w:t xml:space="preserve">a priori</w:t>
+      </w:r>
+      <w:r>
+        <w:t xml:space="preserve">.</w:t>
       </w:r>
     </w:p>
     <w:p>
@@ -7514,25 +7490,31 @@
           <w:b/>
           <w:bCs/>
         </w:rPr>
-        <w:t xml:space="preserve">ED 2 | Trait space and its principal coordinates.</w:t>
-      </w:r>
-      <w:r>
-        <w:t xml:space="preserve"> </w:t>
-      </w:r>
-      <w:r>
-        <w:t xml:space="preserve">Principal-coordinate ordination of the</w:t>
-      </w:r>
-      <w:r>
-        <w:t xml:space="preserve"> </w:t>
-      </w:r>
-      <w:r>
-        <w:t xml:space="preserve">Gower distance among the core traits, one panel per class. Arrows are trait–axis correlations;</w:t>
-      </w:r>
-      <w:r>
-        <w:t xml:space="preserve"> </w:t>
-      </w:r>
-      <w:r>
-        <w:t xml:space="preserve">percentages are variance explained.</w:t>
+        <w:t xml:space="preserve">ED 2 | Occurrence records versus expert range maps.</w:t>
+      </w:r>
+      <w:r>
+        <w:t xml:space="preserve"> </w:t>
+      </w:r>
+      <w:r>
+        <w:t xml:space="preserve">Chao sample coverage per cell from</w:t>
+      </w:r>
+      <w:r>
+        <w:t xml:space="preserve"> </w:t>
+      </w:r>
+      <w:r>
+        <w:t xml:space="preserve">GBIF/eBird records; richness from occurrences against richness from range maps; and the</w:t>
+      </w:r>
+      <w:r>
+        <w:t xml:space="preserve"> </w:t>
+      </w:r>
+      <w:r>
+        <w:t xml:space="preserve">standardised effect of human pressure on assemblage metrics fitted to range-map assemblages,</w:t>
+      </w:r>
+      <w:r>
+        <w:t xml:space="preserve"> </w:t>
+      </w:r>
+      <w:r>
+        <w:t xml:space="preserve">occurrence assemblages, and occurrence assemblages with coverage as a covariate.</w:t>
       </w:r>
     </w:p>
     <w:p>
@@ -7544,31 +7526,31 @@
           <w:b/>
           <w:bCs/>
         </w:rPr>
-        <w:t xml:space="preserve">ED 3 | Environmental predictors and their axes.</w:t>
-      </w:r>
-      <w:r>
-        <w:t xml:space="preserve"> </w:t>
-      </w:r>
-      <w:r>
-        <w:t xml:space="preserve">Loadings of individual variables on each</w:t>
-      </w:r>
-      <w:r>
-        <w:t xml:space="preserve"> </w:t>
-      </w:r>
-      <w:r>
-        <w:t xml:space="preserve">ecological axis, the spatial pattern of each axis on the 50-km grid, and the correlations</w:t>
-      </w:r>
-      <w:r>
-        <w:t xml:space="preserve"> </w:t>
-      </w:r>
-      <w:r>
-        <w:t xml:space="preserve">among axes confirming that axis construction removed the collinearity present among the raw</w:t>
-      </w:r>
-      <w:r>
-        <w:t xml:space="preserve"> </w:t>
-      </w:r>
-      <w:r>
-        <w:t xml:space="preserve">variables.</w:t>
+        <w:t xml:space="preserve">ED 3 | Occurrence-based assemblages for all four classes.</w:t>
+      </w:r>
+      <w:r>
+        <w:t xml:space="preserve"> </w:t>
+      </w:r>
+      <w:r>
+        <w:t xml:space="preserve">Chao coverage per class, and</w:t>
+      </w:r>
+      <w:r>
+        <w:t xml:space="preserve"> </w:t>
+      </w:r>
+      <w:r>
+        <w:t xml:space="preserve">the human-pressure effect under four settings, including the decisive</w:t>
+      </w:r>
+      <w:r>
+        <w:t xml:space="preserve"> </w:t>
+      </w:r>
+      <w:r>
+        <w:t xml:space="preserve">“range map, same cells”</w:t>
+      </w:r>
+      <w:r>
+        <w:t xml:space="preserve"> </w:t>
+      </w:r>
+      <w:r>
+        <w:t xml:space="preserve">control that separates a data-source effect from a cell-selection effect.</w:t>
       </w:r>
     </w:p>
     <w:p>
@@ -7580,245 +7562,89 @@
           <w:b/>
           <w:bCs/>
         </w:rPr>
-        <w:t xml:space="preserve">ED 4 | Spatial model diagnostics.</w:t>
-      </w:r>
-      <w:r>
-        <w:t xml:space="preserve"> </w:t>
-      </w:r>
-      <w:r>
-        <w:t xml:space="preserve">Moran’s</w:t>
-      </w:r>
-      <w:r>
-        <w:t xml:space="preserve"> </w:t>
-      </w:r>
-      <w:r>
-        <w:rPr>
-          <w:i/>
-          <w:iCs/>
-        </w:rPr>
-        <w:t xml:space="preserve">I</w:t>
-      </w:r>
-      <w:r>
-        <w:t xml:space="preserve"> </w:t>
-      </w:r>
-      <w:r>
-        <w:t xml:space="preserve">of ordinary-least-squares residuals (up to</w:t>
-      </w:r>
-      <w:r>
-        <w:t xml:space="preserve"> </w:t>
-      </w:r>
-      <w:r>
-        <w:t xml:space="preserve">0.69, significant in every model, which is why spatial models are required); the fitted</w:t>
-      </w:r>
-      <w:r>
-        <w:t xml:space="preserve"> </w:t>
-      </w:r>
-      <w:r>
-        <w:t xml:space="preserve">autoregressive parameter λ; and the AIC improvement over ordinary least squares. Residual</w:t>
-      </w:r>
-      <w:r>
-        <w:t xml:space="preserve"> </w:t>
-      </w:r>
-      <w:r>
-        <w:t xml:space="preserve">Moran’s</w:t>
-      </w:r>
-      <w:r>
-        <w:t xml:space="preserve"> </w:t>
-      </w:r>
-      <w:r>
-        <w:rPr>
-          <w:i/>
-          <w:iCs/>
-        </w:rPr>
-        <w:t xml:space="preserve">I</w:t>
-      </w:r>
-      <w:r>
-        <w:t xml:space="preserve"> </w:t>
-      </w:r>
-      <w:r>
-        <w:t xml:space="preserve">after correction falls to −0.055 to 0.016.</w:t>
-      </w:r>
-    </w:p>
-    <w:p>
-      <w:pPr>
-        <w:pStyle w:val="BodyText"/>
-      </w:pPr>
+        <w:t xml:space="preserve">ED 4 | Trait coverage and imputation.</w:t>
+      </w:r>
+      <w:r>
+        <w:t xml:space="preserve"> </w:t>
+      </w:r>
       <w:r>
         <w:rPr>
           <w:b/>
           <w:bCs/>
         </w:rPr>
-        <w:t xml:space="preserve">ED 5 | Full trait-by-predictor effect matrix.</w:t>
-      </w:r>
-      <w:r>
-        <w:t xml:space="preserve"> </w:t>
-      </w:r>
-      <w:r>
-        <w:t xml:space="preserve">Standardised effects of every predictor on</w:t>
-      </w:r>
-      <w:r>
-        <w:t xml:space="preserve"> </w:t>
-      </w:r>
-      <w:r>
-        <w:t xml:space="preserve">every moment (mean, variance, skewness, kurtosis) of every analysed trait, by class. Dots mark</w:t>
-      </w:r>
-      <w:r>
-        <w:t xml:space="preserve"> </w:t>
-      </w:r>
-      <w:r>
-        <w:t xml:space="preserve">BH-adjusted</w:t>
-      </w:r>
-      <w:r>
-        <w:t xml:space="preserve"> </w:t>
-      </w:r>
-      <w:r>
-        <w:rPr>
-          <w:i/>
-          <w:iCs/>
-        </w:rPr>
-        <w:t xml:space="preserve">P</w:t>
-      </w:r>
-      <w:r>
-        <w:t xml:space="preserve"> </w:t>
-      </w:r>
-      <w:r>
-        <w:t xml:space="preserve">&lt; 0.05.</w:t>
-      </w:r>
-    </w:p>
-    <w:p>
-      <w:pPr>
-        <w:pStyle w:val="BodyText"/>
-      </w:pPr>
+        <w:t xml:space="preserve">a</w:t>
+      </w:r>
+      <w:r>
+        <w:t xml:space="preserve">, Observed coverage of each core and extended</w:t>
+      </w:r>
+      <w:r>
+        <w:t xml:space="preserve"> </w:t>
+      </w:r>
+      <w:r>
+        <w:t xml:space="preserve">trait before imputation.</w:t>
+      </w:r>
+      <w:r>
+        <w:t xml:space="preserve"> </w:t>
+      </w:r>
       <w:r>
         <w:rPr>
           <w:b/>
           <w:bCs/>
         </w:rPr>
-        <w:t xml:space="preserve">ED 6 | Type I error inflation of naive CWM regression.</w:t>
-      </w:r>
-      <w:r>
-        <w:t xml:space="preserve"> </w:t>
-      </w:r>
-      <w:r>
-        <w:t xml:space="preserve">Fourth-corner statistics by class;</w:t>
-      </w:r>
-      <w:r>
-        <w:t xml:space="preserve"> </w:t>
-      </w:r>
-      <w:r>
-        <w:t xml:space="preserve">naive against max-test</w:t>
-      </w:r>
-      <w:r>
-        <w:t xml:space="preserve"> </w:t>
-      </w:r>
-      <w:r>
-        <w:rPr>
-          <w:i/>
-          <w:iCs/>
-        </w:rPr>
-        <w:t xml:space="preserve">P</w:t>
-      </w:r>
-      <w:r>
-        <w:t xml:space="preserve"> </w:t>
-      </w:r>
-      <w:r>
-        <w:t xml:space="preserve">values, where points in the lower-right quadrant are links the</w:t>
-      </w:r>
-      <w:r>
-        <w:t xml:space="preserve"> </w:t>
-      </w:r>
-      <w:r>
-        <w:t xml:space="preserve">naive test calls significant and the valid test does not; and the resulting inflation ratio.</w:t>
-      </w:r>
-    </w:p>
-    <w:p>
-      <w:pPr>
-        <w:pStyle w:val="BodyText"/>
-      </w:pPr>
+        <w:t xml:space="preserve">b</w:t>
+      </w:r>
+      <w:r>
+        <w:t xml:space="preserve">, Assignment of traits to the core set (complete in all four</w:t>
+      </w:r>
+      <w:r>
+        <w:t xml:space="preserve"> </w:t>
+      </w:r>
+      <w:r>
+        <w:t xml:space="preserve">classes), the extended set (birds, mammals and reptiles only) and the excluded set</w:t>
+      </w:r>
+      <w:r>
+        <w:t xml:space="preserve"> </w:t>
+      </w:r>
+      <w:r>
+        <w:t xml:space="preserve">(data-deficient).</w:t>
+      </w:r>
+      <w:r>
+        <w:t xml:space="preserve"> </w:t>
+      </w:r>
       <w:r>
         <w:rPr>
           <w:b/>
           <w:bCs/>
         </w:rPr>
-        <w:t xml:space="preserve">ED 7 | Robustness to grain: 100 km results.</w:t>
-      </w:r>
-      <w:r>
-        <w:t xml:space="preserve"> </w:t>
-      </w:r>
-      <w:r>
-        <w:t xml:space="preserve">The main assemblage results replicated on the</w:t>
-      </w:r>
-      <w:r>
-        <w:t xml:space="preserve"> </w:t>
-      </w:r>
-      <w:r>
-        <w:t xml:space="preserve">100-km grid, with a cell-wise comparison between grains exploiting the exact nesting of the</w:t>
-      </w:r>
-      <w:r>
-        <w:t xml:space="preserve"> </w:t>
-      </w:r>
-      <w:r>
-        <w:t xml:space="preserve">50-km grid within the 100-km grid.</w:t>
-      </w:r>
-    </w:p>
-    <w:p>
-      <w:pPr>
-        <w:pStyle w:val="BodyText"/>
-      </w:pPr>
+        <w:t xml:space="preserve">c</w:t>
+      </w:r>
+      <w:r>
+        <w:t xml:space="preserve">, Values already imputed upstream by TetrapodTraits, using the flags</w:t>
+      </w:r>
+      <w:r>
+        <w:t xml:space="preserve"> </w:t>
+      </w:r>
+      <w:r>
+        <w:t xml:space="preserve">supplied there — including the 74.7% of amphibian body masses derived allometrically.</w:t>
+      </w:r>
+      <w:r>
+        <w:t xml:space="preserve"> </w:t>
+      </w:r>
       <w:r>
         <w:rPr>
           <w:b/>
           <w:bCs/>
         </w:rPr>
-        <w:t xml:space="preserve">ED 8 | Null-model behaviour under occupancy weighting.</w:t>
-      </w:r>
-      <w:r>
-        <w:t xml:space="preserve"> </w:t>
-      </w:r>
-      <w:r>
-        <w:t xml:space="preserve">Standardised effect size against</w:t>
-      </w:r>
-      <w:r>
-        <w:t xml:space="preserve"> </w:t>
-      </w:r>
-      <w:r>
-        <w:t xml:space="preserve">species richness — a flat relationship indicates the richness-constrained null has removed</w:t>
-      </w:r>
-      <w:r>
-        <w:t xml:space="preserve"> </w:t>
-      </w:r>
-      <w:r>
-        <w:t xml:space="preserve">the metric’s mechanical dependence on richness — with observed values for comparison. Species</w:t>
-      </w:r>
-      <w:r>
-        <w:t xml:space="preserve"> </w:t>
-      </w:r>
-      <w:r>
-        <w:t xml:space="preserve">are drawn with probability proportional to occupancy rather than equiprobably; the</w:t>
-      </w:r>
-      <w:r>
-        <w:t xml:space="preserve"> </w:t>
-      </w:r>
-      <w:r>
-        <w:t xml:space="preserve">equiprobable null treats narrow endemics and widespread species as exchangeable and</w:t>
-      </w:r>
-      <w:r>
-        <w:t xml:space="preserve"> </w:t>
-      </w:r>
-      <w:r>
-        <w:t xml:space="preserve">manufactures apparent trait clustering in endemic-rich taxa. Moving to occupancy weighting</w:t>
-      </w:r>
-      <w:r>
-        <w:t xml:space="preserve"> </w:t>
-      </w:r>
-      <w:r>
-        <w:t xml:space="preserve">changed the amphibian standardised effect from +1.70 to +0.08 and removed an apparent</w:t>
-      </w:r>
-      <w:r>
-        <w:t xml:space="preserve"> </w:t>
-      </w:r>
-      <w:r>
-        <w:t xml:space="preserve">over-dispersion signal.</w:t>
+        <w:t xml:space="preserve">d</w:t>
+      </w:r>
+      <w:r>
+        <w:t xml:space="preserve">, Out-of-bag error of the missForest imputation, which included the ten leading</w:t>
+      </w:r>
+      <w:r>
+        <w:t xml:space="preserve"> </w:t>
+      </w:r>
+      <w:r>
+        <w:t xml:space="preserve">phylogenetic eigenvectors as predictors.</w:t>
       </w:r>
     </w:p>
     <w:p>
@@ -7830,25 +7656,31 @@
           <w:b/>
           <w:bCs/>
         </w:rPr>
-        <w:t xml:space="preserve">ED 9 | Additional robustness checks.</w:t>
-      </w:r>
-      <w:r>
-        <w:t xml:space="preserve"> </w:t>
-      </w:r>
-      <w:r>
-        <w:t xml:space="preserve">Ectotherm-to-endotherm coupling ratio when each class</w:t>
-      </w:r>
-      <w:r>
-        <w:t xml:space="preserve"> </w:t>
-      </w:r>
-      <w:r>
-        <w:t xml:space="preserve">is dropped in turn; mean standardised effect computed from all species against only those with</w:t>
-      </w:r>
-      <w:r>
-        <w:t xml:space="preserve"> </w:t>
-      </w:r>
-      <w:r>
-        <w:t xml:space="preserve">fully observed core traits; and the percentage of species per class with fully observed traits.</w:t>
+        <w:t xml:space="preserve">ED 5 | Sexual size dimorphism across assemblages.</w:t>
+      </w:r>
+      <w:r>
+        <w:t xml:space="preserve"> </w:t>
+      </w:r>
+      <w:r>
+        <w:t xml:space="preserve">Species-level dimorphism from the</w:t>
+      </w:r>
+      <w:r>
+        <w:t xml:space="preserve"> </w:t>
+      </w:r>
+      <w:r>
+        <w:t xml:space="preserve">Chinese trait compilations, and its assemblage-level geography. Reptile dimorphism comes</w:t>
+      </w:r>
+      <w:r>
+        <w:t xml:space="preserve"> </w:t>
+      </w:r>
+      <w:r>
+        <w:t xml:space="preserve">entirely from the snake dataset — the lizard compilation does not separate the sexes — and is</w:t>
+      </w:r>
+      <w:r>
+        <w:t xml:space="preserve"> </w:t>
+      </w:r>
+      <w:r>
+        <w:t xml:space="preserve">labelled as snakes rather than reptiles throughout.</w:t>
       </w:r>
     </w:p>
     <w:p>
@@ -7860,25 +7692,25 @@
           <w:b/>
           <w:bCs/>
         </w:rPr>
-        <w:t xml:space="preserve">ED 10 | Standardised effect sizes of functional diversity.</w:t>
-      </w:r>
-      <w:r>
-        <w:t xml:space="preserve"> </w:t>
-      </w:r>
-      <w:r>
-        <w:t xml:space="preserve">Functional dispersion relative</w:t>
-      </w:r>
-      <w:r>
-        <w:t xml:space="preserve"> </w:t>
-      </w:r>
-      <w:r>
-        <w:t xml:space="preserve">to the occupancy-weighted null for each class, and its response to mean annual temperature and</w:t>
-      </w:r>
-      <w:r>
-        <w:t xml:space="preserve"> </w:t>
-      </w:r>
-      <w:r>
-        <w:t xml:space="preserve">to human footprint.</w:t>
+        <w:t xml:space="preserve">ED 6 | Trait space and its principal coordinates.</w:t>
+      </w:r>
+      <w:r>
+        <w:t xml:space="preserve"> </w:t>
+      </w:r>
+      <w:r>
+        <w:t xml:space="preserve">Principal-coordinate ordination of the</w:t>
+      </w:r>
+      <w:r>
+        <w:t xml:space="preserve"> </w:t>
+      </w:r>
+      <w:r>
+        <w:t xml:space="preserve">Gower distance among the core traits, one panel per class. Arrows are trait–axis correlations;</w:t>
+      </w:r>
+      <w:r>
+        <w:t xml:space="preserve"> </w:t>
+      </w:r>
+      <w:r>
+        <w:t xml:space="preserve">percentages are variance explained.</w:t>
       </w:r>
     </w:p>
     <w:p>
@@ -7890,25 +7722,55 @@
           <w:b/>
           <w:bCs/>
         </w:rPr>
-        <w:t xml:space="preserve">ED 11 | The anthropogenic filter on assemblage traits.</w:t>
-      </w:r>
-      <w:r>
-        <w:t xml:space="preserve"> </w:t>
-      </w:r>
-      <w:r>
-        <w:t xml:space="preserve">Human Footprint on the 50-km grid,</w:t>
-      </w:r>
-      <w:r>
-        <w:t xml:space="preserve"> </w:t>
-      </w:r>
-      <w:r>
-        <w:t xml:space="preserve">and the community-weighted mean, variance and skewness of body size along that gradient, by</w:t>
-      </w:r>
-      <w:r>
-        <w:t xml:space="preserve"> </w:t>
-      </w:r>
-      <w:r>
-        <w:t xml:space="preserve">class.</w:t>
+        <w:t xml:space="preserve">ED 7 | Null-model behaviour under occupancy weighting.</w:t>
+      </w:r>
+      <w:r>
+        <w:t xml:space="preserve"> </w:t>
+      </w:r>
+      <w:r>
+        <w:t xml:space="preserve">Standardised effect size against</w:t>
+      </w:r>
+      <w:r>
+        <w:t xml:space="preserve"> </w:t>
+      </w:r>
+      <w:r>
+        <w:t xml:space="preserve">species richness — a flat relationship indicates the richness-constrained null has removed</w:t>
+      </w:r>
+      <w:r>
+        <w:t xml:space="preserve"> </w:t>
+      </w:r>
+      <w:r>
+        <w:t xml:space="preserve">the metric’s mechanical dependence on richness — with observed values for comparison. Species</w:t>
+      </w:r>
+      <w:r>
+        <w:t xml:space="preserve"> </w:t>
+      </w:r>
+      <w:r>
+        <w:t xml:space="preserve">are drawn with probability proportional to occupancy rather than equiprobably; the</w:t>
+      </w:r>
+      <w:r>
+        <w:t xml:space="preserve"> </w:t>
+      </w:r>
+      <w:r>
+        <w:t xml:space="preserve">equiprobable null treats narrow endemics and widespread species as exchangeable and</w:t>
+      </w:r>
+      <w:r>
+        <w:t xml:space="preserve"> </w:t>
+      </w:r>
+      <w:r>
+        <w:t xml:space="preserve">manufactures apparent trait clustering in endemic-rich taxa. Moving to occupancy weighting</w:t>
+      </w:r>
+      <w:r>
+        <w:t xml:space="preserve"> </w:t>
+      </w:r>
+      <w:r>
+        <w:t xml:space="preserve">changed the amphibian standardised effect from +1.70 to +0.08 and removed an apparent</w:t>
+      </w:r>
+      <w:r>
+        <w:t xml:space="preserve"> </w:t>
+      </w:r>
+      <w:r>
+        <w:t xml:space="preserve">over-dispersion signal.</w:t>
       </w:r>
     </w:p>
     <w:p>
@@ -7920,25 +7782,25 @@
           <w:b/>
           <w:bCs/>
         </w:rPr>
-        <w:t xml:space="preserve">ED 12 | Grain sensitivity and cross-class congruence.</w:t>
-      </w:r>
-      <w:r>
-        <w:t xml:space="preserve"> </w:t>
-      </w:r>
-      <w:r>
-        <w:t xml:space="preserve">Distribution of standardised effect</w:t>
-      </w:r>
-      <w:r>
-        <w:t xml:space="preserve"> </w:t>
-      </w:r>
-      <w:r>
-        <w:t xml:space="preserve">sizes at 50 and 100 km, and the cross-class correlations of functional dispersion. Congruence</w:t>
-      </w:r>
-      <w:r>
-        <w:t xml:space="preserve"> </w:t>
-      </w:r>
-      <w:r>
-        <w:t xml:space="preserve">is highest between the two endotherm classes.</w:t>
+        <w:t xml:space="preserve">ED 8 | Standardised effect sizes of functional diversity.</w:t>
+      </w:r>
+      <w:r>
+        <w:t xml:space="preserve"> </w:t>
+      </w:r>
+      <w:r>
+        <w:t xml:space="preserve">Functional dispersion relative</w:t>
+      </w:r>
+      <w:r>
+        <w:t xml:space="preserve"> </w:t>
+      </w:r>
+      <w:r>
+        <w:t xml:space="preserve">to the occupancy-weighted null for each class, and its response to mean annual temperature and</w:t>
+      </w:r>
+      <w:r>
+        <w:t xml:space="preserve"> </w:t>
+      </w:r>
+      <w:r>
+        <w:t xml:space="preserve">to human footprint.</w:t>
       </w:r>
     </w:p>
     <w:p>
@@ -7950,7 +7812,7 @@
           <w:b/>
           <w:bCs/>
         </w:rPr>
-        <w:t xml:space="preserve">ED 13 | Geography of assemblage trait variance.</w:t>
+        <w:t xml:space="preserve">ED 9 | Geography of assemblage trait variance.</w:t>
       </w:r>
       <w:r>
         <w:t xml:space="preserve"> </w:t>
@@ -7993,25 +7855,85 @@
           <w:b/>
           <w:bCs/>
         </w:rPr>
-        <w:t xml:space="preserve">ED 14 | Which trait is most strongly filtered, mapped.</w:t>
-      </w:r>
-      <w:r>
-        <w:t xml:space="preserve"> </w:t>
-      </w:r>
-      <w:r>
-        <w:t xml:space="preserve">For each cell, the core trait with</w:t>
-      </w:r>
-      <w:r>
-        <w:t xml:space="preserve"> </w:t>
-      </w:r>
-      <w:r>
-        <w:t xml:space="preserve">the largest absolute standardised effect of its community-weighted mean; the composition of</w:t>
-      </w:r>
-      <w:r>
-        <w:t xml:space="preserve"> </w:t>
-      </w:r>
-      <w:r>
-        <w:t xml:space="preserve">dominant traits overall; and the same composition within deciles of the thermal-energy axis.</w:t>
+        <w:t xml:space="preserve">ED 10 | Spatial model diagnostics.</w:t>
+      </w:r>
+      <w:r>
+        <w:t xml:space="preserve"> </w:t>
+      </w:r>
+      <w:r>
+        <w:t xml:space="preserve">Moran’s</w:t>
+      </w:r>
+      <w:r>
+        <w:t xml:space="preserve"> </w:t>
+      </w:r>
+      <w:r>
+        <w:rPr>
+          <w:i/>
+          <w:iCs/>
+        </w:rPr>
+        <w:t xml:space="preserve">I</w:t>
+      </w:r>
+      <w:r>
+        <w:t xml:space="preserve"> </w:t>
+      </w:r>
+      <w:r>
+        <w:t xml:space="preserve">of ordinary-least-squares residuals (0.65–0.89</w:t>
+      </w:r>
+      <w:r>
+        <w:t xml:space="preserve"> </w:t>
+      </w:r>
+      <w:r>
+        <w:t xml:space="preserve">across the 36 main models,</w:t>
+      </w:r>
+      <w:r>
+        <w:t xml:space="preserve"> </w:t>
+      </w:r>
+      <w:r>
+        <w:rPr>
+          <w:i/>
+          <w:iCs/>
+        </w:rPr>
+        <w:t xml:space="preserve">P</w:t>
+      </w:r>
+      <w:r>
+        <w:t xml:space="preserve"> </w:t>
+      </w:r>
+      <w:r>
+        <w:t xml:space="preserve">&lt; 0.001 in every one, which is why spatial models are</w:t>
+      </w:r>
+      <w:r>
+        <w:t xml:space="preserve"> </w:t>
+      </w:r>
+      <w:r>
+        <w:t xml:space="preserve">required; Supplementary Table 6); the fitted</w:t>
+      </w:r>
+      <w:r>
+        <w:t xml:space="preserve"> </w:t>
+      </w:r>
+      <w:r>
+        <w:t xml:space="preserve">autoregressive parameter λ; and the AIC improvement over ordinary least squares. Residual</w:t>
+      </w:r>
+      <w:r>
+        <w:t xml:space="preserve"> </w:t>
+      </w:r>
+      <w:r>
+        <w:t xml:space="preserve">Moran’s</w:t>
+      </w:r>
+      <w:r>
+        <w:t xml:space="preserve"> </w:t>
+      </w:r>
+      <w:r>
+        <w:rPr>
+          <w:i/>
+          <w:iCs/>
+        </w:rPr>
+        <w:t xml:space="preserve">I</w:t>
+      </w:r>
+      <w:r>
+        <w:t xml:space="preserve"> </w:t>
+      </w:r>
+      <w:r>
+        <w:t xml:space="preserve">after correction falls to −0.055 to 0.016.</w:t>
       </w:r>
     </w:p>
     <w:p>
@@ -8023,93 +7945,87 @@
           <w:b/>
           <w:bCs/>
         </w:rPr>
-        <w:t xml:space="preserve">ED 15 | Geographically weighted trait–environment coupling.</w:t>
-      </w:r>
-      <w:r>
-        <w:t xml:space="preserve"> </w:t>
-      </w:r>
-      <w:r>
-        <w:t xml:space="preserve">Local coupling estimated in a</w:t>
-      </w:r>
-      <w:r>
-        <w:t xml:space="preserve"> </w:t>
-      </w:r>
-      <w:r>
-        <w:t xml:space="preserve">moving window of the 200 nearest cells, its difference between reptiles and the endotherm</w:t>
-      </w:r>
-      <w:r>
-        <w:t xml:space="preserve"> </w:t>
-      </w:r>
-      <w:r>
-        <w:t xml:space="preserve">mean, and a diagnostic of local coupling against cell richness.</w:t>
-      </w:r>
-    </w:p>
-    <w:p>
-      <w:pPr>
-        <w:pStyle w:val="BlockText"/>
-      </w:pPr>
-      <w:r>
-        <w:t xml:space="preserve">These local estimates must not be read against Fig. 6. The family-level analysis is free of</w:t>
-      </w:r>
-      <w:r>
-        <w:t xml:space="preserve"> </w:t>
-      </w:r>
-      <w:r>
-        <w:t xml:space="preserve">the attenuation shown in the diagnostic panel; the local estimates are not. The maps are</w:t>
-      </w:r>
-      <w:r>
-        <w:t xml:space="preserve"> </w:t>
-      </w:r>
-      <w:r>
-        <w:t xml:space="preserve">reported as a description of spatial heterogeneity, the diagnostic as a methodological</w:t>
-      </w:r>
-      <w:r>
-        <w:t xml:space="preserve"> </w:t>
-      </w:r>
-      <w:r>
-        <w:t xml:space="preserve">caution, not as a biological contrast.</w:t>
-      </w:r>
-    </w:p>
-    <w:p>
-      <w:pPr>
-        <w:pStyle w:val="FirstParagraph"/>
+        <w:t xml:space="preserve">ED 11 | Full trait-by-predictor effect matrix.</w:t>
+      </w:r>
+      <w:r>
+        <w:t xml:space="preserve"> </w:t>
+      </w:r>
+      <w:r>
+        <w:t xml:space="preserve">Standardised effects of every predictor on</w:t>
+      </w:r>
+      <w:r>
+        <w:t xml:space="preserve"> </w:t>
+      </w:r>
+      <w:r>
+        <w:t xml:space="preserve">every moment (mean, variance, skewness, kurtosis) of every analysed trait, by class. Dots mark</w:t>
+      </w:r>
+      <w:r>
+        <w:t xml:space="preserve"> </w:t>
+      </w:r>
+      <w:r>
+        <w:t xml:space="preserve">BH-adjusted</w:t>
+      </w:r>
+      <w:r>
+        <w:t xml:space="preserve"> </w:t>
+      </w:r>
+      <w:r>
+        <w:rPr>
+          <w:i/>
+          <w:iCs/>
+        </w:rPr>
+        <w:t xml:space="preserve">P</w:t>
+      </w:r>
+      <w:r>
+        <w:t xml:space="preserve"> </w:t>
+      </w:r>
+      <w:r>
+        <w:t xml:space="preserve">&lt; 0.05.</w:t>
+      </w:r>
+    </w:p>
+    <w:p>
+      <w:pPr>
+        <w:pStyle w:val="BodyText"/>
       </w:pPr>
       <w:r>
         <w:rPr>
           <w:b/>
           <w:bCs/>
         </w:rPr>
-        <w:t xml:space="preserve">ED 16 | Functional beta diversity and its turnover component.</w:t>
-      </w:r>
-      <w:r>
-        <w:t xml:space="preserve"> </w:t>
-      </w:r>
-      <w:r>
-        <w:t xml:space="preserve">Sørensen beta diversity</w:t>
-      </w:r>
-      <w:r>
-        <w:t xml:space="preserve"> </w:t>
-      </w:r>
-      <w:r>
-        <w:t xml:space="preserve">between adjacent cell pairs, decomposed following Baselga, computed for species and for</w:t>
-      </w:r>
-      <w:r>
-        <w:t xml:space="preserve"> </w:t>
-      </w:r>
-      <w:r>
-        <w:t xml:space="preserve">functional groups; functional against taxonomic beta diversity, whose vertical distance below</w:t>
-      </w:r>
-      <w:r>
-        <w:t xml:space="preserve"> </w:t>
-      </w:r>
-      <w:r>
-        <w:t xml:space="preserve">the 1:1 line is functional redundancy; and the share of beta diversity attributable to</w:t>
-      </w:r>
-      <w:r>
-        <w:t xml:space="preserve"> </w:t>
-      </w:r>
-      <w:r>
-        <w:t xml:space="preserve">turnover rather than nestedness.</w:t>
+        <w:t xml:space="preserve">ED 12 | Type I error inflation of naive CWM regression.</w:t>
+      </w:r>
+      <w:r>
+        <w:t xml:space="preserve"> </w:t>
+      </w:r>
+      <w:r>
+        <w:t xml:space="preserve">Fourth-corner statistics by class;</w:t>
+      </w:r>
+      <w:r>
+        <w:t xml:space="preserve"> </w:t>
+      </w:r>
+      <w:r>
+        <w:t xml:space="preserve">naive against max-test</w:t>
+      </w:r>
+      <w:r>
+        <w:t xml:space="preserve"> </w:t>
+      </w:r>
+      <w:r>
+        <w:rPr>
+          <w:i/>
+          <w:iCs/>
+        </w:rPr>
+        <w:t xml:space="preserve">P</w:t>
+      </w:r>
+      <w:r>
+        <w:t xml:space="preserve"> </w:t>
+      </w:r>
+      <w:r>
+        <w:t xml:space="preserve">values, where points in the lower-right quadrant are links the</w:t>
+      </w:r>
+      <w:r>
+        <w:t xml:space="preserve"> </w:t>
+      </w:r>
+      <w:r>
+        <w:t xml:space="preserve">naive test calls significant and the valid test does not; and the resulting inflation ratio.</w:t>
       </w:r>
     </w:p>
     <w:p>
@@ -8121,31 +8037,31 @@
           <w:b/>
           <w:bCs/>
         </w:rPr>
-        <w:t xml:space="preserve">ED 17 | Occurrence records versus expert range maps.</w:t>
-      </w:r>
-      <w:r>
-        <w:t xml:space="preserve"> </w:t>
-      </w:r>
-      <w:r>
-        <w:t xml:space="preserve">Chao sample coverage per cell from</w:t>
-      </w:r>
-      <w:r>
-        <w:t xml:space="preserve"> </w:t>
-      </w:r>
-      <w:r>
-        <w:t xml:space="preserve">GBIF/eBird records; richness from occurrences against richness from range maps; and the</w:t>
-      </w:r>
-      <w:r>
-        <w:t xml:space="preserve"> </w:t>
-      </w:r>
-      <w:r>
-        <w:t xml:space="preserve">standardised effect of human pressure on assemblage metrics fitted to range-map assemblages,</w:t>
-      </w:r>
-      <w:r>
-        <w:t xml:space="preserve"> </w:t>
-      </w:r>
-      <w:r>
-        <w:t xml:space="preserve">occurrence assemblages, and occurrence assemblages with coverage as a covariate.</w:t>
+        <w:t xml:space="preserve">ED 13 | Environmental predictors and their axes.</w:t>
+      </w:r>
+      <w:r>
+        <w:t xml:space="preserve"> </w:t>
+      </w:r>
+      <w:r>
+        <w:t xml:space="preserve">Loadings of individual variables on each</w:t>
+      </w:r>
+      <w:r>
+        <w:t xml:space="preserve"> </w:t>
+      </w:r>
+      <w:r>
+        <w:t xml:space="preserve">ecological axis, the spatial pattern of each axis on the 50-km grid, and the correlations</w:t>
+      </w:r>
+      <w:r>
+        <w:t xml:space="preserve"> </w:t>
+      </w:r>
+      <w:r>
+        <w:t xml:space="preserve">among axes confirming that axis construction removed the collinearity present among the raw</w:t>
+      </w:r>
+      <w:r>
+        <w:t xml:space="preserve"> </w:t>
+      </w:r>
+      <w:r>
+        <w:t xml:space="preserve">variables.</w:t>
       </w:r>
     </w:p>
     <w:p>
@@ -8157,31 +8073,25 @@
           <w:b/>
           <w:bCs/>
         </w:rPr>
-        <w:t xml:space="preserve">ED 18 | Occurrence-based assemblages for all four classes.</w:t>
-      </w:r>
-      <w:r>
-        <w:t xml:space="preserve"> </w:t>
-      </w:r>
-      <w:r>
-        <w:t xml:space="preserve">Chao coverage per class, and</w:t>
-      </w:r>
-      <w:r>
-        <w:t xml:space="preserve"> </w:t>
-      </w:r>
-      <w:r>
-        <w:t xml:space="preserve">the human-pressure effect under four settings, including the decisive</w:t>
-      </w:r>
-      <w:r>
-        <w:t xml:space="preserve"> </w:t>
-      </w:r>
-      <w:r>
-        <w:t xml:space="preserve">“range map, same cells”</w:t>
-      </w:r>
-      <w:r>
-        <w:t xml:space="preserve"> </w:t>
-      </w:r>
-      <w:r>
-        <w:t xml:space="preserve">control that separates a data-source effect from a cell-selection effect.</w:t>
+        <w:t xml:space="preserve">ED 14 | Robustness to grain: 100 km results.</w:t>
+      </w:r>
+      <w:r>
+        <w:t xml:space="preserve"> </w:t>
+      </w:r>
+      <w:r>
+        <w:t xml:space="preserve">The main assemblage results replicated on the</w:t>
+      </w:r>
+      <w:r>
+        <w:t xml:space="preserve"> </w:t>
+      </w:r>
+      <w:r>
+        <w:t xml:space="preserve">100-km grid, with a cell-wise comparison between grains exploiting the exact nesting of the</w:t>
+      </w:r>
+      <w:r>
+        <w:t xml:space="preserve"> </w:t>
+      </w:r>
+      <w:r>
+        <w:t xml:space="preserve">50-km grid within the 100-km grid.</w:t>
       </w:r>
     </w:p>
     <w:p>
@@ -8193,49 +8103,25 @@
           <w:b/>
           <w:bCs/>
         </w:rPr>
-        <w:t xml:space="preserve">ED 19 | Conservation gaps and reserve representation.</w:t>
-      </w:r>
-      <w:r>
-        <w:t xml:space="preserve"> </w:t>
-      </w:r>
-      <w:r>
-        <w:t xml:space="preserve">Based on China’s 1,028 designated</w:t>
-      </w:r>
-      <w:r>
-        <w:t xml:space="preserve"> </w:t>
-      </w:r>
-      <w:r>
-        <w:t xml:space="preserve">nature reserves; other protected-area categories are excluded, so coverage is a lower bound.</w:t>
-      </w:r>
-      <w:r>
-        <w:t xml:space="preserve"> </w:t>
-      </w:r>
-      <w:r>
-        <w:t xml:space="preserve">Reserve coverage and distance to the nearest reserve; conservation-gap cells for each of the</w:t>
-      </w:r>
-      <w:r>
-        <w:t xml:space="preserve"> </w:t>
-      </w:r>
-      <w:r>
-        <w:t xml:space="preserve">four classes; the effect of assemblage trait volume on reserve coverage from spatial models</w:t>
-      </w:r>
-      <w:r>
-        <w:t xml:space="preserve"> </w:t>
-      </w:r>
-      <w:r>
-        <w:t xml:space="preserve">controlling the environmental axes; Jaccard overlap of gap cells between classes; and the</w:t>
-      </w:r>
-      <w:r>
-        <w:t xml:space="preserve"> </w:t>
-      </w:r>
-      <w:r>
-        <w:t xml:space="preserve">percentage of reserves whose designation record names each class as a protection target</w:t>
-      </w:r>
-      <w:r>
-        <w:t xml:space="preserve"> </w:t>
-      </w:r>
-      <w:r>
-        <w:t xml:space="preserve">(mammals 17.9%, birds 12.8%, amphibians 3.2%, reptiles 1.1%).</w:t>
+        <w:t xml:space="preserve">ED 15 | Additional robustness checks.</w:t>
+      </w:r>
+      <w:r>
+        <w:t xml:space="preserve"> </w:t>
+      </w:r>
+      <w:r>
+        <w:t xml:space="preserve">Ectotherm-to-endotherm coupling ratio when each class</w:t>
+      </w:r>
+      <w:r>
+        <w:t xml:space="preserve"> </w:t>
+      </w:r>
+      <w:r>
+        <w:t xml:space="preserve">is dropped in turn; mean standardised effect computed from all species against only those with</w:t>
+      </w:r>
+      <w:r>
+        <w:t xml:space="preserve"> </w:t>
+      </w:r>
+      <w:r>
+        <w:t xml:space="preserve">fully observed core traits; and the percentage of species per class with fully observed traits.</w:t>
       </w:r>
     </w:p>
     <w:p>
@@ -8247,31 +8133,25 @@
           <w:b/>
           <w:bCs/>
         </w:rPr>
-        <w:t xml:space="preserve">ED 20 | Sexual size dimorphism across assemblages.</w:t>
-      </w:r>
-      <w:r>
-        <w:t xml:space="preserve"> </w:t>
-      </w:r>
-      <w:r>
-        <w:t xml:space="preserve">Species-level dimorphism from the</w:t>
-      </w:r>
-      <w:r>
-        <w:t xml:space="preserve"> </w:t>
-      </w:r>
-      <w:r>
-        <w:t xml:space="preserve">Chinese trait compilations, and its assemblage-level geography. Reptile dimorphism comes</w:t>
-      </w:r>
-      <w:r>
-        <w:t xml:space="preserve"> </w:t>
-      </w:r>
-      <w:r>
-        <w:t xml:space="preserve">entirely from the snake dataset — the lizard compilation does not separate the sexes — and is</w:t>
-      </w:r>
-      <w:r>
-        <w:t xml:space="preserve"> </w:t>
-      </w:r>
-      <w:r>
-        <w:t xml:space="preserve">labelled as snakes rather than reptiles throughout.</w:t>
+        <w:t xml:space="preserve">ED 16 | Which trait is most strongly filtered, mapped.</w:t>
+      </w:r>
+      <w:r>
+        <w:t xml:space="preserve"> </w:t>
+      </w:r>
+      <w:r>
+        <w:t xml:space="preserve">For each cell, the core trait with</w:t>
+      </w:r>
+      <w:r>
+        <w:t xml:space="preserve"> </w:t>
+      </w:r>
+      <w:r>
+        <w:t xml:space="preserve">the largest absolute standardised effect of its community-weighted mean; the composition of</w:t>
+      </w:r>
+      <w:r>
+        <w:t xml:space="preserve"> </w:t>
+      </w:r>
+      <w:r>
+        <w:t xml:space="preserve">dominant traits overall; and the same composition within deciles of the thermal-energy axis.</w:t>
       </w:r>
     </w:p>
     <w:p>
@@ -8283,29 +8163,53 @@
           <w:b/>
           <w:bCs/>
         </w:rPr>
-        <w:t xml:space="preserve">ED 21 | Data-driven trait axes retained as a check on the</w:t>
-      </w:r>
+        <w:t xml:space="preserve">ED 17 | The anthropogenic filter on assemblage traits.</w:t>
+      </w:r>
+      <w:r>
+        <w:t xml:space="preserve"> </w:t>
+      </w:r>
+      <w:r>
+        <w:t xml:space="preserve">Human Footprint on the 50-km grid,</w:t>
+      </w:r>
+      <w:r>
+        <w:t xml:space="preserve"> </w:t>
+      </w:r>
+      <w:r>
+        <w:t xml:space="preserve">and the community-weighted mean, variance and skewness of body size along that gradient, by</w:t>
+      </w:r>
+      <w:r>
+        <w:t xml:space="preserve"> </w:t>
+      </w:r>
+      <w:r>
+        <w:t xml:space="preserve">class.</w:t>
+      </w:r>
+    </w:p>
+    <w:p>
+      <w:pPr>
+        <w:pStyle w:val="BodyText"/>
+      </w:pPr>
       <w:r>
         <w:rPr>
           <w:b/>
           <w:bCs/>
         </w:rPr>
-        <w:t xml:space="preserve"> </w:t>
+        <w:t xml:space="preserve">ED 18 | Three ways of measuring habitat heterogeneity, and the dose–response with thermal</w:t>
       </w:r>
       <w:r>
         <w:rPr>
           <w:b/>
           <w:bCs/>
-          <w:i/>
-          <w:iCs/>
-        </w:rPr>
-        <w:t xml:space="preserve">a priori</w:t>
+        </w:rPr>
+        <w:t xml:space="preserve"> </w:t>
       </w:r>
       <w:r>
         <w:rPr>
           <w:b/>
           <w:bCs/>
         </w:rPr>
+        <w:t xml:space="preserve">content.</w:t>
+      </w:r>
+      <w:r>
         <w:t xml:space="preserve"> </w:t>
       </w:r>
       <w:r>
@@ -8313,186 +8217,308 @@
           <w:b/>
           <w:bCs/>
         </w:rPr>
-        <w:t xml:space="preserve">axes.</w:t>
-      </w:r>
-      <w:r>
-        <w:t xml:space="preserve"> </w:t>
-      </w:r>
-      <w:r>
-        <w:t xml:space="preserve">Free</w:t>
-      </w:r>
-      <w:r>
-        <w:t xml:space="preserve"> </w:t>
-      </w:r>
-      <w:r>
-        <w:t xml:space="preserve">within-class principal components, shown to document how far the leading data-driven axis</w:t>
-      </w:r>
-      <w:r>
-        <w:t xml:space="preserve"> </w:t>
-      </w:r>
-      <w:r>
-        <w:t xml:space="preserve">differs in meaning between classes, which is the reason the main analysis fixes the axes</w:t>
-      </w:r>
-      <w:r>
-        <w:t xml:space="preserve"> </w:t>
-      </w:r>
-      <w:r>
-        <w:rPr>
-          <w:i/>
-          <w:iCs/>
-        </w:rPr>
-        <w:t xml:space="preserve">a priori</w:t>
-      </w:r>
-      <w:r>
-        <w:t xml:space="preserve">.</w:t>
-      </w:r>
-    </w:p>
-    <w:p>
-      <w:pPr>
-        <w:pStyle w:val="BodyText"/>
-      </w:pPr>
+        <w:t xml:space="preserve">a</w:t>
+      </w:r>
+      <w:r>
+        <w:t xml:space="preserve">, Ectotherm/endotherm effect ratio for ambient energy and for habitat</w:t>
+      </w:r>
+      <w:r>
+        <w:t xml:space="preserve"> </w:t>
+      </w:r>
+      <w:r>
+        <w:t xml:space="preserve">heterogeneity under three heterogeneity proxies (topographic elevation range, land-cover type</w:t>
+      </w:r>
+      <w:r>
+        <w:t xml:space="preserve"> </w:t>
+      </w:r>
+      <w:r>
+        <w:t xml:space="preserve">diversity, EarthEnv remote-sensing texture). The energy ratio is stable at 1.98–2.63; the</w:t>
+      </w:r>
+      <w:r>
+        <w:t xml:space="preserve"> </w:t>
+      </w:r>
+      <w:r>
+        <w:t xml:space="preserve">heterogeneity ratio is unstable and straddles 1. Bars are 95% bootstrap intervals over</w:t>
+      </w:r>
+      <w:r>
+        <w:t xml:space="preserve"> </w:t>
+      </w:r>
+      <w:r>
+        <w:t xml:space="preserve">class × response fits.</w:t>
+      </w:r>
+      <w:r>
+        <w:t xml:space="preserve"> </w:t>
+      </w:r>
       <w:r>
         <w:rPr>
           <w:b/>
           <w:bCs/>
         </w:rPr>
-        <w:t xml:space="preserve">ED 22 | Three ways of measuring habitat heterogeneity, and the dose–response with thermal</w:t>
+        <w:t xml:space="preserve">b</w:t>
+      </w:r>
+      <w:r>
+        <w:t xml:space="preserve">, Correlations among the three proxies.</w:t>
+      </w:r>
+      <w:r>
+        <w:t xml:space="preserve"> </w:t>
       </w:r>
       <w:r>
         <w:rPr>
           <w:b/>
           <w:bCs/>
         </w:rPr>
-        <w:t xml:space="preserve"> </w:t>
-      </w:r>
+        <w:t xml:space="preserve">c</w:t>
+      </w:r>
+      <w:r>
+        <w:t xml:space="preserve">, The replacement</w:t>
+      </w:r>
+      <w:r>
+        <w:t xml:space="preserve"> </w:t>
+      </w:r>
+      <w:r>
+        <w:t xml:space="preserve">test: the ectotherm excess plotted against how much temperature information each predictor</w:t>
+      </w:r>
+      <w:r>
+        <w:t xml:space="preserve"> </w:t>
+      </w:r>
+      <w:r>
+        <w:t xml:space="preserve">carries (|Spearman</w:t>
+      </w:r>
+      <w:r>
+        <w:t xml:space="preserve"> </w:t>
+      </w:r>
+      <w:r>
+        <w:rPr>
+          <w:i/>
+          <w:iCs/>
+        </w:rPr>
+        <w:t xml:space="preserve">r</w:t>
+      </w:r>
+      <w:r>
+        <w:t xml:space="preserve">| with mean annual temperature) across eight predictors.</w:t>
+      </w:r>
+      <w:r>
+        <w:t xml:space="preserve"> </w:t>
+      </w:r>
+      <w:r>
+        <w:t xml:space="preserve">Spearman ρ = 0.74,</w:t>
+      </w:r>
+      <w:r>
+        <w:t xml:space="preserve"> </w:t>
+      </w:r>
+      <w:r>
+        <w:rPr>
+          <w:i/>
+          <w:iCs/>
+        </w:rPr>
+        <w:t xml:space="preserve">P</w:t>
+      </w:r>
+      <w:r>
+        <w:t xml:space="preserve"> </w:t>
+      </w:r>
+      <w:r>
+        <w:t xml:space="preserve">= 0.037. The single heterogeneity proxy that shows an ectotherm excess</w:t>
+      </w:r>
+      <w:r>
+        <w:t xml:space="preserve"> </w:t>
+      </w:r>
+      <w:r>
+        <w:t xml:space="preserve">is the one most strongly correlated with temperature — it is a disguised thermal variable,</w:t>
+      </w:r>
+      <w:r>
+        <w:t xml:space="preserve"> </w:t>
+      </w:r>
+      <w:r>
+        <w:t xml:space="preserve">which is why the single negative control failed and was replaced by a trend test.</w:t>
+      </w:r>
+    </w:p>
+    <w:p>
+      <w:pPr>
+        <w:pStyle w:val="BodyText"/>
+      </w:pPr>
       <w:r>
         <w:rPr>
           <w:b/>
           <w:bCs/>
         </w:rPr>
-        <w:t xml:space="preserve">content.</w:t>
-      </w:r>
-      <w:r>
-        <w:t xml:space="preserve"> </w:t>
-      </w:r>
+        <w:t xml:space="preserve">ED 19 | Which families enter the clade-level test, and how the threshold changes it.</w:t>
+      </w:r>
+      <w:r>
+        <w:t xml:space="preserve"> </w:t>
+      </w:r>
+      <w:r>
+        <w:t xml:space="preserve">Family inclusion under three threshold pairs and the resulting ectotherm/endotherm ratio:</w:t>
+      </w:r>
+      <w:r>
+        <w:t xml:space="preserve"> </w:t>
+      </w:r>
+      <w:r>
+        <w:t xml:space="preserve">1.79× at the main threshold (</w:t>
+      </w:r>
+      <w:r>
+        <w:rPr>
+          <w:i/>
+          <w:iCs/>
+        </w:rPr>
+        <w:t xml:space="preserve">P</w:t>
+      </w:r>
+      <w:r>
+        <w:t xml:space="preserve"> </w:t>
+      </w:r>
+      <w:r>
+        <w:t xml:space="preserve">= 0.017), 1.71× at ≥30 species (</w:t>
+      </w:r>
+      <w:r>
+        <w:rPr>
+          <w:i/>
+          <w:iCs/>
+        </w:rPr>
+        <w:t xml:space="preserve">P</w:t>
+      </w:r>
+      <w:r>
+        <w:t xml:space="preserve"> </w:t>
+      </w:r>
+      <w:r>
+        <w:t xml:space="preserve">= 0.049), and 1.33× and</w:t>
+      </w:r>
+      <w:r>
+        <w:t xml:space="preserve"> </w:t>
+      </w:r>
+      <w:r>
+        <w:t xml:space="preserve">non-significant at ≥10 species (</w:t>
+      </w:r>
+      <w:r>
+        <w:rPr>
+          <w:i/>
+          <w:iCs/>
+        </w:rPr>
+        <w:t xml:space="preserve">P</w:t>
+      </w:r>
+      <w:r>
+        <w:t xml:space="preserve"> </w:t>
+      </w:r>
+      <w:r>
+        <w:t xml:space="preserve">= 0.23), where 14 additional small families with noisier</w:t>
+      </w:r>
+      <w:r>
+        <w:t xml:space="preserve"> </w:t>
+      </w:r>
+      <w:r>
+        <w:t xml:space="preserve">coupling estimates enter.</w:t>
+      </w:r>
+    </w:p>
+    <w:p>
+      <w:pPr>
+        <w:pStyle w:val="BodyText"/>
+      </w:pPr>
       <w:r>
         <w:rPr>
           <w:b/>
           <w:bCs/>
         </w:rPr>
-        <w:t xml:space="preserve">a</w:t>
-      </w:r>
-      <w:r>
-        <w:t xml:space="preserve">, Ectotherm/endotherm effect ratio for ambient energy and for habitat</w:t>
-      </w:r>
-      <w:r>
-        <w:t xml:space="preserve"> </w:t>
-      </w:r>
-      <w:r>
-        <w:t xml:space="preserve">heterogeneity under three heterogeneity proxies (topographic elevation range, land-cover type</w:t>
-      </w:r>
-      <w:r>
-        <w:t xml:space="preserve"> </w:t>
-      </w:r>
-      <w:r>
-        <w:t xml:space="preserve">diversity, EarthEnv remote-sensing texture). The energy ratio is stable at 1.98–2.63; the</w:t>
-      </w:r>
-      <w:r>
-        <w:t xml:space="preserve"> </w:t>
-      </w:r>
-      <w:r>
-        <w:t xml:space="preserve">heterogeneity ratio is unstable and straddles 1. Bars are 95% bootstrap intervals over</w:t>
-      </w:r>
-      <w:r>
-        <w:t xml:space="preserve"> </w:t>
-      </w:r>
-      <w:r>
-        <w:t xml:space="preserve">class × response fits.</w:t>
-      </w:r>
-      <w:r>
-        <w:t xml:space="preserve"> </w:t>
-      </w:r>
+        <w:t xml:space="preserve">ED 20 | Functional-diversity indices and unconstrained NMDS ordination.</w:t>
+      </w:r>
+      <w:r>
+        <w:t xml:space="preserve"> </w:t>
+      </w:r>
+      <w:r>
+        <w:t xml:space="preserve">Functional</w:t>
+      </w:r>
+      <w:r>
+        <w:t xml:space="preserve"> </w:t>
+      </w:r>
+      <w:r>
+        <w:t xml:space="preserve">evenness, dispersion and Rao’s quadratic entropy against the same six hypotheses, showing that</w:t>
+      </w:r>
+      <w:r>
+        <w:t xml:space="preserve"> </w:t>
+      </w:r>
+      <w:r>
+        <w:t xml:space="preserve">the sign of the effect is consistent across indices; and non-metric multidimensional scaling</w:t>
+      </w:r>
+      <w:r>
+        <w:t xml:space="preserve"> </w:t>
+      </w:r>
+      <w:r>
+        <w:t xml:space="preserve">of assemblage trait composition with environmental vectors fitted afterwards. Functional</w:t>
+      </w:r>
+      <w:r>
+        <w:t xml:space="preserve"> </w:t>
+      </w:r>
+      <w:r>
+        <w:t xml:space="preserve">richness is not shown: the convex-hull computation does not scale to the species numbers here.</w:t>
+      </w:r>
+    </w:p>
+    <w:p>
+      <w:pPr>
+        <w:pStyle w:val="BodyText"/>
+      </w:pPr>
       <w:r>
         <w:rPr>
           <w:b/>
           <w:bCs/>
         </w:rPr>
-        <w:t xml:space="preserve">b</w:t>
-      </w:r>
-      <w:r>
-        <w:t xml:space="preserve">, Correlations among the three proxies.</w:t>
-      </w:r>
-      <w:r>
-        <w:t xml:space="preserve"> </w:t>
-      </w:r>
+        <w:t xml:space="preserve">ED 21 | Grain sensitivity and cross-class congruence.</w:t>
+      </w:r>
+      <w:r>
+        <w:t xml:space="preserve"> </w:t>
+      </w:r>
+      <w:r>
+        <w:t xml:space="preserve">Distribution of standardised effect</w:t>
+      </w:r>
+      <w:r>
+        <w:t xml:space="preserve"> </w:t>
+      </w:r>
+      <w:r>
+        <w:t xml:space="preserve">sizes at 50 and 100 km, and the cross-class correlations of functional dispersion. Congruence</w:t>
+      </w:r>
+      <w:r>
+        <w:t xml:space="preserve"> </w:t>
+      </w:r>
+      <w:r>
+        <w:t xml:space="preserve">is highest between the two endotherm classes.</w:t>
+      </w:r>
+    </w:p>
+    <w:p>
+      <w:pPr>
+        <w:pStyle w:val="BodyText"/>
+      </w:pPr>
       <w:r>
         <w:rPr>
           <w:b/>
           <w:bCs/>
         </w:rPr>
-        <w:t xml:space="preserve">c</w:t>
-      </w:r>
-      <w:r>
-        <w:t xml:space="preserve">, The replacement</w:t>
-      </w:r>
-      <w:r>
-        <w:t xml:space="preserve"> </w:t>
-      </w:r>
-      <w:r>
-        <w:t xml:space="preserve">test: the ectotherm excess plotted against how much temperature information each predictor</w:t>
-      </w:r>
-      <w:r>
-        <w:t xml:space="preserve"> </w:t>
-      </w:r>
-      <w:r>
-        <w:t xml:space="preserve">carries (|Spearman</w:t>
-      </w:r>
-      <w:r>
-        <w:t xml:space="preserve"> </w:t>
-      </w:r>
-      <w:r>
-        <w:rPr>
-          <w:i/>
-          <w:iCs/>
-        </w:rPr>
-        <w:t xml:space="preserve">r</w:t>
-      </w:r>
-      <w:r>
-        <w:t xml:space="preserve">| with mean annual temperature) across eight predictors.</w:t>
-      </w:r>
-      <w:r>
-        <w:t xml:space="preserve"> </w:t>
-      </w:r>
-      <w:r>
-        <w:t xml:space="preserve">Spearman ρ = 0.74,</w:t>
-      </w:r>
-      <w:r>
-        <w:t xml:space="preserve"> </w:t>
-      </w:r>
-      <w:r>
-        <w:rPr>
-          <w:i/>
-          <w:iCs/>
-        </w:rPr>
-        <w:t xml:space="preserve">P</w:t>
-      </w:r>
-      <w:r>
-        <w:t xml:space="preserve"> </w:t>
-      </w:r>
-      <w:r>
-        <w:t xml:space="preserve">= 0.037. The single heterogeneity proxy that shows an ectotherm excess</w:t>
-      </w:r>
-      <w:r>
-        <w:t xml:space="preserve"> </w:t>
-      </w:r>
-      <w:r>
-        <w:t xml:space="preserve">is the one most strongly correlated with temperature — it is a disguised thermal variable,</w:t>
-      </w:r>
-      <w:r>
-        <w:t xml:space="preserve"> </w:t>
-      </w:r>
-      <w:r>
-        <w:t xml:space="preserve">which is why the single negative control failed and was replaced by a trend test.</w:t>
+        <w:t xml:space="preserve">ED 22 | Functional beta diversity and its turnover component.</w:t>
+      </w:r>
+      <w:r>
+        <w:t xml:space="preserve"> </w:t>
+      </w:r>
+      <w:r>
+        <w:t xml:space="preserve">Sørensen beta diversity</w:t>
+      </w:r>
+      <w:r>
+        <w:t xml:space="preserve"> </w:t>
+      </w:r>
+      <w:r>
+        <w:t xml:space="preserve">between adjacent cell pairs, decomposed following Baselga, computed for species and for</w:t>
+      </w:r>
+      <w:r>
+        <w:t xml:space="preserve"> </w:t>
+      </w:r>
+      <w:r>
+        <w:t xml:space="preserve">functional groups; functional against taxonomic beta diversity, whose vertical distance below</w:t>
+      </w:r>
+      <w:r>
+        <w:t xml:space="preserve"> </w:t>
+      </w:r>
+      <w:r>
+        <w:t xml:space="preserve">the 1:1 line is functional redundancy; and the share of beta diversity attributable to</w:t>
+      </w:r>
+      <w:r>
+        <w:t xml:space="preserve"> </w:t>
+      </w:r>
+      <w:r>
+        <w:t xml:space="preserve">turnover rather than nestedness.</w:t>
       </w:r>
     </w:p>
     <w:p>
@@ -8504,70 +8530,49 @@
           <w:b/>
           <w:bCs/>
         </w:rPr>
-        <w:t xml:space="preserve">ED 23 | Which families enter the clade-level test, and how the threshold changes it.</w:t>
-      </w:r>
-      <w:r>
-        <w:t xml:space="preserve"> </w:t>
-      </w:r>
-      <w:r>
-        <w:t xml:space="preserve">Family inclusion under three threshold pairs and the resulting ectotherm/endotherm ratio:</w:t>
-      </w:r>
-      <w:r>
-        <w:t xml:space="preserve"> </w:t>
-      </w:r>
-      <w:r>
-        <w:t xml:space="preserve">1.79× at the main threshold (</w:t>
-      </w:r>
-      <w:r>
-        <w:rPr>
-          <w:i/>
-          <w:iCs/>
-        </w:rPr>
-        <w:t xml:space="preserve">P</w:t>
-      </w:r>
-      <w:r>
-        <w:t xml:space="preserve"> </w:t>
-      </w:r>
-      <w:r>
-        <w:t xml:space="preserve">= 0.017), 1.71× at ≥30 species (</w:t>
-      </w:r>
-      <w:r>
-        <w:rPr>
-          <w:i/>
-          <w:iCs/>
-        </w:rPr>
-        <w:t xml:space="preserve">P</w:t>
-      </w:r>
-      <w:r>
-        <w:t xml:space="preserve"> </w:t>
-      </w:r>
-      <w:r>
-        <w:t xml:space="preserve">= 0.049), and 1.33× and</w:t>
-      </w:r>
-      <w:r>
-        <w:t xml:space="preserve"> </w:t>
-      </w:r>
-      <w:r>
-        <w:t xml:space="preserve">non-significant at ≥10 species (</w:t>
-      </w:r>
-      <w:r>
-        <w:rPr>
-          <w:i/>
-          <w:iCs/>
-        </w:rPr>
-        <w:t xml:space="preserve">P</w:t>
-      </w:r>
-      <w:r>
-        <w:t xml:space="preserve"> </w:t>
-      </w:r>
-      <w:r>
-        <w:t xml:space="preserve">= 0.23), where 14 additional small families with noisier</w:t>
-      </w:r>
-      <w:r>
-        <w:t xml:space="preserve"> </w:t>
-      </w:r>
-      <w:r>
-        <w:t xml:space="preserve">coupling estimates enter.</w:t>
+        <w:t xml:space="preserve">ED 23 | Conservation gaps and reserve representation.</w:t>
+      </w:r>
+      <w:r>
+        <w:t xml:space="preserve"> </w:t>
+      </w:r>
+      <w:r>
+        <w:t xml:space="preserve">Based on China’s 1,028 designated</w:t>
+      </w:r>
+      <w:r>
+        <w:t xml:space="preserve"> </w:t>
+      </w:r>
+      <w:r>
+        <w:t xml:space="preserve">nature reserves; other protected-area categories are excluded, so coverage is a lower bound.</w:t>
+      </w:r>
+      <w:r>
+        <w:t xml:space="preserve"> </w:t>
+      </w:r>
+      <w:r>
+        <w:t xml:space="preserve">Reserve coverage and distance to the nearest reserve; conservation-gap cells for each of the</w:t>
+      </w:r>
+      <w:r>
+        <w:t xml:space="preserve"> </w:t>
+      </w:r>
+      <w:r>
+        <w:t xml:space="preserve">four classes; the effect of assemblage trait volume on reserve coverage from spatial models</w:t>
+      </w:r>
+      <w:r>
+        <w:t xml:space="preserve"> </w:t>
+      </w:r>
+      <w:r>
+        <w:t xml:space="preserve">controlling the environmental axes; Jaccard overlap of gap cells between classes; and the</w:t>
+      </w:r>
+      <w:r>
+        <w:t xml:space="preserve"> </w:t>
+      </w:r>
+      <w:r>
+        <w:t xml:space="preserve">percentage of reserves whose designation record names each class as a protection target</w:t>
+      </w:r>
+      <w:r>
+        <w:t xml:space="preserve"> </w:t>
+      </w:r>
+      <w:r>
+        <w:t xml:space="preserve">(mammals 17.9%, birds 12.8%, amphibians 3.2%, reptiles 1.1%).</w:t>
       </w:r>
     </w:p>
     <w:p>
@@ -8579,49 +8584,7 @@
           <w:b/>
           <w:bCs/>
         </w:rPr>
-        <w:t xml:space="preserve">ED 24 | Functional-diversity indices and unconstrained NMDS ordination.</w:t>
-      </w:r>
-      <w:r>
-        <w:t xml:space="preserve"> </w:t>
-      </w:r>
-      <w:r>
-        <w:t xml:space="preserve">Functional</w:t>
-      </w:r>
-      <w:r>
-        <w:t xml:space="preserve"> </w:t>
-      </w:r>
-      <w:r>
-        <w:t xml:space="preserve">evenness, dispersion and Rao’s quadratic entropy against the same six hypotheses, showing that</w:t>
-      </w:r>
-      <w:r>
-        <w:t xml:space="preserve"> </w:t>
-      </w:r>
-      <w:r>
-        <w:t xml:space="preserve">the sign of the effect is consistent across indices; and non-metric multidimensional scaling</w:t>
-      </w:r>
-      <w:r>
-        <w:t xml:space="preserve"> </w:t>
-      </w:r>
-      <w:r>
-        <w:t xml:space="preserve">of assemblage trait composition with environmental vectors fitted afterwards. Functional</w:t>
-      </w:r>
-      <w:r>
-        <w:t xml:space="preserve"> </w:t>
-      </w:r>
-      <w:r>
-        <w:t xml:space="preserve">richness is not shown: the convex-hull computation does not scale to the species numbers here.</w:t>
-      </w:r>
-    </w:p>
-    <w:p>
-      <w:pPr>
-        <w:pStyle w:val="BodyText"/>
-      </w:pPr>
-      <w:r>
-        <w:rPr>
-          <w:b/>
-          <w:bCs/>
-        </w:rPr>
-        <w:t xml:space="preserve">ED 25 | Land-use tolerance: which traits tolerate modification, and are they the protected</w:t>
+        <w:t xml:space="preserve">ED 24 | Land-use tolerance: which traits tolerate modification, and are they the protected</w:t>
       </w:r>
       <w:r>
         <w:rPr>
@@ -8655,6 +8618,62 @@
         <w:pict>
           <v:rect style="width:0;height:1.5pt" o:hralign="center" o:hrstd="t" o:hr="t"/>
         </w:pict>
+      </w:r>
+    </w:p>
+    <w:p>
+      <w:pPr>
+        <w:pStyle w:val="FirstParagraph"/>
+      </w:pPr>
+      <w:r>
+        <w:rPr>
+          <w:b/>
+          <w:bCs/>
+        </w:rPr>
+        <w:t xml:space="preserve">ED 25 | Geographically weighted trait–environment coupling.</w:t>
+      </w:r>
+      <w:r>
+        <w:t xml:space="preserve"> </w:t>
+      </w:r>
+      <w:r>
+        <w:t xml:space="preserve">Local coupling estimated in a</w:t>
+      </w:r>
+      <w:r>
+        <w:t xml:space="preserve"> </w:t>
+      </w:r>
+      <w:r>
+        <w:t xml:space="preserve">moving window of the 200 nearest cells, its difference between reptiles and the endotherm</w:t>
+      </w:r>
+      <w:r>
+        <w:t xml:space="preserve"> </w:t>
+      </w:r>
+      <w:r>
+        <w:t xml:space="preserve">mean, and a diagnostic of local coupling against cell richness.</w:t>
+      </w:r>
+    </w:p>
+    <w:p>
+      <w:pPr>
+        <w:pStyle w:val="BlockText"/>
+      </w:pPr>
+      <w:r>
+        <w:t xml:space="preserve">These local estimates must not be read against Fig. 5. The family-level analysis is free of</w:t>
+      </w:r>
+      <w:r>
+        <w:t xml:space="preserve"> </w:t>
+      </w:r>
+      <w:r>
+        <w:t xml:space="preserve">the attenuation shown in the diagnostic panel; the local estimates are not. The maps are</w:t>
+      </w:r>
+      <w:r>
+        <w:t xml:space="preserve"> </w:t>
+      </w:r>
+      <w:r>
+        <w:t xml:space="preserve">reported as a description of spatial heterogeneity, the diagnostic as a methodological</w:t>
+      </w:r>
+      <w:r>
+        <w:t xml:space="preserve"> </w:t>
+      </w:r>
+      <w:r>
+        <w:t xml:space="preserve">caution, not as a biological contrast.</w:t>
       </w:r>
     </w:p>
     <w:bookmarkEnd w:id="54"/>

--- a/06_manuscript/manuscript_v4_full.docx
+++ b/06_manuscript/manuscript_v4_full.docx
@@ -2,7 +2,7 @@
 <file path=word/document.xml><?xml version="1.0" encoding="utf-8"?>
 <w:document xmlns:w="http://schemas.openxmlformats.org/wordprocessingml/2006/main" xmlns:m="http://schemas.openxmlformats.org/officeDocument/2006/math" xmlns:r="http://schemas.openxmlformats.org/officeDocument/2006/relationships" xmlns:o="urn:schemas-microsoft-com:office:office" xmlns:v="urn:schemas-microsoft-com:vml" xmlns:w10="urn:schemas-microsoft-com:office:word" xmlns:a="http://schemas.openxmlformats.org/drawingml/2006/main" xmlns:pic="http://schemas.openxmlformats.org/drawingml/2006/picture" xmlns:wp="http://schemas.openxmlformats.org/drawingml/2006/wordprocessingDrawing">
   <w:body>
-    <w:bookmarkStart w:id="56" w:name="X25412cf3cdbf2eeeeeb50b306843c81459f6a87"/>
+    <w:bookmarkStart w:id="57" w:name="X25412cf3cdbf2eeeeeb50b306843c81459f6a87"/>
     <w:p>
       <w:pPr>
         <w:pStyle w:val="Heading1"/>
@@ -70,7 +70,7 @@
         <w:t xml:space="preserve"> </w:t>
       </w:r>
       <w:r>
-        <w:t xml:space="preserve">Abstract 198 | Main text 4,298 (Introduction 1,244, Results 1,791, Discussion 1,263) | Methods 2,258 | Figures 8 | Extended Data figures 25 | Supplementary Tables 28 | References 100</w:t>
+        <w:t xml:space="preserve">Abstract 198 | Main text 4,298 (Introduction 1,244, Results 1,791, Discussion 1,263) | Methods 2,414 | Figures 8 | Extended Data figures 25 | Supplementary Tables 28 | References 100</w:t>
       </w:r>
     </w:p>
     <w:p>
@@ -1305,7 +1305,7 @@
       </w:r>
     </w:p>
     <w:bookmarkEnd w:id="10"/>
-    <w:bookmarkStart w:id="24" w:name="materials-and-methods"/>
+    <w:bookmarkStart w:id="25" w:name="materials-and-methods"/>
     <w:p>
       <w:pPr>
         <w:pStyle w:val="Heading2"/>
@@ -3355,6 +3355,102 @@
         <w:t xml:space="preserve">(§ Data and code availability).</w:t>
       </w:r>
     </w:p>
+    <w:bookmarkEnd w:id="23"/>
+    <w:bookmarkStart w:id="24" w:name="use-of-ai-tools"/>
+    <w:p>
+      <w:pPr>
+        <w:pStyle w:val="Heading3"/>
+      </w:pPr>
+      <w:r>
+        <w:t xml:space="preserve">2.14 Use of AI tools</w:t>
+      </w:r>
+    </w:p>
+    <w:p>
+      <w:pPr>
+        <w:pStyle w:val="FirstParagraph"/>
+      </w:pPr>
+      <w:r>
+        <w:t xml:space="preserve">[AUTHOR TO CONFIRM BEFORE SUBMISSION — see 05_statements/AI_use_disclosure.md. Nature Portfolio requires LLM use to be documented in the Methods.]</w:t>
+      </w:r>
+      <w:r>
+        <w:t xml:space="preserve"> </w:t>
+      </w:r>
+      <w:r>
+        <w:t xml:space="preserve">An AI assistant (Claude; Anthropic), including the Opus 5 and Opus 5.5 models accessed</w:t>
+      </w:r>
+      <w:r>
+        <w:t xml:space="preserve"> </w:t>
+      </w:r>
+      <w:r>
+        <w:t xml:space="preserve">through Claude Code between August and October 2026, was used under the author’s direction</w:t>
+      </w:r>
+      <w:r>
+        <w:t xml:space="preserve"> </w:t>
+      </w:r>
+      <w:r>
+        <w:t xml:space="preserve">to write and run the R analysis code and produce the figures from that code; to draft and</w:t>
+      </w:r>
+      <w:r>
+        <w:t xml:space="preserve"> </w:t>
+      </w:r>
+      <w:r>
+        <w:t xml:space="preserve">revise the manuscript text, figure legends and Supplementary Information; and to check</w:t>
+      </w:r>
+      <w:r>
+        <w:t xml:space="preserve"> </w:t>
+      </w:r>
+      <w:r>
+        <w:t xml:space="preserve">references against Crossref records and reported values against the result tables. No</w:t>
+      </w:r>
+      <w:r>
+        <w:t xml:space="preserve"> </w:t>
+      </w:r>
+      <w:r>
+        <w:t xml:space="preserve">generative image model was used: every figure is a plot of data rendered by R code.</w:t>
+      </w:r>
+      <w:r>
+        <w:t xml:space="preserve"> </w:t>
+      </w:r>
+      <w:r>
+        <w:t xml:space="preserve">[AUTHOR TO CONFIRM — the author’s own role, for example:</w:t>
+      </w:r>
+      <w:r>
+        <w:t xml:space="preserve"> </w:t>
+      </w:r>
+      <w:r>
+        <w:t xml:space="preserve">“The author defined the research</w:t>
+      </w:r>
+      <w:r>
+        <w:t xml:space="preserve"> </w:t>
+      </w:r>
+      <w:r>
+        <w:t xml:space="preserve">aims, selected the data sources and analyses, reviewed all code, results and text, and takes</w:t>
+      </w:r>
+      <w:r>
+        <w:t xml:space="preserve"> </w:t>
+      </w:r>
+      <w:r>
+        <w:t xml:space="preserve">full responsibility for the content of this paper.”</w:t>
+      </w:r>
+      <w:r>
+        <w:t xml:space="preserve">]</w:t>
+      </w:r>
+      <w:r>
+        <w:t xml:space="preserve"> </w:t>
+      </w:r>
+      <w:r>
+        <w:t xml:space="preserve">[AUTHOR TO CONFIRM — any AI tools used outside this workflow, or</w:t>
+      </w:r>
+      <w:r>
+        <w:t xml:space="preserve"> </w:t>
+      </w:r>
+      <w:r>
+        <w:t xml:space="preserve">“None”</w:t>
+      </w:r>
+      <w:r>
+        <w:t xml:space="preserve">.]</w:t>
+      </w:r>
+    </w:p>
     <w:p>
       <w:r>
         <w:pict>
@@ -3362,9 +3458,9 @@
         </w:pict>
       </w:r>
     </w:p>
-    <w:bookmarkEnd w:id="23"/>
     <w:bookmarkEnd w:id="24"/>
-    <w:bookmarkStart w:id="34" w:name="results"/>
+    <w:bookmarkEnd w:id="25"/>
+    <w:bookmarkStart w:id="35" w:name="results"/>
     <w:p>
       <w:pPr>
         <w:pStyle w:val="Heading2"/>
@@ -3373,7 +3469,7 @@
         <w:t xml:space="preserve">3. Results</w:t>
       </w:r>
     </w:p>
-    <w:bookmarkStart w:id="25" w:name="X295f7430d2ea4ddf6b6e0fa3d17f62b1dd5b66f"/>
+    <w:bookmarkStart w:id="26" w:name="X295f7430d2ea4ddf6b6e0fa3d17f62b1dd5b66f"/>
     <w:p>
       <w:pPr>
         <w:pStyle w:val="Heading3"/>
@@ -3430,8 +3526,8 @@
         <w:t xml:space="preserve">refuted.</w:t>
       </w:r>
     </w:p>
-    <w:bookmarkEnd w:id="25"/>
-    <w:bookmarkStart w:id="26" w:name="X939f7929db348222c09812972da76fe21285ab1"/>
+    <w:bookmarkEnd w:id="26"/>
+    <w:bookmarkStart w:id="27" w:name="X939f7929db348222c09812972da76fe21285ab1"/>
     <w:p>
       <w:pPr>
         <w:pStyle w:val="Heading3"/>
@@ -3541,8 +3637,8 @@
         <w:t xml:space="preserve">side by side throughout.</w:t>
       </w:r>
     </w:p>
-    <w:bookmarkEnd w:id="26"/>
-    <w:bookmarkStart w:id="27" w:name="X7fa2776d4a5485ea5d498b89cbc90379ccd1347"/>
+    <w:bookmarkEnd w:id="27"/>
+    <w:bookmarkStart w:id="28" w:name="X7fa2776d4a5485ea5d498b89cbc90379ccd1347"/>
     <w:p>
       <w:pPr>
         <w:pStyle w:val="Heading3"/>
@@ -3660,8 +3756,8 @@
         <w:t xml:space="preserve">(habitat heterogeneity).</w:t>
       </w:r>
     </w:p>
-    <w:bookmarkEnd w:id="27"/>
-    <w:bookmarkStart w:id="28" w:name="X4cc65d108db81e63052a6875c9ad0e210d10d4d"/>
+    <w:bookmarkEnd w:id="28"/>
+    <w:bookmarkStart w:id="29" w:name="X4cc65d108db81e63052a6875c9ad0e210d10d4d"/>
     <w:p>
       <w:pPr>
         <w:pStyle w:val="Heading3"/>
@@ -4193,8 +4289,8 @@
         <w:t xml:space="preserve">heterogeneity legitimately changes along elevation; it has to be a covariate.</w:t>
       </w:r>
     </w:p>
-    <w:bookmarkEnd w:id="28"/>
-    <w:bookmarkStart w:id="29" w:name="X1f57fcc27f2e128e1113f97560a946a2b0694bc"/>
+    <w:bookmarkEnd w:id="29"/>
+    <w:bookmarkStart w:id="30" w:name="X1f57fcc27f2e128e1113f97560a946a2b0694bc"/>
     <w:p>
       <w:pPr>
         <w:pStyle w:val="Heading3"/>
@@ -4259,8 +4355,8 @@
         <w:t xml:space="preserve">significant after BH correction.</w:t>
       </w:r>
     </w:p>
-    <w:bookmarkEnd w:id="29"/>
-    <w:bookmarkStart w:id="30" w:name="X4b9624569c3bb29efb7a0fa7506d9ad6d329d29"/>
+    <w:bookmarkEnd w:id="30"/>
+    <w:bookmarkStart w:id="31" w:name="X4b9624569c3bb29efb7a0fa7506d9ad6d329d29"/>
     <w:p>
       <w:pPr>
         <w:pStyle w:val="Heading3"/>
@@ -4326,8 +4422,8 @@
         <w:t xml:space="preserve">constrained CWM models identify.</w:t>
       </w:r>
     </w:p>
-    <w:bookmarkEnd w:id="30"/>
-    <w:bookmarkStart w:id="31" w:name="no-class-substitutes-for-another"/>
+    <w:bookmarkEnd w:id="31"/>
+    <w:bookmarkStart w:id="32" w:name="no-class-substitutes-for-another"/>
     <w:p>
       <w:pPr>
         <w:pStyle w:val="Heading3"/>
@@ -4554,8 +4650,8 @@
         <w:t xml:space="preserve">zero.</w:t>
       </w:r>
     </w:p>
-    <w:bookmarkEnd w:id="31"/>
-    <w:bookmarkStart w:id="32" w:name="X73d1057187d884d0eac2418a3b8303ca4446e32"/>
+    <w:bookmarkEnd w:id="32"/>
+    <w:bookmarkStart w:id="33" w:name="X73d1057187d884d0eac2418a3b8303ca4446e32"/>
     <w:p>
       <w:pPr>
         <w:pStyle w:val="Heading3"/>
@@ -4866,8 +4962,8 @@
         <w:t xml:space="preserve">are the easiest to cover incidentally. H3 is not refuted.</w:t>
       </w:r>
     </w:p>
-    <w:bookmarkEnd w:id="32"/>
-    <w:bookmarkStart w:id="33" w:name="X43ddd162a38ebc2e3c33125fcdc8819a5d14213"/>
+    <w:bookmarkEnd w:id="33"/>
+    <w:bookmarkStart w:id="34" w:name="X43ddd162a38ebc2e3c33125fcdc8819a5d14213"/>
     <w:p>
       <w:pPr>
         <w:pStyle w:val="Heading3"/>
@@ -5043,9 +5139,9 @@
         </w:pict>
       </w:r>
     </w:p>
-    <w:bookmarkEnd w:id="33"/>
     <w:bookmarkEnd w:id="34"/>
-    <w:bookmarkStart w:id="41" w:name="discussion"/>
+    <w:bookmarkEnd w:id="35"/>
+    <w:bookmarkStart w:id="42" w:name="discussion"/>
     <w:p>
       <w:pPr>
         <w:pStyle w:val="Heading2"/>
@@ -5098,7 +5194,7 @@
         <w:t xml:space="preserve">(Q3).</w:t>
       </w:r>
     </w:p>
-    <w:bookmarkStart w:id="35" w:name="X0e2dbbff725774af4afbe885c2a7e396a3fd4b0"/>
+    <w:bookmarkStart w:id="36" w:name="X0e2dbbff725774af4afbe885c2a7e396a3fd4b0"/>
     <w:p>
       <w:pPr>
         <w:pStyle w:val="Heading3"/>
@@ -5228,8 +5324,8 @@
         <w:t xml:space="preserve">and guards against both failure modes.</w:t>
       </w:r>
     </w:p>
-    <w:bookmarkEnd w:id="35"/>
-    <w:bookmarkStart w:id="36" w:name="X41488f553e9590a1b34606b069cb06a478d5e87"/>
+    <w:bookmarkEnd w:id="36"/>
+    <w:bookmarkStart w:id="37" w:name="X41488f553e9590a1b34606b069cb06a478d5e87"/>
     <w:p>
       <w:pPr>
         <w:pStyle w:val="Heading3"/>
@@ -5378,8 +5474,8 @@
         <w:t xml:space="preserve">climate-exposed, and warming should reorganise it faster.</w:t>
       </w:r>
     </w:p>
-    <w:bookmarkEnd w:id="36"/>
-    <w:bookmarkStart w:id="37" w:name="Xc49e37d63831180308cfda46f0db1847147460d"/>
+    <w:bookmarkEnd w:id="37"/>
+    <w:bookmarkStart w:id="38" w:name="Xc49e37d63831180308cfda46f0db1847147460d"/>
     <w:p>
       <w:pPr>
         <w:pStyle w:val="Heading3"/>
@@ -5504,8 +5600,8 @@
         <w:t xml:space="preserve">that secretly carries temperature) can masquerade as mechanism.</w:t>
       </w:r>
     </w:p>
-    <w:bookmarkEnd w:id="37"/>
-    <w:bookmarkStart w:id="38" w:name="Xff1ca52bf0b7a532fa6b6740ce7ce9fd32985f5"/>
+    <w:bookmarkEnd w:id="38"/>
+    <w:bookmarkStart w:id="39" w:name="Xff1ca52bf0b7a532fa6b6740ce7ce9fd32985f5"/>
     <w:p>
       <w:pPr>
         <w:pStyle w:val="Heading3"/>
@@ -5694,8 +5790,8 @@
         <w:t xml:space="preserve">conservation outcome equivalent to protection.</w:t>
       </w:r>
     </w:p>
-    <w:bookmarkEnd w:id="38"/>
-    <w:bookmarkStart w:id="39" w:name="limitations"/>
+    <w:bookmarkEnd w:id="39"/>
+    <w:bookmarkStart w:id="40" w:name="limitations"/>
     <w:p>
       <w:pPr>
         <w:pStyle w:val="Heading3"/>
@@ -5921,8 +6017,8 @@
         <w:t xml:space="preserve">should not be cited independently of the grid-cell result.</w:t>
       </w:r>
     </w:p>
-    <w:bookmarkEnd w:id="39"/>
-    <w:bookmarkStart w:id="40" w:name="conclusions-and-outlook"/>
+    <w:bookmarkEnd w:id="40"/>
+    <w:bookmarkStart w:id="41" w:name="conclusions-and-outlook"/>
     <w:p>
       <w:pPr>
         <w:pStyle w:val="Heading3"/>
@@ -6012,9 +6108,9 @@
         </w:pict>
       </w:r>
     </w:p>
-    <w:bookmarkEnd w:id="40"/>
     <w:bookmarkEnd w:id="41"/>
-    <w:bookmarkStart w:id="42" w:name="data-and-code-availability"/>
+    <w:bookmarkEnd w:id="42"/>
+    <w:bookmarkStart w:id="43" w:name="data-and-code-availability"/>
     <w:p>
       <w:pPr>
         <w:pStyle w:val="Heading2"/>
@@ -6132,8 +6228,8 @@
         <w:t xml:space="preserve">.</w:t>
       </w:r>
     </w:p>
-    <w:bookmarkEnd w:id="42"/>
-    <w:bookmarkStart w:id="43" w:name="author-contributions"/>
+    <w:bookmarkEnd w:id="43"/>
+    <w:bookmarkStart w:id="44" w:name="author-contributions"/>
     <w:p>
       <w:pPr>
         <w:pStyle w:val="Heading2"/>
@@ -6156,8 +6252,8 @@
         <w:t xml:space="preserve">the figures and wrote the manuscript.</w:t>
       </w:r>
     </w:p>
-    <w:bookmarkEnd w:id="43"/>
-    <w:bookmarkStart w:id="44" w:name="competing-interests"/>
+    <w:bookmarkEnd w:id="44"/>
+    <w:bookmarkStart w:id="45" w:name="competing-interests"/>
     <w:p>
       <w:pPr>
         <w:pStyle w:val="Heading2"/>
@@ -6181,8 +6277,8 @@
         </w:pict>
       </w:r>
     </w:p>
-    <w:bookmarkEnd w:id="44"/>
-    <w:bookmarkStart w:id="53" w:name="figure-legends"/>
+    <w:bookmarkEnd w:id="45"/>
+    <w:bookmarkStart w:id="54" w:name="figure-legends"/>
     <w:p>
       <w:pPr>
         <w:pStyle w:val="Heading2"/>
@@ -6191,7 +6287,7 @@
         <w:t xml:space="preserve">Figure legends</w:t>
       </w:r>
     </w:p>
-    <w:bookmarkStart w:id="45" w:name="X0aa59cf7991c442f6d436565d112937517609dd"/>
+    <w:bookmarkStart w:id="46" w:name="X0aa59cf7991c442f6d436565d112937517609dd"/>
     <w:p>
       <w:pPr>
         <w:pStyle w:val="Heading3"/>
@@ -6283,8 +6379,8 @@
         <w:t xml:space="preserve">class. Grey cells hold fewer than two species of that class; they are not absences.</w:t>
       </w:r>
     </w:p>
-    <w:bookmarkEnd w:id="45"/>
-    <w:bookmarkStart w:id="46" w:name="X6baa16c06355acd6eacfa1cd17f5d2d2cc3d2e0"/>
+    <w:bookmarkEnd w:id="46"/>
+    <w:bookmarkStart w:id="47" w:name="X6baa16c06355acd6eacfa1cd17f5d2d2cc3d2e0"/>
     <w:p>
       <w:pPr>
         <w:pStyle w:val="Heading3"/>
@@ -6453,8 +6549,8 @@
         <w:t xml:space="preserve">uncorrelated with size whatever the raw correlation.</w:t>
       </w:r>
     </w:p>
-    <w:bookmarkEnd w:id="46"/>
-    <w:bookmarkStart w:id="47" w:name="X87eb59cb4e9aef0500424ae43aeb8b68275c0c1"/>
+    <w:bookmarkEnd w:id="47"/>
+    <w:bookmarkStart w:id="48" w:name="X87eb59cb4e9aef0500424ae43aeb8b68275c0c1"/>
     <w:p>
       <w:pPr>
         <w:pStyle w:val="Heading3"/>
@@ -6562,8 +6658,8 @@
         <w:t xml:space="preserve">87%, amphibians 53% of analysable land cells.</w:t>
       </w:r>
     </w:p>
-    <w:bookmarkEnd w:id="47"/>
-    <w:bookmarkStart w:id="48" w:name="X744c70a2dfa1a933c4dec8a32e9badcc8622910"/>
+    <w:bookmarkEnd w:id="48"/>
+    <w:bookmarkStart w:id="49" w:name="X744c70a2dfa1a933c4dec8a32e9badcc8622910"/>
     <w:p>
       <w:pPr>
         <w:pStyle w:val="Heading3"/>
@@ -6712,8 +6808,8 @@
         <w:t xml:space="preserve">dilutes rather than concentrates the environmental signal.</w:t>
       </w:r>
     </w:p>
-    <w:bookmarkEnd w:id="48"/>
-    <w:bookmarkStart w:id="49" w:name="X7806e1177b1962ed6838846918071773a3e99fb"/>
+    <w:bookmarkEnd w:id="49"/>
+    <w:bookmarkStart w:id="50" w:name="X7806e1177b1962ed6838846918071773a3e99fb"/>
     <w:p>
       <w:pPr>
         <w:pStyle w:val="Heading3"/>
@@ -6885,8 +6981,8 @@
         <w:t xml:space="preserve">family-specific spatial autoregressive error models on the 50-km grid.</w:t>
       </w:r>
     </w:p>
-    <w:bookmarkEnd w:id="49"/>
-    <w:bookmarkStart w:id="50" w:name="X4f0efc32b458e4d7636ddcee2bdb8f033663a77"/>
+    <w:bookmarkEnd w:id="50"/>
+    <w:bookmarkStart w:id="51" w:name="X4f0efc32b458e4d7636ddcee2bdb8f033663a77"/>
     <w:p>
       <w:pPr>
         <w:pStyle w:val="Heading3"/>
@@ -7025,8 +7121,8 @@
         <w:t xml:space="preserve">trait bar, 12 per axis bar).</w:t>
       </w:r>
     </w:p>
-    <w:bookmarkEnd w:id="50"/>
-    <w:bookmarkStart w:id="51" w:name="X11dab106384de61d4b0194369141b06af93188f"/>
+    <w:bookmarkEnd w:id="51"/>
+    <w:bookmarkStart w:id="52" w:name="X11dab106384de61d4b0194369141b06af93188f"/>
     <w:p>
       <w:pPr>
         <w:pStyle w:val="Heading3"/>
@@ -7186,8 +7282,8 @@
         <w:t xml:space="preserve">largely reflect imputed values.</w:t>
       </w:r>
     </w:p>
-    <w:bookmarkEnd w:id="51"/>
-    <w:bookmarkStart w:id="52" w:name="Xa733520e77d6028107887660bf60ce3741b97f4"/>
+    <w:bookmarkEnd w:id="52"/>
+    <w:bookmarkStart w:id="53" w:name="Xa733520e77d6028107887660bf60ce3741b97f4"/>
     <w:p>
       <w:pPr>
         <w:pStyle w:val="Heading3"/>
@@ -7397,9 +7493,9 @@
         </w:pict>
       </w:r>
     </w:p>
-    <w:bookmarkEnd w:id="52"/>
     <w:bookmarkEnd w:id="53"/>
-    <w:bookmarkStart w:id="54" w:name="extended-data-figure-legends"/>
+    <w:bookmarkEnd w:id="54"/>
+    <w:bookmarkStart w:id="55" w:name="extended-data-figure-legends"/>
     <w:p>
       <w:pPr>
         <w:pStyle w:val="Heading2"/>
@@ -8676,8 +8772,8 @@
         <w:t xml:space="preserve">caution, not as a biological contrast.</w:t>
       </w:r>
     </w:p>
-    <w:bookmarkEnd w:id="54"/>
-    <w:bookmarkStart w:id="55" w:name="references"/>
+    <w:bookmarkEnd w:id="55"/>
+    <w:bookmarkStart w:id="56" w:name="references"/>
     <w:p>
       <w:pPr>
         <w:pStyle w:val="Heading2"/>
@@ -12074,8 +12170,8 @@
         <w:t xml:space="preserve">[钟雨茜等]</w:t>
       </w:r>
     </w:p>
-    <w:bookmarkEnd w:id="55"/>
     <w:bookmarkEnd w:id="56"/>
+    <w:bookmarkEnd w:id="57"/>
     <w:sectPr>
       <w:footnotePr>
         <w:numRestart w:val="eachSect"/>
